--- a/docs/GUIDEBOOK.docx
+++ b/docs/GUIDEBOOK.docx
@@ -13487,6 +13487,84 @@
       </w:r>
       <w:r>
         <w:t xml:space="preserve">render that block as a plain indented list instead.</w:t>
+      </w:r>
+    </w:p>
+    <w:p>
+      <w:pPr>
+        <w:pStyle w:val="BodyText"/>
+      </w:pPr>
+      <w:r>
+        <w:rPr>
+          <w:b/>
+          <w:bCs/>
+        </w:rPr>
+        <w:t xml:space="preserve">If you edit this book or write another one</w:t>
+      </w:r>
+      <w:r>
+        <w:t xml:space="preserve">, read</w:t>
+      </w:r>
+      <w:r>
+        <w:t xml:space="preserve"> </w:t>
+      </w:r>
+      <w:r>
+        <w:rPr>
+          <w:rStyle w:val="VerbatimChar"/>
+        </w:rPr>
+        <w:t xml:space="preserve">docs/DOC-CONVENTIONS.md</w:t>
+      </w:r>
+      <w:r>
+        <w:t xml:space="preserve"> </w:t>
+      </w:r>
+      <w:r>
+        <w:t xml:space="preserve">first and run</w:t>
+      </w:r>
+      <w:r>
+        <w:t xml:space="preserve"> </w:t>
+      </w:r>
+      <w:r>
+        <w:rPr>
+          <w:rStyle w:val="VerbatimChar"/>
+        </w:rPr>
+        <w:t xml:space="preserve">./tools/check-docs.sh</w:t>
+      </w:r>
+      <w:r>
+        <w:t xml:space="preserve"> </w:t>
+      </w:r>
+      <w:r>
+        <w:t xml:space="preserve">before</w:t>
+      </w:r>
+      <w:r>
+        <w:t xml:space="preserve"> </w:t>
+      </w:r>
+      <w:r>
+        <w:t xml:space="preserve">converting. The rule that matters most: never leave a bare</w:t>
+      </w:r>
+      <w:r>
+        <w:t xml:space="preserve"> </w:t>
+      </w:r>
+      <w:r>
+        <w:rPr>
+          <w:rStyle w:val="VerbatimChar"/>
+        </w:rPr>
+        <w:t xml:space="preserve">&lt;placeholder&gt;</w:t>
+      </w:r>
+      <w:r>
+        <w:t xml:space="preserve"> </w:t>
+      </w:r>
+      <w:r>
+        <w:t xml:space="preserve">outside backticks — every converter reads it as an HTML</w:t>
+      </w:r>
+      <w:r>
+        <w:t xml:space="preserve"> </w:t>
+      </w:r>
+      <w:r>
+        <w:t xml:space="preserve">tag and silently deletes it, which already cost this book a sentence</w:t>
+      </w:r>
+      <w:r>
+        <w:t xml:space="preserve"> </w:t>
+      </w:r>
+      <w:r>
+        <w:t xml:space="preserve">once.</w:t>
       </w:r>
     </w:p>
     <w:p>

--- a/docs/GUIDEBOOK.docx
+++ b/docs/GUIDEBOOK.docx
@@ -3406,6 +3406,77 @@
         <w:pStyle w:val="FirstParagraph"/>
       </w:pPr>
       <w:r>
+        <w:t xml:space="preserve">And before you dispatch work in a project,</w:t>
+      </w:r>
+      <w:r>
+        <w:t xml:space="preserve"> </w:t>
+      </w:r>
+      <w:r>
+        <w:rPr>
+          <w:rStyle w:val="VerbatimChar"/>
+        </w:rPr>
+        <w:t xml:space="preserve">agentteam doctor</w:t>
+      </w:r>
+      <w:r>
+        <w:t xml:space="preserve"> </w:t>
+      </w:r>
+      <w:r>
+        <w:t xml:space="preserve">is the</w:t>
+      </w:r>
+      <w:r>
+        <w:t xml:space="preserve"> </w:t>
+      </w:r>
+      <w:r>
+        <w:t xml:space="preserve">one-command preflight. It checks the base branch exists, every worker’s</w:t>
+      </w:r>
+      <w:r>
+        <w:t xml:space="preserve"> </w:t>
+      </w:r>
+      <w:r>
+        <w:t xml:space="preserve">binary and config line, each worktree’s health (on the right branch,</w:t>
+      </w:r>
+      <w:r>
+        <w:t xml:space="preserve"> </w:t>
+      </w:r>
+      <w:r>
+        <w:t xml:space="preserve">behind the base, uncommitted leftovers), stale background state, the</w:t>
+      </w:r>
+      <w:r>
+        <w:t xml:space="preserve"> </w:t>
+      </w:r>
+      <w:r>
+        <w:t xml:space="preserve">guard hooks, and disk headroom — then prints</w:t>
+      </w:r>
+      <w:r>
+        <w:t xml:space="preserve"> </w:t>
+      </w:r>
+      <w:r>
+        <w:rPr>
+          <w:rStyle w:val="VerbatimChar"/>
+        </w:rPr>
+        <w:t xml:space="preserve">all clear</w:t>
+      </w:r>
+      <w:r>
+        <w:t xml:space="preserve">, a list of</w:t>
+      </w:r>
+      <w:r>
+        <w:t xml:space="preserve"> </w:t>
+      </w:r>
+      <w:r>
+        <w:t xml:space="preserve">warnings, or errors you should fix first. It catches the quiet</w:t>
+      </w:r>
+      <w:r>
+        <w:t xml:space="preserve"> </w:t>
+      </w:r>
+      <w:r>
+        <w:t xml:space="preserve">misconfigurations that would otherwise cost you a wasted run.</w:t>
+      </w:r>
+    </w:p>
+    <w:p>
+      <w:pPr>
+        <w:pStyle w:val="BodyText"/>
+      </w:pPr>
+      <w:r>
         <w:rPr>
           <w:rStyle w:val="VerbatimChar"/>
         </w:rPr>
@@ -5130,13 +5201,40 @@
         <w:t xml:space="preserve"> </w:t>
       </w:r>
       <w:r>
-        <w:t xml:space="preserve">status, and the per-worker lock; cleaned any stale git lock from a</w:t>
-      </w:r>
-      <w:r>
-        <w:t xml:space="preserve"> </w:t>
-      </w:r>
-      <w:r>
-        <w:t xml:space="preserve">previously killed run; then ran the codex CLI inside</w:t>
+        <w:t xml:space="preserve">status, and the per-worker lock; warned if the worker’s branch had fallen</w:t>
+      </w:r>
+      <w:r>
+        <w:t xml:space="preserve"> </w:t>
+      </w:r>
+      <w:r>
+        <w:t xml:space="preserve">behind the base (stale code wastes runs — set</w:t>
+      </w:r>
+      <w:r>
+        <w:t xml:space="preserve"> </w:t>
+      </w:r>
+      <w:r>
+        <w:rPr>
+          <w:rStyle w:val="VerbatimChar"/>
+        </w:rPr>
+        <w:t xml:space="preserve">AGENTTEAM_AUTO_SYNC=1</w:t>
+      </w:r>
+      <w:r>
+        <w:t xml:space="preserve"> </w:t>
+      </w:r>
+      <w:r>
+        <w:t xml:space="preserve">to</w:t>
+      </w:r>
+      <w:r>
+        <w:t xml:space="preserve"> </w:t>
+      </w:r>
+      <w:r>
+        <w:t xml:space="preserve">fast-forward it first); cleaned any stale git lock from a previously</w:t>
+      </w:r>
+      <w:r>
+        <w:t xml:space="preserve"> </w:t>
+      </w:r>
+      <w:r>
+        <w:t xml:space="preserve">killed run; then ran the codex CLI inside</w:t>
       </w:r>
       <w:r>
         <w:t xml:space="preserve"> </w:t>
@@ -5151,13 +5249,13 @@
         <w:t xml:space="preserve"> </w:t>
       </w:r>
       <w:r>
-        <w:t xml:space="preserve">with the</w:t>
-      </w:r>
-      <w:r>
-        <w:t xml:space="preserve"> </w:t>
-      </w:r>
-      <w:r>
-        <w:t xml:space="preserve">task text, capped at</w:t>
+        <w:t xml:space="preserve">with the task text,</w:t>
+      </w:r>
+      <w:r>
+        <w:t xml:space="preserve"> </w:t>
+      </w:r>
+      <w:r>
+        <w:t xml:space="preserve">capped at</w:t>
       </w:r>
       <w:r>
         <w:t xml:space="preserve"> </w:t>
@@ -6722,6 +6820,15 @@
           <w:rStyle w:val="VerbatimChar"/>
         </w:rPr>
         <w:t xml:space="preserve">$ agentteam status          # where did I leave off? benched agents? queue?</w:t>
+      </w:r>
+      <w:r>
+        <w:br/>
+      </w:r>
+      <w:r>
+        <w:rPr>
+          <w:rStyle w:val="VerbatimChar"/>
+        </w:rPr>
+        <w:t xml:space="preserve">$ agentteam doctor          # anything that would waste a run? (base, agents, stale)</w:t>
       </w:r>
       <w:r>
         <w:br/>
@@ -10420,7 +10527,34 @@
               <w:pStyle w:val="Compact"/>
             </w:pPr>
             <w:r>
-              <w:t xml:space="preserve">Rehearse the entire loop with mock agents in a throwaway sandbox — 27 checks, zero quota.</w:t>
+              <w:t xml:space="preserve">Rehearse the entire loop with mock agents in a throwaway sandbox — zero quota.</w:t>
+            </w:r>
+          </w:p>
+        </w:tc>
+      </w:tr>
+      <w:tr>
+        <w:tc>
+          <w:tcPr/>
+          <w:p>
+            <w:pPr>
+              <w:pStyle w:val="Compact"/>
+            </w:pPr>
+            <w:r>
+              <w:rPr>
+                <w:rStyle w:val="VerbatimChar"/>
+              </w:rPr>
+              <w:t xml:space="preserve">agentteam doctor</w:t>
+            </w:r>
+          </w:p>
+        </w:tc>
+        <w:tc>
+          <w:tcPr/>
+          <w:p>
+            <w:pPr>
+              <w:pStyle w:val="Compact"/>
+            </w:pPr>
+            <w:r>
+              <w:t xml:space="preserve">Preflight a project: base branch, agent binaries and config lines, worktree health, stale state, disk. Catches what would waste a run. Exits nonzero on an error.</w:t>
             </w:r>
           </w:p>
         </w:tc>
@@ -11628,6 +11762,68 @@
               <w:rPr>
                 <w:rStyle w:val="VerbatimChar"/>
               </w:rPr>
+              <w:t xml:space="preserve">AGENTTEAM_AUTO_SYNC</w:t>
+            </w:r>
+          </w:p>
+        </w:tc>
+        <w:tc>
+          <w:tcPr/>
+          <w:p>
+            <w:pPr>
+              <w:pStyle w:val="Compact"/>
+            </w:pPr>
+            <w:r>
+              <w:t xml:space="preserve">off</w:t>
+            </w:r>
+          </w:p>
+        </w:tc>
+        <w:tc>
+          <w:tcPr/>
+          <w:p>
+            <w:pPr>
+              <w:pStyle w:val="Compact"/>
+            </w:pPr>
+            <w:r>
+              <w:rPr>
+                <w:rStyle w:val="VerbatimChar"/>
+              </w:rPr>
+              <w:t xml:space="preserve">1</w:t>
+            </w:r>
+            <w:r>
+              <w:t xml:space="preserve"> </w:t>
+            </w:r>
+            <w:r>
+              <w:t xml:space="preserve">= fast-forward a stale worker onto the base before a run (clean worktree only). Otherwise</w:t>
+            </w:r>
+            <w:r>
+              <w:t xml:space="preserve"> </w:t>
+            </w:r>
+            <w:r>
+              <w:rPr>
+                <w:rStyle w:val="VerbatimChar"/>
+              </w:rPr>
+              <w:t xml:space="preserve">run</w:t>
+            </w:r>
+            <w:r>
+              <w:t xml:space="preserve"> </w:t>
+            </w:r>
+            <w:r>
+              <w:t xml:space="preserve">just warns.</w:t>
+            </w:r>
+          </w:p>
+        </w:tc>
+      </w:tr>
+      <w:tr>
+        <w:tc>
+          <w:tcPr/>
+          <w:p>
+            <w:pPr>
+              <w:pStyle w:val="Compact"/>
+            </w:pPr>
+            <w:r>
+              <w:rPr>
+                <w:rStyle w:val="VerbatimChar"/>
+              </w:rPr>
               <w:t xml:space="preserve">AGENTTEAM_ALLOW_SECRETS</w:t>
             </w:r>
           </w:p>
@@ -12958,7 +13154,16 @@
         <w:rPr>
           <w:rStyle w:val="VerbatimChar"/>
         </w:rPr>
-        <w:t xml:space="preserve">SESSION START         agentteam status ; claude   (same day: claude -c)</w:t>
+        <w:t xml:space="preserve">SESSION START         agentteam status ; agentteam doctor ; claude</w:t>
+      </w:r>
+      <w:r>
+        <w:br/>
+      </w:r>
+      <w:r>
+        <w:rPr>
+          <w:rStyle w:val="VerbatimChar"/>
+        </w:rPr>
+        <w:t xml:space="preserve">HEALTH CHECK          agentteam doctor    (before dispatching: catches waste)</w:t>
       </w:r>
       <w:r>
         <w:br/>

--- a/docs/GUIDEBOOK.docx
+++ b/docs/GUIDEBOOK.docx
@@ -9237,6 +9237,144 @@
             </w:r>
             <w:r>
               <w:t xml:space="preserve">. Add the line or ignore the seat.</w:t>
+            </w:r>
+          </w:p>
+        </w:tc>
+      </w:tr>
+      <w:tr>
+        <w:tc>
+          <w:tcPr/>
+          <w:p>
+            <w:pPr>
+              <w:pStyle w:val="Compact"/>
+            </w:pPr>
+            <w:r>
+              <w:t xml:space="preserve">init:</w:t>
+            </w:r>
+            <w:r>
+              <w:t xml:space="preserve"> </w:t>
+            </w:r>
+            <w:r>
+              <w:t xml:space="preserve">“this repo has no commits yet”</w:t>
+            </w:r>
+          </w:p>
+        </w:tc>
+        <w:tc>
+          <w:tcPr/>
+          <w:p>
+            <w:pPr>
+              <w:pStyle w:val="Compact"/>
+            </w:pPr>
+            <w:r>
+              <w:t xml:space="preserve">A worktree branches from a commit, so an empty repo cannot be scaffolded. Make one commit first (</w:t>
+            </w:r>
+            <w:r>
+              <w:rPr>
+                <w:rStyle w:val="VerbatimChar"/>
+              </w:rPr>
+              <w:t xml:space="preserve">git commit --allow-empty -m "initial commit"</w:t>
+            </w:r>
+            <w:r>
+              <w:t xml:space="preserve">), then init.</w:t>
+            </w:r>
+          </w:p>
+        </w:tc>
+      </w:tr>
+      <w:tr>
+        <w:tc>
+          <w:tcPr/>
+          <w:p>
+            <w:pPr>
+              <w:pStyle w:val="Compact"/>
+            </w:pPr>
+            <w:r>
+              <w:t xml:space="preserve">“worker/task name must not contain a path separator /</w:t>
+            </w:r>
+            <w:r>
+              <w:t xml:space="preserve"> </w:t>
+            </w:r>
+            <w:r>
+              <w:rPr>
+                <w:rStyle w:val="VerbatimChar"/>
+              </w:rPr>
+              <w:t xml:space="preserve">..</w:t>
+            </w:r>
+            <w:r>
+              <w:t xml:space="preserve"> </w:t>
+            </w:r>
+            <w:r>
+              <w:t xml:space="preserve">/ start with</w:t>
+            </w:r>
+            <w:r>
+              <w:t xml:space="preserve"> </w:t>
+            </w:r>
+            <w:r>
+              <w:rPr>
+                <w:rStyle w:val="VerbatimChar"/>
+              </w:rPr>
+              <w:t xml:space="preserve">-</w:t>
+            </w:r>
+            <w:r>
+              <w:t xml:space="preserve">”</w:t>
+            </w:r>
+          </w:p>
+        </w:tc>
+        <w:tc>
+          <w:tcPr/>
+          <w:p>
+            <w:pPr>
+              <w:pStyle w:val="Compact"/>
+            </w:pPr>
+            <w:r>
+              <w:t xml:space="preserve">A safety guard: these names build paths under</w:t>
+            </w:r>
+            <w:r>
+              <w:t xml:space="preserve"> </w:t>
+            </w:r>
+            <w:r>
+              <w:rPr>
+                <w:rStyle w:val="VerbatimChar"/>
+              </w:rPr>
+              <w:t xml:space="preserve">wt/</w:t>
+            </w:r>
+            <w:r>
+              <w:t xml:space="preserve"> </w:t>
+            </w:r>
+            <w:r>
+              <w:t xml:space="preserve">and</w:t>
+            </w:r>
+            <w:r>
+              <w:t xml:space="preserve"> </w:t>
+            </w:r>
+            <w:r>
+              <w:rPr>
+                <w:rStyle w:val="VerbatimChar"/>
+              </w:rPr>
+              <w:t xml:space="preserve">coord/tasks/</w:t>
+            </w:r>
+            <w:r>
+              <w:t xml:space="preserve">, so they must be plain names. You typed a slash, a</w:t>
+            </w:r>
+            <w:r>
+              <w:t xml:space="preserve"> </w:t>
+            </w:r>
+            <w:r>
+              <w:rPr>
+                <w:rStyle w:val="VerbatimChar"/>
+              </w:rPr>
+              <w:t xml:space="preserve">..</w:t>
+            </w:r>
+            <w:r>
+              <w:t xml:space="preserve">, or a leading dash — use the bare id (</w:t>
+            </w:r>
+            <w:r>
+              <w:rPr>
+                <w:rStyle w:val="VerbatimChar"/>
+              </w:rPr>
+              <w:t xml:space="preserve">T7-codex</w:t>
+            </w:r>
+            <w:r>
+              <w:t xml:space="preserve">, not a path).</w:t>
             </w:r>
           </w:p>
         </w:tc>

--- a/docs/GUIDEBOOK.docx
+++ b/docs/GUIDEBOOK.docx
@@ -6721,6 +6721,69 @@
       </w:r>
     </w:p>
     <w:p>
+      <w:pPr>
+        <w:pStyle w:val="BodyText"/>
+      </w:pPr>
+      <w:r>
+        <w:t xml:space="preserve">When you want to</w:t>
+      </w:r>
+      <w:r>
+        <w:t xml:space="preserve"> </w:t>
+      </w:r>
+      <w:r>
+        <w:rPr>
+          <w:i/>
+          <w:iCs/>
+        </w:rPr>
+        <w:t xml:space="preserve">stress-test</w:t>
+      </w:r>
+      <w:r>
+        <w:t xml:space="preserve"> </w:t>
+      </w:r>
+      <w:r>
+        <w:t xml:space="preserve">rather than tour — deliberately try to</w:t>
+      </w:r>
+      <w:r>
+        <w:t xml:space="preserve"> </w:t>
+      </w:r>
+      <w:r>
+        <w:t xml:space="preserve">break each guarantee — run</w:t>
+      </w:r>
+      <w:r>
+        <w:t xml:space="preserve"> </w:t>
+      </w:r>
+      <w:r>
+        <w:rPr>
+          <w:rStyle w:val="VerbatimChar"/>
+        </w:rPr>
+        <w:t xml:space="preserve">bash examples/breakit.sh</w:t>
+      </w:r>
+      <w:r>
+        <w:t xml:space="preserve"> </w:t>
+      </w:r>
+      <w:r>
+        <w:t xml:space="preserve">and follow</w:t>
+      </w:r>
+      <w:r>
+        <w:t xml:space="preserve"> </w:t>
+      </w:r>
+      <w:r>
+        <w:rPr>
+          <w:rStyle w:val="VerbatimChar"/>
+        </w:rPr>
+        <w:t xml:space="preserve">docs/TESTPLAN.md</w:t>
+      </w:r>
+      <w:r>
+        <w:t xml:space="preserve">, which takes you from that automated attack kit through</w:t>
+      </w:r>
+      <w:r>
+        <w:t xml:space="preserve"> </w:t>
+      </w:r>
+      <w:r>
+        <w:t xml:space="preserve">real-fleet checks to building your first genuine project.</w:t>
+      </w:r>
+    </w:p>
+    <w:p>
       <w:r>
         <w:pict>
           <v:rect style="width:0;height:1.5pt" o:hralign="center" o:hrstd="t" o:hr="t"/>
@@ -14135,6 +14198,42 @@
             </w:pPr>
             <w:r>
               <w:t xml:space="preserve">The original deep explanation + the phased roadmap + dictionary.</w:t>
+            </w:r>
+          </w:p>
+        </w:tc>
+      </w:tr>
+      <w:tr>
+        <w:tc>
+          <w:tcPr/>
+          <w:p>
+            <w:pPr>
+              <w:pStyle w:val="Compact"/>
+            </w:pPr>
+            <w:r>
+              <w:rPr>
+                <w:rStyle w:val="VerbatimChar"/>
+              </w:rPr>
+              <w:t xml:space="preserve">docs/TESTPLAN.md</w:t>
+            </w:r>
+          </w:p>
+        </w:tc>
+        <w:tc>
+          <w:tcPr/>
+          <w:p>
+            <w:pPr>
+              <w:pStyle w:val="Compact"/>
+            </w:pPr>
+            <w:r>
+              <w:t xml:space="preserve">The break-it campaign: attack every guarantee (</w:t>
+            </w:r>
+            <w:r>
+              <w:rPr>
+                <w:rStyle w:val="VerbatimChar"/>
+              </w:rPr>
+              <w:t xml:space="preserve">examples/breakit.sh</w:t>
+            </w:r>
+            <w:r>
+              <w:t xml:space="preserve">), then real-fleet checks, then your first real build.</w:t>
             </w:r>
           </w:p>
         </w:tc>

--- a/docs/GUIDEBOOK.docx
+++ b/docs/GUIDEBOOK.docx
@@ -4544,7 +4544,7 @@
         <w:rPr>
           <w:rStyle w:val="NormalTok"/>
         </w:rPr>
-        <w:t xml:space="preserve">$ python3 -m unittest discover -s tests -t .</w:t>
+        <w:t xml:space="preserve">$ python3 -m unittest discover -s tests</w:t>
       </w:r>
       <w:r>
         <w:br/>
@@ -5075,7 +5075,7 @@
         <w:rPr>
           <w:rStyle w:val="VerbatimChar"/>
         </w:rPr>
-        <w:t xml:space="preserve">$ python3 -m unittest discover -s tests -t .</w:t>
+        <w:t xml:space="preserve">$ python3 -m unittest discover -s tests</w:t>
       </w:r>
       <w:r>
         <w:t xml:space="preserve"> </w:t>
@@ -5092,7 +5092,173 @@
     </w:p>
     <w:p>
       <w:pPr>
-        <w:pStyle w:val="BodyText"/>
+        <w:pStyle w:val="BlockText"/>
+      </w:pPr>
+      <w:r>
+        <w:rPr>
+          <w:b/>
+          <w:bCs/>
+        </w:rPr>
+        <w:t xml:space="preserve">Python gotcha (learned from a real run):</w:t>
+      </w:r>
+      <w:r>
+        <w:t xml:space="preserve"> </w:t>
+      </w:r>
+      <w:r>
+        <w:t xml:space="preserve">use</w:t>
+      </w:r>
+      <w:r>
+        <w:t xml:space="preserve"> </w:t>
+      </w:r>
+      <w:r>
+        <w:rPr>
+          <w:rStyle w:val="VerbatimChar"/>
+        </w:rPr>
+        <w:t xml:space="preserve">discover -s tests</w:t>
+      </w:r>
+      <w:r>
+        <w:t xml:space="preserve"> </w:t>
+      </w:r>
+      <w:r>
+        <w:t xml:space="preserve">(or</w:t>
+      </w:r>
+      <w:r>
+        <w:t xml:space="preserve"> </w:t>
+      </w:r>
+      <w:r>
+        <w:rPr>
+          <w:rStyle w:val="VerbatimChar"/>
+        </w:rPr>
+        <w:t xml:space="preserve">discover tests</w:t>
+      </w:r>
+      <w:r>
+        <w:t xml:space="preserve">),</w:t>
+      </w:r>
+      <w:r>
+        <w:t xml:space="preserve"> </w:t>
+      </w:r>
+      <w:r>
+        <w:rPr>
+          <w:b/>
+          <w:bCs/>
+        </w:rPr>
+        <w:t xml:space="preserve">not</w:t>
+      </w:r>
+      <w:r>
+        <w:t xml:space="preserve"> </w:t>
+      </w:r>
+      <w:r>
+        <w:rPr>
+          <w:rStyle w:val="VerbatimChar"/>
+        </w:rPr>
+        <w:t xml:space="preserve">discover -s tests -t .</w:t>
+      </w:r>
+      <w:r>
+        <w:t xml:space="preserve">. On Python 3.11+ the</w:t>
+      </w:r>
+      <w:r>
+        <w:t xml:space="preserve"> </w:t>
+      </w:r>
+      <w:r>
+        <w:rPr>
+          <w:rStyle w:val="VerbatimChar"/>
+        </w:rPr>
+        <w:t xml:space="preserve">-t .</w:t>
+      </w:r>
+      <w:r>
+        <w:t xml:space="preserve"> </w:t>
+      </w:r>
+      <w:r>
+        <w:t xml:space="preserve">form fails with</w:t>
+      </w:r>
+      <w:r>
+        <w:t xml:space="preserve"> </w:t>
+      </w:r>
+      <w:r>
+        <w:t xml:space="preserve">“Start directory is not importable”</w:t>
+      </w:r>
+      <w:r>
+        <w:t xml:space="preserve"> </w:t>
+      </w:r>
+      <w:r>
+        <w:t xml:space="preserve">unless</w:t>
+      </w:r>
+      <w:r>
+        <w:t xml:space="preserve"> </w:t>
+      </w:r>
+      <w:r>
+        <w:rPr>
+          <w:rStyle w:val="VerbatimChar"/>
+        </w:rPr>
+        <w:t xml:space="preserve">tests/</w:t>
+      </w:r>
+      <w:r>
+        <w:t xml:space="preserve"> </w:t>
+      </w:r>
+      <w:r>
+        <w:t xml:space="preserve">contains an empty</w:t>
+      </w:r>
+      <w:r>
+        <w:t xml:space="preserve"> </w:t>
+      </w:r>
+      <w:r>
+        <w:rPr>
+          <w:rStyle w:val="VerbatimChar"/>
+        </w:rPr>
+        <w:t xml:space="preserve">__init__.py</w:t>
+      </w:r>
+      <w:r>
+        <w:t xml:space="preserve"> </w:t>
+      </w:r>
+      <w:r>
+        <w:t xml:space="preserve">file. A worker told to run the</w:t>
+      </w:r>
+      <w:r>
+        <w:t xml:space="preserve"> </w:t>
+      </w:r>
+      <w:r>
+        <w:rPr>
+          <w:rStyle w:val="VerbatimChar"/>
+        </w:rPr>
+        <w:t xml:space="preserve">-t .</w:t>
+      </w:r>
+      <w:r>
+        <w:t xml:space="preserve"> </w:t>
+      </w:r>
+      <w:r>
+        <w:t xml:space="preserve">form but not allowed</w:t>
+      </w:r>
+      <w:r>
+        <w:t xml:space="preserve"> </w:t>
+      </w:r>
+      <w:r>
+        <w:t xml:space="preserve">to create</w:t>
+      </w:r>
+      <w:r>
+        <w:t xml:space="preserve"> </w:t>
+      </w:r>
+      <w:r>
+        <w:rPr>
+          <w:rStyle w:val="VerbatimChar"/>
+        </w:rPr>
+        <w:t xml:space="preserve">tests/__init__.py</w:t>
+      </w:r>
+      <w:r>
+        <w:t xml:space="preserve"> </w:t>
+      </w:r>
+      <w:r>
+        <w:t xml:space="preserve">will correctly report the task as blocked</w:t>
+      </w:r>
+      <w:r>
+        <w:t xml:space="preserve"> </w:t>
+      </w:r>
+      <w:r>
+        <w:t xml:space="preserve">rather than pass — so write the Validate line in the form that just works.</w:t>
+      </w:r>
+    </w:p>
+    <w:p>
+      <w:pPr>
+        <w:pStyle w:val="FirstParagraph"/>
       </w:pPr>
       <w:r>
         <w:t xml:space="preserve">Bad goal:</w:t>
@@ -5848,7 +6014,7 @@
         <w:rPr>
           <w:rStyle w:val="VerbatimChar"/>
         </w:rPr>
-        <w:t xml:space="preserve">  PASS  $ python3 -m unittest discover -s tests -t .</w:t>
+        <w:t xml:space="preserve">  PASS  $ python3 -m unittest discover -s tests</w:t>
       </w:r>
       <w:r>
         <w:br/>

--- a/docs/GUIDEBOOK.docx
+++ b/docs/GUIDEBOOK.docx
@@ -7343,6 +7343,56 @@
         <w:pStyle w:val="FirstParagraph"/>
       </w:pPr>
       <w:r>
+        <w:t xml:space="preserve">This one is worth taking literally: a background run left open while the</w:t>
+      </w:r>
+      <w:r>
+        <w:t xml:space="preserve"> </w:t>
+      </w:r>
+      <w:r>
+        <w:t xml:space="preserve">machine slept overnight came back ten hours later having errored out. The</w:t>
+      </w:r>
+      <w:r>
+        <w:t xml:space="preserve"> </w:t>
+      </w:r>
+      <w:r>
+        <w:t xml:space="preserve">run block and the ledger now flag that case (</w:t>
+      </w:r>
+      <w:r>
+        <w:rPr>
+          <w:rStyle w:val="VerbatimChar"/>
+        </w:rPr>
+        <w:t xml:space="preserve">suspended</w:t>
+      </w:r>
+      <w:r>
+        <w:t xml:space="preserve">), and</w:t>
+      </w:r>
+      <w:r>
+        <w:t xml:space="preserve"> </w:t>
+      </w:r>
+      <w:r>
+        <w:rPr>
+          <w:rStyle w:val="VerbatimChar"/>
+        </w:rPr>
+        <w:t xml:space="preserve">agentteam score</w:t>
+      </w:r>
+      <w:r>
+        <w:t xml:space="preserve"> </w:t>
+      </w:r>
+      <w:r>
+        <w:t xml:space="preserve">keeps such runs out of its averages — but the wasted night is not</w:t>
+      </w:r>
+      <w:r>
+        <w:t xml:space="preserve"> </w:t>
+      </w:r>
+      <w:r>
+        <w:t xml:space="preserve">recoverable. Close the books before you close the lid.</w:t>
+      </w:r>
+    </w:p>
+    <w:p>
+      <w:pPr>
+        <w:pStyle w:val="BodyText"/>
+      </w:pPr>
+      <w:r>
         <w:t xml:space="preserve">Tell the foreman to close the books:</w:t>
       </w:r>
     </w:p>
@@ -13086,7 +13136,52 @@
               <w:t xml:space="preserve"> </w:t>
             </w:r>
             <w:r>
-              <w:t xml:space="preserve">— machine-readable history: one JSON line per run/verify/review/race/merge.</w:t>
+              <w:t xml:space="preserve">— machine-readable history: one JSON line per run/verify/review/race/merge. Run timings are suspend-aware:</w:t>
+            </w:r>
+            <w:r>
+              <w:t xml:space="preserve"> </w:t>
+            </w:r>
+            <w:r>
+              <w:rPr>
+                <w:rStyle w:val="VerbatimChar"/>
+              </w:rPr>
+              <w:t xml:space="preserve">duration_s</w:t>
+            </w:r>
+            <w:r>
+              <w:t xml:space="preserve"> </w:t>
+            </w:r>
+            <w:r>
+              <w:t xml:space="preserve">counts only real working time,</w:t>
+            </w:r>
+            <w:r>
+              <w:t xml:space="preserve"> </w:t>
+            </w:r>
+            <w:r>
+              <w:rPr>
+                <w:rStyle w:val="VerbatimChar"/>
+              </w:rPr>
+              <w:t xml:space="preserve">wall_s</w:t>
+            </w:r>
+            <w:r>
+              <w:t xml:space="preserve"> </w:t>
+            </w:r>
+            <w:r>
+              <w:t xml:space="preserve">is clock time, and</w:t>
+            </w:r>
+            <w:r>
+              <w:t xml:space="preserve"> </w:t>
+            </w:r>
+            <w:r>
+              <w:rPr>
+                <w:rStyle w:val="VerbatimChar"/>
+              </w:rPr>
+              <w:t xml:space="preserve">suspended</w:t>
+            </w:r>
+            <w:r>
+              <w:t xml:space="preserve"> </w:t>
+            </w:r>
+            <w:r>
+              <w:t xml:space="preserve">marks a run the machine slept through.</w:t>
             </w:r>
           </w:p>
         </w:tc>

--- a/docs/GUIDEBOOK.docx
+++ b/docs/GUIDEBOOK.docx
@@ -11435,18 +11435,45 @@
               <w:rPr>
                 <w:rStyle w:val="VerbatimChar"/>
               </w:rPr>
-              <w:t xml:space="preserve">agentteam sabotage &lt;w&gt;</w:t>
-            </w:r>
-          </w:p>
-        </w:tc>
-        <w:tc>
-          <w:tcPr/>
-          <w:p>
-            <w:pPr>
-              <w:pStyle w:val="Compact"/>
-            </w:pPr>
-            <w:r>
-              <w:t xml:space="preserve">The saboteur seat: sync, then hunt fresh merges with failing tests (SAB-* background task).</w:t>
+              <w:t xml:space="preserve">agentteam sabotage [worker]</w:t>
+            </w:r>
+          </w:p>
+        </w:tc>
+        <w:tc>
+          <w:tcPr/>
+          <w:p>
+            <w:pPr>
+              <w:pStyle w:val="Compact"/>
+            </w:pPr>
+            <w:r>
+              <w:t xml:space="preserve">The saboteur seat: syncs the worker, then sends it hunting for real bugs in freshly merged work by writing failing tests. Name a worker, or name none and the seat rotates round-robin through your fleet so routine work keeps getting fresh eyes.</w:t>
+            </w:r>
+          </w:p>
+        </w:tc>
+      </w:tr>
+      <w:tr>
+        <w:tc>
+          <w:tcPr/>
+          <w:p>
+            <w:pPr>
+              <w:pStyle w:val="Compact"/>
+            </w:pPr>
+            <w:r>
+              <w:rPr>
+                <w:rStyle w:val="VerbatimChar"/>
+              </w:rPr>
+              <w:t xml:space="preserve">agentteam sabotage --all</w:t>
+            </w:r>
+          </w:p>
+        </w:tc>
+        <w:tc>
+          <w:tcPr/>
+          <w:p>
+            <w:pPr>
+              <w:pStyle w:val="Compact"/>
+            </w:pPr>
+            <w:r>
+              <w:t xml:space="preserve">Runs every available vendor as saboteur in turn, one after another (never in parallel — same code, and it keeps quota manageable). Use it when a feature or release is finished: each model finds different defects, and one that two models independently find is almost certainly real.</w:t>
             </w:r>
           </w:p>
         </w:tc>

--- a/docs/GUIDEBOOK.docx
+++ b/docs/GUIDEBOOK.docx
@@ -14339,6 +14339,33 @@
             </w:pPr>
             <w:r>
               <w:t xml:space="preserve">This book — the complete beginner-to-daily-use manual.</w:t>
+            </w:r>
+          </w:p>
+        </w:tc>
+      </w:tr>
+      <w:tr>
+        <w:tc>
+          <w:tcPr/>
+          <w:p>
+            <w:pPr>
+              <w:pStyle w:val="Compact"/>
+            </w:pPr>
+            <w:r>
+              <w:rPr>
+                <w:rStyle w:val="VerbatimChar"/>
+              </w:rPr>
+              <w:t xml:space="preserve">docs/HANDOFF.md</w:t>
+            </w:r>
+          </w:p>
+        </w:tc>
+        <w:tc>
+          <w:tcPr/>
+          <w:p>
+            <w:pPr>
+              <w:pStyle w:val="Compact"/>
+            </w:pPr>
+            <w:r>
+              <w:t xml:space="preserve">For whoever takes the project over: what to edit, the change loop, the classes of bug found so far, accounts and quota.</w:t>
             </w:r>
           </w:p>
         </w:tc>

--- a/docs/GUIDEBOOK.docx
+++ b/docs/GUIDEBOOK.docx
@@ -28,13 +28,13 @@
         </w:p>
       </w:sdtContent>
     </w:sdt>
-    <w:bookmarkStart w:id="79" w:name="agentteam-the-complete-guidebook"/>
+    <w:bookmarkStart w:id="79" w:name="frugal-flock-the-complete-guidebook"/>
     <w:p>
       <w:pPr>
         <w:pStyle w:val="Heading1"/>
       </w:pPr>
       <w:r>
-        <w:t xml:space="preserve">agentteam — The Complete Guidebook</w:t>
+        <w:t xml:space="preserve">Frugal Flock — The Complete Guidebook</w:t>
       </w:r>
     </w:p>
     <w:p>
@@ -127,7 +127,7 @@
           <w:b/>
           <w:bCs/>
         </w:rPr>
-        <w:t xml:space="preserve">Covers agentteam v0.3.1 · written 2026-07-19 · for the complete beginner</w:t>
+        <w:t xml:space="preserve">Covers Frugal Flock v0.3.1 · written 2026-07-19 · for the complete beginner</w:t>
       </w:r>
     </w:p>
     <w:p>
@@ -135,7 +135,7 @@
         <w:pStyle w:val="BodyText"/>
       </w:pPr>
       <w:r>
-        <w:t xml:space="preserve">This is the one book that explains everything: what agentteam is, how to</w:t>
+        <w:t xml:space="preserve">This is the one book that explains everything: what Frugal Flock is, how to</w:t>
       </w:r>
       <w:r>
         <w:t xml:space="preserve"> </w:t>
@@ -197,7 +197,7 @@
           <w:b/>
           <w:bCs/>
         </w:rPr>
-        <w:t xml:space="preserve">Never used agentteam before?</w:t>
+        <w:t xml:space="preserve">Never used Frugal Flock before?</w:t>
       </w:r>
       <w:r>
         <w:t xml:space="preserve"> </w:t>
@@ -321,7 +321,7 @@
         <w:rPr>
           <w:rStyle w:val="VerbatimChar"/>
         </w:rPr>
-        <w:t xml:space="preserve">$ agentteam status</w:t>
+        <w:t xml:space="preserve">$ frugal-flock status</w:t>
       </w:r>
     </w:p>
     <w:p>
@@ -364,13 +364,13 @@
       </w:r>
     </w:p>
     <w:bookmarkEnd w:id="9"/>
-    <w:bookmarkStart w:id="15" w:name="what-agentteam-is-and-what-it-is-not"/>
+    <w:bookmarkStart w:id="15" w:name="what-frugal-flock-is-and-what-it-is-not"/>
     <w:p>
       <w:pPr>
         <w:pStyle w:val="Heading2"/>
       </w:pPr>
       <w:r>
-        <w:t xml:space="preserve">2. What agentteam is — and what it is not</w:t>
+        <w:t xml:space="preserve">2. What Frugal Flock is — and what it is not</w:t>
       </w:r>
     </w:p>
     <w:bookmarkStart w:id="10" w:name="the-idea-in-one-paragraph"/>
@@ -387,7 +387,7 @@
         <w:pStyle w:val="FirstParagraph"/>
       </w:pPr>
       <w:r>
-        <w:t xml:space="preserve">agentteam turns five separate AI coding subscriptions — Claude, Codex</w:t>
+        <w:t xml:space="preserve">Frugal Flock turns five separate AI coding subscriptions — Claude, Codex</w:t>
       </w:r>
       <w:r>
         <w:t xml:space="preserve"> </w:t>
@@ -465,7 +465,7 @@
         <w:t xml:space="preserve"> </w:t>
       </w:r>
       <w:r>
-        <w:t xml:space="preserve">who can accept work into the real codebase. agentteam itself is the</w:t>
+        <w:t xml:space="preserve">who can accept work into the real codebase. Frugal Flock itself is the</w:t>
       </w:r>
       <w:r>
         <w:t xml:space="preserve"> </w:t>
@@ -483,7 +483,7 @@
         <w:t xml:space="preserve"> </w:t>
       </w:r>
       <w:r>
-        <w:t xml:space="preserve">The intelligence is rented from your subscriptions; agentteam only</w:t>
+        <w:t xml:space="preserve">The intelligence is rented from your subscriptions; Frugal Flock only</w:t>
       </w:r>
       <w:r>
         <w:t xml:space="preserve"> </w:t>
@@ -649,7 +649,7 @@
         <w:t xml:space="preserve"> </w:t>
       </w:r>
       <w:r>
-        <w:t xml:space="preserve">flat monthly subscription. agentteam is built entirely on logins.</w:t>
+        <w:t xml:space="preserve">flat monthly subscription. Frugal Flock is built entirely on logins.</w:t>
       </w:r>
     </w:p>
     <w:p>
@@ -801,7 +801,7 @@
         <w:rPr>
           <w:rStyle w:val="VerbatimChar"/>
         </w:rPr>
-        <w:t xml:space="preserve">agentteam verify</w:t>
+        <w:t xml:space="preserve">frugal-flock verify</w:t>
       </w:r>
       <w:r>
         <w:t xml:space="preserve">) reads the receipts for you first.</w:t>
@@ -1243,7 +1243,7 @@
         <w:rPr>
           <w:rStyle w:val="VerbatimChar"/>
         </w:rPr>
-        <w:t xml:space="preserve"> FOREMAN: machine-checks first (agentteam verify), reads the diffs, recommends</w:t>
+        <w:t xml:space="preserve"> FOREMAN: machine-checks first (frugal-flock verify), reads the diffs, recommends</w:t>
       </w:r>
       <w:r>
         <w:br/>
@@ -1313,7 +1313,7 @@
         <w:rPr>
           <w:rStyle w:val="VerbatimChar"/>
         </w:rPr>
-        <w:t xml:space="preserve">agentteam init</w:t>
+        <w:t xml:space="preserve">frugal-flock init</w:t>
       </w:r>
       <w:r>
         <w:t xml:space="preserve"> </w:t>
@@ -1328,7 +1328,7 @@
         <w:rPr>
           <w:rStyle w:val="VerbatimChar"/>
         </w:rPr>
-        <w:t xml:space="preserve">agentteam new</w:t>
+        <w:t xml:space="preserve">frugal-flock new</w:t>
       </w:r>
       <w:r>
         <w:t xml:space="preserve">) builds this next to any repository</w:t>
@@ -1828,7 +1828,7 @@
               <w:rPr>
                 <w:rStyle w:val="VerbatimChar"/>
               </w:rPr>
-              <w:t xml:space="preserve">agentteam score</w:t>
+              <w:t xml:space="preserve">frugal-flock score</w:t>
             </w:r>
             <w:r>
               <w:t xml:space="preserve"> </w:t>
@@ -1904,7 +1904,7 @@
         <w:rPr>
           <w:rStyle w:val="VerbatimChar"/>
         </w:rPr>
-        <w:t xml:space="preserve">agentteam init</w:t>
+        <w:t xml:space="preserve">frugal-flock init</w:t>
       </w:r>
       <w:r>
         <w:t xml:space="preserve"> </w:t>
@@ -2056,7 +2056,7 @@
         <w:pStyle w:val="FirstParagraph"/>
       </w:pPr>
       <w:r>
-        <w:t xml:space="preserve">If your repository already has its own hooks, agentteam leaves them</w:t>
+        <w:t xml:space="preserve">If your repository already has its own hooks, Frugal Flock leaves them</w:t>
       </w:r>
       <w:r>
         <w:t xml:space="preserve"> </w:t>
@@ -2150,13 +2150,13 @@
       </w:r>
     </w:p>
     <w:bookmarkEnd w:id="20"/>
-    <w:bookmarkStart w:id="21" w:name="install-agentteam-itself"/>
+    <w:bookmarkStart w:id="21" w:name="install-frugal-flock-itself"/>
     <w:p>
       <w:pPr>
         <w:pStyle w:val="Heading3"/>
       </w:pPr>
       <w:r>
-        <w:t xml:space="preserve">4.2 Install agentteam itself</w:t>
+        <w:t xml:space="preserve">4.2 Install Frugal Flock itself</w:t>
       </w:r>
     </w:p>
     <w:p>
@@ -2190,25 +2190,43 @@
         <w:rPr>
           <w:rStyle w:val="VerbatimChar"/>
         </w:rPr>
-        <w:t xml:space="preserve">$ bash agentteam-install.sh</w:t>
-      </w:r>
-      <w:r>
-        <w:br/>
-      </w:r>
-      <w:r>
-        <w:rPr>
-          <w:rStyle w:val="VerbatimChar"/>
-        </w:rPr>
-        <w:t xml:space="preserve">$ agentteam version</w:t>
-      </w:r>
-      <w:r>
-        <w:br/>
-      </w:r>
-      <w:r>
-        <w:rPr>
-          <w:rStyle w:val="VerbatimChar"/>
-        </w:rPr>
-        <w:t xml:space="preserve">agentteam 0.3.1 (/home/you/.local/bin/agentteam)</w:t>
+        <w:t xml:space="preserve">$ bash frugal-flock-install.sh</w:t>
+      </w:r>
+      <w:r>
+        <w:br/>
+      </w:r>
+      <w:r>
+        <w:rPr>
+          <w:rStyle w:val="VerbatimChar"/>
+        </w:rPr>
+        <w:t xml:space="preserve">$ frugal-flock version</w:t>
+      </w:r>
+      <w:r>
+        <w:br/>
+      </w:r>
+      <w:r>
+        <w:rPr>
+          <w:rStyle w:val="VerbatimChar"/>
+        </w:rPr>
+        <w:t xml:space="preserve">Frugal Flock 0.3.1 (/home/you/.local/bin/frugal-flock)</w:t>
+      </w:r>
+      <w:r>
+        <w:br/>
+      </w:r>
+      <w:r>
+        <w:rPr>
+          <w:rStyle w:val="VerbatimChar"/>
+        </w:rPr>
+        <w:t xml:space="preserve">Small plans. Big ideas.</w:t>
+      </w:r>
+      <w:r>
+        <w:br/>
+      </w:r>
+      <w:r>
+        <w:rPr>
+          <w:rStyle w:val="VerbatimChar"/>
+        </w:rPr>
+        <w:t xml:space="preserve">config: /home/you/.config/agentteam/agents.conf</w:t>
       </w:r>
     </w:p>
     <w:p>
@@ -2328,7 +2346,7 @@
               <w:pStyle w:val="Compact"/>
             </w:pPr>
             <w:r>
-              <w:t xml:space="preserve">The command itself</w:t>
+              <w:t xml:space="preserve">Shared implementation and legacy command</w:t>
             </w:r>
           </w:p>
         </w:tc>
@@ -2344,6 +2362,45 @@
               <w:rPr>
                 <w:rStyle w:val="VerbatimChar"/>
               </w:rPr>
+              <w:t xml:space="preserve">~/.local/bin/frugal-flock</w:t>
+            </w:r>
+            <w:r>
+              <w:t xml:space="preserve">,</w:t>
+            </w:r>
+            <w:r>
+              <w:t xml:space="preserve"> </w:t>
+            </w:r>
+            <w:r>
+              <w:rPr>
+                <w:rStyle w:val="VerbatimChar"/>
+              </w:rPr>
+              <w:t xml:space="preserve">~/.local/bin/frgl-flc</w:t>
+            </w:r>
+          </w:p>
+        </w:tc>
+        <w:tc>
+          <w:tcPr/>
+          <w:p>
+            <w:pPr>
+              <w:pStyle w:val="Compact"/>
+            </w:pPr>
+            <w:r>
+              <w:t xml:space="preserve">Canonical and short commands; links to the shared implementation</w:t>
+            </w:r>
+          </w:p>
+        </w:tc>
+      </w:tr>
+      <w:tr>
+        <w:tc>
+          <w:tcPr/>
+          <w:p>
+            <w:pPr>
+              <w:pStyle w:val="Compact"/>
+            </w:pPr>
+            <w:r>
+              <w:rPr>
+                <w:rStyle w:val="VerbatimChar"/>
+              </w:rPr>
               <w:t xml:space="preserve">~/.config/agentteam/agents.conf</w:t>
             </w:r>
           </w:p>
@@ -2449,7 +2506,7 @@
               <w:rPr>
                 <w:rStyle w:val="VerbatimChar"/>
               </w:rPr>
-              <w:t xml:space="preserve">agentteam new</w:t>
+              <w:t xml:space="preserve">frugal-flock new</w:t>
             </w:r>
             <w:r>
               <w:t xml:space="preserve"> </w:t>
@@ -2482,7 +2539,37 @@
               <w:pStyle w:val="Compact"/>
             </w:pPr>
             <w:r>
-              <w:t xml:space="preserve">Tab-completion (open a new terminal to activate)</w:t>
+              <w:t xml:space="preserve">Shared tab-completion, with links for</w:t>
+            </w:r>
+            <w:r>
+              <w:t xml:space="preserve"> </w:t>
+            </w:r>
+            <w:r>
+              <w:rPr>
+                <w:rStyle w:val="VerbatimChar"/>
+              </w:rPr>
+              <w:t xml:space="preserve">frugal-flock</w:t>
+            </w:r>
+            <w:r>
+              <w:t xml:space="preserve"> </w:t>
+            </w:r>
+            <w:r>
+              <w:t xml:space="preserve">and</w:t>
+            </w:r>
+            <w:r>
+              <w:t xml:space="preserve"> </w:t>
+            </w:r>
+            <w:r>
+              <w:rPr>
+                <w:rStyle w:val="VerbatimChar"/>
+              </w:rPr>
+              <w:t xml:space="preserve">frgl-flc</w:t>
+            </w:r>
+            <w:r>
+              <w:t xml:space="preserve"> </w:t>
+            </w:r>
+            <w:r>
+              <w:t xml:space="preserve">(open a new terminal to activate)</w:t>
             </w:r>
           </w:p>
         </w:tc>
@@ -2502,7 +2589,7 @@
         <w:rPr>
           <w:rStyle w:val="VerbatimChar"/>
         </w:rPr>
-        <w:t xml:space="preserve">agentteam ru&lt;TAB&gt;</w:t>
+        <w:t xml:space="preserve">frugal-flock ru&lt;TAB&gt;</w:t>
       </w:r>
       <w:r>
         <w:t xml:space="preserve"> </w:t>
@@ -2523,7 +2610,7 @@
         <w:rPr>
           <w:rStyle w:val="VerbatimChar"/>
         </w:rPr>
-        <w:t xml:space="preserve">agentteam run &lt;TAB&gt;</w:t>
+        <w:t xml:space="preserve">frugal-flock run &lt;TAB&gt;</w:t>
       </w:r>
       <w:r>
         <w:t xml:space="preserve"> </w:t>
@@ -3127,7 +3214,7 @@
         <w:t xml:space="preserve"> </w:t>
       </w:r>
       <w:r>
-        <w:t xml:space="preserve">is filled in by agentteam at run time.</w:t>
+        <w:t xml:space="preserve">is filled in by Frugal Flock at run time.</w:t>
       </w:r>
       <w:r>
         <w:t xml:space="preserve"> </w:t>
@@ -3229,7 +3316,7 @@
         <w:rPr>
           <w:rStyle w:val="VerbatimChar"/>
         </w:rPr>
-        <w:t xml:space="preserve">agentteam off</w:t>
+        <w:t xml:space="preserve">frugal-flock off</w:t>
       </w:r>
       <w:r>
         <w:t xml:space="preserve"> </w:t>
@@ -3256,16 +3343,16 @@
         <w:rPr>
           <w:rStyle w:val="VerbatimChar"/>
         </w:rPr>
-        <w:t xml:space="preserve">$ agentteam selftest</w:t>
-      </w:r>
-      <w:r>
-        <w:br/>
-      </w:r>
-      <w:r>
-        <w:rPr>
-          <w:rStyle w:val="VerbatimChar"/>
-        </w:rPr>
-        <w:t xml:space="preserve">== agentteam selftest — sandbox: /tmp/tmp.XXXX ==</w:t>
+        <w:t xml:space="preserve">$ frugal-flock selftest</w:t>
+      </w:r>
+      <w:r>
+        <w:br/>
+      </w:r>
+      <w:r>
+        <w:rPr>
+          <w:rStyle w:val="VerbatimChar"/>
+        </w:rPr>
+        <w:t xml:space="preserve">== frugal-flock selftest — sandbox: /tmp/tmp.XXXX ==</w:t>
       </w:r>
       <w:r>
         <w:br/>
@@ -3358,13 +3445,13 @@
         <w:t xml:space="preserve"> </w:t>
       </w:r>
       <w:r>
-        <w:t xml:space="preserve">it after every agentteam update. If it is green, the machinery works and</w:t>
-      </w:r>
-      <w:r>
-        <w:t xml:space="preserve"> </w:t>
-      </w:r>
-      <w:r>
-        <w:t xml:space="preserve">any problem you hit later is an agent problem, not an agentteam problem —</w:t>
+        <w:t xml:space="preserve">it after every Frugal Flock update. If it is green, the machinery works and</w:t>
+      </w:r>
+      <w:r>
+        <w:t xml:space="preserve"> </w:t>
+      </w:r>
+      <w:r>
+        <w:t xml:space="preserve">any problem you hit later is an agent problem, not a Frugal Flock problem —</w:t>
       </w:r>
       <w:r>
         <w:t xml:space="preserve"> </w:t>
@@ -3389,16 +3476,16 @@
         <w:rPr>
           <w:rStyle w:val="VerbatimChar"/>
         </w:rPr>
-        <w:t xml:space="preserve">$ agentteam agents      # is each binary installed? benched or on?</w:t>
-      </w:r>
-      <w:r>
-        <w:br/>
-      </w:r>
-      <w:r>
-        <w:rPr>
-          <w:rStyle w:val="VerbatimChar"/>
-        </w:rPr>
-        <w:t xml:space="preserve">$ agentteam smoke       # one tiny LIVE call per agent: OK / WARN / FAIL</w:t>
+        <w:t xml:space="preserve">$ frugal-flock agents      # is each binary installed? benched or on?</w:t>
+      </w:r>
+      <w:r>
+        <w:br/>
+      </w:r>
+      <w:r>
+        <w:rPr>
+          <w:rStyle w:val="VerbatimChar"/>
+        </w:rPr>
+        <w:t xml:space="preserve">$ frugal-flock smoke       # one tiny LIVE call per agent: OK / WARN / FAIL</w:t>
       </w:r>
     </w:p>
     <w:p>
@@ -3415,7 +3502,7 @@
         <w:rPr>
           <w:rStyle w:val="VerbatimChar"/>
         </w:rPr>
-        <w:t xml:space="preserve">agentteam doctor</w:t>
+        <w:t xml:space="preserve">frugal-flock doctor</w:t>
       </w:r>
       <w:r>
         <w:t xml:space="preserve"> </w:t>
@@ -3631,7 +3718,7 @@
         <w:rPr>
           <w:rStyle w:val="VerbatimChar"/>
         </w:rPr>
-        <w:t xml:space="preserve">$ agentteam new https://github.com/you/yourproject.git myproj</w:t>
+        <w:t xml:space="preserve">$ frugal-flock new https://github.com/you/yourproject.git myproj</w:t>
       </w:r>
     </w:p>
     <w:p>
@@ -3690,7 +3777,7 @@
         <w:rPr>
           <w:rStyle w:val="VerbatimChar"/>
         </w:rPr>
-        <w:t xml:space="preserve">agentteam init</w:t>
+        <w:t xml:space="preserve">frugal-flock init</w:t>
       </w:r>
       <w:r>
         <w:t xml:space="preserve"> </w:t>
@@ -3755,7 +3842,7 @@
         <w:rPr>
           <w:rStyle w:val="VerbatimChar"/>
         </w:rPr>
-        <w:t xml:space="preserve">start       : cd myproj/repo &amp;&amp; agentteam agents</w:t>
+        <w:t xml:space="preserve">start       : cd myproj/repo &amp;&amp; frugal-flock agents</w:t>
       </w:r>
     </w:p>
     <w:p>
@@ -3772,7 +3859,7 @@
         <w:rPr>
           <w:rStyle w:val="VerbatimChar"/>
         </w:rPr>
-        <w:t xml:space="preserve">agentteam new &lt;url&gt; myproj codex grok</w:t>
+        <w:t xml:space="preserve">frugal-flock new &lt;url&gt; myproj codex grok</w:t>
       </w:r>
       <w:r>
         <w:t xml:space="preserve">.</w:t>
@@ -3823,7 +3910,7 @@
         <w:rPr>
           <w:rStyle w:val="VerbatimChar"/>
         </w:rPr>
-        <w:t xml:space="preserve">$ agentteam init codex antigravity opencode grok</w:t>
+        <w:t xml:space="preserve">$ frugal-flock init codex antigravity opencode grok</w:t>
       </w:r>
     </w:p>
     <w:p>
@@ -3849,7 +3936,7 @@
         <w:rPr>
           <w:rStyle w:val="VerbatimChar"/>
         </w:rPr>
-        <w:t xml:space="preserve">agentteam init claude</w:t>
+        <w:t xml:space="preserve">frugal-flock init claude</w:t>
       </w:r>
       <w:r>
         <w:t xml:space="preserve"> </w:t>
@@ -3951,7 +4038,7 @@
         <w:rPr>
           <w:rStyle w:val="VerbatimChar"/>
         </w:rPr>
-        <w:t xml:space="preserve">agentteam: possible secrets tracked in git (above) — untrack/gitignore</w:t>
+        <w:t xml:space="preserve">frugal-flock: possible secrets tracked in git (above) — untrack/gitignore</w:t>
       </w:r>
       <w:r>
         <w:br/>
@@ -4006,7 +4093,7 @@
         <w:rPr>
           <w:rStyle w:val="VerbatimChar"/>
         </w:rPr>
-        <w:t xml:space="preserve">$ agentteam init ...</w:t>
+        <w:t xml:space="preserve">$ frugal-flock init ...</w:t>
       </w:r>
     </w:p>
     <w:p>
@@ -4716,7 +4803,7 @@
         <w:rPr>
           <w:rStyle w:val="VerbatimChar"/>
         </w:rPr>
-        <w:t xml:space="preserve">agentteam verify</w:t>
+        <w:t xml:space="preserve">frugal-flock verify</w:t>
       </w:r>
       <w:r>
         <w:t xml:space="preserve"> </w:t>
@@ -4870,7 +4957,7 @@
         <w:rPr>
           <w:rStyle w:val="VerbatimChar"/>
         </w:rPr>
-        <w:t xml:space="preserve">agentteam verify</w:t>
+        <w:t xml:space="preserve">frugal-flock verify</w:t>
       </w:r>
       <w:r>
         <w:t xml:space="preserve"> </w:t>
@@ -5326,7 +5413,7 @@
         <w:rPr>
           <w:rStyle w:val="VerbatimChar"/>
         </w:rPr>
-        <w:t xml:space="preserve">$ agentteam run codex T7-codex</w:t>
+        <w:t xml:space="preserve">$ frugal-flock run codex T7-codex</w:t>
       </w:r>
       <w:r>
         <w:br/>
@@ -5353,7 +5440,7 @@
         <w:rPr>
           <w:rStyle w:val="VerbatimChar"/>
         </w:rPr>
-        <w:t xml:space="preserve">next: agentteam verify codex T7-codex   then: agentteam diff codex</w:t>
+        <w:t xml:space="preserve">next: frugal-flock verify codex T7-codex   then: frugal-flock diff codex</w:t>
       </w:r>
     </w:p>
     <w:p>
@@ -5361,7 +5448,7 @@
         <w:pStyle w:val="FirstParagraph"/>
       </w:pPr>
       <w:r>
-        <w:t xml:space="preserve">What happened: agentteam checked the STOP switch, the agent’s bench</w:t>
+        <w:t xml:space="preserve">What happened: Frugal Flock checked the STOP switch, the agent’s bench</w:t>
       </w:r>
       <w:r>
         <w:t xml:space="preserve"> </w:t>
@@ -5501,16 +5588,16 @@
         <w:rPr>
           <w:rStyle w:val="VerbatimChar"/>
         </w:rPr>
-        <w:t xml:space="preserve">$ agentteam run -b antigravity T8-antigravity</w:t>
-      </w:r>
-      <w:r>
-        <w:br/>
-      </w:r>
-      <w:r>
-        <w:rPr>
-          <w:rStyle w:val="VerbatimChar"/>
-        </w:rPr>
-        <w:t xml:space="preserve">started in background — poll: agentteam status   live: agentteam tail T8-antigravity   abort: agentteam kill T8-antigravity</w:t>
+        <w:t xml:space="preserve">$ frugal-flock run -b antigravity T8-antigravity</w:t>
+      </w:r>
+      <w:r>
+        <w:br/>
+      </w:r>
+      <w:r>
+        <w:rPr>
+          <w:rStyle w:val="VerbatimChar"/>
+        </w:rPr>
+        <w:t xml:space="preserve">started in background — poll: frugal-flock status   live: frugal-flock tail T8-antigravity   abort: frugal-flock kill T8-antigravity</w:t>
       </w:r>
     </w:p>
     <w:p>
@@ -5525,7 +5612,7 @@
         <w:rPr>
           <w:rStyle w:val="VerbatimChar"/>
         </w:rPr>
-        <w:t xml:space="preserve">agentteam status</w:t>
+        <w:t xml:space="preserve">frugal-flock status</w:t>
       </w:r>
       <w:r>
         <w:t xml:space="preserve"> </w:t>
@@ -5589,7 +5676,7 @@
         <w:rPr>
           <w:rStyle w:val="VerbatimChar"/>
         </w:rPr>
-        <w:t xml:space="preserve">agentteam tail T8-antigravity</w:t>
+        <w:t xml:space="preserve">frugal-flock tail T8-antigravity</w:t>
       </w:r>
       <w:r>
         <w:t xml:space="preserve"> </w:t>
@@ -5625,7 +5712,7 @@
         <w:rPr>
           <w:rStyle w:val="VerbatimChar"/>
         </w:rPr>
-        <w:t xml:space="preserve">agentteam tail</w:t>
+        <w:t xml:space="preserve">frugal-flock tail</w:t>
       </w:r>
       <w:r>
         <w:t xml:space="preserve"> </w:t>
@@ -5652,7 +5739,7 @@
         <w:rPr>
           <w:rStyle w:val="VerbatimChar"/>
         </w:rPr>
-        <w:t xml:space="preserve">agentteam kill T8-antigravity</w:t>
+        <w:t xml:space="preserve">frugal-flock kill T8-antigravity</w:t>
       </w:r>
       <w:r>
         <w:t xml:space="preserve"> </w:t>
@@ -5924,16 +6011,16 @@
         <w:rPr>
           <w:rStyle w:val="VerbatimChar"/>
         </w:rPr>
-        <w:t xml:space="preserve">$ agentteam report T7-codex          # last 60 lines</w:t>
-      </w:r>
-      <w:r>
-        <w:br/>
-      </w:r>
-      <w:r>
-        <w:rPr>
-          <w:rStyle w:val="VerbatimChar"/>
-        </w:rPr>
-        <w:t xml:space="preserve">$ agentteam report T7-codex 200      # more history</w:t>
+        <w:t xml:space="preserve">$ frugal-flock report T7-codex          # last 60 lines</w:t>
+      </w:r>
+      <w:r>
+        <w:br/>
+      </w:r>
+      <w:r>
+        <w:rPr>
+          <w:rStyle w:val="VerbatimChar"/>
+        </w:rPr>
+        <w:t xml:space="preserve">$ frugal-flock report T7-codex 200      # more history</w:t>
       </w:r>
     </w:p>
     <w:bookmarkEnd w:id="39"/>
@@ -5969,7 +6056,7 @@
         <w:rPr>
           <w:rStyle w:val="VerbatimChar"/>
         </w:rPr>
-        <w:t xml:space="preserve">$ agentteam verify codex T7-codex</w:t>
+        <w:t xml:space="preserve">$ frugal-flock verify codex T7-codex</w:t>
       </w:r>
       <w:r>
         <w:br/>
@@ -6361,16 +6448,16 @@
         <w:rPr>
           <w:rStyle w:val="VerbatimChar"/>
         </w:rPr>
-        <w:t xml:space="preserve">$ agentteam diff codex --stat     # just the file list: your scope check</w:t>
-      </w:r>
-      <w:r>
-        <w:br/>
-      </w:r>
-      <w:r>
-        <w:rPr>
-          <w:rStyle w:val="VerbatimChar"/>
-        </w:rPr>
-        <w:t xml:space="preserve">$ agentteam diff codex            # every changed line: your real review</w:t>
+        <w:t xml:space="preserve">$ frugal-flock diff codex --stat     # just the file list: your scope check</w:t>
+      </w:r>
+      <w:r>
+        <w:br/>
+      </w:r>
+      <w:r>
+        <w:rPr>
+          <w:rStyle w:val="VerbatimChar"/>
+        </w:rPr>
+        <w:t xml:space="preserve">$ frugal-flock diff codex            # every changed line: your real review</w:t>
       </w:r>
     </w:p>
     <w:p>
@@ -6426,7 +6513,7 @@
         <w:rPr>
           <w:rStyle w:val="VerbatimChar"/>
         </w:rPr>
-        <w:t xml:space="preserve">$ agentteam review codex T7-codex</w:t>
+        <w:t xml:space="preserve">$ frugal-flock review codex T7-codex</w:t>
       </w:r>
     </w:p>
     <w:p>
@@ -6483,7 +6570,7 @@
         <w:t xml:space="preserve">VERDICT: REQUEST-CHANGES</w:t>
       </w:r>
       <w:r>
-        <w:t xml:space="preserve">. agentteam picks the</w:t>
+        <w:t xml:space="preserve">. Frugal Flock picks the</w:t>
       </w:r>
       <w:r>
         <w:t xml:space="preserve"> </w:t>
@@ -6622,7 +6709,7 @@
         <w:rPr>
           <w:rStyle w:val="VerbatimChar"/>
         </w:rPr>
-        <w:t xml:space="preserve">$ agentteam sync</w:t>
+        <w:t xml:space="preserve">$ frugal-flock sync</w:t>
       </w:r>
       <w:r>
         <w:br/>
@@ -7048,25 +7135,25 @@
         <w:rPr>
           <w:rStyle w:val="VerbatimChar"/>
         </w:rPr>
-        <w:t xml:space="preserve">$ agentteam status          # where did I leave off? benched agents? queue?</w:t>
-      </w:r>
-      <w:r>
-        <w:br/>
-      </w:r>
-      <w:r>
-        <w:rPr>
-          <w:rStyle w:val="VerbatimChar"/>
-        </w:rPr>
-        <w:t xml:space="preserve">$ agentteam doctor          # anything that would waste a run? (base, agents, stale)</w:t>
-      </w:r>
-      <w:r>
-        <w:br/>
-      </w:r>
-      <w:r>
-        <w:rPr>
-          <w:rStyle w:val="VerbatimChar"/>
-        </w:rPr>
-        <w:t xml:space="preserve">$ agentteam smoke           # after CLI updates or days away</w:t>
+        <w:t xml:space="preserve">$ frugal-flock status          # where did I leave off? benched agents? queue?</w:t>
+      </w:r>
+      <w:r>
+        <w:br/>
+      </w:r>
+      <w:r>
+        <w:rPr>
+          <w:rStyle w:val="VerbatimChar"/>
+        </w:rPr>
+        <w:t xml:space="preserve">$ frugal-flock doctor          # anything that would waste a run? (base, agents, stale)</w:t>
+      </w:r>
+      <w:r>
+        <w:br/>
+      </w:r>
+      <w:r>
+        <w:rPr>
+          <w:rStyle w:val="VerbatimChar"/>
+        </w:rPr>
+        <w:t xml:space="preserve">$ frugal-flock smoke           # after CLI updates or days away</w:t>
       </w:r>
       <w:r>
         <w:br/>
@@ -7326,16 +7413,16 @@
         <w:rPr>
           <w:rStyle w:val="VerbatimChar"/>
         </w:rPr>
-        <w:t xml:space="preserve">$ agentteam status      # 1. "running: (none)" — never leave -b runs going</w:t>
-      </w:r>
-      <w:r>
-        <w:br/>
-      </w:r>
-      <w:r>
-        <w:rPr>
-          <w:rStyle w:val="VerbatimChar"/>
-        </w:rPr>
-        <w:t xml:space="preserve">                        #    (stragglers: agentteam kill &lt;task&gt;)</w:t>
+        <w:t xml:space="preserve">$ frugal-flock status      # 1. "running: (none)" — never leave -b runs going</w:t>
+      </w:r>
+      <w:r>
+        <w:br/>
+      </w:r>
+      <w:r>
+        <w:rPr>
+          <w:rStyle w:val="VerbatimChar"/>
+        </w:rPr>
+        <w:t xml:space="preserve">                        #    (stragglers: frugal-flock kill &lt;task&gt;)</w:t>
       </w:r>
     </w:p>
     <w:p>
@@ -7373,7 +7460,7 @@
         <w:rPr>
           <w:rStyle w:val="VerbatimChar"/>
         </w:rPr>
-        <w:t xml:space="preserve">agentteam score</w:t>
+        <w:t xml:space="preserve">frugal-flock score</w:t>
       </w:r>
       <w:r>
         <w:t xml:space="preserve"> </w:t>
@@ -7685,7 +7772,7 @@
         <w:pStyle w:val="FirstParagraph"/>
       </w:pPr>
       <w:r>
-        <w:t xml:space="preserve">Subscriptions have 5-hour windows and weekly caps. agentteam treats that</w:t>
+        <w:t xml:space="preserve">Subscriptions have 5-hour windows and weekly caps. Frugal Flock treats that</w:t>
       </w:r>
       <w:r>
         <w:t xml:space="preserve"> </w:t>
@@ -7702,43 +7789,43 @@
         <w:rPr>
           <w:rStyle w:val="VerbatimChar"/>
         </w:rPr>
-        <w:t xml:space="preserve">$ agentteam off codex 5h     # window burned: benched, auto-returns in 5h</w:t>
-      </w:r>
-      <w:r>
-        <w:br/>
-      </w:r>
-      <w:r>
-        <w:rPr>
-          <w:rStyle w:val="VerbatimChar"/>
-        </w:rPr>
-        <w:t xml:space="preserve">$ agentteam off grok 7d      # weekly cap: benched for a week</w:t>
-      </w:r>
-      <w:r>
-        <w:br/>
-      </w:r>
-      <w:r>
-        <w:rPr>
-          <w:rStyle w:val="VerbatimChar"/>
-        </w:rPr>
-        <w:t xml:space="preserve">$ agentteam off opencode     # benched until you say otherwise</w:t>
-      </w:r>
-      <w:r>
-        <w:br/>
-      </w:r>
-      <w:r>
-        <w:rPr>
-          <w:rStyle w:val="VerbatimChar"/>
-        </w:rPr>
-        <w:t xml:space="preserve">$ agentteam on codex         # manual return anytime</w:t>
-      </w:r>
-      <w:r>
-        <w:br/>
-      </w:r>
-      <w:r>
-        <w:rPr>
-          <w:rStyle w:val="VerbatimChar"/>
-        </w:rPr>
-        <w:t xml:space="preserve">$ agentteam agents           # shows on/OFF with the auto-return countdown</w:t>
+        <w:t xml:space="preserve">$ frugal-flock off codex 5h     # window burned: benched, auto-returns in 5h</w:t>
+      </w:r>
+      <w:r>
+        <w:br/>
+      </w:r>
+      <w:r>
+        <w:rPr>
+          <w:rStyle w:val="VerbatimChar"/>
+        </w:rPr>
+        <w:t xml:space="preserve">$ frugal-flock off grok 7d      # weekly cap: benched for a week</w:t>
+      </w:r>
+      <w:r>
+        <w:br/>
+      </w:r>
+      <w:r>
+        <w:rPr>
+          <w:rStyle w:val="VerbatimChar"/>
+        </w:rPr>
+        <w:t xml:space="preserve">$ frugal-flock off opencode     # benched until you say otherwise</w:t>
+      </w:r>
+      <w:r>
+        <w:br/>
+      </w:r>
+      <w:r>
+        <w:rPr>
+          <w:rStyle w:val="VerbatimChar"/>
+        </w:rPr>
+        <w:t xml:space="preserve">$ frugal-flock on codex         # manual return anytime</w:t>
+      </w:r>
+      <w:r>
+        <w:br/>
+      </w:r>
+      <w:r>
+        <w:rPr>
+          <w:rStyle w:val="VerbatimChar"/>
+        </w:rPr>
+        <w:t xml:space="preserve">$ frugal-flock agents           # shows on/OFF with the auto-return countdown</w:t>
       </w:r>
     </w:p>
     <w:p>
@@ -7892,7 +7979,7 @@
         <w:t xml:space="preserve">“resets at”</w:t>
       </w:r>
       <w:r>
-        <w:t xml:space="preserve">…), agentteam prints</w:t>
+        <w:t xml:space="preserve">…), Frugal Flock prints</w:t>
       </w:r>
       <w:r>
         <w:t xml:space="preserve"> </w:t>
@@ -7985,7 +8072,7 @@
         <w:t xml:space="preserve">11. Fleet intelligence — who earns their seat</w:t>
       </w:r>
     </w:p>
-    <w:bookmarkStart w:id="54" w:name="agentteam-score"/>
+    <w:bookmarkStart w:id="54" w:name="frugal-flock-score"/>
     <w:p>
       <w:pPr>
         <w:pStyle w:val="Heading3"/>
@@ -8000,7 +8087,7 @@
         <w:rPr>
           <w:rStyle w:val="VerbatimChar"/>
         </w:rPr>
-        <w:t xml:space="preserve">agentteam score</w:t>
+        <w:t xml:space="preserve">frugal-flock score</w:t>
       </w:r>
     </w:p>
     <w:p>
@@ -8011,7 +8098,7 @@
         <w:rPr>
           <w:rStyle w:val="VerbatimChar"/>
         </w:rPr>
-        <w:t xml:space="preserve">$ agentteam score</w:t>
+        <w:t xml:space="preserve">$ frugal-flock score</w:t>
       </w:r>
       <w:r>
         <w:br/>
@@ -8415,7 +8502,7 @@
         <w:rPr>
           <w:rStyle w:val="VerbatimChar"/>
         </w:rPr>
-        <w:t xml:space="preserve">$ agentteam race T9 codex grok</w:t>
+        <w:t xml:space="preserve">$ frugal-flock race T9 codex grok</w:t>
       </w:r>
     </w:p>
     <w:p>
@@ -8423,7 +8510,7 @@
         <w:pStyle w:val="FirstParagraph"/>
       </w:pPr>
       <w:r>
-        <w:t xml:space="preserve">agentteam copies</w:t>
+        <w:t xml:space="preserve">Frugal Flock copies</w:t>
       </w:r>
       <w:r>
         <w:t xml:space="preserve"> </w:t>
@@ -8479,16 +8566,16 @@
         <w:rPr>
           <w:rStyle w:val="VerbatimChar"/>
         </w:rPr>
-        <w:t xml:space="preserve">$ agentteam verify codex T9-codex     $ agentteam verify grok T9-grok</w:t>
-      </w:r>
-      <w:r>
-        <w:br/>
-      </w:r>
-      <w:r>
-        <w:rPr>
-          <w:rStyle w:val="VerbatimChar"/>
-        </w:rPr>
-        <w:t xml:space="preserve">$ agentteam diff codex                $ agentteam diff grok</w:t>
+        <w:t xml:space="preserve">$ frugal-flock verify codex T9-codex     $ frugal-flock verify grok T9-grok</w:t>
+      </w:r>
+      <w:r>
+        <w:br/>
+      </w:r>
+      <w:r>
+        <w:rPr>
+          <w:rStyle w:val="VerbatimChar"/>
+        </w:rPr>
+        <w:t xml:space="preserve">$ frugal-flock diff codex                $ frugal-flock diff grok</w:t>
       </w:r>
     </w:p>
     <w:p>
@@ -8595,7 +8682,7 @@
         <w:rPr>
           <w:rStyle w:val="VerbatimChar"/>
         </w:rPr>
-        <w:t xml:space="preserve">$ agentteam sabotage opencode</w:t>
+        <w:t xml:space="preserve">$ frugal-flock sabotage opencode</w:t>
       </w:r>
     </w:p>
     <w:p>
@@ -8699,7 +8786,7 @@
         <w:rPr>
           <w:rStyle w:val="VerbatimChar"/>
         </w:rPr>
-        <w:t xml:space="preserve">agentteam init codex-2</w:t>
+        <w:t xml:space="preserve">frugal-flock init codex-2</w:t>
       </w:r>
       <w:r>
         <w:t xml:space="preserve"> </w:t>
@@ -8746,7 +8833,7 @@
         <w:pStyle w:val="FirstParagraph"/>
       </w:pPr>
       <w:r>
-        <w:t xml:space="preserve">agentteam bundles no AI — it calls whatever binaries are on your PATH, so</w:t>
+        <w:t xml:space="preserve">Frugal Flock bundles no AI — it calls whatever binaries are on your PATH, so</w:t>
       </w:r>
       <w:r>
         <w:t xml:space="preserve"> </w:t>
@@ -8834,7 +8921,7 @@
         <w:rPr>
           <w:rStyle w:val="VerbatimChar"/>
         </w:rPr>
-        <w:t xml:space="preserve">$ agentteam smoke</w:t>
+        <w:t xml:space="preserve">$ frugal-flock smoke</w:t>
       </w:r>
     </w:p>
     <w:p>
@@ -8876,13 +8963,13 @@
       </w:r>
     </w:p>
     <w:bookmarkEnd w:id="61"/>
-    <w:bookmarkStart w:id="62" w:name="updating-agentteam-itself"/>
+    <w:bookmarkStart w:id="62" w:name="updating-frugal-flock-itself"/>
     <w:p>
       <w:pPr>
         <w:pStyle w:val="Heading3"/>
       </w:pPr>
       <w:r>
-        <w:t xml:space="preserve">13.2 Updating agentteam itself</w:t>
+        <w:t xml:space="preserve">13.2 Updating Frugal Flock itself</w:t>
       </w:r>
     </w:p>
     <w:p>
@@ -8902,25 +8989,25 @@
         <w:rPr>
           <w:rStyle w:val="VerbatimChar"/>
         </w:rPr>
-        <w:t xml:space="preserve">$ bash agentteam-install.sh     # never touches your agents.conf</w:t>
-      </w:r>
-      <w:r>
-        <w:br/>
-      </w:r>
-      <w:r>
-        <w:rPr>
-          <w:rStyle w:val="VerbatimChar"/>
-        </w:rPr>
-        <w:t xml:space="preserve">$ agentteam selftest            # 27 checks, zero quota</w:t>
-      </w:r>
-      <w:r>
-        <w:br/>
-      </w:r>
-      <w:r>
-        <w:rPr>
-          <w:rStyle w:val="VerbatimChar"/>
-        </w:rPr>
-        <w:t xml:space="preserve">$ agentteam version             # confirm what you now run</w:t>
+        <w:t xml:space="preserve">$ bash frugal-flock-install.sh     # never touches your agents.conf</w:t>
+      </w:r>
+      <w:r>
+        <w:br/>
+      </w:r>
+      <w:r>
+        <w:rPr>
+          <w:rStyle w:val="VerbatimChar"/>
+        </w:rPr>
+        <w:t xml:space="preserve">$ frugal-flock selftest            # 27 checks, zero quota</w:t>
+      </w:r>
+      <w:r>
+        <w:br/>
+      </w:r>
+      <w:r>
+        <w:rPr>
+          <w:rStyle w:val="VerbatimChar"/>
+        </w:rPr>
+        <w:t xml:space="preserve">$ frugal-flock version             # confirm what you now run</w:t>
       </w:r>
     </w:p>
     <w:p>
@@ -8937,7 +9024,7 @@
         <w:rPr>
           <w:rStyle w:val="VerbatimChar"/>
         </w:rPr>
-        <w:t xml:space="preserve">agentteam init &lt;worker&gt;</w:t>
+        <w:t xml:space="preserve">frugal-flock init &lt;worker&gt;</w:t>
       </w:r>
       <w:r>
         <w:t xml:space="preserve"> </w:t>
@@ -9071,7 +9158,7 @@
         <w:rPr>
           <w:rStyle w:val="VerbatimChar"/>
         </w:rPr>
-        <w:t xml:space="preserve">agentteam status</w:t>
+        <w:t xml:space="preserve">frugal-flock status</w:t>
       </w:r>
       <w:r>
         <w:t xml:space="preserve"> </w:t>
@@ -9092,7 +9179,7 @@
         <w:rPr>
           <w:rStyle w:val="VerbatimChar"/>
         </w:rPr>
-        <w:t xml:space="preserve">agentteam agents</w:t>
+        <w:t xml:space="preserve">frugal-flock agents</w:t>
       </w:r>
       <w:r>
         <w:t xml:space="preserve"> </w:t>
@@ -9119,7 +9206,7 @@
         <w:rPr>
           <w:rStyle w:val="VerbatimChar"/>
         </w:rPr>
-        <w:t xml:space="preserve">agentteam tail &lt;task&gt;</w:t>
+        <w:t xml:space="preserve">frugal-flock tail &lt;task&gt;</w:t>
       </w:r>
       <w:r>
         <w:t xml:space="preserve"> </w:t>
@@ -9164,7 +9251,7 @@
         <w:rPr>
           <w:rStyle w:val="VerbatimChar"/>
         </w:rPr>
-        <w:t xml:space="preserve">agentteam report &lt;task&gt;</w:t>
+        <w:t xml:space="preserve">frugal-flock report &lt;task&gt;</w:t>
       </w:r>
       <w:r>
         <w:t xml:space="preserve">. Empty diff?</w:t>
@@ -9192,7 +9279,7 @@
           <w:b/>
           <w:bCs/>
         </w:rPr>
-        <w:t xml:space="preserve">agentteam selftest</w:t>
+        <w:t xml:space="preserve">frugal-flock selftest</w:t>
       </w:r>
       <w:r>
         <w:rPr>
@@ -9288,7 +9375,7 @@
               <w:rPr>
                 <w:rStyle w:val="VerbatimChar"/>
               </w:rPr>
-              <w:t xml:space="preserve">agentteam: command not found</w:t>
+              <w:t xml:space="preserve">frugal-flock: command not found</w:t>
             </w:r>
           </w:p>
         </w:tc>
@@ -9333,7 +9420,7 @@
               <w:rPr>
                 <w:rStyle w:val="VerbatimChar"/>
               </w:rPr>
-              <w:t xml:space="preserve">not inside an agentteam project</w:t>
+              <w:t xml:space="preserve">not inside a Frugal Flock project</w:t>
             </w:r>
           </w:p>
         </w:tc>
@@ -9759,7 +9846,7 @@
               <w:rPr>
                 <w:rStyle w:val="VerbatimChar"/>
               </w:rPr>
-              <w:t xml:space="preserve">agentteam smoke</w:t>
+              <w:t xml:space="preserve">frugal-flock smoke</w:t>
             </w:r>
             <w:r>
               <w:t xml:space="preserve"> </w:t>
@@ -9843,7 +9930,7 @@
               <w:rPr>
                 <w:rStyle w:val="VerbatimChar"/>
               </w:rPr>
-              <w:t xml:space="preserve">agentteam kill &lt;task&gt;</w:t>
+              <w:t xml:space="preserve">frugal-flock kill &lt;task&gt;</w:t>
             </w:r>
             <w:r>
               <w:t xml:space="preserve">.</w:t>
@@ -9879,7 +9966,7 @@
               <w:rPr>
                 <w:rStyle w:val="VerbatimChar"/>
               </w:rPr>
-              <w:t xml:space="preserve">agentteam off &lt;agent&gt; 5h</w:t>
+              <w:t xml:space="preserve">frugal-flock off &lt;agent&gt; 5h</w:t>
             </w:r>
             <w:r>
               <w:t xml:space="preserve"> </w:t>
@@ -10048,7 +10135,7 @@
               <w:rPr>
                 <w:rStyle w:val="VerbatimChar"/>
               </w:rPr>
-              <w:t xml:space="preserve">agentteam status</w:t>
+              <w:t xml:space="preserve">frugal-flock status</w:t>
             </w:r>
             <w:r>
               <w:t xml:space="preserve"> </w:t>
@@ -10063,7 +10150,7 @@
               <w:rPr>
                 <w:rStyle w:val="VerbatimChar"/>
               </w:rPr>
-              <w:t xml:space="preserve">agentteam kill &lt;task&gt;</w:t>
+              <w:t xml:space="preserve">frugal-flock kill &lt;task&gt;</w:t>
             </w:r>
             <w:r>
               <w:t xml:space="preserve">.</w:t>
@@ -10102,7 +10189,7 @@
               <w:rPr>
                 <w:rStyle w:val="VerbatimChar"/>
               </w:rPr>
-              <w:t xml:space="preserve">agentteam resume</w:t>
+              <w:t xml:space="preserve">frugal-flock resume</w:t>
             </w:r>
             <w:r>
               <w:t xml:space="preserve"> </w:t>
@@ -10144,7 +10231,7 @@
               <w:rPr>
                 <w:rStyle w:val="VerbatimChar"/>
               </w:rPr>
-              <w:t xml:space="preserve">agentteam on x</w:t>
+              <w:t xml:space="preserve">frugal-flock on x</w:t>
             </w:r>
             <w:r>
               <w:t xml:space="preserve">.</w:t>
@@ -10264,7 +10351,7 @@
               <w:rPr>
                 <w:rStyle w:val="VerbatimChar"/>
               </w:rPr>
-              <w:t xml:space="preserve">agentteam run</w:t>
+              <w:t xml:space="preserve">frugal-flock run</w:t>
             </w:r>
             <w:r>
               <w:t xml:space="preserve"> </w:t>
@@ -10649,7 +10736,7 @@
         <w:rPr>
           <w:rStyle w:val="VerbatimChar"/>
         </w:rPr>
-        <w:t xml:space="preserve">agentteam stop</w:t>
+        <w:t xml:space="preserve">frugal-flock stop</w:t>
       </w:r>
       <w:r>
         <w:t xml:space="preserve"> </w:t>
@@ -10670,7 +10757,7 @@
         <w:rPr>
           <w:rStyle w:val="VerbatimChar"/>
         </w:rPr>
-        <w:t xml:space="preserve">agentteam status</w:t>
+        <w:t xml:space="preserve">frugal-flock status</w:t>
       </w:r>
       <w:r>
         <w:t xml:space="preserve"> </w:t>
@@ -10685,7 +10772,7 @@
         <w:rPr>
           <w:rStyle w:val="VerbatimChar"/>
         </w:rPr>
-        <w:t xml:space="preserve">agentteam resume</w:t>
+        <w:t xml:space="preserve">frugal-flock resume</w:t>
       </w:r>
       <w:r>
         <w:t xml:space="preserve"> </w:t>
@@ -10813,7 +10900,7 @@
               <w:rPr>
                 <w:rStyle w:val="VerbatimChar"/>
               </w:rPr>
-              <w:t xml:space="preserve">agentteam new &lt;repo-url&gt; [name] [workers...]</w:t>
+              <w:t xml:space="preserve">frugal-flock new &lt;repo-url&gt; [name] [workers...]</w:t>
             </w:r>
           </w:p>
         </w:tc>
@@ -10852,7 +10939,7 @@
               <w:rPr>
                 <w:rStyle w:val="VerbatimChar"/>
               </w:rPr>
-              <w:t xml:space="preserve">agentteam init [w1 w2 ...]</w:t>
+              <w:t xml:space="preserve">frugal-flock init [w1 w2 ...]</w:t>
             </w:r>
           </w:p>
         </w:tc>
@@ -10879,7 +10966,7 @@
               <w:rPr>
                 <w:rStyle w:val="VerbatimChar"/>
               </w:rPr>
-              <w:t xml:space="preserve">agentteam agents</w:t>
+              <w:t xml:space="preserve">frugal-flock agents</w:t>
             </w:r>
           </w:p>
         </w:tc>
@@ -10906,7 +10993,7 @@
               <w:rPr>
                 <w:rStyle w:val="VerbatimChar"/>
               </w:rPr>
-              <w:t xml:space="preserve">agentteam smoke</w:t>
+              <w:t xml:space="preserve">frugal-flock smoke</w:t>
             </w:r>
           </w:p>
         </w:tc>
@@ -10933,7 +11020,7 @@
               <w:rPr>
                 <w:rStyle w:val="VerbatimChar"/>
               </w:rPr>
-              <w:t xml:space="preserve">agentteam selftest</w:t>
+              <w:t xml:space="preserve">frugal-flock selftest</w:t>
             </w:r>
           </w:p>
         </w:tc>
@@ -10960,7 +11047,7 @@
               <w:rPr>
                 <w:rStyle w:val="VerbatimChar"/>
               </w:rPr>
-              <w:t xml:space="preserve">agentteam doctor</w:t>
+              <w:t xml:space="preserve">frugal-flock doctor</w:t>
             </w:r>
           </w:p>
         </w:tc>
@@ -10987,7 +11074,7 @@
               <w:rPr>
                 <w:rStyle w:val="VerbatimChar"/>
               </w:rPr>
-              <w:t xml:space="preserve">agentteam version</w:t>
+              <w:t xml:space="preserve">frugal-flock version</w:t>
             </w:r>
           </w:p>
         </w:tc>
@@ -11061,7 +11148,7 @@
               <w:rPr>
                 <w:rStyle w:val="VerbatimChar"/>
               </w:rPr>
-              <w:t xml:space="preserve">agentteam run &lt;w&gt; &lt;task&gt;</w:t>
+              <w:t xml:space="preserve">frugal-flock run &lt;w&gt; &lt;task&gt;</w:t>
             </w:r>
           </w:p>
         </w:tc>
@@ -11118,7 +11205,7 @@
               <w:rPr>
                 <w:rStyle w:val="VerbatimChar"/>
               </w:rPr>
-              <w:t xml:space="preserve">agentteam run -b &lt;w&gt; &lt;task&gt;</w:t>
+              <w:t xml:space="preserve">frugal-flock run -b &lt;w&gt; &lt;task&gt;</w:t>
             </w:r>
           </w:p>
         </w:tc>
@@ -11145,7 +11232,7 @@
               <w:rPr>
                 <w:rStyle w:val="VerbatimChar"/>
               </w:rPr>
-              <w:t xml:space="preserve">agentteam tail [task]</w:t>
+              <w:t xml:space="preserve">frugal-flock tail [task]</w:t>
             </w:r>
           </w:p>
         </w:tc>
@@ -11172,7 +11259,7 @@
               <w:rPr>
                 <w:rStyle w:val="VerbatimChar"/>
               </w:rPr>
-              <w:t xml:space="preserve">agentteam kill &lt;task&gt;</w:t>
+              <w:t xml:space="preserve">frugal-flock kill &lt;task&gt;</w:t>
             </w:r>
           </w:p>
         </w:tc>
@@ -11199,7 +11286,7 @@
               <w:rPr>
                 <w:rStyle w:val="VerbatimChar"/>
               </w:rPr>
-              <w:t xml:space="preserve">agentteam report &lt;task&gt; [lines]</w:t>
+              <w:t xml:space="preserve">frugal-flock report &lt;task&gt; [lines]</w:t>
             </w:r>
           </w:p>
         </w:tc>
@@ -11226,7 +11313,7 @@
               <w:rPr>
                 <w:rStyle w:val="VerbatimChar"/>
               </w:rPr>
-              <w:t xml:space="preserve">agentteam verify &lt;w&gt; &lt;task&gt;</w:t>
+              <w:t xml:space="preserve">frugal-flock verify &lt;w&gt; &lt;task&gt;</w:t>
             </w:r>
           </w:p>
         </w:tc>
@@ -11253,7 +11340,7 @@
               <w:rPr>
                 <w:rStyle w:val="VerbatimChar"/>
               </w:rPr>
-              <w:t xml:space="preserve">agentteam diff &lt;w&gt; [--stat]</w:t>
+              <w:t xml:space="preserve">frugal-flock diff &lt;w&gt; [--stat]</w:t>
             </w:r>
           </w:p>
         </w:tc>
@@ -11280,7 +11367,7 @@
               <w:rPr>
                 <w:rStyle w:val="VerbatimChar"/>
               </w:rPr>
-              <w:t xml:space="preserve">agentteam review &lt;w&gt; &lt;task&gt; [agent]</w:t>
+              <w:t xml:space="preserve">frugal-flock review &lt;w&gt; &lt;task&gt; [agent]</w:t>
             </w:r>
           </w:p>
         </w:tc>
@@ -11334,7 +11421,7 @@
               <w:rPr>
                 <w:rStyle w:val="VerbatimChar"/>
               </w:rPr>
-              <w:t xml:space="preserve">agentteam sync [w]</w:t>
+              <w:t xml:space="preserve">frugal-flock sync [w]</w:t>
             </w:r>
           </w:p>
         </w:tc>
@@ -11408,7 +11495,7 @@
               <w:rPr>
                 <w:rStyle w:val="VerbatimChar"/>
               </w:rPr>
-              <w:t xml:space="preserve">agentteam race &lt;task&gt; &lt;w1&gt; &lt;w2&gt; [...]</w:t>
+              <w:t xml:space="preserve">frugal-flock race &lt;task&gt; &lt;w1&gt; &lt;w2&gt; [...]</w:t>
             </w:r>
           </w:p>
         </w:tc>
@@ -11435,7 +11522,7 @@
               <w:rPr>
                 <w:rStyle w:val="VerbatimChar"/>
               </w:rPr>
-              <w:t xml:space="preserve">agentteam sabotage [worker]</w:t>
+              <w:t xml:space="preserve">frugal-flock sabotage [worker]</w:t>
             </w:r>
           </w:p>
         </w:tc>
@@ -11462,7 +11549,7 @@
               <w:rPr>
                 <w:rStyle w:val="VerbatimChar"/>
               </w:rPr>
-              <w:t xml:space="preserve">agentteam sabotage --all</w:t>
+              <w:t xml:space="preserve">frugal-flock sabotage --all</w:t>
             </w:r>
           </w:p>
         </w:tc>
@@ -11489,7 +11576,7 @@
               <w:rPr>
                 <w:rStyle w:val="VerbatimChar"/>
               </w:rPr>
-              <w:t xml:space="preserve">agentteam score [project-root]</w:t>
+              <w:t xml:space="preserve">frugal-flock score [project-root]</w:t>
             </w:r>
           </w:p>
         </w:tc>
@@ -11563,7 +11650,7 @@
               <w:rPr>
                 <w:rStyle w:val="VerbatimChar"/>
               </w:rPr>
-              <w:t xml:space="preserve">agentteam status</w:t>
+              <w:t xml:space="preserve">frugal-flock status</w:t>
             </w:r>
           </w:p>
         </w:tc>
@@ -11590,7 +11677,7 @@
               <w:rPr>
                 <w:rStyle w:val="VerbatimChar"/>
               </w:rPr>
-              <w:t xml:space="preserve">agentteam off &lt;agent&gt; [30m\|5h\|7d]</w:t>
+              <w:t xml:space="preserve">frugal-flock off &lt;agent&gt; [30m\|5h\|7d]</w:t>
             </w:r>
           </w:p>
         </w:tc>
@@ -11629,7 +11716,7 @@
               <w:rPr>
                 <w:rStyle w:val="VerbatimChar"/>
               </w:rPr>
-              <w:t xml:space="preserve">agentteam on &lt;agent&gt;</w:t>
+              <w:t xml:space="preserve">frugal-flock on &lt;agent&gt;</w:t>
             </w:r>
           </w:p>
         </w:tc>
@@ -11656,7 +11743,7 @@
               <w:rPr>
                 <w:rStyle w:val="VerbatimChar"/>
               </w:rPr>
-              <w:t xml:space="preserve">agentteam stop</w:t>
+              <w:t xml:space="preserve">frugal-flock stop</w:t>
             </w:r>
             <w:r>
               <w:t xml:space="preserve"> </w:t>
@@ -11671,7 +11758,7 @@
               <w:rPr>
                 <w:rStyle w:val="VerbatimChar"/>
               </w:rPr>
-              <w:t xml:space="preserve">agentteam resume</w:t>
+              <w:t xml:space="preserve">frugal-flock resume</w:t>
             </w:r>
           </w:p>
         </w:tc>
@@ -11698,7 +11785,7 @@
               <w:rPr>
                 <w:rStyle w:val="VerbatimChar"/>
               </w:rPr>
-              <w:t xml:space="preserve">agentteam help</w:t>
+              <w:t xml:space="preserve">frugal-flock help</w:t>
             </w:r>
           </w:p>
         </w:tc>
@@ -11883,7 +11970,7 @@
         <w:rPr>
           <w:rStyle w:val="VerbatimChar"/>
         </w:rPr>
-        <w:t xml:space="preserve">AGENTTEAM_TIMEOUT=7200 agentteam run …</w:t>
+        <w:t xml:space="preserve">AGENTTEAM_TIMEOUT=7200 frugal-flock run …</w:t>
       </w:r>
       <w:r>
         <w:t xml:space="preserve">)</w:t>
@@ -13126,7 +13213,7 @@
               <w:pStyle w:val="Compact"/>
             </w:pPr>
             <w:r>
-              <w:t xml:space="preserve">A small script git runs automatically around actions (commit, push, merge). agentteam installs three guards.</w:t>
+              <w:t xml:space="preserve">A small script git runs automatically around actions (commit, push, merge). Frugal Flock installs three guards.</w:t>
             </w:r>
           </w:p>
         </w:tc>
@@ -13616,88 +13703,88 @@
         <w:rPr>
           <w:rStyle w:val="VerbatimChar"/>
         </w:rPr>
-        <w:t xml:space="preserve">SETUP (once)          bash agentteam-install.sh ; agentteam selftest</w:t>
-      </w:r>
-      <w:r>
-        <w:br/>
-      </w:r>
-      <w:r>
-        <w:rPr>
-          <w:rStyle w:val="VerbatimChar"/>
-        </w:rPr>
-        <w:t xml:space="preserve">                      log in each CLI once ; agentteam agents ; agentteam smoke</w:t>
-      </w:r>
-      <w:r>
-        <w:br/>
-      </w:r>
-      <w:r>
-        <w:rPr>
-          <w:rStyle w:val="VerbatimChar"/>
-        </w:rPr>
-        <w:t xml:space="preserve">NEW PROJECT           cd ~/code &amp;&amp; agentteam new &lt;repo-url&gt; myproj</w:t>
-      </w:r>
-      <w:r>
-        <w:br/>
-      </w:r>
-      <w:r>
-        <w:rPr>
-          <w:rStyle w:val="VerbatimChar"/>
-        </w:rPr>
-        <w:t xml:space="preserve">SESSION START         agentteam status ; agentteam doctor ; claude</w:t>
-      </w:r>
-      <w:r>
-        <w:br/>
-      </w:r>
-      <w:r>
-        <w:rPr>
-          <w:rStyle w:val="VerbatimChar"/>
-        </w:rPr>
-        <w:t xml:space="preserve">HEALTH CHECK          agentteam doctor    (before dispatching: catches waste)</w:t>
-      </w:r>
-      <w:r>
-        <w:br/>
-      </w:r>
-      <w:r>
-        <w:rPr>
-          <w:rStyle w:val="VerbatimChar"/>
-        </w:rPr>
-        <w:t xml:space="preserve">DISPATCH              agentteam run -b &lt;worker&gt; &lt;task&gt;</w:t>
-      </w:r>
-      <w:r>
-        <w:br/>
-      </w:r>
-      <w:r>
-        <w:rPr>
-          <w:rStyle w:val="VerbatimChar"/>
-        </w:rPr>
-        <w:t xml:space="preserve">WATCH                 agentteam status | tail &lt;task&gt; | kill &lt;task&gt;</w:t>
-      </w:r>
-      <w:r>
-        <w:br/>
-      </w:r>
-      <w:r>
-        <w:rPr>
-          <w:rStyle w:val="VerbatimChar"/>
-        </w:rPr>
-        <w:t xml:space="preserve">JUDGE                 agentteam verify &lt;w&gt; &lt;task&gt; ; agentteam diff &lt;w&gt;</w:t>
-      </w:r>
-      <w:r>
-        <w:br/>
-      </w:r>
-      <w:r>
-        <w:rPr>
-          <w:rStyle w:val="VerbatimChar"/>
-        </w:rPr>
-        <w:t xml:space="preserve">                      second opinion: agentteam review &lt;w&gt; &lt;task&gt;</w:t>
-      </w:r>
-      <w:r>
-        <w:br/>
-      </w:r>
-      <w:r>
-        <w:rPr>
-          <w:rStyle w:val="VerbatimChar"/>
-        </w:rPr>
-        <w:t xml:space="preserve">ACCEPT                git merge --no-ff agent/&lt;w&gt; -m "merge T7: ..." ; agentteam sync</w:t>
+        <w:t xml:space="preserve">SETUP (once)          bash frugal-flock-install.sh ; frugal-flock selftest</w:t>
+      </w:r>
+      <w:r>
+        <w:br/>
+      </w:r>
+      <w:r>
+        <w:rPr>
+          <w:rStyle w:val="VerbatimChar"/>
+        </w:rPr>
+        <w:t xml:space="preserve">                      log in each CLI once ; frugal-flock agents ; frugal-flock smoke</w:t>
+      </w:r>
+      <w:r>
+        <w:br/>
+      </w:r>
+      <w:r>
+        <w:rPr>
+          <w:rStyle w:val="VerbatimChar"/>
+        </w:rPr>
+        <w:t xml:space="preserve">NEW PROJECT           cd ~/code &amp;&amp; frugal-flock new &lt;repo-url&gt; myproj</w:t>
+      </w:r>
+      <w:r>
+        <w:br/>
+      </w:r>
+      <w:r>
+        <w:rPr>
+          <w:rStyle w:val="VerbatimChar"/>
+        </w:rPr>
+        <w:t xml:space="preserve">SESSION START         frugal-flock status ; frugal-flock doctor ; claude</w:t>
+      </w:r>
+      <w:r>
+        <w:br/>
+      </w:r>
+      <w:r>
+        <w:rPr>
+          <w:rStyle w:val="VerbatimChar"/>
+        </w:rPr>
+        <w:t xml:space="preserve">HEALTH CHECK          frugal-flock doctor    (before dispatching: catches waste)</w:t>
+      </w:r>
+      <w:r>
+        <w:br/>
+      </w:r>
+      <w:r>
+        <w:rPr>
+          <w:rStyle w:val="VerbatimChar"/>
+        </w:rPr>
+        <w:t xml:space="preserve">DISPATCH              frugal-flock run -b &lt;worker&gt; &lt;task&gt;</w:t>
+      </w:r>
+      <w:r>
+        <w:br/>
+      </w:r>
+      <w:r>
+        <w:rPr>
+          <w:rStyle w:val="VerbatimChar"/>
+        </w:rPr>
+        <w:t xml:space="preserve">WATCH                 frugal-flock status | tail &lt;task&gt; | kill &lt;task&gt;</w:t>
+      </w:r>
+      <w:r>
+        <w:br/>
+      </w:r>
+      <w:r>
+        <w:rPr>
+          <w:rStyle w:val="VerbatimChar"/>
+        </w:rPr>
+        <w:t xml:space="preserve">JUDGE                 frugal-flock verify &lt;w&gt; &lt;task&gt; ; frugal-flock diff &lt;w&gt;</w:t>
+      </w:r>
+      <w:r>
+        <w:br/>
+      </w:r>
+      <w:r>
+        <w:rPr>
+          <w:rStyle w:val="VerbatimChar"/>
+        </w:rPr>
+        <w:t xml:space="preserve">                      second opinion: frugal-flock review &lt;w&gt; &lt;task&gt;</w:t>
+      </w:r>
+      <w:r>
+        <w:br/>
+      </w:r>
+      <w:r>
+        <w:rPr>
+          <w:rStyle w:val="VerbatimChar"/>
+        </w:rPr>
+        <w:t xml:space="preserve">ACCEPT                git merge --no-ff agent/&lt;w&gt; -m "merge T7: ..." ; frugal-flock sync</w:t>
       </w:r>
       <w:r>
         <w:br/>
@@ -13715,34 +13802,34 @@
         <w:rPr>
           <w:rStyle w:val="VerbatimChar"/>
         </w:rPr>
-        <w:t xml:space="preserve">QUOTA                 agentteam off &lt;agent&gt; 5h|7d ; agentteam on &lt;agent&gt;</w:t>
-      </w:r>
-      <w:r>
-        <w:br/>
-      </w:r>
-      <w:r>
-        <w:rPr>
-          <w:rStyle w:val="VerbatimChar"/>
-        </w:rPr>
-        <w:t xml:space="preserve">PANIC                 agentteam stop  ...  agentteam resume</w:t>
-      </w:r>
-      <w:r>
-        <w:br/>
-      </w:r>
-      <w:r>
-        <w:rPr>
-          <w:rStyle w:val="VerbatimChar"/>
-        </w:rPr>
-        <w:t xml:space="preserve">SCOREBOARD            agentteam score</w:t>
-      </w:r>
-      <w:r>
-        <w:br/>
-      </w:r>
-      <w:r>
-        <w:rPr>
-          <w:rStyle w:val="VerbatimChar"/>
-        </w:rPr>
-        <w:t xml:space="preserve">EXTRA PLAYS           agentteam race &lt;task&gt; w1 w2 ; agentteam sabotage &lt;w&gt;</w:t>
+        <w:t xml:space="preserve">QUOTA                 frugal-flock off &lt;agent&gt; 5h|7d ; frugal-flock on &lt;agent&gt;</w:t>
+      </w:r>
+      <w:r>
+        <w:br/>
+      </w:r>
+      <w:r>
+        <w:rPr>
+          <w:rStyle w:val="VerbatimChar"/>
+        </w:rPr>
+        <w:t xml:space="preserve">PANIC                 frugal-flock stop  ...  frugal-flock resume</w:t>
+      </w:r>
+      <w:r>
+        <w:br/>
+      </w:r>
+      <w:r>
+        <w:rPr>
+          <w:rStyle w:val="VerbatimChar"/>
+        </w:rPr>
+        <w:t xml:space="preserve">SCOREBOARD            frugal-flock score</w:t>
+      </w:r>
+      <w:r>
+        <w:br/>
+      </w:r>
+      <w:r>
+        <w:rPr>
+          <w:rStyle w:val="VerbatimChar"/>
+        </w:rPr>
+        <w:t xml:space="preserve">EXTRA PLAYS           frugal-flock race &lt;task&gt; w1 w2 ; frugal-flock sabotage &lt;w&gt;</w:t>
       </w:r>
       <w:r>
         <w:br/>
@@ -13760,7 +13847,7 @@
         <w:rPr>
           <w:rStyle w:val="VerbatimChar"/>
         </w:rPr>
-        <w:t xml:space="preserve">AFTER ANY UPDATE      agentteam smoke ; after agentteam updates: selftest + version</w:t>
+        <w:t xml:space="preserve">AFTER ANY UPDATE      frugal-flock smoke ; after frugal-flock updates: selftest + version</w:t>
       </w:r>
     </w:p>
     <w:p>
@@ -14564,7 +14651,7 @@
               <w:rPr>
                 <w:rStyle w:val="VerbatimChar"/>
               </w:rPr>
-              <w:t xml:space="preserve">agentteam-install.sh</w:t>
+              <w:t xml:space="preserve">frugal-flock-install.sh</w:t>
             </w:r>
           </w:p>
         </w:tc>

--- a/docs/GUIDEBOOK.docx
+++ b/docs/GUIDEBOOK.docx
@@ -28,7 +28,7 @@
         </w:p>
       </w:sdtContent>
     </w:sdt>
-    <w:bookmarkStart w:id="79" w:name="frugal-flock-the-complete-guidebook"/>
+    <w:bookmarkStart w:id="80" w:name="frugal-flock-the-complete-guidebook"/>
     <w:p>
       <w:pPr>
         <w:pStyle w:val="Heading1"/>
@@ -2074,7 +2074,7 @@
     </w:p>
     <w:bookmarkEnd w:id="18"/>
     <w:bookmarkEnd w:id="19"/>
-    <w:bookmarkStart w:id="26" w:name="installation-step-by-step"/>
+    <w:bookmarkStart w:id="27" w:name="installation-step-by-step"/>
     <w:p>
       <w:pPr>
         <w:pStyle w:val="Heading2"/>
@@ -2150,7 +2150,7 @@
       </w:r>
     </w:p>
     <w:bookmarkEnd w:id="20"/>
-    <w:bookmarkStart w:id="21" w:name="install-frugal-flock-itself"/>
+    <w:bookmarkStart w:id="22" w:name="install-frugal-flock-itself"/>
     <w:p>
       <w:pPr>
         <w:pStyle w:val="Heading3"/>
@@ -2164,7 +2164,24 @@
         <w:pStyle w:val="FirstParagraph"/>
       </w:pPr>
       <w:r>
-        <w:t xml:space="preserve">From your clone of the</w:t>
+        <w:t xml:space="preserve">From your clone of</w:t>
+      </w:r>
+      <w:r>
+        <w:t xml:space="preserve"> </w:t>
+      </w:r>
+      <w:hyperlink r:id="rId21">
+        <w:r>
+          <w:rPr>
+            <w:rStyle w:val="Hyperlink"/>
+          </w:rPr>
+          <w:t xml:space="preserve">Frugal Flock</w:t>
+        </w:r>
+      </w:hyperlink>
+      <w:r>
+        <w:t xml:space="preserve"> </w:t>
+      </w:r>
+      <w:r>
+        <w:t xml:space="preserve">(formerly</w:t>
       </w:r>
       <w:r>
         <w:t xml:space="preserve"> </w:t>
@@ -2176,10 +2193,7 @@
         <w:t xml:space="preserve">agentteam-docs</w:t>
       </w:r>
       <w:r>
-        <w:t xml:space="preserve"> </w:t>
-      </w:r>
-      <w:r>
-        <w:t xml:space="preserve">repository:</w:t>
+        <w:t xml:space="preserve">):</w:t>
       </w:r>
     </w:p>
     <w:p>
@@ -2634,8 +2648,8 @@
         <w:t xml:space="preserve">again lists your task ids.</w:t>
       </w:r>
     </w:p>
-    <w:bookmarkEnd w:id="21"/>
-    <w:bookmarkStart w:id="22" w:name="X9777de47ec8c4a3db718a889cef5d90d96160ab"/>
+    <w:bookmarkEnd w:id="22"/>
+    <w:bookmarkStart w:id="23" w:name="X9777de47ec8c4a3db718a889cef5d90d96160ab"/>
     <w:p>
       <w:pPr>
         <w:pStyle w:val="Heading3"/>
@@ -3076,8 +3090,8 @@
         <w:t xml:space="preserve">seat; everything else can join later.</w:t>
       </w:r>
     </w:p>
-    <w:bookmarkEnd w:id="22"/>
-    <w:bookmarkStart w:id="23" w:name="the-config-file-agents.conf-the-lego-box"/>
+    <w:bookmarkEnd w:id="23"/>
+    <w:bookmarkStart w:id="24" w:name="the-config-file-agents.conf-the-lego-box"/>
     <w:p>
       <w:pPr>
         <w:pStyle w:val="Heading3"/>
@@ -3325,8 +3339,8 @@
         <w:t xml:space="preserve">is for (chapter 10).</w:t>
       </w:r>
     </w:p>
-    <w:bookmarkEnd w:id="23"/>
-    <w:bookmarkStart w:id="24" w:name="X254123dabeedf94f1999ef65d2a5f37b41f6fe9"/>
+    <w:bookmarkEnd w:id="24"/>
+    <w:bookmarkStart w:id="25" w:name="X254123dabeedf94f1999ef65d2a5f37b41f6fe9"/>
     <w:p>
       <w:pPr>
         <w:pStyle w:val="Heading3"/>
@@ -3597,8 +3611,8 @@
         <w:t xml:space="preserve">any CLI update or after days away.</w:t>
       </w:r>
     </w:p>
-    <w:bookmarkEnd w:id="24"/>
-    <w:bookmarkStart w:id="25" w:name="practice-everything-with-zero-quota"/>
+    <w:bookmarkEnd w:id="25"/>
+    <w:bookmarkStart w:id="26" w:name="practice-everything-with-zero-quota"/>
     <w:p>
       <w:pPr>
         <w:pStyle w:val="Heading3"/>
@@ -3681,9 +3695,9 @@
         </w:pict>
       </w:r>
     </w:p>
-    <w:bookmarkEnd w:id="25"/>
     <w:bookmarkEnd w:id="26"/>
-    <w:bookmarkStart w:id="31" w:name="starting-a-project"/>
+    <w:bookmarkEnd w:id="27"/>
+    <w:bookmarkStart w:id="32" w:name="starting-a-project"/>
     <w:p>
       <w:pPr>
         <w:pStyle w:val="Heading2"/>
@@ -3692,7 +3706,7 @@
         <w:t xml:space="preserve">5. Starting a project</w:t>
       </w:r>
     </w:p>
-    <w:bookmarkStart w:id="27" w:name="the-one-command-way"/>
+    <w:bookmarkStart w:id="28" w:name="the-one-command-way"/>
     <w:p>
       <w:pPr>
         <w:pStyle w:val="Heading3"/>
@@ -3865,8 +3879,8 @@
         <w:t xml:space="preserve">.</w:t>
       </w:r>
     </w:p>
-    <w:bookmarkEnd w:id="27"/>
-    <w:bookmarkStart w:id="28" w:name="the-manual-way"/>
+    <w:bookmarkEnd w:id="28"/>
+    <w:bookmarkStart w:id="29" w:name="the-manual-way"/>
     <w:p>
       <w:pPr>
         <w:pStyle w:val="Heading3"/>
@@ -3945,8 +3959,8 @@
         <w:t xml:space="preserve">later adds one more workshop without touching the others.</w:t>
       </w:r>
     </w:p>
-    <w:bookmarkEnd w:id="28"/>
-    <w:bookmarkStart w:id="29" w:name="the-secrets-preflight"/>
+    <w:bookmarkEnd w:id="29"/>
+    <w:bookmarkStart w:id="30" w:name="the-secrets-preflight"/>
     <w:p>
       <w:pPr>
         <w:pStyle w:val="Heading3"/>
@@ -4110,8 +4124,8 @@
         <w:t xml:space="preserve">false alarm.</w:t>
       </w:r>
     </w:p>
-    <w:bookmarkEnd w:id="29"/>
-    <w:bookmarkStart w:id="30" w:name="Xf0646718b6f20caf81384342403f481b4d781dc"/>
+    <w:bookmarkEnd w:id="30"/>
+    <w:bookmarkStart w:id="31" w:name="Xf0646718b6f20caf81384342403f481b4d781dc"/>
     <w:p>
       <w:pPr>
         <w:pStyle w:val="Heading3"/>
@@ -4335,9 +4349,9 @@
         </w:pict>
       </w:r>
     </w:p>
-    <w:bookmarkEnd w:id="30"/>
     <w:bookmarkEnd w:id="31"/>
-    <w:bookmarkStart w:id="36" w:name="task-files-the-heart-of-the-system"/>
+    <w:bookmarkEnd w:id="32"/>
+    <w:bookmarkStart w:id="37" w:name="task-files-the-heart-of-the-system"/>
     <w:p>
       <w:pPr>
         <w:pStyle w:val="Heading2"/>
@@ -4414,7 +4428,7 @@
         <w:t xml:space="preserve">must be understandable by a total stranger.</w:t>
       </w:r>
     </w:p>
-    <w:bookmarkStart w:id="32" w:name="the-template-section-by-section"/>
+    <w:bookmarkStart w:id="33" w:name="the-template-section-by-section"/>
     <w:p>
       <w:pPr>
         <w:pStyle w:val="Heading3"/>
@@ -4724,8 +4738,8 @@
         <w:t xml:space="preserve">RISKS / NEEDS-REVIEW</w:t>
       </w:r>
     </w:p>
-    <w:bookmarkEnd w:id="32"/>
-    <w:bookmarkStart w:id="33" w:name="X8f706acfc66ddce99b85b68aa37cd7629e871ac"/>
+    <w:bookmarkEnd w:id="33"/>
+    <w:bookmarkStart w:id="34" w:name="X8f706acfc66ddce99b85b68aa37cd7629e871ac"/>
     <w:p>
       <w:pPr>
         <w:pStyle w:val="Heading3"/>
@@ -5001,8 +5015,8 @@
         <w:t xml:space="preserve">Write both precisely and the gate becomes largely mechanical.</w:t>
       </w:r>
     </w:p>
-    <w:bookmarkEnd w:id="33"/>
-    <w:bookmarkStart w:id="34" w:name="changelog-fragments"/>
+    <w:bookmarkEnd w:id="34"/>
+    <w:bookmarkStart w:id="35" w:name="changelog-fragments"/>
     <w:p>
       <w:pPr>
         <w:pStyle w:val="Heading3"/>
@@ -5082,8 +5096,8 @@
         <w:t xml:space="preserve">(that is allowed: the foreman may edit docs).</w:t>
       </w:r>
     </w:p>
-    <w:bookmarkEnd w:id="34"/>
-    <w:bookmarkStart w:id="35" w:name="what-good-and-bad-look-like"/>
+    <w:bookmarkEnd w:id="35"/>
+    <w:bookmarkStart w:id="36" w:name="what-good-and-bad-look-like"/>
     <w:p>
       <w:pPr>
         <w:pStyle w:val="Heading3"/>
@@ -5385,9 +5399,9 @@
         </w:pict>
       </w:r>
     </w:p>
-    <w:bookmarkEnd w:id="35"/>
     <w:bookmarkEnd w:id="36"/>
-    <w:bookmarkStart w:id="46" w:name="running-work-every-step-explained"/>
+    <w:bookmarkEnd w:id="37"/>
+    <w:bookmarkStart w:id="47" w:name="running-work-every-step-explained"/>
     <w:p>
       <w:pPr>
         <w:pStyle w:val="Heading2"/>
@@ -5396,7 +5410,7 @@
         <w:t xml:space="preserve">7. Running work — every step explained</w:t>
       </w:r>
     </w:p>
-    <w:bookmarkStart w:id="37" w:name="a-foreground-run"/>
+    <w:bookmarkStart w:id="38" w:name="a-foreground-run"/>
     <w:p>
       <w:pPr>
         <w:pStyle w:val="Heading3"/>
@@ -5547,8 +5561,8 @@
         <w:t xml:space="preserve">event to the ledger.</w:t>
       </w:r>
     </w:p>
-    <w:bookmarkEnd w:id="37"/>
-    <w:bookmarkStart w:id="38" w:name="background-runs"/>
+    <w:bookmarkEnd w:id="38"/>
+    <w:bookmarkStart w:id="39" w:name="background-runs"/>
     <w:p>
       <w:pPr>
         <w:pStyle w:val="Heading3"/>
@@ -5806,8 +5820,8 @@
         <w:t xml:space="preserve">workers run in parallel freely.</w:t>
       </w:r>
     </w:p>
-    <w:bookmarkEnd w:id="38"/>
-    <w:bookmarkStart w:id="39" w:name="reading-the-report"/>
+    <w:bookmarkEnd w:id="39"/>
+    <w:bookmarkStart w:id="40" w:name="reading-the-report"/>
     <w:p>
       <w:pPr>
         <w:pStyle w:val="Heading3"/>
@@ -6023,8 +6037,8 @@
         <w:t xml:space="preserve">$ frugal-flock report T7-codex 200      # more history</w:t>
       </w:r>
     </w:p>
-    <w:bookmarkEnd w:id="39"/>
-    <w:bookmarkStart w:id="40" w:name="Xc1faa28140f82162bba973faee67ec6fdd06772"/>
+    <w:bookmarkEnd w:id="40"/>
+    <w:bookmarkStart w:id="41" w:name="Xc1faa28140f82162bba973faee67ec6fdd06772"/>
     <w:p>
       <w:pPr>
         <w:pStyle w:val="Heading3"/>
@@ -6415,8 +6429,8 @@
         <w:t xml:space="preserve">automatically — background work comes back pre-judged.</w:t>
       </w:r>
     </w:p>
-    <w:bookmarkEnd w:id="40"/>
-    <w:bookmarkStart w:id="41" w:name="diff-the-receipts"/>
+    <w:bookmarkEnd w:id="41"/>
+    <w:bookmarkStart w:id="42" w:name="diff-the-receipts"/>
     <w:p>
       <w:pPr>
         <w:pStyle w:val="Heading3"/>
@@ -6480,8 +6494,8 @@
         <w:t xml:space="preserve">uncommitted.</w:t>
       </w:r>
     </w:p>
-    <w:bookmarkEnd w:id="41"/>
-    <w:bookmarkStart w:id="42" w:name="review-a-rivals-second-opinion"/>
+    <w:bookmarkEnd w:id="42"/>
+    <w:bookmarkStart w:id="43" w:name="review-a-rivals-second-opinion"/>
     <w:p>
       <w:pPr>
         <w:pStyle w:val="Heading3"/>
@@ -6597,8 +6611,8 @@
         <w:t xml:space="preserve">diffs; your gate still decides.</w:t>
       </w:r>
     </w:p>
-    <w:bookmarkEnd w:id="42"/>
-    <w:bookmarkStart w:id="43" w:name="the-human-gate-merging"/>
+    <w:bookmarkEnd w:id="43"/>
+    <w:bookmarkStart w:id="44" w:name="the-human-gate-merging"/>
     <w:p>
       <w:pPr>
         <w:pStyle w:val="Heading3"/>
@@ -6676,8 +6690,8 @@
         <w:t xml:space="preserve">fragment.</w:t>
       </w:r>
     </w:p>
-    <w:bookmarkEnd w:id="43"/>
-    <w:bookmarkStart w:id="44" w:name="sync-after-your-merges"/>
+    <w:bookmarkEnd w:id="44"/>
+    <w:bookmarkStart w:id="45" w:name="sync-after-your-merges"/>
     <w:p>
       <w:pPr>
         <w:pStyle w:val="Heading3"/>
@@ -6807,8 +6821,8 @@
         <w:t xml:space="preserve">Run it after every merge session; it prevents next week’s conflicts.</w:t>
       </w:r>
     </w:p>
-    <w:bookmarkEnd w:id="44"/>
-    <w:bookmarkStart w:id="45" w:name="rejecting-work"/>
+    <w:bookmarkEnd w:id="45"/>
+    <w:bookmarkStart w:id="46" w:name="rejecting-work"/>
     <w:p>
       <w:pPr>
         <w:pStyle w:val="Heading3"/>
@@ -6896,9 +6910,9 @@
         </w:pict>
       </w:r>
     </w:p>
-    <w:bookmarkEnd w:id="45"/>
     <w:bookmarkEnd w:id="46"/>
-    <w:bookmarkStart w:id="47" w:name="see-one-complete-cycle"/>
+    <w:bookmarkEnd w:id="47"/>
+    <w:bookmarkStart w:id="48" w:name="see-one-complete-cycle"/>
     <w:p>
       <w:pPr>
         <w:pStyle w:val="Heading2"/>
@@ -7043,8 +7057,8 @@
         </w:pict>
       </w:r>
     </w:p>
-    <w:bookmarkEnd w:id="47"/>
-    <w:bookmarkStart w:id="52" w:name="the-daily-rhythm"/>
+    <w:bookmarkEnd w:id="48"/>
+    <w:bookmarkStart w:id="53" w:name="the-daily-rhythm"/>
     <w:p>
       <w:pPr>
         <w:pStyle w:val="Heading2"/>
@@ -7109,7 +7123,7 @@
         <w:t xml:space="preserve">without losing anything that matters.</w:t>
       </w:r>
     </w:p>
-    <w:bookmarkStart w:id="48" w:name="starting-a-session-2-minutes"/>
+    <w:bookmarkStart w:id="49" w:name="starting-a-session-2-minutes"/>
     <w:p>
       <w:pPr>
         <w:pStyle w:val="Heading3"/>
@@ -7229,8 +7243,8 @@
         <w:t xml:space="preserve">then propose the next step. Wait for my go.</w:t>
       </w:r>
     </w:p>
-    <w:bookmarkEnd w:id="48"/>
-    <w:bookmarkStart w:id="49" w:name="working-efficiently"/>
+    <w:bookmarkEnd w:id="49"/>
+    <w:bookmarkStart w:id="50" w:name="working-efficiently"/>
     <w:p>
       <w:pPr>
         <w:pStyle w:val="Heading3"/>
@@ -7395,8 +7409,8 @@
         <w:t xml:space="preserve">One cycle at a time: your review is the bottleneck — protect it.</w:t>
       </w:r>
     </w:p>
-    <w:bookmarkEnd w:id="49"/>
-    <w:bookmarkStart w:id="50" w:name="X41b8a561e88ecc96e42b7fb4adac8fffa325b22"/>
+    <w:bookmarkEnd w:id="50"/>
+    <w:bookmarkStart w:id="51" w:name="X41b8a561e88ecc96e42b7fb4adac8fffa325b22"/>
     <w:p>
       <w:pPr>
         <w:pStyle w:val="Heading3"/>
@@ -7532,8 +7546,8 @@
         <w:t xml:space="preserve">$ exit                   # 3. everything durable is on disk</w:t>
       </w:r>
     </w:p>
-    <w:bookmarkEnd w:id="50"/>
-    <w:bookmarkStart w:id="51" w:name="what-survives-what"/>
+    <w:bookmarkEnd w:id="51"/>
+    <w:bookmarkStart w:id="52" w:name="what-survives-what"/>
     <w:p>
       <w:pPr>
         <w:pStyle w:val="Heading3"/>
@@ -7756,9 +7770,9 @@
         </w:pict>
       </w:r>
     </w:p>
-    <w:bookmarkEnd w:id="51"/>
     <w:bookmarkEnd w:id="52"/>
-    <w:bookmarkStart w:id="53" w:name="quota-management-the-bench"/>
+    <w:bookmarkEnd w:id="53"/>
+    <w:bookmarkStart w:id="54" w:name="quota-management-the-bench"/>
     <w:p>
       <w:pPr>
         <w:pStyle w:val="Heading2"/>
@@ -8062,8 +8076,8 @@
         </w:pict>
       </w:r>
     </w:p>
-    <w:bookmarkEnd w:id="53"/>
-    <w:bookmarkStart w:id="56" w:name="fleet-intelligence-who-earns-their-seat"/>
+    <w:bookmarkEnd w:id="54"/>
+    <w:bookmarkStart w:id="57" w:name="fleet-intelligence-who-earns-their-seat"/>
     <w:p>
       <w:pPr>
         <w:pStyle w:val="Heading2"/>
@@ -8072,7 +8086,7 @@
         <w:t xml:space="preserve">11. Fleet intelligence — who earns their seat</w:t>
       </w:r>
     </w:p>
-    <w:bookmarkStart w:id="54" w:name="frugal-flock-score"/>
+    <w:bookmarkStart w:id="55" w:name="frugal-flock-score"/>
     <w:p>
       <w:pPr>
         <w:pStyle w:val="Heading3"/>
@@ -8326,8 +8340,8 @@
         <w:t xml:space="preserve">including history from before the ledger existed.</w:t>
       </w:r>
     </w:p>
-    <w:bookmarkEnd w:id="54"/>
-    <w:bookmarkStart w:id="55" w:name="the-ledger-for-the-curious"/>
+    <w:bookmarkEnd w:id="55"/>
+    <w:bookmarkStart w:id="56" w:name="the-ledger-for-the-curious"/>
     <w:p>
       <w:pPr>
         <w:pStyle w:val="Heading3"/>
@@ -8445,9 +8459,9 @@
         </w:pict>
       </w:r>
     </w:p>
-    <w:bookmarkEnd w:id="55"/>
     <w:bookmarkEnd w:id="56"/>
-    <w:bookmarkStart w:id="60" w:name="advanced-plays"/>
+    <w:bookmarkEnd w:id="57"/>
+    <w:bookmarkStart w:id="61" w:name="advanced-plays"/>
     <w:p>
       <w:pPr>
         <w:pStyle w:val="Heading2"/>
@@ -8456,7 +8470,7 @@
         <w:t xml:space="preserve">12. Advanced plays</w:t>
       </w:r>
     </w:p>
-    <w:bookmarkStart w:id="57" w:name="race-the-bake-off"/>
+    <w:bookmarkStart w:id="58" w:name="race-the-bake-off"/>
     <w:p>
       <w:pPr>
         <w:pStyle w:val="Heading3"/>
@@ -8641,8 +8655,8 @@
         <w:t xml:space="preserve">disjoint-scope rule, because only one branch survives.</w:t>
       </w:r>
     </w:p>
-    <w:bookmarkEnd w:id="57"/>
-    <w:bookmarkStart w:id="58" w:name="sabotage-the-saboteur-seat"/>
+    <w:bookmarkEnd w:id="58"/>
+    <w:bookmarkStart w:id="59" w:name="sabotage-the-saboteur-seat"/>
     <w:p>
       <w:pPr>
         <w:pStyle w:val="Heading3"/>
@@ -8762,8 +8776,8 @@
         <w:t xml:space="preserve">a normal task on the next cycle — and the failing test joins the suite.</w:t>
       </w:r>
     </w:p>
-    <w:bookmarkEnd w:id="58"/>
-    <w:bookmarkStart w:id="59" w:name="doubling-a-strong-seat"/>
+    <w:bookmarkEnd w:id="59"/>
+    <w:bookmarkStart w:id="60" w:name="doubling-a-strong-seat"/>
     <w:p>
       <w:pPr>
         <w:pStyle w:val="Heading3"/>
@@ -8808,9 +8822,9 @@
         </w:pict>
       </w:r>
     </w:p>
-    <w:bookmarkEnd w:id="59"/>
     <w:bookmarkEnd w:id="60"/>
-    <w:bookmarkStart w:id="64" w:name="maintenance"/>
+    <w:bookmarkEnd w:id="61"/>
+    <w:bookmarkStart w:id="65" w:name="maintenance"/>
     <w:p>
       <w:pPr>
         <w:pStyle w:val="Heading2"/>
@@ -8819,7 +8833,7 @@
         <w:t xml:space="preserve">13. Maintenance</w:t>
       </w:r>
     </w:p>
-    <w:bookmarkStart w:id="61" w:name="updating-the-ai-clis"/>
+    <w:bookmarkStart w:id="62" w:name="updating-the-ai-clis"/>
     <w:p>
       <w:pPr>
         <w:pStyle w:val="Heading3"/>
@@ -8962,8 +8976,8 @@
         <w:t xml:space="preserve">. Two minutes.</w:t>
       </w:r>
     </w:p>
-    <w:bookmarkEnd w:id="61"/>
-    <w:bookmarkStart w:id="62" w:name="updating-frugal-flock-itself"/>
+    <w:bookmarkEnd w:id="62"/>
+    <w:bookmarkStart w:id="63" w:name="updating-frugal-flock-itself"/>
     <w:p>
       <w:pPr>
         <w:pStyle w:val="Heading3"/>
@@ -8974,13 +8988,48 @@
     </w:p>
     <w:p>
       <w:pPr>
+        <w:pStyle w:val="FirstParagraph"/>
+      </w:pPr>
+      <w:r>
+        <w:t xml:space="preserve">Open a terminal inside your existing clone. Its local folder may still be</w:t>
+      </w:r>
+      <w:r>
+        <w:t xml:space="preserve"> </w:t>
+      </w:r>
+      <w:r>
+        <w:t xml:space="preserve">called</w:t>
+      </w:r>
+      <w:r>
+        <w:t xml:space="preserve"> </w:t>
+      </w:r>
+      <w:r>
+        <w:rPr>
+          <w:rStyle w:val="VerbatimChar"/>
+        </w:rPr>
+        <w:t xml:space="preserve">agentteam-docs</w:t>
+      </w:r>
+      <w:r>
+        <w:t xml:space="preserve">; it does not need to be renamed.</w:t>
+      </w:r>
+    </w:p>
+    <w:p>
+      <w:pPr>
         <w:pStyle w:val="SourceCode"/>
       </w:pPr>
       <w:r>
         <w:rPr>
           <w:rStyle w:val="VerbatimChar"/>
         </w:rPr>
-        <w:t xml:space="preserve">$ cd agentteam-docs &amp;&amp; git pull</w:t>
+        <w:t xml:space="preserve">$ git remote set-url origin https://github.com/danielmevit/frugal-flock.git</w:t>
+      </w:r>
+      <w:r>
+        <w:br/>
+      </w:r>
+      <w:r>
+        <w:rPr>
+          <w:rStyle w:val="VerbatimChar"/>
+        </w:rPr>
+        <w:t xml:space="preserve">$ git pull --ff-only</w:t>
       </w:r>
       <w:r>
         <w:br/>
@@ -8998,7 +9047,7 @@
         <w:rPr>
           <w:rStyle w:val="VerbatimChar"/>
         </w:rPr>
-        <w:t xml:space="preserve">$ frugal-flock selftest            # 27 checks, zero quota</w:t>
+        <w:t xml:space="preserve">$ frugal-flock selftest            # mock-agent checks, zero quota</w:t>
       </w:r>
       <w:r>
         <w:br/>
@@ -9015,6 +9064,20 @@
         <w:pStyle w:val="FirstParagraph"/>
       </w:pPr>
       <w:r>
+        <w:t xml:space="preserve">If Git reports a conflict or diverged history, stop and resolve it before</w:t>
+      </w:r>
+      <w:r>
+        <w:t xml:space="preserve"> </w:t>
+      </w:r>
+      <w:r>
+        <w:t xml:space="preserve">reinstalling; do not discard local work to force the update.</w:t>
+      </w:r>
+    </w:p>
+    <w:p>
+      <w:pPr>
+        <w:pStyle w:val="BodyText"/>
+      </w:pPr>
+      <w:r>
         <w:t xml:space="preserve">Existing projects keep their old role cards; re-running</w:t>
       </w:r>
       <w:r>
@@ -9045,8 +9108,8 @@
         <w:t xml:space="preserve">hand if you want them.</w:t>
       </w:r>
     </w:p>
-    <w:bookmarkEnd w:id="62"/>
-    <w:bookmarkStart w:id="63" w:name="backups-standing-policy"/>
+    <w:bookmarkEnd w:id="63"/>
+    <w:bookmarkStart w:id="64" w:name="backups-standing-policy"/>
     <w:p>
       <w:pPr>
         <w:pStyle w:val="Heading3"/>
@@ -9118,9 +9181,9 @@
         </w:pict>
       </w:r>
     </w:p>
-    <w:bookmarkEnd w:id="63"/>
     <w:bookmarkEnd w:id="64"/>
-    <w:bookmarkStart w:id="71" w:name="troubleshooting"/>
+    <w:bookmarkEnd w:id="65"/>
+    <w:bookmarkStart w:id="72" w:name="troubleshooting"/>
     <w:p>
       <w:pPr>
         <w:pStyle w:val="Heading2"/>
@@ -9129,7 +9192,7 @@
         <w:t xml:space="preserve">14. Troubleshooting</w:t>
       </w:r>
     </w:p>
-    <w:bookmarkStart w:id="65" w:name="the-universal-4-step-diagnosis"/>
+    <w:bookmarkStart w:id="66" w:name="the-universal-4-step-diagnosis"/>
     <w:p>
       <w:pPr>
         <w:pStyle w:val="Heading3"/>
@@ -9316,8 +9379,8 @@
         <w:t xml:space="preserve">— the problem is an agent, a login, or a task file.</w:t>
       </w:r>
     </w:p>
-    <w:bookmarkEnd w:id="65"/>
-    <w:bookmarkStart w:id="66" w:name="install-and-setup-problems"/>
+    <w:bookmarkEnd w:id="66"/>
+    <w:bookmarkStart w:id="67" w:name="install-and-setup-problems"/>
     <w:p>
       <w:pPr>
         <w:pStyle w:val="Heading3"/>
@@ -9746,8 +9809,8 @@
         </w:tc>
       </w:tr>
     </w:tbl>
-    <w:bookmarkEnd w:id="66"/>
-    <w:bookmarkStart w:id="67" w:name="agent-problems"/>
+    <w:bookmarkEnd w:id="67"/>
+    <w:bookmarkStart w:id="68" w:name="agent-problems"/>
     <w:p>
       <w:pPr>
         <w:pStyle w:val="Heading3"/>
@@ -10056,8 +10119,8 @@
         </w:tc>
       </w:tr>
     </w:tbl>
-    <w:bookmarkEnd w:id="67"/>
-    <w:bookmarkStart w:id="68" w:name="run-problems"/>
+    <w:bookmarkEnd w:id="68"/>
+    <w:bookmarkStart w:id="69" w:name="run-problems"/>
     <w:p>
       <w:pPr>
         <w:pStyle w:val="Heading3"/>
@@ -10363,8 +10426,8 @@
         </w:tc>
       </w:tr>
     </w:tbl>
-    <w:bookmarkEnd w:id="68"/>
-    <w:bookmarkStart w:id="69" w:name="gate-problems-verify-diff-merge"/>
+    <w:bookmarkEnd w:id="69"/>
+    <w:bookmarkStart w:id="70" w:name="gate-problems-verify-diff-merge"/>
     <w:p>
       <w:pPr>
         <w:pStyle w:val="Heading3"/>
@@ -10712,8 +10775,8 @@
         </w:tc>
       </w:tr>
     </w:tbl>
-    <w:bookmarkEnd w:id="69"/>
-    <w:bookmarkStart w:id="70" w:name="emergency"/>
+    <w:bookmarkEnd w:id="70"/>
+    <w:bookmarkStart w:id="71" w:name="emergency"/>
     <w:p>
       <w:pPr>
         <w:pStyle w:val="Heading3"/>
@@ -10832,9 +10895,9 @@
         </w:pict>
       </w:r>
     </w:p>
-    <w:bookmarkEnd w:id="70"/>
     <w:bookmarkEnd w:id="71"/>
-    <w:bookmarkStart w:id="72" w:name="command-reference-all-commands"/>
+    <w:bookmarkEnd w:id="72"/>
+    <w:bookmarkStart w:id="73" w:name="command-reference-all-commands"/>
     <w:p>
       <w:pPr>
         <w:pStyle w:val="Heading2"/>
@@ -11949,8 +12012,8 @@
         </w:pict>
       </w:r>
     </w:p>
-    <w:bookmarkEnd w:id="72"/>
-    <w:bookmarkStart w:id="73" w:name="settings-reference-environment-variables"/>
+    <w:bookmarkEnd w:id="73"/>
+    <w:bookmarkStart w:id="74" w:name="settings-reference-environment-variables"/>
     <w:p>
       <w:pPr>
         <w:pStyle w:val="Heading2"/>
@@ -12479,8 +12542,8 @@
         </w:pict>
       </w:r>
     </w:p>
-    <w:bookmarkEnd w:id="73"/>
-    <w:bookmarkStart w:id="74" w:name="Xf610a011b9fbf7d21735c699f3813ef93303206"/>
+    <w:bookmarkEnd w:id="74"/>
+    <w:bookmarkStart w:id="75" w:name="Xf610a011b9fbf7d21735c699f3813ef93303206"/>
     <w:p>
       <w:pPr>
         <w:pStyle w:val="Heading2"/>
@@ -12756,8 +12819,8 @@
         </w:pict>
       </w:r>
     </w:p>
-    <w:bookmarkEnd w:id="74"/>
-    <w:bookmarkStart w:id="75" w:name="glossary"/>
+    <w:bookmarkEnd w:id="75"/>
+    <w:bookmarkStart w:id="76" w:name="glossary"/>
     <w:p>
       <w:pPr>
         <w:pStyle w:val="Heading2"/>
@@ -13685,8 +13748,8 @@
         </w:pict>
       </w:r>
     </w:p>
-    <w:bookmarkEnd w:id="75"/>
-    <w:bookmarkStart w:id="76" w:name="cheat-sheet-one-page"/>
+    <w:bookmarkEnd w:id="76"/>
+    <w:bookmarkStart w:id="77" w:name="cheat-sheet-one-page"/>
     <w:p>
       <w:pPr>
         <w:pStyle w:val="Heading2"/>
@@ -13857,8 +13920,8 @@
         </w:pict>
       </w:r>
     </w:p>
-    <w:bookmarkEnd w:id="76"/>
-    <w:bookmarkStart w:id="77" w:name="X86d3f2e3bdb119205e7ebdcca33a798a227f72c"/>
+    <w:bookmarkEnd w:id="77"/>
+    <w:bookmarkStart w:id="78" w:name="X86d3f2e3bdb119205e7ebdcca33a798a227f72c"/>
     <w:p>
       <w:pPr>
         <w:pStyle w:val="Heading2"/>
@@ -14355,8 +14418,8 @@
         </w:pict>
       </w:r>
     </w:p>
-    <w:bookmarkEnd w:id="77"/>
-    <w:bookmarkStart w:id="78" w:name="Xd2ce53bacab742f5947582be0741bf8aab6d7fa"/>
+    <w:bookmarkEnd w:id="78"/>
+    <w:bookmarkStart w:id="79" w:name="Xd2ce53bacab742f5947582be0741bf8aab6d7fa"/>
     <w:p>
       <w:pPr>
         <w:pStyle w:val="Heading2"/>
@@ -14695,8 +14758,8 @@
         </w:tc>
       </w:tr>
     </w:tbl>
-    <w:bookmarkEnd w:id="78"/>
     <w:bookmarkEnd w:id="79"/>
+    <w:bookmarkEnd w:id="80"/>
     <w:sectPr>
       <w:footerReference w:type="default" r:id="rId9"/>
       <w:footnotePr>

--- a/docs/GUIDEBOOK.docx
+++ b/docs/GUIDEBOOK.docx
@@ -6262,7 +6262,13 @@
         <w:t xml:space="preserve"> </w:t>
       </w:r>
       <w:r>
-        <w:t xml:space="preserve">enforced. Fix the task file next time.</w:t>
+        <w:t xml:space="preserve">enforced. Verification is incomplete; correct the task through the</w:t>
+      </w:r>
+      <w:r>
+        <w:t xml:space="preserve"> </w:t>
+      </w:r>
+      <w:r>
+        <w:t xml:space="preserve">lead’s task process and rerun. Do not treat it as permission to merge.</w:t>
       </w:r>
     </w:p>
     <w:p>
@@ -6385,19 +6391,46 @@
         <w:t xml:space="preserve"> </w:t>
       </w:r>
       <w:r>
-        <w:t xml:space="preserve">only if scope is not violated, no validate</w:t>
-      </w:r>
-      <w:r>
-        <w:t xml:space="preserve"> </w:t>
-      </w:r>
-      <w:r>
-        <w:t xml:space="preserve">command failed, and the run was not empty. The command’s exit code</w:t>
-      </w:r>
-      <w:r>
-        <w:t xml:space="preserve"> </w:t>
-      </w:r>
-      <w:r>
-        <w:t xml:space="preserve">matches, so the foreman can script on it.</w:t>
+        <w:t xml:space="preserve">(exit 0) requires scope, at least one Validate</w:t>
+      </w:r>
+      <w:r>
+        <w:t xml:space="preserve"> </w:t>
+      </w:r>
+      <w:r>
+        <w:t xml:space="preserve">command, every check passing, and the existing scope/tamper/empty/base</w:t>
+      </w:r>
+      <w:r>
+        <w:t xml:space="preserve"> </w:t>
+      </w:r>
+      <w:r>
+        <w:t xml:space="preserve">safeguards satisfied. Missing scope or checks is</w:t>
+      </w:r>
+      <w:r>
+        <w:t xml:space="preserve"> </w:t>
+      </w:r>
+      <w:r>
+        <w:rPr>
+          <w:rStyle w:val="VerbatimChar"/>
+        </w:rPr>
+        <w:t xml:space="preserve">INCOMPLETE</w:t>
+      </w:r>
+      <w:r>
+        <w:t xml:space="preserve"> </w:t>
+      </w:r>
+      <w:r>
+        <w:t xml:space="preserve">(exit 2).</w:t>
+      </w:r>
+      <w:r>
+        <w:t xml:space="preserve"> </w:t>
+      </w:r>
+      <w:r>
+        <w:t xml:space="preserve">Actual failures take precedence and return nonzero, normally exit 1.</w:t>
+      </w:r>
+      <w:r>
+        <w:t xml:space="preserve"> </w:t>
+      </w:r>
+      <w:r>
+        <w:t xml:space="preserve">M1 provides no waiver bypass.</w:t>
       </w:r>
     </w:p>
     <w:p>
@@ -6426,7 +6459,19 @@
         <w:t xml:space="preserve"> </w:t>
       </w:r>
       <w:r>
-        <w:t xml:space="preserve">automatically — background work comes back pre-judged.</w:t>
+        <w:t xml:space="preserve">automatically. A successful worker followed by failed or incomplete</w:t>
+      </w:r>
+      <w:r>
+        <w:t xml:space="preserve"> </w:t>
+      </w:r>
+      <w:r>
+        <w:t xml:space="preserve">verification returns the verification’s nonzero exit. A failed worker</w:t>
+      </w:r>
+      <w:r>
+        <w:t xml:space="preserve"> </w:t>
+      </w:r>
+      <w:r>
+        <w:t xml:space="preserve">keeps its own exit. This is not reviewer approval or human acceptance.</w:t>
       </w:r>
     </w:p>
     <w:bookmarkEnd w:id="41"/>
@@ -10502,16 +10547,7 @@
               <w:pStyle w:val="Compact"/>
             </w:pPr>
             <w:r>
-              <w:t xml:space="preserve">The worker left its lane. Reject the branch (</w:t>
-            </w:r>
-            <w:r>
-              <w:rPr>
-                <w:rStyle w:val="VerbatimChar"/>
-              </w:rPr>
-              <w:t xml:space="preserve">git -C ../wt/&lt;w&gt; reset --hard dev</w:t>
-            </w:r>
-            <w:r>
-              <w:t xml:space="preserve">), have the foreman re-brief with corrected scope. Never merge a violating diff as-is.</w:t>
+              <w:t xml:space="preserve">The worker left its lane. Preserve the branch for inspection and ask the foreman for a scoped repair task. Never merge a violating diff as-is.</w:t>
             </w:r>
           </w:p>
         </w:tc>
@@ -10544,22 +10580,31 @@
               <w:pStyle w:val="Compact"/>
             </w:pPr>
             <w:r>
-              <w:t xml:space="preserve">The task file had no</w:t>
-            </w:r>
-            <w:r>
-              <w:t xml:space="preserve"> </w:t>
-            </w:r>
-            <w:r>
-              <w:rPr>
-                <w:rStyle w:val="VerbatimChar"/>
-              </w:rPr>
-              <w:t xml:space="preserve">- path</w:t>
-            </w:r>
-            <w:r>
-              <w:t xml:space="preserve"> </w:t>
-            </w:r>
-            <w:r>
-              <w:t xml:space="preserve">lines. Nothing broke, but nothing was enforced — fix the task template habit.</w:t>
+              <w:t xml:space="preserve">The task had no scope lines: INCOMPLETE, exit 2 unless another failure takes precedence. Correct the task through the lead and rerun; it is not PASS.</w:t>
+            </w:r>
+          </w:p>
+        </w:tc>
+      </w:tr>
+      <w:tr>
+        <w:tc>
+          <w:tcPr/>
+          <w:p>
+            <w:pPr>
+              <w:pStyle w:val="Compact"/>
+            </w:pPr>
+            <w:r>
+              <w:t xml:space="preserve">verify: no Validate commands</w:t>
+            </w:r>
+          </w:p>
+        </w:tc>
+        <w:tc>
+          <w:tcPr/>
+          <w:p>
+            <w:pPr>
+              <w:pStyle w:val="Compact"/>
+            </w:pPr>
+            <w:r>
+              <w:t xml:space="preserve">INCOMPLETE, exit 2 unless another failure takes precedence. Define the required check explicitly and rerun; no waiver bypass exists.</w:t>
             </w:r>
           </w:p>
         </w:tc>
@@ -12340,7 +12385,7 @@
               <w:t xml:space="preserve"> </w:t>
             </w:r>
             <w:r>
-              <w:t xml:space="preserve">= every run appends its own verify verdict when it finishes.</w:t>
+              <w:t xml:space="preserve">= append verify verdict; a successful worker plus failed/incomplete checks returns nonzero.</w:t>
             </w:r>
           </w:p>
         </w:tc>

--- a/docs/GUIDEBOOK.docx
+++ b/docs/GUIDEBOOK.docx
@@ -28,7 +28,7 @@
         </w:p>
       </w:sdtContent>
     </w:sdt>
-    <w:bookmarkStart w:id="80" w:name="frugal-flock-the-complete-guidebook"/>
+    <w:bookmarkStart w:id="81" w:name="frugal-flock-the-complete-guidebook"/>
     <w:p>
       <w:pPr>
         <w:pStyle w:val="Heading1"/>
@@ -127,7 +127,7 @@
           <w:b/>
           <w:bCs/>
         </w:rPr>
-        <w:t xml:space="preserve">Covers Frugal Flock v0.3.1 · written 2026-07-19 · for the complete beginner</w:t>
+        <w:t xml:space="preserve">Covers Frugal Flock v0.3.1 plus the in-progress M1 quality changes (the runtime prints 0.4.0, which is not an accepted release) · written 2026-07-19, updated 2026-10-04 · for the complete beginner</w:t>
       </w:r>
     </w:p>
     <w:p>
@@ -1537,6 +1537,24 @@
         <w:rPr>
           <w:rStyle w:val="VerbatimChar"/>
         </w:rPr>
+        <w:t xml:space="preserve">    ├── results/     One JSON result per worker and task (see 3.2).</w:t>
+      </w:r>
+      <w:r>
+        <w:br/>
+      </w:r>
+      <w:r>
+        <w:rPr>
+          <w:rStyle w:val="VerbatimChar"/>
+        </w:rPr>
+        <w:t xml:space="preserve">    ├── handoffs/    Context packets for the next AI (see 7.10).</w:t>
+      </w:r>
+      <w:r>
+        <w:br/>
+      </w:r>
+      <w:r>
+        <w:rPr>
+          <w:rStyle w:val="VerbatimChar"/>
+        </w:rPr>
         <w:t xml:space="preserve">    ├── blockers.md  "I'm stuck" notes, append-only.</w:t>
       </w:r>
       <w:r>
@@ -1886,6 +1904,105 @@
         <w:t xml:space="preserve">, which only remembers the latest run.</w:t>
       </w:r>
     </w:p>
+    <w:p>
+      <w:pPr>
+        <w:pStyle w:val="BodyText"/>
+      </w:pPr>
+      <w:r>
+        <w:t xml:space="preserve">Next to the reports,</w:t>
+      </w:r>
+      <w:r>
+        <w:t xml:space="preserve"> </w:t>
+      </w:r>
+      <w:r>
+        <w:rPr>
+          <w:rStyle w:val="VerbatimChar"/>
+        </w:rPr>
+        <w:t xml:space="preserve">coord/results/&lt;worker&gt;/&lt;task&gt;.json</w:t>
+      </w:r>
+      <w:r>
+        <w:t xml:space="preserve"> </w:t>
+      </w:r>
+      <w:r>
+        <w:t xml:space="preserve">holds the</w:t>
+      </w:r>
+      <w:r>
+        <w:t xml:space="preserve"> </w:t>
+      </w:r>
+      <w:r>
+        <w:rPr>
+          <w:b/>
+          <w:bCs/>
+        </w:rPr>
+        <w:t xml:space="preserve">current evidence</w:t>
+      </w:r>
+      <w:r>
+        <w:t xml:space="preserve"> </w:t>
+      </w:r>
+      <w:r>
+        <w:t xml:space="preserve">for one task: the worker process, the validation and</w:t>
+      </w:r>
+      <w:r>
+        <w:t xml:space="preserve"> </w:t>
+      </w:r>
+      <w:r>
+        <w:t xml:space="preserve">the review, each tied to the exact revision it describes (the commit, the</w:t>
+      </w:r>
+      <w:r>
+        <w:t xml:space="preserve"> </w:t>
+      </w:r>
+      <w:r>
+        <w:t xml:space="preserve">base, the task file and the files in the workshop). It is rewritten as</w:t>
+      </w:r>
+      <w:r>
+        <w:t xml:space="preserve"> </w:t>
+      </w:r>
+      <w:r>
+        <w:t xml:space="preserve">the task moves along;</w:t>
+      </w:r>
+      <w:r>
+        <w:t xml:space="preserve"> </w:t>
+      </w:r>
+      <w:r>
+        <w:rPr>
+          <w:rStyle w:val="VerbatimChar"/>
+        </w:rPr>
+        <w:t xml:space="preserve">frugal-flock result</w:t>
+      </w:r>
+      <w:r>
+        <w:t xml:space="preserve"> </w:t>
+      </w:r>
+      <w:r>
+        <w:t xml:space="preserve">prints it (section 7.10).</w:t>
+      </w:r>
+      <w:r>
+        <w:t xml:space="preserve"> </w:t>
+      </w:r>
+      <w:r>
+        <w:rPr>
+          <w:rStyle w:val="VerbatimChar"/>
+        </w:rPr>
+        <w:t xml:space="preserve">coord/handoffs/</w:t>
+      </w:r>
+      <w:r>
+        <w:t xml:space="preserve"> </w:t>
+      </w:r>
+      <w:r>
+        <w:t xml:space="preserve">holds the context packets made by</w:t>
+      </w:r>
+      <w:r>
+        <w:t xml:space="preserve"> </w:t>
+      </w:r>
+      <w:r>
+        <w:rPr>
+          <w:rStyle w:val="VerbatimChar"/>
+        </w:rPr>
+        <w:t xml:space="preserve">frugal-flock handoff</w:t>
+      </w:r>
+      <w:r>
+        <w:t xml:space="preserve">.</w:t>
+      </w:r>
+    </w:p>
     <w:bookmarkEnd w:id="17"/>
     <w:bookmarkStart w:id="18" w:name="the-guard-hooks-installed-automatically"/>
     <w:p>
@@ -2135,6 +2252,78 @@
       </w:r>
       <w:r>
         <w:t xml:space="preserve">if missing).</w:t>
+      </w:r>
+    </w:p>
+    <w:p>
+      <w:pPr>
+        <w:pStyle w:val="Compact"/>
+        <w:numPr>
+          <w:ilvl w:val="0"/>
+          <w:numId w:val="1005"/>
+        </w:numPr>
+      </w:pPr>
+      <w:r>
+        <w:t xml:space="preserve">Python 3 (</w:t>
+      </w:r>
+      <w:r>
+        <w:rPr>
+          <w:rStyle w:val="VerbatimChar"/>
+        </w:rPr>
+        <w:t xml:space="preserve">python3 --version</w:t>
+      </w:r>
+      <w:r>
+        <w:t xml:space="preserve">;</w:t>
+      </w:r>
+      <w:r>
+        <w:t xml:space="preserve"> </w:t>
+      </w:r>
+      <w:r>
+        <w:rPr>
+          <w:rStyle w:val="VerbatimChar"/>
+        </w:rPr>
+        <w:t xml:space="preserve">sudo apt install python3</w:t>
+      </w:r>
+      <w:r>
+        <w:t xml:space="preserve"> </w:t>
+      </w:r>
+      <w:r>
+        <w:t xml:space="preserve">if missing).</w:t>
+      </w:r>
+      <w:r>
+        <w:t xml:space="preserve"> </w:t>
+      </w:r>
+      <w:r>
+        <w:t xml:space="preserve">Only its standard library is used, for the evidence records — nothing is</w:t>
+      </w:r>
+      <w:r>
+        <w:t xml:space="preserve"> </w:t>
+      </w:r>
+      <w:r>
+        <w:t xml:space="preserve">downloaded. Without it, run, verify, review, result, handoff, agents and</w:t>
+      </w:r>
+      <w:r>
+        <w:t xml:space="preserve"> </w:t>
+      </w:r>
+      <w:r>
+        <w:t xml:space="preserve">smoke stop with</w:t>
+      </w:r>
+      <w:r>
+        <w:t xml:space="preserve"> </w:t>
+      </w:r>
+      <w:r>
+        <w:t xml:space="preserve">“Python 3 is required before run/review/smoke”</w:t>
+      </w:r>
+      <w:r>
+        <w:t xml:space="preserve"> </w:t>
+      </w:r>
+      <w:r>
+        <w:t xml:space="preserve">before</w:t>
+      </w:r>
+      <w:r>
+        <w:t xml:space="preserve"> </w:t>
+      </w:r>
+      <w:r>
+        <w:t xml:space="preserve">any AI is called.</w:t>
       </w:r>
     </w:p>
     <w:p>
@@ -5401,7 +5590,7 @@
     </w:p>
     <w:bookmarkEnd w:id="36"/>
     <w:bookmarkEnd w:id="37"/>
-    <w:bookmarkStart w:id="47" w:name="running-work-every-step-explained"/>
+    <w:bookmarkStart w:id="48" w:name="running-work-every-step-explained"/>
     <w:p>
       <w:pPr>
         <w:pStyle w:val="Heading2"/>
@@ -5558,7 +5747,52 @@
         <w:t xml:space="preserve"> </w:t>
       </w:r>
       <w:r>
-        <w:t xml:space="preserve">event to the ledger.</w:t>
+        <w:t xml:space="preserve">event to the ledger. The task’s stored result (section 7.10) was reset at</w:t>
+      </w:r>
+      <w:r>
+        <w:t xml:space="preserve"> </w:t>
+      </w:r>
+      <w:r>
+        <w:t xml:space="preserve">the start and now records the worker’s exit code. If the workshop could</w:t>
+      </w:r>
+      <w:r>
+        <w:t xml:space="preserve"> </w:t>
+      </w:r>
+      <w:r>
+        <w:t xml:space="preserve">not be fingerprinted afterwards — for example the worker left a special</w:t>
+      </w:r>
+      <w:r>
+        <w:t xml:space="preserve"> </w:t>
+      </w:r>
+      <w:r>
+        <w:t xml:space="preserve">file such as a FIFO — the real exit code is still recorded, the result is</w:t>
+      </w:r>
+      <w:r>
+        <w:t xml:space="preserve"> </w:t>
+      </w:r>
+      <w:r>
+        <w:t xml:space="preserve">marked as not ready, and</w:t>
+      </w:r>
+      <w:r>
+        <w:t xml:space="preserve"> </w:t>
+      </w:r>
+      <w:r>
+        <w:rPr>
+          <w:rStyle w:val="VerbatimChar"/>
+        </w:rPr>
+        <w:t xml:space="preserve">run</w:t>
+      </w:r>
+      <w:r>
+        <w:t xml:space="preserve"> </w:t>
+      </w:r>
+      <w:r>
+        <w:t xml:space="preserve">returns nonzero; remove the file and run</w:t>
+      </w:r>
+      <w:r>
+        <w:t xml:space="preserve"> </w:t>
+      </w:r>
+      <w:r>
+        <w:t xml:space="preserve">again.</w:t>
       </w:r>
     </w:p>
     <w:bookmarkEnd w:id="38"/>
@@ -6430,12 +6664,59 @@
         <w:t xml:space="preserve"> </w:t>
       </w:r>
       <w:r>
-        <w:t xml:space="preserve">M1 provides no waiver bypass.</w:t>
+        <w:t xml:space="preserve">If the workshop changed while the checks ran, an otherwise passing</w:t>
+      </w:r>
+      <w:r>
+        <w:t xml:space="preserve"> </w:t>
+      </w:r>
+      <w:r>
+        <w:t xml:space="preserve">verdict becomes</w:t>
+      </w:r>
+      <w:r>
+        <w:t xml:space="preserve"> </w:t>
+      </w:r>
+      <w:r>
+        <w:rPr>
+          <w:rStyle w:val="VerbatimChar"/>
+        </w:rPr>
+        <w:t xml:space="preserve">INCOMPLETE</w:t>
+      </w:r>
+      <w:r>
+        <w:t xml:space="preserve"> </w:t>
+      </w:r>
+      <w:r>
+        <w:t xml:space="preserve">too. M1 provides no waiver bypass.</w:t>
       </w:r>
     </w:p>
     <w:p>
       <w:pPr>
         <w:pStyle w:val="FirstParagraph"/>
+      </w:pPr>
+      <w:r>
+        <w:t xml:space="preserve">If the changed files cannot be listed reliably — for example a file is</w:t>
+      </w:r>
+      <w:r>
+        <w:t xml:space="preserve"> </w:t>
+      </w:r>
+      <w:r>
+        <w:t xml:space="preserve">marked with git’s assume-unchanged or skip-worktree flag, which hides</w:t>
+      </w:r>
+      <w:r>
+        <w:t xml:space="preserve"> </w:t>
+      </w:r>
+      <w:r>
+        <w:t xml:space="preserve">edits — verify stops with exit 2 and an error instead of a verdict. The</w:t>
+      </w:r>
+      <w:r>
+        <w:t xml:space="preserve"> </w:t>
+      </w:r>
+      <w:r>
+        <w:t xml:space="preserve">outcome is also stored in the task’s result (section 7.10).</w:t>
+      </w:r>
+    </w:p>
+    <w:p>
+      <w:pPr>
+        <w:pStyle w:val="BodyText"/>
       </w:pPr>
       <w:r>
         <w:t xml:space="preserve">The verdict block is also appended to the report and the ledger. Tip: set</w:t>
@@ -6596,13 +6877,13 @@
         <w:t xml:space="preserve"> </w:t>
       </w:r>
       <w:r>
-        <w:t xml:space="preserve">vendor’s agent receives the task order and the full diff</w:t>
-      </w:r>
-      <w:r>
-        <w:t xml:space="preserve"> </w:t>
-      </w:r>
-      <w:r>
-        <w:t xml:space="preserve">in one prompt (it gets no file access) and returns findings plus a final</w:t>
+        <w:t xml:space="preserve">vendor’s agent receives the task order and the full</w:t>
+      </w:r>
+      <w:r>
+        <w:t xml:space="preserve"> </w:t>
+      </w:r>
+      <w:r>
+        <w:t xml:space="preserve">committed diff in one prompt and returns findings plus a final</w:t>
       </w:r>
       <w:r>
         <w:t xml:space="preserve"> </w:t>
@@ -6656,646 +6937,12 @@
         <w:t xml:space="preserve">diffs; your gate still decides.</w:t>
       </w:r>
     </w:p>
-    <w:bookmarkEnd w:id="43"/>
-    <w:bookmarkStart w:id="44" w:name="the-human-gate-merging"/>
-    <w:p>
-      <w:pPr>
-        <w:pStyle w:val="Heading3"/>
-      </w:pPr>
-      <w:r>
-        <w:t xml:space="preserve">7.7 The human gate — merging</w:t>
-      </w:r>
-    </w:p>
-    <w:p>
-      <w:pPr>
-        <w:pStyle w:val="FirstParagraph"/>
-      </w:pPr>
-      <w:r>
-        <w:t xml:space="preserve">Only after verify passed and you read the diff, from</w:t>
-      </w:r>
-      <w:r>
-        <w:t xml:space="preserve"> </w:t>
-      </w:r>
-      <w:r>
-        <w:rPr>
-          <w:rStyle w:val="VerbatimChar"/>
-        </w:rPr>
-        <w:t xml:space="preserve">repo/</w:t>
-      </w:r>
-      <w:r>
-        <w:t xml:space="preserve">:</w:t>
-      </w:r>
-    </w:p>
-    <w:p>
-      <w:pPr>
-        <w:pStyle w:val="SourceCode"/>
-      </w:pPr>
-      <w:r>
-        <w:rPr>
-          <w:rStyle w:val="VerbatimChar"/>
-        </w:rPr>
-        <w:t xml:space="preserve">$ git merge --no-ff agent/codex -m "merge T7: &lt;what it was&gt;"</w:t>
-      </w:r>
-    </w:p>
-    <w:p>
-      <w:pPr>
-        <w:pStyle w:val="FirstParagraph"/>
-      </w:pPr>
-      <w:r>
-        <w:t xml:space="preserve">The post-merge hook records the merge in the ledger automatically (that</w:t>
-      </w:r>
-      <w:r>
-        <w:t xml:space="preserve"> </w:t>
-      </w:r>
-      <w:r>
-        <w:t xml:space="preserve">is the scorecard’s</w:t>
-      </w:r>
-      <w:r>
-        <w:t xml:space="preserve"> </w:t>
-      </w:r>
-      <w:r>
-        <w:t xml:space="preserve">“merges”</w:t>
-      </w:r>
-      <w:r>
-        <w:t xml:space="preserve"> </w:t>
-      </w:r>
-      <w:r>
-        <w:t xml:space="preserve">column). The acceptance bar, per your own</w:t>
-      </w:r>
-      <w:r>
-        <w:t xml:space="preserve"> </w:t>
-      </w:r>
-      <w:r>
-        <w:t xml:space="preserve">recipe: verify PASS + clean build + tests green + smoke run + changelog</w:t>
-      </w:r>
-      <w:r>
-        <w:t xml:space="preserve"> </w:t>
-      </w:r>
-      <w:r>
-        <w:t xml:space="preserve">fragment.</w:t>
-      </w:r>
-    </w:p>
-    <w:bookmarkEnd w:id="44"/>
-    <w:bookmarkStart w:id="45" w:name="sync-after-your-merges"/>
-    <w:p>
-      <w:pPr>
-        <w:pStyle w:val="Heading3"/>
-      </w:pPr>
-      <w:r>
-        <w:t xml:space="preserve">7.8</w:t>
-      </w:r>
-      <w:r>
-        <w:t xml:space="preserve"> </w:t>
-      </w:r>
-      <w:r>
-        <w:rPr>
-          <w:rStyle w:val="VerbatimChar"/>
-        </w:rPr>
-        <w:t xml:space="preserve">sync</w:t>
-      </w:r>
-      <w:r>
-        <w:t xml:space="preserve"> </w:t>
-      </w:r>
-      <w:r>
-        <w:t xml:space="preserve">— after your merges</w:t>
-      </w:r>
-    </w:p>
-    <w:p>
-      <w:pPr>
-        <w:pStyle w:val="SourceCode"/>
-      </w:pPr>
-      <w:r>
-        <w:rPr>
-          <w:rStyle w:val="VerbatimChar"/>
-        </w:rPr>
-        <w:t xml:space="preserve">$ frugal-flock sync</w:t>
-      </w:r>
-      <w:r>
-        <w:br/>
-      </w:r>
-      <w:r>
-        <w:rPr>
-          <w:rStyle w:val="VerbatimChar"/>
-        </w:rPr>
-        <w:t xml:space="preserve">  codex          fast-forwarded to dev</w:t>
-      </w:r>
-      <w:r>
-        <w:br/>
-      </w:r>
-      <w:r>
-        <w:rPr>
-          <w:rStyle w:val="VerbatimChar"/>
-        </w:rPr>
-        <w:t xml:space="preserve">  antigravity    fast-forwarded to dev</w:t>
-      </w:r>
-      <w:r>
-        <w:br/>
-      </w:r>
-      <w:r>
-        <w:rPr>
-          <w:rStyle w:val="VerbatimChar"/>
-        </w:rPr>
-        <w:t xml:space="preserve">  ...</w:t>
-      </w:r>
-    </w:p>
-    <w:p>
-      <w:pPr>
-        <w:pStyle w:val="FirstParagraph"/>
-      </w:pPr>
-      <w:r>
-        <w:t xml:space="preserve">Worker branches were created from an older base; after merges they lag</w:t>
-      </w:r>
-      <w:r>
-        <w:t xml:space="preserve"> </w:t>
-      </w:r>
-      <w:r>
-        <w:t xml:space="preserve">reality.</w:t>
-      </w:r>
-      <w:r>
-        <w:t xml:space="preserve"> </w:t>
-      </w:r>
-      <w:r>
-        <w:rPr>
-          <w:rStyle w:val="VerbatimChar"/>
-        </w:rPr>
-        <w:t xml:space="preserve">sync</w:t>
-      </w:r>
-      <w:r>
-        <w:t xml:space="preserve"> </w:t>
-      </w:r>
-      <w:r>
-        <w:t xml:space="preserve">brings the base branch into every workshop — instant</w:t>
-      </w:r>
-      <w:r>
-        <w:t xml:space="preserve"> </w:t>
-      </w:r>
-      <w:r>
-        <w:t xml:space="preserve">fast-forward when the branch is fully merged, a real merge when the</w:t>
-      </w:r>
-      <w:r>
-        <w:t xml:space="preserve"> </w:t>
-      </w:r>
-      <w:r>
-        <w:t xml:space="preserve">worker has unmerged commits, skip when the workshop is dirty or running,</w:t>
-      </w:r>
-      <w:r>
-        <w:t xml:space="preserve"> </w:t>
-      </w:r>
-      <w:r>
-        <w:t xml:space="preserve">and a clean abort with a</w:t>
-      </w:r>
-      <w:r>
-        <w:t xml:space="preserve"> </w:t>
-      </w:r>
-      <w:r>
-        <w:rPr>
-          <w:rStyle w:val="VerbatimChar"/>
-        </w:rPr>
-        <w:t xml:space="preserve">CONFLICT</w:t>
-      </w:r>
-      <w:r>
-        <w:t xml:space="preserve"> </w:t>
-      </w:r>
-      <w:r>
-        <w:t xml:space="preserve">note when the two genuinely clash.</w:t>
-      </w:r>
-      <w:r>
-        <w:t xml:space="preserve"> </w:t>
-      </w:r>
-      <w:r>
-        <w:t xml:space="preserve">Run it after every merge session; it prevents next week’s conflicts.</w:t>
-      </w:r>
-    </w:p>
-    <w:bookmarkEnd w:id="45"/>
-    <w:bookmarkStart w:id="46" w:name="rejecting-work"/>
-    <w:p>
-      <w:pPr>
-        <w:pStyle w:val="Heading3"/>
-      </w:pPr>
-      <w:r>
-        <w:t xml:space="preserve">7.9 Rejecting work</w:t>
-      </w:r>
-    </w:p>
-    <w:p>
-      <w:pPr>
-        <w:pStyle w:val="FirstParagraph"/>
-      </w:pPr>
-      <w:r>
-        <w:t xml:space="preserve">Rejection is one command plus one instruction:</w:t>
-      </w:r>
-    </w:p>
-    <w:p>
-      <w:pPr>
-        <w:pStyle w:val="SourceCode"/>
-      </w:pPr>
-      <w:r>
-        <w:rPr>
-          <w:rStyle w:val="VerbatimChar"/>
-        </w:rPr>
-        <w:t xml:space="preserve">$ git -C ../wt/codex reset --hard dev        # wipe the branch</w:t>
-      </w:r>
-    </w:p>
-    <w:p>
-      <w:pPr>
-        <w:pStyle w:val="FirstParagraph"/>
-      </w:pPr>
-      <w:r>
-        <w:t xml:space="preserve">Then tell the foreman:</w:t>
-      </w:r>
-      <w:r>
-        <w:t xml:space="preserve"> </w:t>
-      </w:r>
-      <w:r>
-        <w:t xml:space="preserve">“T7 rejected because</w:t>
-      </w:r>
-      <w:r>
-        <w:t xml:space="preserve"> </w:t>
-      </w:r>
-      <w:r>
-        <w:rPr>
-          <w:rStyle w:val="VerbatimChar"/>
-        </w:rPr>
-        <w:t xml:space="preserve">&lt;reason&gt;</w:t>
-      </w:r>
-      <w:r>
-        <w:t xml:space="preserve">. Write a sharper</w:t>
-      </w:r>
-      <w:r>
-        <w:t xml:space="preserve"> </w:t>
-      </w:r>
-      <w:r>
-        <w:t xml:space="preserve">T7b.”</w:t>
-      </w:r>
-      <w:r>
-        <w:t xml:space="preserve"> </w:t>
-      </w:r>
-      <w:r>
-        <w:t xml:space="preserve">Sharper task file — never</w:t>
-      </w:r>
-      <w:r>
-        <w:t xml:space="preserve"> </w:t>
-      </w:r>
-      <w:r>
-        <w:t xml:space="preserve">“hope it does better this time”</w:t>
-      </w:r>
-      <w:r>
-        <w:t xml:space="preserve">. Two</w:t>
-      </w:r>
-      <w:r>
-        <w:t xml:space="preserve"> </w:t>
-      </w:r>
-      <w:r>
-        <w:t xml:space="preserve">failed attempts on the same task = the foreman must escalate to you.</w:t>
-      </w:r>
-    </w:p>
-    <w:p>
-      <w:r>
-        <w:pict>
-          <v:rect style="width:0;height:1.5pt" o:hralign="center" o:hrstd="t" o:hr="t"/>
-        </w:pict>
-      </w:r>
-    </w:p>
-    <w:bookmarkEnd w:id="46"/>
-    <w:bookmarkEnd w:id="47"/>
-    <w:bookmarkStart w:id="48" w:name="see-one-complete-cycle"/>
-    <w:p>
-      <w:pPr>
-        <w:pStyle w:val="Heading2"/>
-      </w:pPr>
-      <w:r>
-        <w:t xml:space="preserve">8. See one complete cycle</w:t>
-      </w:r>
-    </w:p>
-    <w:p>
-      <w:pPr>
-        <w:pStyle w:val="FirstParagraph"/>
-      </w:pPr>
-      <w:r>
-        <w:t xml:space="preserve">The file</w:t>
-      </w:r>
-      <w:r>
-        <w:t xml:space="preserve"> </w:t>
-      </w:r>
-      <w:r>
-        <w:rPr>
-          <w:rStyle w:val="VerbatimChar"/>
-        </w:rPr>
-        <w:t xml:space="preserve">docs/EXAMPLE.md</w:t>
-      </w:r>
-      <w:r>
-        <w:t xml:space="preserve"> </w:t>
-      </w:r>
-      <w:r>
-        <w:t xml:space="preserve">is a real transcript of everything chapter 7</w:t>
-      </w:r>
-      <w:r>
-        <w:t xml:space="preserve"> </w:t>
-      </w:r>
-      <w:r>
-        <w:t xml:space="preserve">described — a feature built, verified, reviewed, merged, and synced; a</w:t>
-      </w:r>
-      <w:r>
-        <w:t xml:space="preserve"> </w:t>
-      </w:r>
-      <w:r>
-        <w:t xml:space="preserve">rogue worker caught by verify; background runs, a race, the saboteur</w:t>
-      </w:r>
-      <w:r>
-        <w:t xml:space="preserve"> </w:t>
-      </w:r>
-      <w:r>
-        <w:t xml:space="preserve">finding a genuine bug; and the fix cycle that closes the loop. Replay it</w:t>
-      </w:r>
-      <w:r>
-        <w:t xml:space="preserve"> </w:t>
-      </w:r>
-      <w:r>
-        <w:t xml:space="preserve">on your machine anytime:</w:t>
-      </w:r>
-    </w:p>
-    <w:p>
-      <w:pPr>
-        <w:pStyle w:val="SourceCode"/>
-      </w:pPr>
-      <w:r>
-        <w:rPr>
-          <w:rStyle w:val="VerbatimChar"/>
-        </w:rPr>
-        <w:t xml:space="preserve">$ bash examples/demo.sh /tmp/agentteam-demo</w:t>
-      </w:r>
-    </w:p>
-    <w:p>
-      <w:pPr>
-        <w:pStyle w:val="FirstParagraph"/>
-      </w:pPr>
-      <w:r>
-        <w:t xml:space="preserve">Zero quota — the fleet is stood-in by scripts, the machinery is real.</w:t>
-      </w:r>
-    </w:p>
     <w:p>
       <w:pPr>
         <w:pStyle w:val="BodyText"/>
       </w:pPr>
       <w:r>
-        <w:t xml:space="preserve">When you want to</w:t>
-      </w:r>
-      <w:r>
-        <w:t xml:space="preserve"> </w:t>
-      </w:r>
-      <w:r>
-        <w:rPr>
-          <w:i/>
-          <w:iCs/>
-        </w:rPr>
-        <w:t xml:space="preserve">stress-test</w:t>
-      </w:r>
-      <w:r>
-        <w:t xml:space="preserve"> </w:t>
-      </w:r>
-      <w:r>
-        <w:t xml:space="preserve">rather than tour — deliberately try to</w:t>
-      </w:r>
-      <w:r>
-        <w:t xml:space="preserve"> </w:t>
-      </w:r>
-      <w:r>
-        <w:t xml:space="preserve">break each guarantee — run</w:t>
-      </w:r>
-      <w:r>
-        <w:t xml:space="preserve"> </w:t>
-      </w:r>
-      <w:r>
-        <w:rPr>
-          <w:rStyle w:val="VerbatimChar"/>
-        </w:rPr>
-        <w:t xml:space="preserve">bash examples/breakit.sh</w:t>
-      </w:r>
-      <w:r>
-        <w:t xml:space="preserve"> </w:t>
-      </w:r>
-      <w:r>
-        <w:t xml:space="preserve">and follow</w:t>
-      </w:r>
-      <w:r>
-        <w:t xml:space="preserve"> </w:t>
-      </w:r>
-      <w:r>
-        <w:rPr>
-          <w:rStyle w:val="VerbatimChar"/>
-        </w:rPr>
-        <w:t xml:space="preserve">docs/TESTPLAN.md</w:t>
-      </w:r>
-      <w:r>
-        <w:t xml:space="preserve">, which takes you from that automated attack kit through</w:t>
-      </w:r>
-      <w:r>
-        <w:t xml:space="preserve"> </w:t>
-      </w:r>
-      <w:r>
-        <w:t xml:space="preserve">real-fleet checks to building your first genuine project.</w:t>
-      </w:r>
-    </w:p>
-    <w:p>
-      <w:r>
-        <w:pict>
-          <v:rect style="width:0;height:1.5pt" o:hralign="center" o:hrstd="t" o:hr="t"/>
-        </w:pict>
-      </w:r>
-    </w:p>
-    <w:bookmarkEnd w:id="48"/>
-    <w:bookmarkStart w:id="53" w:name="the-daily-rhythm"/>
-    <w:p>
-      <w:pPr>
-        <w:pStyle w:val="Heading2"/>
-      </w:pPr>
-      <w:r>
-        <w:t xml:space="preserve">9. The daily rhythm</w:t>
-      </w:r>
-    </w:p>
-    <w:p>
-      <w:pPr>
-        <w:pStyle w:val="FirstParagraph"/>
-      </w:pPr>
-      <w:r>
-        <w:t xml:space="preserve">The single most important fact for continuity:</w:t>
-      </w:r>
-      <w:r>
-        <w:t xml:space="preserve"> </w:t>
-      </w:r>
-      <w:r>
-        <w:rPr>
-          <w:b/>
-          <w:bCs/>
-        </w:rPr>
-        <w:t xml:space="preserve">the project’s memory</w:t>
-      </w:r>
-      <w:r>
-        <w:rPr>
-          <w:b/>
-          <w:bCs/>
-        </w:rPr>
-        <w:t xml:space="preserve"> </w:t>
-      </w:r>
-      <w:r>
-        <w:rPr>
-          <w:b/>
-          <w:bCs/>
-        </w:rPr>
-        <w:t xml:space="preserve">lives in files, not in any chat.</w:t>
-      </w:r>
-      <w:r>
-        <w:t xml:space="preserve"> </w:t>
-      </w:r>
-      <w:r>
-        <w:t xml:space="preserve">Worker branches, reports, the board,</w:t>
-      </w:r>
-      <w:r>
-        <w:t xml:space="preserve"> </w:t>
-      </w:r>
-      <w:r>
-        <w:t xml:space="preserve">the ledger, git history — all survive every shutdown automatically. You</w:t>
-      </w:r>
-      <w:r>
-        <w:t xml:space="preserve"> </w:t>
-      </w:r>
-      <w:r>
-        <w:t xml:space="preserve">could fire the foreman every night and hire a fresh one every morning</w:t>
-      </w:r>
-      <w:r>
-        <w:t xml:space="preserve"> </w:t>
-      </w:r>
-      <w:r>
-        <w:t xml:space="preserve">without losing anything that matters.</w:t>
-      </w:r>
-    </w:p>
-    <w:bookmarkStart w:id="49" w:name="starting-a-session-2-minutes"/>
-    <w:p>
-      <w:pPr>
-        <w:pStyle w:val="Heading3"/>
-      </w:pPr>
-      <w:r>
-        <w:t xml:space="preserve">9.1 Starting a session (2 minutes)</w:t>
-      </w:r>
-    </w:p>
-    <w:p>
-      <w:pPr>
-        <w:pStyle w:val="SourceCode"/>
-      </w:pPr>
-      <w:r>
-        <w:rPr>
-          <w:rStyle w:val="VerbatimChar"/>
-        </w:rPr>
-        <w:t xml:space="preserve">$ cd ~/code/&lt;project&gt;/repo</w:t>
-      </w:r>
-      <w:r>
-        <w:br/>
-      </w:r>
-      <w:r>
-        <w:rPr>
-          <w:rStyle w:val="VerbatimChar"/>
-        </w:rPr>
-        <w:t xml:space="preserve">$ frugal-flock status          # where did I leave off? benched agents? queue?</w:t>
-      </w:r>
-      <w:r>
-        <w:br/>
-      </w:r>
-      <w:r>
-        <w:rPr>
-          <w:rStyle w:val="VerbatimChar"/>
-        </w:rPr>
-        <w:t xml:space="preserve">$ frugal-flock doctor          # anything that would waste a run? (base, agents, stale)</w:t>
-      </w:r>
-      <w:r>
-        <w:br/>
-      </w:r>
-      <w:r>
-        <w:rPr>
-          <w:rStyle w:val="VerbatimChar"/>
-        </w:rPr>
-        <w:t xml:space="preserve">$ frugal-flock smoke           # after CLI updates or days away</w:t>
-      </w:r>
-      <w:r>
-        <w:br/>
-      </w:r>
-      <w:r>
-        <w:rPr>
-          <w:rStyle w:val="VerbatimChar"/>
-        </w:rPr>
-        <w:t xml:space="preserve">$ claude                    # hire the foreman (or resume: claude -c)</w:t>
-      </w:r>
-    </w:p>
-    <w:p>
-      <w:pPr>
-        <w:pStyle w:val="FirstParagraph"/>
-      </w:pPr>
-      <w:r>
-        <w:t xml:space="preserve">Returning the same day:</w:t>
-      </w:r>
-      <w:r>
-        <w:t xml:space="preserve"> </w:t>
-      </w:r>
-      <w:r>
-        <w:rPr>
-          <w:rStyle w:val="VerbatimChar"/>
-        </w:rPr>
-        <w:t xml:space="preserve">claude -c</w:t>
-      </w:r>
-      <w:r>
-        <w:t xml:space="preserve"> </w:t>
-      </w:r>
-      <w:r>
-        <w:t xml:space="preserve">resumes the previous conversation.</w:t>
-      </w:r>
-      <w:r>
-        <w:t xml:space="preserve"> </w:t>
-      </w:r>
-      <w:r>
-        <w:t xml:space="preserve">After days away, prefer a FRESH session with this prompt (old chats</w:t>
-      </w:r>
-      <w:r>
-        <w:t xml:space="preserve"> </w:t>
-      </w:r>
-      <w:r>
-        <w:t xml:space="preserve">degrade; files don’t):</w:t>
-      </w:r>
-    </w:p>
-    <w:p>
-      <w:pPr>
-        <w:pStyle w:val="SourceCode"/>
-      </w:pPr>
-      <w:r>
-        <w:rPr>
-          <w:rStyle w:val="VerbatimChar"/>
-        </w:rPr>
-        <w:t xml:space="preserve">Read MASTER.md, ../coord/docs/*, ../coord/board.md, and CHANGELOG.md.</w:t>
-      </w:r>
-      <w:r>
-        <w:br/>
-      </w:r>
-      <w:r>
-        <w:rPr>
-          <w:rStyle w:val="VerbatimChar"/>
-        </w:rPr>
-        <w:t xml:space="preserve">We are resuming. Summarize current state — merged, in flight, blocked —</w:t>
-      </w:r>
-      <w:r>
-        <w:br/>
-      </w:r>
-      <w:r>
-        <w:rPr>
-          <w:rStyle w:val="VerbatimChar"/>
-        </w:rPr>
-        <w:t xml:space="preserve">then propose the next step. Wait for my go.</w:t>
-      </w:r>
-    </w:p>
-    <w:bookmarkEnd w:id="49"/>
-    <w:bookmarkStart w:id="50" w:name="working-efficiently"/>
-    <w:p>
-      <w:pPr>
-        <w:pStyle w:val="Heading3"/>
-      </w:pPr>
-      <w:r>
-        <w:t xml:space="preserve">9.2 Working efficiently</w:t>
+        <w:t xml:space="preserve">The rules that keep a review honest:</w:t>
       </w:r>
     </w:p>
     <w:p>
@@ -7307,25 +6954,38 @@
         </w:numPr>
       </w:pPr>
       <w:r>
-        <w:t xml:space="preserve">Dispatch long tasks with</w:t>
-      </w:r>
-      <w:r>
-        <w:t xml:space="preserve"> </w:t>
-      </w:r>
-      <w:r>
-        <w:rPr>
-          <w:rStyle w:val="VerbatimChar"/>
-        </w:rPr>
-        <w:t xml:space="preserve">-b</w:t>
-      </w:r>
-      <w:r>
-        <w:t xml:space="preserve">; review results in batches — two or three</w:t>
-      </w:r>
-      <w:r>
-        <w:t xml:space="preserve"> </w:t>
-      </w:r>
-      <w:r>
-        <w:t xml:space="preserve">diffs in one sitting beats context-switching per task.</w:t>
+        <w:rPr>
+          <w:b/>
+          <w:bCs/>
+        </w:rPr>
+        <w:t xml:space="preserve">Verify first.</w:t>
+      </w:r>
+      <w:r>
+        <w:t xml:space="preserve"> </w:t>
+      </w:r>
+      <w:r>
+        <w:t xml:space="preserve">Review only starts after a</w:t>
+      </w:r>
+      <w:r>
+        <w:t xml:space="preserve"> </w:t>
+      </w:r>
+      <w:r>
+        <w:rPr>
+          <w:rStyle w:val="VerbatimChar"/>
+        </w:rPr>
+        <w:t xml:space="preserve">verify</w:t>
+      </w:r>
+      <w:r>
+        <w:t xml:space="preserve"> </w:t>
+      </w:r>
+      <w:r>
+        <w:t xml:space="preserve">PASS that still</w:t>
+      </w:r>
+      <w:r>
+        <w:t xml:space="preserve"> </w:t>
+      </w:r>
+      <w:r>
+        <w:t xml:space="preserve">matches the current code; otherwise it stops with exit 2.</w:t>
       </w:r>
     </w:p>
     <w:p>
@@ -7338,30 +6998,34 @@
       </w:pPr>
       <w:r>
         <w:rPr>
-          <w:rStyle w:val="VerbatimChar"/>
-        </w:rPr>
-        <w:t xml:space="preserve">verify</w:t>
-      </w:r>
-      <w:r>
-        <w:t xml:space="preserve"> </w:t>
-      </w:r>
-      <w:r>
-        <w:t xml:space="preserve">before you read any diff;</w:t>
-      </w:r>
-      <w:r>
-        <w:t xml:space="preserve"> </w:t>
-      </w:r>
-      <w:r>
-        <w:rPr>
-          <w:rStyle w:val="VerbatimChar"/>
-        </w:rPr>
-        <w:t xml:space="preserve">review</w:t>
-      </w:r>
-      <w:r>
-        <w:t xml:space="preserve"> </w:t>
-      </w:r>
-      <w:r>
-        <w:t xml:space="preserve">for the risky ones.</w:t>
+          <w:b/>
+          <w:bCs/>
+        </w:rPr>
+        <w:t xml:space="preserve">Complete material only.</w:t>
+      </w:r>
+      <w:r>
+        <w:t xml:space="preserve"> </w:t>
+      </w:r>
+      <w:r>
+        <w:t xml:space="preserve">Everything must be committed, the diff</w:t>
+      </w:r>
+      <w:r>
+        <w:t xml:space="preserve"> </w:t>
+      </w:r>
+      <w:r>
+        <w:t xml:space="preserve">must be text (no binary files), valid UTF-8 and at most 300000 bytes.</w:t>
+      </w:r>
+      <w:r>
+        <w:t xml:space="preserve"> </w:t>
+      </w:r>
+      <w:r>
+        <w:t xml:space="preserve">Otherwise the reviewer is not called at all — nothing is cut short and</w:t>
+      </w:r>
+      <w:r>
+        <w:t xml:space="preserve"> </w:t>
+      </w:r>
+      <w:r>
+        <w:t xml:space="preserve">sent as if it were the whole change.</w:t>
       </w:r>
     </w:p>
     <w:p>
@@ -7373,19 +7037,71 @@
         </w:numPr>
       </w:pPr>
       <w:r>
-        <w:t xml:space="preserve">After your merges:</w:t>
-      </w:r>
-      <w:r>
-        <w:t xml:space="preserve"> </w:t>
-      </w:r>
-      <w:r>
-        <w:rPr>
-          <w:rStyle w:val="VerbatimChar"/>
-        </w:rPr>
-        <w:t xml:space="preserve">sync</w:t>
-      </w:r>
-      <w:r>
-        <w:t xml:space="preserve">.</w:t>
+        <w:rPr>
+          <w:b/>
+          <w:bCs/>
+        </w:rPr>
+        <w:t xml:space="preserve">One clear verdict.</w:t>
+      </w:r>
+      <w:r>
+        <w:t xml:space="preserve"> </w:t>
+      </w:r>
+      <w:r>
+        <w:t xml:space="preserve">Only one line may mention the verdict, it must</w:t>
+      </w:r>
+      <w:r>
+        <w:t xml:space="preserve"> </w:t>
+      </w:r>
+      <w:r>
+        <w:t xml:space="preserve">read exactly</w:t>
+      </w:r>
+      <w:r>
+        <w:t xml:space="preserve"> </w:t>
+      </w:r>
+      <w:r>
+        <w:rPr>
+          <w:rStyle w:val="VerbatimChar"/>
+        </w:rPr>
+        <w:t xml:space="preserve">VERDICT: APPROVE</w:t>
+      </w:r>
+      <w:r>
+        <w:t xml:space="preserve"> </w:t>
+      </w:r>
+      <w:r>
+        <w:t xml:space="preserve">or</w:t>
+      </w:r>
+      <w:r>
+        <w:t xml:space="preserve"> </w:t>
+      </w:r>
+      <w:r>
+        <w:rPr>
+          <w:rStyle w:val="VerbatimChar"/>
+        </w:rPr>
+        <w:t xml:space="preserve">VERDICT: REQUEST-CHANGES</w:t>
+      </w:r>
+      <w:r>
+        <w:t xml:space="preserve"> </w:t>
+      </w:r>
+      <w:r>
+        <w:t xml:space="preserve">on its own,</w:t>
+      </w:r>
+      <w:r>
+        <w:t xml:space="preserve"> </w:t>
+      </w:r>
+      <w:r>
+        <w:t xml:space="preserve">and it must come from the reviewer’s normal output. Anything else is an</w:t>
+      </w:r>
+      <w:r>
+        <w:t xml:space="preserve"> </w:t>
+      </w:r>
+      <w:r>
+        <w:t xml:space="preserve">unknown verdict. If the reviewer program itself fails, the review failed,</w:t>
+      </w:r>
+      <w:r>
+        <w:t xml:space="preserve"> </w:t>
+      </w:r>
+      <w:r>
+        <w:t xml:space="preserve">whatever it printed.</w:t>
       </w:r>
     </w:p>
     <w:p>
@@ -7397,13 +7113,1000 @@
         </w:numPr>
       </w:pPr>
       <w:r>
-        <w:t xml:space="preserve">Two terminals: foreman in one, YOUR gate commands in the other. Never</w:t>
-      </w:r>
-      <w:r>
-        <w:t xml:space="preserve"> </w:t>
-      </w:r>
-      <w:r>
-        <w:t xml:space="preserve">gate inside the foreman’s window.</w:t>
+        <w:rPr>
+          <w:b/>
+          <w:bCs/>
+        </w:rPr>
+        <w:t xml:space="preserve">Exit codes:</w:t>
+      </w:r>
+      <w:r>
+        <w:t xml:space="preserve"> </w:t>
+      </w:r>
+      <w:r>
+        <w:t xml:space="preserve">0 = approved, 1 = changes requested or reviewer failed,</w:t>
+      </w:r>
+      <w:r>
+        <w:t xml:space="preserve"> </w:t>
+      </w:r>
+      <w:r>
+        <w:t xml:space="preserve">2 = unknown verdict, incomplete material, or code that changed meanwhile.</w:t>
+      </w:r>
+    </w:p>
+    <w:p>
+      <w:pPr>
+        <w:pStyle w:val="FirstParagraph"/>
+      </w:pPr>
+      <w:r>
+        <w:t xml:space="preserve">The reviewer works from an empty temporary folder, but like every</w:t>
+      </w:r>
+      <w:r>
+        <w:t xml:space="preserve"> </w:t>
+      </w:r>
+      <w:r>
+        <w:t xml:space="preserve">configured agent its command still runs with your user’s access to the</w:t>
+      </w:r>
+      <w:r>
+        <w:t xml:space="preserve"> </w:t>
+      </w:r>
+      <w:r>
+        <w:t xml:space="preserve">machine. Its raw output is kept under</w:t>
+      </w:r>
+      <w:r>
+        <w:t xml:space="preserve"> </w:t>
+      </w:r>
+      <w:r>
+        <w:rPr>
+          <w:rStyle w:val="VerbatimChar"/>
+        </w:rPr>
+        <w:t xml:space="preserve">coord/reports/</w:t>
+      </w:r>
+      <w:r>
+        <w:t xml:space="preserve">, and the decision</w:t>
+      </w:r>
+      <w:r>
+        <w:t xml:space="preserve"> </w:t>
+      </w:r>
+      <w:r>
+        <w:t xml:space="preserve">goes into the task’s result. An approval is evidence for you — not your</w:t>
+      </w:r>
+      <w:r>
+        <w:t xml:space="preserve"> </w:t>
+      </w:r>
+      <w:r>
+        <w:t xml:space="preserve">acceptance.</w:t>
+      </w:r>
+    </w:p>
+    <w:bookmarkEnd w:id="43"/>
+    <w:bookmarkStart w:id="44" w:name="the-human-gate-merging"/>
+    <w:p>
+      <w:pPr>
+        <w:pStyle w:val="Heading3"/>
+      </w:pPr>
+      <w:r>
+        <w:t xml:space="preserve">7.7 The human gate — merging</w:t>
+      </w:r>
+    </w:p>
+    <w:p>
+      <w:pPr>
+        <w:pStyle w:val="FirstParagraph"/>
+      </w:pPr>
+      <w:r>
+        <w:t xml:space="preserve">Only after verify passed and you read the diff, from</w:t>
+      </w:r>
+      <w:r>
+        <w:t xml:space="preserve"> </w:t>
+      </w:r>
+      <w:r>
+        <w:rPr>
+          <w:rStyle w:val="VerbatimChar"/>
+        </w:rPr>
+        <w:t xml:space="preserve">repo/</w:t>
+      </w:r>
+      <w:r>
+        <w:t xml:space="preserve">:</w:t>
+      </w:r>
+    </w:p>
+    <w:p>
+      <w:pPr>
+        <w:pStyle w:val="SourceCode"/>
+      </w:pPr>
+      <w:r>
+        <w:rPr>
+          <w:rStyle w:val="VerbatimChar"/>
+        </w:rPr>
+        <w:t xml:space="preserve">$ git merge --no-ff agent/codex -m "merge T7: &lt;what it was&gt;"</w:t>
+      </w:r>
+    </w:p>
+    <w:p>
+      <w:pPr>
+        <w:pStyle w:val="FirstParagraph"/>
+      </w:pPr>
+      <w:r>
+        <w:t xml:space="preserve">The post-merge hook records the merge in the ledger automatically (that</w:t>
+      </w:r>
+      <w:r>
+        <w:t xml:space="preserve"> </w:t>
+      </w:r>
+      <w:r>
+        <w:t xml:space="preserve">is the scorecard’s</w:t>
+      </w:r>
+      <w:r>
+        <w:t xml:space="preserve"> </w:t>
+      </w:r>
+      <w:r>
+        <w:t xml:space="preserve">“merges”</w:t>
+      </w:r>
+      <w:r>
+        <w:t xml:space="preserve"> </w:t>
+      </w:r>
+      <w:r>
+        <w:t xml:space="preserve">column). The acceptance bar, per your own</w:t>
+      </w:r>
+      <w:r>
+        <w:t xml:space="preserve"> </w:t>
+      </w:r>
+      <w:r>
+        <w:t xml:space="preserve">recipe: verify PASS + clean build + tests green + smoke run + changelog</w:t>
+      </w:r>
+      <w:r>
+        <w:t xml:space="preserve"> </w:t>
+      </w:r>
+      <w:r>
+        <w:t xml:space="preserve">fragment.</w:t>
+      </w:r>
+    </w:p>
+    <w:bookmarkEnd w:id="44"/>
+    <w:bookmarkStart w:id="45" w:name="sync-after-your-merges"/>
+    <w:p>
+      <w:pPr>
+        <w:pStyle w:val="Heading3"/>
+      </w:pPr>
+      <w:r>
+        <w:t xml:space="preserve">7.8</w:t>
+      </w:r>
+      <w:r>
+        <w:t xml:space="preserve"> </w:t>
+      </w:r>
+      <w:r>
+        <w:rPr>
+          <w:rStyle w:val="VerbatimChar"/>
+        </w:rPr>
+        <w:t xml:space="preserve">sync</w:t>
+      </w:r>
+      <w:r>
+        <w:t xml:space="preserve"> </w:t>
+      </w:r>
+      <w:r>
+        <w:t xml:space="preserve">— after your merges</w:t>
+      </w:r>
+    </w:p>
+    <w:p>
+      <w:pPr>
+        <w:pStyle w:val="SourceCode"/>
+      </w:pPr>
+      <w:r>
+        <w:rPr>
+          <w:rStyle w:val="VerbatimChar"/>
+        </w:rPr>
+        <w:t xml:space="preserve">$ frugal-flock sync</w:t>
+      </w:r>
+      <w:r>
+        <w:br/>
+      </w:r>
+      <w:r>
+        <w:rPr>
+          <w:rStyle w:val="VerbatimChar"/>
+        </w:rPr>
+        <w:t xml:space="preserve">  codex          fast-forwarded to dev</w:t>
+      </w:r>
+      <w:r>
+        <w:br/>
+      </w:r>
+      <w:r>
+        <w:rPr>
+          <w:rStyle w:val="VerbatimChar"/>
+        </w:rPr>
+        <w:t xml:space="preserve">  antigravity    fast-forwarded to dev</w:t>
+      </w:r>
+      <w:r>
+        <w:br/>
+      </w:r>
+      <w:r>
+        <w:rPr>
+          <w:rStyle w:val="VerbatimChar"/>
+        </w:rPr>
+        <w:t xml:space="preserve">  ...</w:t>
+      </w:r>
+    </w:p>
+    <w:p>
+      <w:pPr>
+        <w:pStyle w:val="FirstParagraph"/>
+      </w:pPr>
+      <w:r>
+        <w:t xml:space="preserve">Worker branches were created from an older base; after merges they lag</w:t>
+      </w:r>
+      <w:r>
+        <w:t xml:space="preserve"> </w:t>
+      </w:r>
+      <w:r>
+        <w:t xml:space="preserve">reality.</w:t>
+      </w:r>
+      <w:r>
+        <w:t xml:space="preserve"> </w:t>
+      </w:r>
+      <w:r>
+        <w:rPr>
+          <w:rStyle w:val="VerbatimChar"/>
+        </w:rPr>
+        <w:t xml:space="preserve">sync</w:t>
+      </w:r>
+      <w:r>
+        <w:t xml:space="preserve"> </w:t>
+      </w:r>
+      <w:r>
+        <w:t xml:space="preserve">brings the base branch into every workshop — instant</w:t>
+      </w:r>
+      <w:r>
+        <w:t xml:space="preserve"> </w:t>
+      </w:r>
+      <w:r>
+        <w:t xml:space="preserve">fast-forward when the branch is fully merged, a real merge when the</w:t>
+      </w:r>
+      <w:r>
+        <w:t xml:space="preserve"> </w:t>
+      </w:r>
+      <w:r>
+        <w:t xml:space="preserve">worker has unmerged commits, skip when the workshop is dirty or running,</w:t>
+      </w:r>
+      <w:r>
+        <w:t xml:space="preserve"> </w:t>
+      </w:r>
+      <w:r>
+        <w:t xml:space="preserve">and a clean abort with a</w:t>
+      </w:r>
+      <w:r>
+        <w:t xml:space="preserve"> </w:t>
+      </w:r>
+      <w:r>
+        <w:rPr>
+          <w:rStyle w:val="VerbatimChar"/>
+        </w:rPr>
+        <w:t xml:space="preserve">CONFLICT</w:t>
+      </w:r>
+      <w:r>
+        <w:t xml:space="preserve"> </w:t>
+      </w:r>
+      <w:r>
+        <w:t xml:space="preserve">note when the two genuinely clash.</w:t>
+      </w:r>
+      <w:r>
+        <w:t xml:space="preserve"> </w:t>
+      </w:r>
+      <w:r>
+        <w:t xml:space="preserve">Run it after every merge session; it prevents next week’s conflicts.</w:t>
+      </w:r>
+    </w:p>
+    <w:bookmarkEnd w:id="45"/>
+    <w:bookmarkStart w:id="46" w:name="rejecting-work"/>
+    <w:p>
+      <w:pPr>
+        <w:pStyle w:val="Heading3"/>
+      </w:pPr>
+      <w:r>
+        <w:t xml:space="preserve">7.9 Rejecting work</w:t>
+      </w:r>
+    </w:p>
+    <w:p>
+      <w:pPr>
+        <w:pStyle w:val="FirstParagraph"/>
+      </w:pPr>
+      <w:r>
+        <w:t xml:space="preserve">Rejection is one command plus one instruction:</w:t>
+      </w:r>
+    </w:p>
+    <w:p>
+      <w:pPr>
+        <w:pStyle w:val="SourceCode"/>
+      </w:pPr>
+      <w:r>
+        <w:rPr>
+          <w:rStyle w:val="VerbatimChar"/>
+        </w:rPr>
+        <w:t xml:space="preserve">$ git -C ../wt/codex reset --hard dev        # wipe the branch</w:t>
+      </w:r>
+    </w:p>
+    <w:p>
+      <w:pPr>
+        <w:pStyle w:val="FirstParagraph"/>
+      </w:pPr>
+      <w:r>
+        <w:t xml:space="preserve">Then tell the foreman:</w:t>
+      </w:r>
+      <w:r>
+        <w:t xml:space="preserve"> </w:t>
+      </w:r>
+      <w:r>
+        <w:t xml:space="preserve">“T7 rejected because</w:t>
+      </w:r>
+      <w:r>
+        <w:t xml:space="preserve"> </w:t>
+      </w:r>
+      <w:r>
+        <w:rPr>
+          <w:rStyle w:val="VerbatimChar"/>
+        </w:rPr>
+        <w:t xml:space="preserve">&lt;reason&gt;</w:t>
+      </w:r>
+      <w:r>
+        <w:t xml:space="preserve">. Write a sharper</w:t>
+      </w:r>
+      <w:r>
+        <w:t xml:space="preserve"> </w:t>
+      </w:r>
+      <w:r>
+        <w:t xml:space="preserve">T7b.”</w:t>
+      </w:r>
+      <w:r>
+        <w:t xml:space="preserve"> </w:t>
+      </w:r>
+      <w:r>
+        <w:t xml:space="preserve">Sharper task file — never</w:t>
+      </w:r>
+      <w:r>
+        <w:t xml:space="preserve"> </w:t>
+      </w:r>
+      <w:r>
+        <w:t xml:space="preserve">“hope it does better this time”</w:t>
+      </w:r>
+      <w:r>
+        <w:t xml:space="preserve">. Two</w:t>
+      </w:r>
+      <w:r>
+        <w:t xml:space="preserve"> </w:t>
+      </w:r>
+      <w:r>
+        <w:t xml:space="preserve">failed attempts on the same task = the foreman must escalate to you.</w:t>
+      </w:r>
+    </w:p>
+    <w:bookmarkEnd w:id="46"/>
+    <w:bookmarkStart w:id="47" w:name="X66b732464628ec8541f1b9d40726952d29dd75f"/>
+    <w:p>
+      <w:pPr>
+        <w:pStyle w:val="Heading3"/>
+      </w:pPr>
+      <w:r>
+        <w:t xml:space="preserve">7.10</w:t>
+      </w:r>
+      <w:r>
+        <w:t xml:space="preserve"> </w:t>
+      </w:r>
+      <w:r>
+        <w:rPr>
+          <w:rStyle w:val="VerbatimChar"/>
+        </w:rPr>
+        <w:t xml:space="preserve">result</w:t>
+      </w:r>
+      <w:r>
+        <w:t xml:space="preserve"> </w:t>
+      </w:r>
+      <w:r>
+        <w:t xml:space="preserve">and</w:t>
+      </w:r>
+      <w:r>
+        <w:t xml:space="preserve"> </w:t>
+      </w:r>
+      <w:r>
+        <w:rPr>
+          <w:rStyle w:val="VerbatimChar"/>
+        </w:rPr>
+        <w:t xml:space="preserve">handoff</w:t>
+      </w:r>
+      <w:r>
+        <w:t xml:space="preserve"> </w:t>
+      </w:r>
+      <w:r>
+        <w:t xml:space="preserve">— the evidence, and the next-AI packet</w:t>
+      </w:r>
+    </w:p>
+    <w:p>
+      <w:pPr>
+        <w:pStyle w:val="SourceCode"/>
+      </w:pPr>
+      <w:r>
+        <w:rPr>
+          <w:rStyle w:val="VerbatimChar"/>
+        </w:rPr>
+        <w:t xml:space="preserve">$ frugal-flock result codex T7-codex       # JSON on screen; changes nothing</w:t>
+      </w:r>
+      <w:r>
+        <w:br/>
+      </w:r>
+      <w:r>
+        <w:rPr>
+          <w:rStyle w:val="VerbatimChar"/>
+        </w:rPr>
+        <w:t xml:space="preserve">$ frugal-flock handoff codex T7-codex      # writes a packet, prints its folder</w:t>
+      </w:r>
+    </w:p>
+    <w:p>
+      <w:pPr>
+        <w:pStyle w:val="FirstParagraph"/>
+      </w:pPr>
+      <w:r>
+        <w:rPr>
+          <w:rStyle w:val="VerbatimChar"/>
+        </w:rPr>
+        <w:t xml:space="preserve">result</w:t>
+      </w:r>
+      <w:r>
+        <w:t xml:space="preserve"> </w:t>
+      </w:r>
+      <w:r>
+        <w:t xml:space="preserve">prints the task’s stored evidence: the worker process</w:t>
+      </w:r>
+      <w:r>
+        <w:t xml:space="preserve"> </w:t>
+      </w:r>
+      <w:r>
+        <w:t xml:space="preserve">(succeeded or failed, with its exit code), the validation (passed, failed</w:t>
+      </w:r>
+      <w:r>
+        <w:t xml:space="preserve"> </w:t>
+      </w:r>
+      <w:r>
+        <w:t xml:space="preserve">or incomplete, with reasons) and the review (approved, changes requested,</w:t>
+      </w:r>
+      <w:r>
+        <w:t xml:space="preserve"> </w:t>
+      </w:r>
+      <w:r>
+        <w:t xml:space="preserve">unknown or failed). Each piece remembers the exact revision it was made</w:t>
+      </w:r>
+      <w:r>
+        <w:t xml:space="preserve"> </w:t>
+      </w:r>
+      <w:r>
+        <w:t xml:space="preserve">for. Change anything — a commit, the base branch, the task file, any</w:t>
+      </w:r>
+      <w:r>
+        <w:t xml:space="preserve"> </w:t>
+      </w:r>
+      <w:r>
+        <w:t xml:space="preserve">file in the workshop that git does not ignore — and the old evidence is</w:t>
+      </w:r>
+      <w:r>
+        <w:t xml:space="preserve"> </w:t>
+      </w:r>
+      <w:r>
+        <w:t xml:space="preserve">marked</w:t>
+      </w:r>
+      <w:r>
+        <w:t xml:space="preserve"> </w:t>
+      </w:r>
+      <w:r>
+        <w:rPr>
+          <w:rStyle w:val="VerbatimChar"/>
+        </w:rPr>
+        <w:t xml:space="preserve">stale</w:t>
+      </w:r>
+      <w:r>
+        <w:t xml:space="preserve">.</w:t>
+      </w:r>
+      <w:r>
+        <w:t xml:space="preserve"> </w:t>
+      </w:r>
+      <w:r>
+        <w:rPr>
+          <w:rStyle w:val="VerbatimChar"/>
+        </w:rPr>
+        <w:t xml:space="preserve">ready_for_human_review</w:t>
+      </w:r>
+      <w:r>
+        <w:t xml:space="preserve"> </w:t>
+      </w:r>
+      <w:r>
+        <w:t xml:space="preserve">is true only when the process succeeded,</w:t>
+      </w:r>
+      <w:r>
+        <w:t xml:space="preserve"> </w:t>
+      </w:r>
+      <w:r>
+        <w:t xml:space="preserve">validation passed and the review approved, all for the code as it is</w:t>
+      </w:r>
+      <w:r>
+        <w:t xml:space="preserve"> </w:t>
+      </w:r>
+      <w:r>
+        <w:t xml:space="preserve">right now. Even then the human decision stays yours: the result always</w:t>
+      </w:r>
+      <w:r>
+        <w:t xml:space="preserve"> </w:t>
+      </w:r>
+      <w:r>
+        <w:t xml:space="preserve">shows your acceptance as</w:t>
+      </w:r>
+      <w:r>
+        <w:t xml:space="preserve"> </w:t>
+      </w:r>
+      <w:r>
+        <w:rPr>
+          <w:rStyle w:val="VerbatimChar"/>
+        </w:rPr>
+        <w:t xml:space="preserve">pending</w:t>
+      </w:r>
+      <w:r>
+        <w:t xml:space="preserve">.</w:t>
+      </w:r>
+    </w:p>
+    <w:p>
+      <w:pPr>
+        <w:pStyle w:val="BodyText"/>
+      </w:pPr>
+      <w:r>
+        <w:rPr>
+          <w:rStyle w:val="VerbatimChar"/>
+        </w:rPr>
+        <w:t xml:space="preserve">handoff</w:t>
+      </w:r>
+      <w:r>
+        <w:t xml:space="preserve"> </w:t>
+      </w:r>
+      <w:r>
+        <w:t xml:space="preserve">writes a new folder under</w:t>
+      </w:r>
+      <w:r>
+        <w:t xml:space="preserve"> </w:t>
+      </w:r>
+      <w:r>
+        <w:rPr>
+          <w:rStyle w:val="VerbatimChar"/>
+        </w:rPr>
+        <w:t xml:space="preserve">coord/handoffs/</w:t>
+      </w:r>
+      <w:r>
+        <w:t xml:space="preserve"> </w:t>
+      </w:r>
+      <w:r>
+        <w:t xml:space="preserve">for another AI that</w:t>
+      </w:r>
+      <w:r>
+        <w:t xml:space="preserve"> </w:t>
+      </w:r>
+      <w:r>
+        <w:t xml:space="preserve">will continue in the same workshop: the task text, the current result,</w:t>
+      </w:r>
+      <w:r>
+        <w:t xml:space="preserve"> </w:t>
+      </w:r>
+      <w:r>
+        <w:t xml:space="preserve">the revision, the list of changed files, and a HANDOFF.md with what was</w:t>
+      </w:r>
+      <w:r>
+        <w:t xml:space="preserve"> </w:t>
+      </w:r>
+      <w:r>
+        <w:t xml:space="preserve">checked, what is open and the next safe steps. It is</w:t>
+      </w:r>
+      <w:r>
+        <w:t xml:space="preserve"> </w:t>
+      </w:r>
+      <w:r>
+        <w:rPr>
+          <w:b/>
+          <w:bCs/>
+        </w:rPr>
+        <w:t xml:space="preserve">context, not a</w:t>
+      </w:r>
+      <w:r>
+        <w:rPr>
+          <w:b/>
+          <w:bCs/>
+        </w:rPr>
+        <w:t xml:space="preserve"> </w:t>
+      </w:r>
+      <w:r>
+        <w:rPr>
+          <w:b/>
+          <w:bCs/>
+        </w:rPr>
+        <w:t xml:space="preserve">backup</w:t>
+      </w:r>
+      <w:r>
+        <w:t xml:space="preserve">: uncommitted work stays only in the workshop, and no credentials,</w:t>
+      </w:r>
+      <w:r>
+        <w:t xml:space="preserve"> </w:t>
+      </w:r>
+      <w:r>
+        <w:rPr>
+          <w:rStyle w:val="VerbatimChar"/>
+        </w:rPr>
+        <w:t xml:space="preserve">agents.conf</w:t>
+      </w:r>
+      <w:r>
+        <w:t xml:space="preserve">, raw logs or ignored files are copied. Read the packet before</w:t>
+      </w:r>
+      <w:r>
+        <w:t xml:space="preserve"> </w:t>
+      </w:r>
+      <w:r>
+        <w:t xml:space="preserve">you share it — task text can be sensitive. It refuses to run while the</w:t>
+      </w:r>
+      <w:r>
+        <w:t xml:space="preserve"> </w:t>
+      </w:r>
+      <w:r>
+        <w:t xml:space="preserve">worker is busy.</w:t>
+      </w:r>
+    </w:p>
+    <w:p>
+      <w:pPr>
+        <w:pStyle w:val="BodyText"/>
+      </w:pPr>
+      <w:r>
+        <w:t xml:space="preserve">The full field list and every exit code are in</w:t>
+      </w:r>
+      <w:r>
+        <w:t xml:space="preserve"> </w:t>
+      </w:r>
+      <w:r>
+        <w:rPr>
+          <w:rStyle w:val="VerbatimChar"/>
+        </w:rPr>
+        <w:t xml:space="preserve">docs/QUALITY-USAGE.md</w:t>
+      </w:r>
+      <w:r>
+        <w:t xml:space="preserve">.</w:t>
+      </w:r>
+    </w:p>
+    <w:p>
+      <w:r>
+        <w:pict>
+          <v:rect style="width:0;height:1.5pt" o:hralign="center" o:hrstd="t" o:hr="t"/>
+        </w:pict>
+      </w:r>
+    </w:p>
+    <w:bookmarkEnd w:id="47"/>
+    <w:bookmarkEnd w:id="48"/>
+    <w:bookmarkStart w:id="49" w:name="see-one-complete-cycle"/>
+    <w:p>
+      <w:pPr>
+        <w:pStyle w:val="Heading2"/>
+      </w:pPr>
+      <w:r>
+        <w:t xml:space="preserve">8. See one complete cycle</w:t>
+      </w:r>
+    </w:p>
+    <w:p>
+      <w:pPr>
+        <w:pStyle w:val="FirstParagraph"/>
+      </w:pPr>
+      <w:r>
+        <w:t xml:space="preserve">The file</w:t>
+      </w:r>
+      <w:r>
+        <w:t xml:space="preserve"> </w:t>
+      </w:r>
+      <w:r>
+        <w:rPr>
+          <w:rStyle w:val="VerbatimChar"/>
+        </w:rPr>
+        <w:t xml:space="preserve">docs/EXAMPLE.md</w:t>
+      </w:r>
+      <w:r>
+        <w:t xml:space="preserve"> </w:t>
+      </w:r>
+      <w:r>
+        <w:t xml:space="preserve">is a real transcript of everything chapter 7</w:t>
+      </w:r>
+      <w:r>
+        <w:t xml:space="preserve"> </w:t>
+      </w:r>
+      <w:r>
+        <w:t xml:space="preserve">described — a feature built, verified, reviewed, merged, and synced; a</w:t>
+      </w:r>
+      <w:r>
+        <w:t xml:space="preserve"> </w:t>
+      </w:r>
+      <w:r>
+        <w:t xml:space="preserve">rogue worker caught by verify; background runs, a race, the saboteur</w:t>
+      </w:r>
+      <w:r>
+        <w:t xml:space="preserve"> </w:t>
+      </w:r>
+      <w:r>
+        <w:t xml:space="preserve">finding a genuine bug; and the fix cycle that closes the loop. Replay it</w:t>
+      </w:r>
+      <w:r>
+        <w:t xml:space="preserve"> </w:t>
+      </w:r>
+      <w:r>
+        <w:t xml:space="preserve">on your machine anytime:</w:t>
+      </w:r>
+    </w:p>
+    <w:p>
+      <w:pPr>
+        <w:pStyle w:val="SourceCode"/>
+      </w:pPr>
+      <w:r>
+        <w:rPr>
+          <w:rStyle w:val="VerbatimChar"/>
+        </w:rPr>
+        <w:t xml:space="preserve">$ bash examples/demo.sh /tmp/agentteam-demo</w:t>
+      </w:r>
+    </w:p>
+    <w:p>
+      <w:pPr>
+        <w:pStyle w:val="FirstParagraph"/>
+      </w:pPr>
+      <w:r>
+        <w:t xml:space="preserve">Zero quota — the fleet is stood-in by scripts, the machinery is real.</w:t>
+      </w:r>
+    </w:p>
+    <w:p>
+      <w:pPr>
+        <w:pStyle w:val="BodyText"/>
+      </w:pPr>
+      <w:r>
+        <w:t xml:space="preserve">When you want to</w:t>
+      </w:r>
+      <w:r>
+        <w:t xml:space="preserve"> </w:t>
+      </w:r>
+      <w:r>
+        <w:rPr>
+          <w:i/>
+          <w:iCs/>
+        </w:rPr>
+        <w:t xml:space="preserve">stress-test</w:t>
+      </w:r>
+      <w:r>
+        <w:t xml:space="preserve"> </w:t>
+      </w:r>
+      <w:r>
+        <w:t xml:space="preserve">rather than tour — deliberately try to</w:t>
+      </w:r>
+      <w:r>
+        <w:t xml:space="preserve"> </w:t>
+      </w:r>
+      <w:r>
+        <w:t xml:space="preserve">break each guarantee — run</w:t>
+      </w:r>
+      <w:r>
+        <w:t xml:space="preserve"> </w:t>
+      </w:r>
+      <w:r>
+        <w:rPr>
+          <w:rStyle w:val="VerbatimChar"/>
+        </w:rPr>
+        <w:t xml:space="preserve">bash examples/breakit.sh</w:t>
+      </w:r>
+      <w:r>
+        <w:t xml:space="preserve"> </w:t>
+      </w:r>
+      <w:r>
+        <w:t xml:space="preserve">and follow</w:t>
+      </w:r>
+      <w:r>
+        <w:t xml:space="preserve"> </w:t>
+      </w:r>
+      <w:r>
+        <w:rPr>
+          <w:rStyle w:val="VerbatimChar"/>
+        </w:rPr>
+        <w:t xml:space="preserve">docs/TESTPLAN.md</w:t>
+      </w:r>
+      <w:r>
+        <w:t xml:space="preserve">, which takes you from that automated attack kit through</w:t>
+      </w:r>
+      <w:r>
+        <w:t xml:space="preserve"> </w:t>
+      </w:r>
+      <w:r>
+        <w:t xml:space="preserve">real-fleet checks to building your first genuine project.</w:t>
+      </w:r>
+    </w:p>
+    <w:p>
+      <w:r>
+        <w:pict>
+          <v:rect style="width:0;height:1.5pt" o:hralign="center" o:hrstd="t" o:hr="t"/>
+        </w:pict>
+      </w:r>
+    </w:p>
+    <w:bookmarkEnd w:id="49"/>
+    <w:bookmarkStart w:id="54" w:name="the-daily-rhythm"/>
+    <w:p>
+      <w:pPr>
+        <w:pStyle w:val="Heading2"/>
+      </w:pPr>
+      <w:r>
+        <w:t xml:space="preserve">9. The daily rhythm</w:t>
+      </w:r>
+    </w:p>
+    <w:p>
+      <w:pPr>
+        <w:pStyle w:val="FirstParagraph"/>
+      </w:pPr>
+      <w:r>
+        <w:t xml:space="preserve">The single most important fact for continuity:</w:t>
+      </w:r>
+      <w:r>
+        <w:t xml:space="preserve"> </w:t>
+      </w:r>
+      <w:r>
+        <w:rPr>
+          <w:b/>
+          <w:bCs/>
+        </w:rPr>
+        <w:t xml:space="preserve">the project’s memory</w:t>
+      </w:r>
+      <w:r>
+        <w:rPr>
+          <w:b/>
+          <w:bCs/>
+        </w:rPr>
+        <w:t xml:space="preserve"> </w:t>
+      </w:r>
+      <w:r>
+        <w:rPr>
+          <w:b/>
+          <w:bCs/>
+        </w:rPr>
+        <w:t xml:space="preserve">lives in files, not in any chat.</w:t>
+      </w:r>
+      <w:r>
+        <w:t xml:space="preserve"> </w:t>
+      </w:r>
+      <w:r>
+        <w:t xml:space="preserve">Worker branches, reports, the board,</w:t>
+      </w:r>
+      <w:r>
+        <w:t xml:space="preserve"> </w:t>
+      </w:r>
+      <w:r>
+        <w:t xml:space="preserve">the ledger, git history — all survive every shutdown automatically. You</w:t>
+      </w:r>
+      <w:r>
+        <w:t xml:space="preserve"> </w:t>
+      </w:r>
+      <w:r>
+        <w:t xml:space="preserve">could fire the foreman every night and hire a fresh one every morning</w:t>
+      </w:r>
+      <w:r>
+        <w:t xml:space="preserve"> </w:t>
+      </w:r>
+      <w:r>
+        <w:t xml:space="preserve">without losing anything that matters.</w:t>
+      </w:r>
+    </w:p>
+    <w:bookmarkStart w:id="50" w:name="starting-a-session-2-minutes"/>
+    <w:p>
+      <w:pPr>
+        <w:pStyle w:val="Heading3"/>
+      </w:pPr>
+      <w:r>
+        <w:t xml:space="preserve">9.1 Starting a session (2 minutes)</w:t>
+      </w:r>
+    </w:p>
+    <w:p>
+      <w:pPr>
+        <w:pStyle w:val="SourceCode"/>
+      </w:pPr>
+      <w:r>
+        <w:rPr>
+          <w:rStyle w:val="VerbatimChar"/>
+        </w:rPr>
+        <w:t xml:space="preserve">$ cd ~/code/&lt;project&gt;/repo</w:t>
+      </w:r>
+      <w:r>
+        <w:br/>
+      </w:r>
+      <w:r>
+        <w:rPr>
+          <w:rStyle w:val="VerbatimChar"/>
+        </w:rPr>
+        <w:t xml:space="preserve">$ frugal-flock status          # where did I leave off? benched agents? queue?</w:t>
+      </w:r>
+      <w:r>
+        <w:br/>
+      </w:r>
+      <w:r>
+        <w:rPr>
+          <w:rStyle w:val="VerbatimChar"/>
+        </w:rPr>
+        <w:t xml:space="preserve">$ frugal-flock doctor          # anything that would waste a run? (base, agents, stale)</w:t>
+      </w:r>
+      <w:r>
+        <w:br/>
+      </w:r>
+      <w:r>
+        <w:rPr>
+          <w:rStyle w:val="VerbatimChar"/>
+        </w:rPr>
+        <w:t xml:space="preserve">$ frugal-flock smoke           # after CLI updates or days away</w:t>
+      </w:r>
+      <w:r>
+        <w:br/>
+      </w:r>
+      <w:r>
+        <w:rPr>
+          <w:rStyle w:val="VerbatimChar"/>
+        </w:rPr>
+        <w:t xml:space="preserve">$ claude                    # hire the foreman (or resume: claude -c)</w:t>
+      </w:r>
+    </w:p>
+    <w:p>
+      <w:pPr>
+        <w:pStyle w:val="FirstParagraph"/>
+      </w:pPr>
+      <w:r>
+        <w:t xml:space="preserve">Returning the same day:</w:t>
+      </w:r>
+      <w:r>
+        <w:t xml:space="preserve"> </w:t>
+      </w:r>
+      <w:r>
+        <w:rPr>
+          <w:rStyle w:val="VerbatimChar"/>
+        </w:rPr>
+        <w:t xml:space="preserve">claude -c</w:t>
+      </w:r>
+      <w:r>
+        <w:t xml:space="preserve"> </w:t>
+      </w:r>
+      <w:r>
+        <w:t xml:space="preserve">resumes the previous conversation.</w:t>
+      </w:r>
+      <w:r>
+        <w:t xml:space="preserve"> </w:t>
+      </w:r>
+      <w:r>
+        <w:t xml:space="preserve">After days away, prefer a FRESH session with this prompt (old chats</w:t>
+      </w:r>
+      <w:r>
+        <w:t xml:space="preserve"> </w:t>
+      </w:r>
+      <w:r>
+        <w:t xml:space="preserve">degrade; files don’t):</w:t>
+      </w:r>
+    </w:p>
+    <w:p>
+      <w:pPr>
+        <w:pStyle w:val="SourceCode"/>
+      </w:pPr>
+      <w:r>
+        <w:rPr>
+          <w:rStyle w:val="VerbatimChar"/>
+        </w:rPr>
+        <w:t xml:space="preserve">Read MASTER.md, ../coord/docs/*, ../coord/board.md, and CHANGELOG.md.</w:t>
+      </w:r>
+      <w:r>
+        <w:br/>
+      </w:r>
+      <w:r>
+        <w:rPr>
+          <w:rStyle w:val="VerbatimChar"/>
+        </w:rPr>
+        <w:t xml:space="preserve">We are resuming. Summarize current state — merged, in flight, blocked —</w:t>
+      </w:r>
+      <w:r>
+        <w:br/>
+      </w:r>
+      <w:r>
+        <w:rPr>
+          <w:rStyle w:val="VerbatimChar"/>
+        </w:rPr>
+        <w:t xml:space="preserve">then propose the next step. Wait for my go.</w:t>
+      </w:r>
+    </w:p>
+    <w:bookmarkEnd w:id="50"/>
+    <w:bookmarkStart w:id="51" w:name="working-efficiently"/>
+    <w:p>
+      <w:pPr>
+        <w:pStyle w:val="Heading3"/>
+      </w:pPr>
+      <w:r>
+        <w:t xml:space="preserve">9.2 Working efficiently</w:t>
       </w:r>
     </w:p>
     <w:p>
@@ -7411,17 +8114,29 @@
         <w:pStyle w:val="Compact"/>
         <w:numPr>
           <w:ilvl w:val="0"/>
-          <w:numId w:val="1013"/>
+          <w:numId w:val="1014"/>
         </w:numPr>
       </w:pPr>
       <w:r>
-        <w:t xml:space="preserve">Reject early. A sharp re-brief costs minutes; polishing a wrong diff</w:t>
-      </w:r>
-      <w:r>
-        <w:t xml:space="preserve"> </w:t>
-      </w:r>
-      <w:r>
-        <w:t xml:space="preserve">costs an evening.</w:t>
+        <w:t xml:space="preserve">Dispatch long tasks with</w:t>
+      </w:r>
+      <w:r>
+        <w:t xml:space="preserve"> </w:t>
+      </w:r>
+      <w:r>
+        <w:rPr>
+          <w:rStyle w:val="VerbatimChar"/>
+        </w:rPr>
+        <w:t xml:space="preserve">-b</w:t>
+      </w:r>
+      <w:r>
+        <w:t xml:space="preserve">; review results in batches — two or three</w:t>
+      </w:r>
+      <w:r>
+        <w:t xml:space="preserve"> </w:t>
+      </w:r>
+      <w:r>
+        <w:t xml:space="preserve">diffs in one sitting beats context-switching per task.</w:t>
       </w:r>
     </w:p>
     <w:p>
@@ -7429,17 +8144,50 @@
         <w:pStyle w:val="Compact"/>
         <w:numPr>
           <w:ilvl w:val="0"/>
-          <w:numId w:val="1013"/>
+          <w:numId w:val="1014"/>
         </w:numPr>
       </w:pPr>
       <w:r>
-        <w:t xml:space="preserve">Hard tasks early in your 5-hour quota windows; chores late. Bench dead</w:t>
-      </w:r>
-      <w:r>
-        <w:t xml:space="preserve"> </w:t>
-      </w:r>
-      <w:r>
-        <w:t xml:space="preserve">agents immediately (chapter 10).</w:t>
+        <w:rPr>
+          <w:rStyle w:val="VerbatimChar"/>
+        </w:rPr>
+        <w:t xml:space="preserve">verify</w:t>
+      </w:r>
+      <w:r>
+        <w:t xml:space="preserve"> </w:t>
+      </w:r>
+      <w:r>
+        <w:t xml:space="preserve">before you read any diff;</w:t>
+      </w:r>
+      <w:r>
+        <w:t xml:space="preserve"> </w:t>
+      </w:r>
+      <w:r>
+        <w:rPr>
+          <w:rStyle w:val="VerbatimChar"/>
+        </w:rPr>
+        <w:t xml:space="preserve">review</w:t>
+      </w:r>
+      <w:r>
+        <w:t xml:space="preserve"> </w:t>
+      </w:r>
+      <w:r>
+        <w:t xml:space="preserve">for the risky ones;</w:t>
+      </w:r>
+      <w:r>
+        <w:t xml:space="preserve"> </w:t>
+      </w:r>
+      <w:r>
+        <w:rPr>
+          <w:rStyle w:val="VerbatimChar"/>
+        </w:rPr>
+        <w:t xml:space="preserve">result</w:t>
+      </w:r>
+      <w:r>
+        <w:t xml:space="preserve"> </w:t>
+      </w:r>
+      <w:r>
+        <w:t xml:space="preserve">to see whether all the evidence still matches the code.</w:t>
       </w:r>
     </w:p>
     <w:p>
@@ -7447,15 +8195,93 @@
         <w:pStyle w:val="Compact"/>
         <w:numPr>
           <w:ilvl w:val="0"/>
-          <w:numId w:val="1013"/>
+          <w:numId w:val="1014"/>
         </w:numPr>
       </w:pPr>
       <w:r>
+        <w:t xml:space="preserve">After your merges:</w:t>
+      </w:r>
+      <w:r>
+        <w:t xml:space="preserve"> </w:t>
+      </w:r>
+      <w:r>
+        <w:rPr>
+          <w:rStyle w:val="VerbatimChar"/>
+        </w:rPr>
+        <w:t xml:space="preserve">sync</w:t>
+      </w:r>
+      <w:r>
+        <w:t xml:space="preserve">.</w:t>
+      </w:r>
+    </w:p>
+    <w:p>
+      <w:pPr>
+        <w:pStyle w:val="Compact"/>
+        <w:numPr>
+          <w:ilvl w:val="0"/>
+          <w:numId w:val="1014"/>
+        </w:numPr>
+      </w:pPr>
+      <w:r>
+        <w:t xml:space="preserve">Two terminals: foreman in one, YOUR gate commands in the other. Never</w:t>
+      </w:r>
+      <w:r>
+        <w:t xml:space="preserve"> </w:t>
+      </w:r>
+      <w:r>
+        <w:t xml:space="preserve">gate inside the foreman’s window.</w:t>
+      </w:r>
+    </w:p>
+    <w:p>
+      <w:pPr>
+        <w:pStyle w:val="Compact"/>
+        <w:numPr>
+          <w:ilvl w:val="0"/>
+          <w:numId w:val="1014"/>
+        </w:numPr>
+      </w:pPr>
+      <w:r>
+        <w:t xml:space="preserve">Reject early. A sharp re-brief costs minutes; polishing a wrong diff</w:t>
+      </w:r>
+      <w:r>
+        <w:t xml:space="preserve"> </w:t>
+      </w:r>
+      <w:r>
+        <w:t xml:space="preserve">costs an evening.</w:t>
+      </w:r>
+    </w:p>
+    <w:p>
+      <w:pPr>
+        <w:pStyle w:val="Compact"/>
+        <w:numPr>
+          <w:ilvl w:val="0"/>
+          <w:numId w:val="1014"/>
+        </w:numPr>
+      </w:pPr>
+      <w:r>
+        <w:t xml:space="preserve">Hard tasks early in your 5-hour quota windows; chores late. Bench dead</w:t>
+      </w:r>
+      <w:r>
+        <w:t xml:space="preserve"> </w:t>
+      </w:r>
+      <w:r>
+        <w:t xml:space="preserve">agents immediately (chapter 10).</w:t>
+      </w:r>
+    </w:p>
+    <w:p>
+      <w:pPr>
+        <w:pStyle w:val="Compact"/>
+        <w:numPr>
+          <w:ilvl w:val="0"/>
+          <w:numId w:val="1014"/>
+        </w:numPr>
+      </w:pPr>
+      <w:r>
         <w:t xml:space="preserve">One cycle at a time: your review is the bottleneck — protect it.</w:t>
       </w:r>
     </w:p>
-    <w:bookmarkEnd w:id="50"/>
-    <w:bookmarkStart w:id="51" w:name="X41b8a561e88ecc96e42b7fb4adac8fffa325b22"/>
+    <w:bookmarkEnd w:id="51"/>
+    <w:bookmarkStart w:id="52" w:name="X41b8a561e88ecc96e42b7fb4adac8fffa325b22"/>
     <w:p>
       <w:pPr>
         <w:pStyle w:val="Heading3"/>
@@ -7591,8 +8417,8 @@
         <w:t xml:space="preserve">$ exit                   # 3. everything durable is on disk</w:t>
       </w:r>
     </w:p>
-    <w:bookmarkEnd w:id="51"/>
-    <w:bookmarkStart w:id="52" w:name="what-survives-what"/>
+    <w:bookmarkEnd w:id="52"/>
+    <w:bookmarkStart w:id="53" w:name="what-survives-what"/>
     <w:p>
       <w:pPr>
         <w:pStyle w:val="Heading3"/>
@@ -7815,9 +8641,9 @@
         </w:pict>
       </w:r>
     </w:p>
-    <w:bookmarkEnd w:id="52"/>
     <w:bookmarkEnd w:id="53"/>
-    <w:bookmarkStart w:id="54" w:name="quota-management-the-bench"/>
+    <w:bookmarkEnd w:id="54"/>
+    <w:bookmarkStart w:id="55" w:name="quota-management-the-bench"/>
     <w:p>
       <w:pPr>
         <w:pStyle w:val="Heading2"/>
@@ -7884,7 +8710,16 @@
         <w:rPr>
           <w:rStyle w:val="VerbatimChar"/>
         </w:rPr>
-        <w:t xml:space="preserve">$ frugal-flock agents           # shows on/OFF with the auto-return countdown</w:t>
+        <w:t xml:space="preserve">$ frugal-flock agents           # installed? on/OFF, with your chosen retry time</w:t>
+      </w:r>
+      <w:r>
+        <w:br/>
+      </w:r>
+      <w:r>
+        <w:rPr>
+          <w:rStyle w:val="VerbatimChar"/>
+        </w:rPr>
+        <w:t xml:space="preserve">$ frugal-flock agents --json    # the same, machine-readable</w:t>
       </w:r>
     </w:p>
     <w:p>
@@ -7893,1365 +8728,6 @@
       </w:pPr>
       <w:r>
         <w:t xml:space="preserve">Facts worth knowing:</w:t>
-      </w:r>
-    </w:p>
-    <w:p>
-      <w:pPr>
-        <w:pStyle w:val="Compact"/>
-        <w:numPr>
-          <w:ilvl w:val="0"/>
-          <w:numId w:val="1014"/>
-        </w:numPr>
-      </w:pPr>
-      <w:r>
-        <w:t xml:space="preserve">The bench is</w:t>
-      </w:r>
-      <w:r>
-        <w:t xml:space="preserve"> </w:t>
-      </w:r>
-      <w:r>
-        <w:rPr>
-          <w:b/>
-          <w:bCs/>
-        </w:rPr>
-        <w:t xml:space="preserve">global across all your projects</w:t>
-      </w:r>
-      <w:r>
-        <w:t xml:space="preserve"> </w:t>
-      </w:r>
-      <w:r>
-        <w:t xml:space="preserve">— correct, because the</w:t>
-      </w:r>
-      <w:r>
-        <w:t xml:space="preserve"> </w:t>
-      </w:r>
-      <w:r>
-        <w:t xml:space="preserve">quota belongs to the subscription, not to a project.</w:t>
-      </w:r>
-    </w:p>
-    <w:p>
-      <w:pPr>
-        <w:pStyle w:val="Compact"/>
-        <w:numPr>
-          <w:ilvl w:val="0"/>
-          <w:numId w:val="1014"/>
-        </w:numPr>
-      </w:pPr>
-      <w:r>
-        <w:t xml:space="preserve">A benched agent is refused work everywhere (</w:t>
-      </w:r>
-      <w:r>
-        <w:rPr>
-          <w:rStyle w:val="VerbatimChar"/>
-        </w:rPr>
-        <w:t xml:space="preserve">run</w:t>
-      </w:r>
-      <w:r>
-        <w:t xml:space="preserve">,</w:t>
-      </w:r>
-      <w:r>
-        <w:t xml:space="preserve"> </w:t>
-      </w:r>
-      <w:r>
-        <w:rPr>
-          <w:rStyle w:val="VerbatimChar"/>
-        </w:rPr>
-        <w:t xml:space="preserve">race</w:t>
-      </w:r>
-      <w:r>
-        <w:t xml:space="preserve">,</w:t>
-      </w:r>
-      <w:r>
-        <w:t xml:space="preserve"> </w:t>
-      </w:r>
-      <w:r>
-        <w:rPr>
-          <w:rStyle w:val="VerbatimChar"/>
-        </w:rPr>
-        <w:t xml:space="preserve">sabotage</w:t>
-      </w:r>
-      <w:r>
-        <w:t xml:space="preserve">),</w:t>
-      </w:r>
-      <w:r>
-        <w:t xml:space="preserve"> </w:t>
-      </w:r>
-      <w:r>
-        <w:t xml:space="preserve">and the foreman is instructed to reroute per its fallback table.</w:t>
-      </w:r>
-    </w:p>
-    <w:p>
-      <w:pPr>
-        <w:pStyle w:val="Compact"/>
-        <w:numPr>
-          <w:ilvl w:val="0"/>
-          <w:numId w:val="1014"/>
-        </w:numPr>
-      </w:pPr>
-      <w:r>
-        <w:rPr>
-          <w:b/>
-          <w:bCs/>
-        </w:rPr>
-        <w:t xml:space="preserve">Automatic detection:</w:t>
-      </w:r>
-      <w:r>
-        <w:t xml:space="preserve"> </w:t>
-      </w:r>
-      <w:r>
-        <w:t xml:space="preserve">when a run’s output mentions limit language</w:t>
-      </w:r>
-      <w:r>
-        <w:t xml:space="preserve"> </w:t>
-      </w:r>
-      <w:r>
-        <w:t xml:space="preserve">(</w:t>
-      </w:r>
-      <w:r>
-        <w:t xml:space="preserve">“usage limit”</w:t>
-      </w:r>
-      <w:r>
-        <w:t xml:space="preserve">,</w:t>
-      </w:r>
-      <w:r>
-        <w:t xml:space="preserve"> </w:t>
-      </w:r>
-      <w:r>
-        <w:t xml:space="preserve">“rate limit”</w:t>
-      </w:r>
-      <w:r>
-        <w:t xml:space="preserve">,</w:t>
-      </w:r>
-      <w:r>
-        <w:t xml:space="preserve"> </w:t>
-      </w:r>
-      <w:r>
-        <w:t xml:space="preserve">“quota”</w:t>
-      </w:r>
-      <w:r>
-        <w:t xml:space="preserve">,</w:t>
-      </w:r>
-      <w:r>
-        <w:t xml:space="preserve"> </w:t>
-      </w:r>
-      <w:r>
-        <w:t xml:space="preserve">“resets at”</w:t>
-      </w:r>
-      <w:r>
-        <w:t xml:space="preserve">…), Frugal Flock prints</w:t>
-      </w:r>
-      <w:r>
-        <w:t xml:space="preserve"> </w:t>
-      </w:r>
-      <w:r>
-        <w:t xml:space="preserve">the bench suggestion. With</w:t>
-      </w:r>
-      <w:r>
-        <w:t xml:space="preserve"> </w:t>
-      </w:r>
-      <w:r>
-        <w:rPr>
-          <w:rStyle w:val="VerbatimChar"/>
-        </w:rPr>
-        <w:t xml:space="preserve">AGENTTEAM_AUTO_OFF=1</w:t>
-      </w:r>
-      <w:r>
-        <w:t xml:space="preserve"> </w:t>
-      </w:r>
-      <w:r>
-        <w:t xml:space="preserve">it benches the agent</w:t>
-      </w:r>
-      <w:r>
-        <w:t xml:space="preserve"> </w:t>
-      </w:r>
-      <w:r>
-        <w:t xml:space="preserve">for 5h by itself — but only when the run actually FAILED, and never</w:t>
-      </w:r>
-      <w:r>
-        <w:t xml:space="preserve"> </w:t>
-      </w:r>
-      <w:r>
-        <w:t xml:space="preserve">when the task text itself is about rate limits (so building a rate</w:t>
-      </w:r>
-      <w:r>
-        <w:t xml:space="preserve"> </w:t>
-      </w:r>
-      <w:r>
-        <w:t xml:space="preserve">limiter cannot bench a healthy agent).</w:t>
-      </w:r>
-    </w:p>
-    <w:p>
-      <w:pPr>
-        <w:pStyle w:val="Compact"/>
-        <w:numPr>
-          <w:ilvl w:val="0"/>
-          <w:numId w:val="1014"/>
-        </w:numPr>
-      </w:pPr>
-      <w:r>
-        <w:t xml:space="preserve">Boring work goes to the bench-warmers; interesting work</w:t>
-      </w:r>
-      <w:r>
-        <w:t xml:space="preserve"> </w:t>
-      </w:r>
-      <w:r>
-        <w:rPr>
-          <w:i/>
-          <w:iCs/>
-        </w:rPr>
-        <w:t xml:space="preserve">waits</w:t>
-      </w:r>
-      <w:r>
-        <w:t xml:space="preserve"> </w:t>
-      </w:r>
-      <w:r>
-        <w:t xml:space="preserve">for the</w:t>
-      </w:r>
-      <w:r>
-        <w:t xml:space="preserve"> </w:t>
-      </w:r>
-      <w:r>
-        <w:t xml:space="preserve">strong agents to come back.</w:t>
-      </w:r>
-    </w:p>
-    <w:p>
-      <w:r>
-        <w:pict>
-          <v:rect style="width:0;height:1.5pt" o:hralign="center" o:hrstd="t" o:hr="t"/>
-        </w:pict>
-      </w:r>
-    </w:p>
-    <w:bookmarkEnd w:id="54"/>
-    <w:bookmarkStart w:id="57" w:name="fleet-intelligence-who-earns-their-seat"/>
-    <w:p>
-      <w:pPr>
-        <w:pStyle w:val="Heading2"/>
-      </w:pPr>
-      <w:r>
-        <w:t xml:space="preserve">11. Fleet intelligence — who earns their seat</w:t>
-      </w:r>
-    </w:p>
-    <w:bookmarkStart w:id="55" w:name="frugal-flock-score"/>
-    <w:p>
-      <w:pPr>
-        <w:pStyle w:val="Heading3"/>
-      </w:pPr>
-      <w:r>
-        <w:t xml:space="preserve">11.1</w:t>
-      </w:r>
-      <w:r>
-        <w:t xml:space="preserve"> </w:t>
-      </w:r>
-      <w:r>
-        <w:rPr>
-          <w:rStyle w:val="VerbatimChar"/>
-        </w:rPr>
-        <w:t xml:space="preserve">frugal-flock score</w:t>
-      </w:r>
-    </w:p>
-    <w:p>
-      <w:pPr>
-        <w:pStyle w:val="SourceCode"/>
-      </w:pPr>
-      <w:r>
-        <w:rPr>
-          <w:rStyle w:val="VerbatimChar"/>
-        </w:rPr>
-        <w:t xml:space="preserve">$ frugal-flock score</w:t>
-      </w:r>
-      <w:r>
-        <w:br/>
-      </w:r>
-      <w:r>
-        <w:rPr>
-          <w:rStyle w:val="VerbatimChar"/>
-        </w:rPr>
-        <w:t xml:space="preserve">  worker          runs   ok  fail  walls   verify  merges  avg-dur</w:t>
-      </w:r>
-      <w:r>
-        <w:br/>
-      </w:r>
-      <w:r>
-        <w:rPr>
-          <w:rStyle w:val="VerbatimChar"/>
-        </w:rPr>
-        <w:t xml:space="preserve">  codex             14   13     1      1     12/13       6     311s</w:t>
-      </w:r>
-      <w:r>
-        <w:br/>
-      </w:r>
-      <w:r>
-        <w:rPr>
-          <w:rStyle w:val="VerbatimChar"/>
-        </w:rPr>
-        <w:t xml:space="preserve">  antigravity        6    5     1      0       4/5       2     540s</w:t>
-      </w:r>
-      <w:r>
-        <w:br/>
-      </w:r>
-      <w:r>
-        <w:rPr>
-          <w:rStyle w:val="VerbatimChar"/>
-        </w:rPr>
-        <w:t xml:space="preserve">  grok               5    3     2      1       2/4       0     220s</w:t>
-      </w:r>
-    </w:p>
-    <w:p>
-      <w:pPr>
-        <w:pStyle w:val="FirstParagraph"/>
-      </w:pPr>
-      <w:r>
-        <w:t xml:space="preserve">Column by column:</w:t>
-      </w:r>
-      <w:r>
-        <w:t xml:space="preserve"> </w:t>
-      </w:r>
-      <w:r>
-        <w:rPr>
-          <w:b/>
-          <w:bCs/>
-        </w:rPr>
-        <w:t xml:space="preserve">runs</w:t>
-      </w:r>
-      <w:r>
-        <w:t xml:space="preserve"> </w:t>
-      </w:r>
-      <w:r>
-        <w:t xml:space="preserve">(effort),</w:t>
-      </w:r>
-      <w:r>
-        <w:t xml:space="preserve"> </w:t>
-      </w:r>
-      <w:r>
-        <w:rPr>
-          <w:b/>
-          <w:bCs/>
-        </w:rPr>
-        <w:t xml:space="preserve">ok/fail</w:t>
-      </w:r>
-      <w:r>
-        <w:t xml:space="preserve"> </w:t>
-      </w:r>
-      <w:r>
-        <w:t xml:space="preserve">(exit results),</w:t>
-      </w:r>
-      <w:r>
-        <w:t xml:space="preserve"> </w:t>
-      </w:r>
-      <w:r>
-        <w:rPr>
-          <w:b/>
-          <w:bCs/>
-        </w:rPr>
-        <w:t xml:space="preserve">walls</w:t>
-      </w:r>
-      <w:r>
-        <w:t xml:space="preserve"> </w:t>
-      </w:r>
-      <w:r>
-        <w:t xml:space="preserve">(runs that hit quota/auth walls),</w:t>
-      </w:r>
-      <w:r>
-        <w:t xml:space="preserve"> </w:t>
-      </w:r>
-      <w:r>
-        <w:rPr>
-          <w:b/>
-          <w:bCs/>
-        </w:rPr>
-        <w:t xml:space="preserve">verify</w:t>
-      </w:r>
-      <w:r>
-        <w:t xml:space="preserve"> </w:t>
-      </w:r>
-      <w:r>
-        <w:t xml:space="preserve">(verify verdicts passed /</w:t>
-      </w:r>
-      <w:r>
-        <w:t xml:space="preserve"> </w:t>
-      </w:r>
-      <w:r>
-        <w:t xml:space="preserve">total — the honesty rate),</w:t>
-      </w:r>
-      <w:r>
-        <w:t xml:space="preserve"> </w:t>
-      </w:r>
-      <w:r>
-        <w:rPr>
-          <w:b/>
-          <w:bCs/>
-        </w:rPr>
-        <w:t xml:space="preserve">merges</w:t>
-      </w:r>
-      <w:r>
-        <w:t xml:space="preserve"> </w:t>
-      </w:r>
-      <w:r>
-        <w:t xml:space="preserve">(branches you accepted — the only</w:t>
-      </w:r>
-      <w:r>
-        <w:t xml:space="preserve"> </w:t>
-      </w:r>
-      <w:r>
-        <w:t xml:space="preserve">column that is money),</w:t>
-      </w:r>
-      <w:r>
-        <w:t xml:space="preserve"> </w:t>
-      </w:r>
-      <w:r>
-        <w:rPr>
-          <w:b/>
-          <w:bCs/>
-        </w:rPr>
-        <w:t xml:space="preserve">avg-dur</w:t>
-      </w:r>
-      <w:r>
-        <w:t xml:space="preserve"> </w:t>
-      </w:r>
-      <w:r>
-        <w:t xml:space="preserve">(average run duration). Sorted by</w:t>
-      </w:r>
-      <w:r>
-        <w:t xml:space="preserve"> </w:t>
-      </w:r>
-      <w:r>
-        <w:t xml:space="preserve">merges: earners on top. Everything comes from</w:t>
-      </w:r>
-      <w:r>
-        <w:t xml:space="preserve"> </w:t>
-      </w:r>
-      <w:r>
-        <w:rPr>
-          <w:rStyle w:val="VerbatimChar"/>
-        </w:rPr>
-        <w:t xml:space="preserve">ledger.jsonl</w:t>
-      </w:r>
-      <w:r>
-        <w:t xml:space="preserve">; merges are</w:t>
-      </w:r>
-      <w:r>
-        <w:t xml:space="preserve"> </w:t>
-      </w:r>
-      <w:r>
-        <w:t xml:space="preserve">logged automatically by the post-merge hook.</w:t>
-      </w:r>
-    </w:p>
-    <w:p>
-      <w:pPr>
-        <w:pStyle w:val="BodyText"/>
-      </w:pPr>
-      <w:r>
-        <w:t xml:space="preserve">Use it weekly: an agent far below the leaders’ acceptance rate gets only</w:t>
-      </w:r>
-      <w:r>
-        <w:t xml:space="preserve"> </w:t>
-      </w:r>
-      <w:r>
-        <w:t xml:space="preserve">chores — or loses its seat, and its subscription money moves to a bigger</w:t>
-      </w:r>
-      <w:r>
-        <w:t xml:space="preserve"> </w:t>
-      </w:r>
-      <w:r>
-        <w:t xml:space="preserve">plan on a winner.</w:t>
-      </w:r>
-    </w:p>
-    <w:p>
-      <w:pPr>
-        <w:pStyle w:val="BodyText"/>
-      </w:pPr>
-      <w:r>
-        <w:t xml:space="preserve">The companion product</w:t>
-      </w:r>
-      <w:r>
-        <w:t xml:space="preserve"> </w:t>
-      </w:r>
-      <w:r>
-        <w:rPr>
-          <w:rStyle w:val="VerbatimChar"/>
-        </w:rPr>
-        <w:t xml:space="preserve">myapp &lt;project-root&gt;</w:t>
-      </w:r>
-      <w:r>
-        <w:t xml:space="preserve"> </w:t>
-      </w:r>
-      <w:r>
-        <w:t xml:space="preserve">remains the full scorecard,</w:t>
-      </w:r>
-      <w:r>
-        <w:t xml:space="preserve"> </w:t>
-      </w:r>
-      <w:r>
-        <w:t xml:space="preserve">including history from before the ledger existed.</w:t>
-      </w:r>
-    </w:p>
-    <w:bookmarkEnd w:id="55"/>
-    <w:bookmarkStart w:id="56" w:name="the-ledger-for-the-curious"/>
-    <w:p>
-      <w:pPr>
-        <w:pStyle w:val="Heading3"/>
-      </w:pPr>
-      <w:r>
-        <w:t xml:space="preserve">11.2 The ledger, for the curious</w:t>
-      </w:r>
-    </w:p>
-    <w:p>
-      <w:pPr>
-        <w:pStyle w:val="FirstParagraph"/>
-      </w:pPr>
-      <w:r>
-        <w:t xml:space="preserve">One JSON object per line in</w:t>
-      </w:r>
-      <w:r>
-        <w:t xml:space="preserve"> </w:t>
-      </w:r>
-      <w:r>
-        <w:rPr>
-          <w:rStyle w:val="VerbatimChar"/>
-        </w:rPr>
-        <w:t xml:space="preserve">coord/reports/ledger.jsonl</w:t>
-      </w:r>
-      <w:r>
-        <w:t xml:space="preserve">:</w:t>
-      </w:r>
-    </w:p>
-    <w:p>
-      <w:pPr>
-        <w:pStyle w:val="SourceCode"/>
-      </w:pPr>
-      <w:r>
-        <w:rPr>
-          <w:rStyle w:val="VerbatimChar"/>
-        </w:rPr>
-        <w:t xml:space="preserve">{"event":"run", "ts":..., "task":..., "worker":..., "agent":..., "exit":0,</w:t>
-      </w:r>
-      <w:r>
-        <w:br/>
-      </w:r>
-      <w:r>
-        <w:rPr>
-          <w:rStyle w:val="VerbatimChar"/>
-        </w:rPr>
-        <w:t xml:space="preserve"> "duration_s":214, "commits":1, "files":2, "insertions":65, "deletions":0,</w:t>
-      </w:r>
-      <w:r>
-        <w:br/>
-      </w:r>
-      <w:r>
-        <w:rPr>
-          <w:rStyle w:val="VerbatimChar"/>
-        </w:rPr>
-        <w:t xml:space="preserve"> "uncommitted":0, "wall":0}</w:t>
-      </w:r>
-      <w:r>
-        <w:br/>
-      </w:r>
-      <w:r>
-        <w:rPr>
-          <w:rStyle w:val="VerbatimChar"/>
-        </w:rPr>
-        <w:t xml:space="preserve">{"event":"verify", ..., "scope":"OK", "validate_run":2, "validate_failed":0,</w:t>
-      </w:r>
-      <w:r>
-        <w:br/>
-      </w:r>
-      <w:r>
-        <w:rPr>
-          <w:rStyle w:val="VerbatimChar"/>
-        </w:rPr>
-        <w:t xml:space="preserve"> "commits":1, "empty":0, "verdict":"PASS"}</w:t>
-      </w:r>
-      <w:r>
-        <w:br/>
-      </w:r>
-      <w:r>
-        <w:rPr>
-          <w:rStyle w:val="VerbatimChar"/>
-        </w:rPr>
-        <w:t xml:space="preserve">{"event":"review", ..., "reviewer":"claude", "exit":0}</w:t>
-      </w:r>
-      <w:r>
-        <w:br/>
-      </w:r>
-      <w:r>
-        <w:rPr>
-          <w:rStyle w:val="VerbatimChar"/>
-        </w:rPr>
-        <w:t xml:space="preserve">{"event":"race",   ..., "workers":"codex grok"}</w:t>
-      </w:r>
-      <w:r>
-        <w:br/>
-      </w:r>
-      <w:r>
-        <w:rPr>
-          <w:rStyle w:val="VerbatimChar"/>
-        </w:rPr>
-        <w:t xml:space="preserve">{"event":"merge",  ..., "worker":"codex", "subject":"merge T7: ..."}</w:t>
-      </w:r>
-    </w:p>
-    <w:p>
-      <w:pPr>
-        <w:pStyle w:val="FirstParagraph"/>
-      </w:pPr>
-      <w:r>
-        <w:t xml:space="preserve">Append-only, machine-readable, and the raw feed for any future tooling.</w:t>
-      </w:r>
-    </w:p>
-    <w:p>
-      <w:r>
-        <w:pict>
-          <v:rect style="width:0;height:1.5pt" o:hralign="center" o:hrstd="t" o:hr="t"/>
-        </w:pict>
-      </w:r>
-    </w:p>
-    <w:bookmarkEnd w:id="56"/>
-    <w:bookmarkEnd w:id="57"/>
-    <w:bookmarkStart w:id="61" w:name="advanced-plays"/>
-    <w:p>
-      <w:pPr>
-        <w:pStyle w:val="Heading2"/>
-      </w:pPr>
-      <w:r>
-        <w:t xml:space="preserve">12. Advanced plays</w:t>
-      </w:r>
-    </w:p>
-    <w:bookmarkStart w:id="58" w:name="race-the-bake-off"/>
-    <w:p>
-      <w:pPr>
-        <w:pStyle w:val="Heading3"/>
-      </w:pPr>
-      <w:r>
-        <w:t xml:space="preserve">12.1</w:t>
-      </w:r>
-      <w:r>
-        <w:t xml:space="preserve"> </w:t>
-      </w:r>
-      <w:r>
-        <w:rPr>
-          <w:rStyle w:val="VerbatimChar"/>
-        </w:rPr>
-        <w:t xml:space="preserve">race</w:t>
-      </w:r>
-      <w:r>
-        <w:t xml:space="preserve"> </w:t>
-      </w:r>
-      <w:r>
-        <w:t xml:space="preserve">— the bake-off</w:t>
-      </w:r>
-    </w:p>
-    <w:p>
-      <w:pPr>
-        <w:pStyle w:val="FirstParagraph"/>
-      </w:pPr>
-      <w:r>
-        <w:t xml:space="preserve">When you want head-to-head data (or just the best version of something</w:t>
-      </w:r>
-      <w:r>
-        <w:t xml:space="preserve"> </w:t>
-      </w:r>
-      <w:r>
-        <w:t xml:space="preserve">important), give the same task to several vendors at once:</w:t>
-      </w:r>
-    </w:p>
-    <w:p>
-      <w:pPr>
-        <w:pStyle w:val="SourceCode"/>
-      </w:pPr>
-      <w:r>
-        <w:rPr>
-          <w:rStyle w:val="VerbatimChar"/>
-        </w:rPr>
-        <w:t xml:space="preserve">$ frugal-flock race T9 codex grok</w:t>
-      </w:r>
-    </w:p>
-    <w:p>
-      <w:pPr>
-        <w:pStyle w:val="FirstParagraph"/>
-      </w:pPr>
-      <w:r>
-        <w:t xml:space="preserve">Frugal Flock copies</w:t>
-      </w:r>
-      <w:r>
-        <w:t xml:space="preserve"> </w:t>
-      </w:r>
-      <w:r>
-        <w:rPr>
-          <w:rStyle w:val="VerbatimChar"/>
-        </w:rPr>
-        <w:t xml:space="preserve">coord/tasks/T9.md</w:t>
-      </w:r>
-      <w:r>
-        <w:t xml:space="preserve"> </w:t>
-      </w:r>
-      <w:r>
-        <w:t xml:space="preserve">into</w:t>
-      </w:r>
-      <w:r>
-        <w:t xml:space="preserve"> </w:t>
-      </w:r>
-      <w:r>
-        <w:rPr>
-          <w:rStyle w:val="VerbatimChar"/>
-        </w:rPr>
-        <w:t xml:space="preserve">T9-codex.md</w:t>
-      </w:r>
-      <w:r>
-        <w:t xml:space="preserve"> </w:t>
-      </w:r>
-      <w:r>
-        <w:t xml:space="preserve">and</w:t>
-      </w:r>
-      <w:r>
-        <w:t xml:space="preserve"> </w:t>
-      </w:r>
-      <w:r>
-        <w:rPr>
-          <w:rStyle w:val="VerbatimChar"/>
-        </w:rPr>
-        <w:t xml:space="preserve">T9-grok.md</w:t>
-      </w:r>
-      <w:r>
-        <w:t xml:space="preserve"> </w:t>
-      </w:r>
-      <w:r>
-        <w:t xml:space="preserve">and dispatches both in the background (isolation makes this free). Then:</w:t>
-      </w:r>
-    </w:p>
-    <w:p>
-      <w:pPr>
-        <w:pStyle w:val="SourceCode"/>
-      </w:pPr>
-      <w:r>
-        <w:rPr>
-          <w:rStyle w:val="VerbatimChar"/>
-        </w:rPr>
-        <w:t xml:space="preserve">$ frugal-flock verify codex T9-codex     $ frugal-flock verify grok T9-grok</w:t>
-      </w:r>
-      <w:r>
-        <w:br/>
-      </w:r>
-      <w:r>
-        <w:rPr>
-          <w:rStyle w:val="VerbatimChar"/>
-        </w:rPr>
-        <w:t xml:space="preserve">$ frugal-flock diff codex                $ frugal-flock diff grok</w:t>
-      </w:r>
-    </w:p>
-    <w:p>
-      <w:pPr>
-        <w:pStyle w:val="FirstParagraph"/>
-      </w:pPr>
-      <w:r>
-        <w:t xml:space="preserve">Merge exactly</w:t>
-      </w:r>
-      <w:r>
-        <w:t xml:space="preserve"> </w:t>
-      </w:r>
-      <w:r>
-        <w:rPr>
-          <w:b/>
-          <w:bCs/>
-        </w:rPr>
-        <w:t xml:space="preserve">one</w:t>
-      </w:r>
-      <w:r>
-        <w:t xml:space="preserve"> </w:t>
-      </w:r>
-      <w:r>
-        <w:t xml:space="preserve">winner; reset the losers (</w:t>
-      </w:r>
-      <w:r>
-        <w:rPr>
-          <w:rStyle w:val="VerbatimChar"/>
-        </w:rPr>
-        <w:t xml:space="preserve">git -C ../wt/grok reset --hard dev</w:t>
-      </w:r>
-      <w:r>
-        <w:t xml:space="preserve">);</w:t>
-      </w:r>
-      <w:r>
-        <w:t xml:space="preserve"> </w:t>
-      </w:r>
-      <w:r>
-        <w:rPr>
-          <w:rStyle w:val="VerbatimChar"/>
-        </w:rPr>
-        <w:t xml:space="preserve">sync</w:t>
-      </w:r>
-      <w:r>
-        <w:t xml:space="preserve">. The race lands in the ledger — over time your</w:t>
-      </w:r>
-      <w:r>
-        <w:t xml:space="preserve"> </w:t>
-      </w:r>
-      <w:r>
-        <w:t xml:space="preserve">scorecard becomes controlled-experiment data, not anecdotes. Racers</w:t>
-      </w:r>
-      <w:r>
-        <w:t xml:space="preserve"> </w:t>
-      </w:r>
-      <w:r>
-        <w:t xml:space="preserve">deliberately share scope; that is the one sanctioned exception to the</w:t>
-      </w:r>
-      <w:r>
-        <w:t xml:space="preserve"> </w:t>
-      </w:r>
-      <w:r>
-        <w:t xml:space="preserve">disjoint-scope rule, because only one branch survives.</w:t>
-      </w:r>
-    </w:p>
-    <w:bookmarkEnd w:id="58"/>
-    <w:bookmarkStart w:id="59" w:name="sabotage-the-saboteur-seat"/>
-    <w:p>
-      <w:pPr>
-        <w:pStyle w:val="Heading3"/>
-      </w:pPr>
-      <w:r>
-        <w:t xml:space="preserve">12.2</w:t>
-      </w:r>
-      <w:r>
-        <w:t xml:space="preserve"> </w:t>
-      </w:r>
-      <w:r>
-        <w:rPr>
-          <w:rStyle w:val="VerbatimChar"/>
-        </w:rPr>
-        <w:t xml:space="preserve">sabotage</w:t>
-      </w:r>
-      <w:r>
-        <w:t xml:space="preserve"> </w:t>
-      </w:r>
-      <w:r>
-        <w:t xml:space="preserve">— the saboteur seat</w:t>
-      </w:r>
-    </w:p>
-    <w:p>
-      <w:pPr>
-        <w:pStyle w:val="FirstParagraph"/>
-      </w:pPr>
-      <w:r>
-        <w:t xml:space="preserve">Spare quota after a merge day? Convert it into a standing red team:</w:t>
-      </w:r>
-    </w:p>
-    <w:p>
-      <w:pPr>
-        <w:pStyle w:val="SourceCode"/>
-      </w:pPr>
-      <w:r>
-        <w:rPr>
-          <w:rStyle w:val="VerbatimChar"/>
-        </w:rPr>
-        <w:t xml:space="preserve">$ frugal-flock sabotage opencode</w:t>
-      </w:r>
-    </w:p>
-    <w:p>
-      <w:pPr>
-        <w:pStyle w:val="FirstParagraph"/>
-      </w:pPr>
-      <w:r>
-        <w:t xml:space="preserve">This syncs the worker (so it sees the latest merged work), generates a</w:t>
-      </w:r>
-      <w:r>
-        <w:t xml:space="preserve"> </w:t>
-      </w:r>
-      <w:r>
-        <w:rPr>
-          <w:rStyle w:val="VerbatimChar"/>
-        </w:rPr>
-        <w:t xml:space="preserve">SAB-&lt;timestamp&gt;</w:t>
-      </w:r>
-      <w:r>
-        <w:t xml:space="preserve"> </w:t>
-      </w:r>
-      <w:r>
-        <w:t xml:space="preserve">task from the saboteur template, and dispatches it in</w:t>
-      </w:r>
-      <w:r>
-        <w:t xml:space="preserve"> </w:t>
-      </w:r>
-      <w:r>
-        <w:t xml:space="preserve">the background. The saboteur’s job: find REAL defects in recently merged</w:t>
-      </w:r>
-      <w:r>
-        <w:t xml:space="preserve"> </w:t>
-      </w:r>
-      <w:r>
-        <w:t xml:space="preserve">work by writing tests that FAIL against the current base — edge cases,</w:t>
-      </w:r>
-      <w:r>
-        <w:t xml:space="preserve"> </w:t>
-      </w:r>
-      <w:r>
-        <w:t xml:space="preserve">boundary values, the paths existing tests never visit. It must not fix</w:t>
-      </w:r>
-      <w:r>
-        <w:t xml:space="preserve"> </w:t>
-      </w:r>
-      <w:r>
-        <w:t xml:space="preserve">anything; bugs exposed are the deliverable, each documented with WHERE /</w:t>
-      </w:r>
-      <w:r>
-        <w:t xml:space="preserve"> </w:t>
-      </w:r>
-      <w:r>
-        <w:t xml:space="preserve">REPRO / EXPECTED vs ACTUAL / SEVERITY. An honest</w:t>
-      </w:r>
-      <w:r>
-        <w:t xml:space="preserve"> </w:t>
-      </w:r>
-      <w:r>
-        <w:t xml:space="preserve">“found nothing”</w:t>
-      </w:r>
-      <w:r>
-        <w:t xml:space="preserve"> </w:t>
-      </w:r>
-      <w:r>
-        <w:t xml:space="preserve">with no</w:t>
-      </w:r>
-      <w:r>
-        <w:t xml:space="preserve"> </w:t>
-      </w:r>
-      <w:r>
-        <w:t xml:space="preserve">commits is a valid, good result. When it does find something, the fix is</w:t>
-      </w:r>
-      <w:r>
-        <w:t xml:space="preserve"> </w:t>
-      </w:r>
-      <w:r>
-        <w:t xml:space="preserve">a normal task on the next cycle — and the failing test joins the suite.</w:t>
-      </w:r>
-    </w:p>
-    <w:bookmarkEnd w:id="59"/>
-    <w:bookmarkStart w:id="60" w:name="doubling-a-strong-seat"/>
-    <w:p>
-      <w:pPr>
-        <w:pStyle w:val="Heading3"/>
-      </w:pPr>
-      <w:r>
-        <w:t xml:space="preserve">12.3 Doubling a strong seat</w:t>
-      </w:r>
-    </w:p>
-    <w:p>
-      <w:pPr>
-        <w:pStyle w:val="FirstParagraph"/>
-      </w:pPr>
-      <w:r>
-        <w:t xml:space="preserve">Worker names resolve to agents by the part before the first dash:</w:t>
-      </w:r>
-      <w:r>
-        <w:t xml:space="preserve"> </w:t>
-      </w:r>
-      <w:r>
-        <w:rPr>
-          <w:rStyle w:val="VerbatimChar"/>
-        </w:rPr>
-        <w:t xml:space="preserve">frugal-flock init codex-2</w:t>
-      </w:r>
-      <w:r>
-        <w:t xml:space="preserve"> </w:t>
-      </w:r>
-      <w:r>
-        <w:t xml:space="preserve">creates a second workshop that runs the same</w:t>
-      </w:r>
-      <w:r>
-        <w:t xml:space="preserve"> </w:t>
-      </w:r>
-      <w:r>
-        <w:t xml:space="preserve">codex CLI — two codex tasks in parallel when codex is your bottleneck.</w:t>
-      </w:r>
-    </w:p>
-    <w:p>
-      <w:r>
-        <w:pict>
-          <v:rect style="width:0;height:1.5pt" o:hralign="center" o:hrstd="t" o:hr="t"/>
-        </w:pict>
-      </w:r>
-    </w:p>
-    <w:bookmarkEnd w:id="60"/>
-    <w:bookmarkEnd w:id="61"/>
-    <w:bookmarkStart w:id="65" w:name="maintenance"/>
-    <w:p>
-      <w:pPr>
-        <w:pStyle w:val="Heading2"/>
-      </w:pPr>
-      <w:r>
-        <w:t xml:space="preserve">13. Maintenance</w:t>
-      </w:r>
-    </w:p>
-    <w:bookmarkStart w:id="62" w:name="updating-the-ai-clis"/>
-    <w:p>
-      <w:pPr>
-        <w:pStyle w:val="Heading3"/>
-      </w:pPr>
-      <w:r>
-        <w:t xml:space="preserve">13.1 Updating the AI CLIs</w:t>
-      </w:r>
-    </w:p>
-    <w:p>
-      <w:pPr>
-        <w:pStyle w:val="FirstParagraph"/>
-      </w:pPr>
-      <w:r>
-        <w:t xml:space="preserve">Frugal Flock bundles no AI — it calls whatever binaries are on your PATH, so</w:t>
-      </w:r>
-      <w:r>
-        <w:t xml:space="preserve"> </w:t>
-      </w:r>
-      <w:r>
-        <w:t xml:space="preserve">updating a CLI updates the fleet instantly:</w:t>
-      </w:r>
-    </w:p>
-    <w:p>
-      <w:pPr>
-        <w:pStyle w:val="SourceCode"/>
-      </w:pPr>
-      <w:r>
-        <w:rPr>
-          <w:rStyle w:val="VerbatimChar"/>
-        </w:rPr>
-        <w:t xml:space="preserve">$ claude update</w:t>
-      </w:r>
-      <w:r>
-        <w:br/>
-      </w:r>
-      <w:r>
-        <w:rPr>
-          <w:rStyle w:val="VerbatimChar"/>
-        </w:rPr>
-        <w:t xml:space="preserve">$ curl -fsSL https://chatgpt.com/codex/install.sh | sh</w:t>
-      </w:r>
-      <w:r>
-        <w:br/>
-      </w:r>
-      <w:r>
-        <w:rPr>
-          <w:rStyle w:val="VerbatimChar"/>
-        </w:rPr>
-        <w:t xml:space="preserve">$ agy update</w:t>
-      </w:r>
-      <w:r>
-        <w:br/>
-      </w:r>
-      <w:r>
-        <w:rPr>
-          <w:rStyle w:val="VerbatimChar"/>
-        </w:rPr>
-        <w:t xml:space="preserve">$ opencode upgrade</w:t>
-      </w:r>
-      <w:r>
-        <w:br/>
-      </w:r>
-      <w:r>
-        <w:rPr>
-          <w:rStyle w:val="VerbatimChar"/>
-        </w:rPr>
-        <w:t xml:space="preserve">$ curl -fsSL https://x.ai/cli/install.sh | bash</w:t>
-      </w:r>
-    </w:p>
-    <w:p>
-      <w:pPr>
-        <w:pStyle w:val="FirstParagraph"/>
-      </w:pPr>
-      <w:r>
-        <w:rPr>
-          <w:b/>
-          <w:bCs/>
-        </w:rPr>
-        <w:t xml:space="preserve">The post-update ritual (do not skip):</w:t>
-      </w:r>
-      <w:r>
-        <w:t xml:space="preserve"> </w:t>
-      </w:r>
-      <w:r>
-        <w:t xml:space="preserve">flags get renamed between</w:t>
-      </w:r>
-      <w:r>
-        <w:t xml:space="preserve"> </w:t>
-      </w:r>
-      <w:r>
-        <w:t xml:space="preserve">versions — it has already happened three times in this system’s life.</w:t>
-      </w:r>
-    </w:p>
-    <w:p>
-      <w:pPr>
-        <w:pStyle w:val="SourceCode"/>
-      </w:pPr>
-      <w:r>
-        <w:rPr>
-          <w:rStyle w:val="VerbatimChar"/>
-        </w:rPr>
-        <w:t xml:space="preserve">$ frugal-flock smoke</w:t>
-      </w:r>
-    </w:p>
-    <w:p>
-      <w:pPr>
-        <w:pStyle w:val="FirstParagraph"/>
-      </w:pPr>
-      <w:r>
-        <w:t xml:space="preserve">If a row FAILs with a usage/flag dump: run</w:t>
-      </w:r>
-      <w:r>
-        <w:t xml:space="preserve"> </w:t>
-      </w:r>
-      <w:r>
-        <w:rPr>
-          <w:rStyle w:val="VerbatimChar"/>
-        </w:rPr>
-        <w:t xml:space="preserve">&lt;binary&gt; --help</w:t>
-      </w:r>
-      <w:r>
-        <w:t xml:space="preserve">, find the</w:t>
-      </w:r>
-      <w:r>
-        <w:t xml:space="preserve"> </w:t>
-      </w:r>
-      <w:r>
-        <w:t xml:space="preserve">renamed flag, fix that one line in</w:t>
-      </w:r>
-      <w:r>
-        <w:t xml:space="preserve"> </w:t>
-      </w:r>
-      <w:r>
-        <w:rPr>
-          <w:rStyle w:val="VerbatimChar"/>
-        </w:rPr>
-        <w:t xml:space="preserve">agents.conf</w:t>
-      </w:r>
-      <w:r>
-        <w:t xml:space="preserve">. Two minutes.</w:t>
-      </w:r>
-    </w:p>
-    <w:bookmarkEnd w:id="62"/>
-    <w:bookmarkStart w:id="63" w:name="updating-frugal-flock-itself"/>
-    <w:p>
-      <w:pPr>
-        <w:pStyle w:val="Heading3"/>
-      </w:pPr>
-      <w:r>
-        <w:t xml:space="preserve">13.2 Updating Frugal Flock itself</w:t>
-      </w:r>
-    </w:p>
-    <w:p>
-      <w:pPr>
-        <w:pStyle w:val="FirstParagraph"/>
-      </w:pPr>
-      <w:r>
-        <w:t xml:space="preserve">Open a terminal inside your existing clone. Its local folder may still be</w:t>
-      </w:r>
-      <w:r>
-        <w:t xml:space="preserve"> </w:t>
-      </w:r>
-      <w:r>
-        <w:t xml:space="preserve">called</w:t>
-      </w:r>
-      <w:r>
-        <w:t xml:space="preserve"> </w:t>
-      </w:r>
-      <w:r>
-        <w:rPr>
-          <w:rStyle w:val="VerbatimChar"/>
-        </w:rPr>
-        <w:t xml:space="preserve">agentteam-docs</w:t>
-      </w:r>
-      <w:r>
-        <w:t xml:space="preserve">; it does not need to be renamed.</w:t>
-      </w:r>
-    </w:p>
-    <w:p>
-      <w:pPr>
-        <w:pStyle w:val="SourceCode"/>
-      </w:pPr>
-      <w:r>
-        <w:rPr>
-          <w:rStyle w:val="VerbatimChar"/>
-        </w:rPr>
-        <w:t xml:space="preserve">$ git remote set-url origin https://github.com/danielmevit/frugal-flock.git</w:t>
-      </w:r>
-      <w:r>
-        <w:br/>
-      </w:r>
-      <w:r>
-        <w:rPr>
-          <w:rStyle w:val="VerbatimChar"/>
-        </w:rPr>
-        <w:t xml:space="preserve">$ git pull --ff-only</w:t>
-      </w:r>
-      <w:r>
-        <w:br/>
-      </w:r>
-      <w:r>
-        <w:rPr>
-          <w:rStyle w:val="VerbatimChar"/>
-        </w:rPr>
-        <w:t xml:space="preserve">$ bash frugal-flock-install.sh     # never touches your agents.conf</w:t>
-      </w:r>
-      <w:r>
-        <w:br/>
-      </w:r>
-      <w:r>
-        <w:rPr>
-          <w:rStyle w:val="VerbatimChar"/>
-        </w:rPr>
-        <w:t xml:space="preserve">$ frugal-flock selftest            # mock-agent checks, zero quota</w:t>
-      </w:r>
-      <w:r>
-        <w:br/>
-      </w:r>
-      <w:r>
-        <w:rPr>
-          <w:rStyle w:val="VerbatimChar"/>
-        </w:rPr>
-        <w:t xml:space="preserve">$ frugal-flock version             # confirm what you now run</w:t>
-      </w:r>
-    </w:p>
-    <w:p>
-      <w:pPr>
-        <w:pStyle w:val="FirstParagraph"/>
-      </w:pPr>
-      <w:r>
-        <w:t xml:space="preserve">If Git reports a conflict or diverged history, stop and resolve it before</w:t>
-      </w:r>
-      <w:r>
-        <w:t xml:space="preserve"> </w:t>
-      </w:r>
-      <w:r>
-        <w:t xml:space="preserve">reinstalling; do not discard local work to force the update.</w:t>
-      </w:r>
-    </w:p>
-    <w:p>
-      <w:pPr>
-        <w:pStyle w:val="BodyText"/>
-      </w:pPr>
-      <w:r>
-        <w:t xml:space="preserve">Existing projects keep their old role cards; re-running</w:t>
-      </w:r>
-      <w:r>
-        <w:t xml:space="preserve"> </w:t>
-      </w:r>
-      <w:r>
-        <w:rPr>
-          <w:rStyle w:val="VerbatimChar"/>
-        </w:rPr>
-        <w:t xml:space="preserve">frugal-flock init &lt;worker&gt;</w:t>
-      </w:r>
-      <w:r>
-        <w:t xml:space="preserve"> </w:t>
-      </w:r>
-      <w:r>
-        <w:t xml:space="preserve">inside a project refreshes that worker’s card.</w:t>
-      </w:r>
-      <w:r>
-        <w:t xml:space="preserve"> </w:t>
-      </w:r>
-      <w:r>
-        <w:t xml:space="preserve">Big MASTER.md template changes: paste them into important projects by</w:t>
-      </w:r>
-      <w:r>
-        <w:t xml:space="preserve"> </w:t>
-      </w:r>
-      <w:r>
-        <w:t xml:space="preserve">hand if you want them.</w:t>
-      </w:r>
-    </w:p>
-    <w:bookmarkEnd w:id="63"/>
-    <w:bookmarkStart w:id="64" w:name="backups-standing-policy"/>
-    <w:p>
-      <w:pPr>
-        <w:pStyle w:val="Heading3"/>
-      </w:pPr>
-      <w:r>
-        <w:t xml:space="preserve">13.3 Backups, standing policy</w:t>
-      </w:r>
-    </w:p>
-    <w:p>
-      <w:pPr>
-        <w:pStyle w:val="FirstParagraph"/>
-      </w:pPr>
-      <w:r>
-        <w:t xml:space="preserve">Code:</w:t>
-      </w:r>
-      <w:r>
-        <w:t xml:space="preserve"> </w:t>
-      </w:r>
-      <w:r>
-        <w:rPr>
-          <w:rStyle w:val="VerbatimChar"/>
-        </w:rPr>
-        <w:t xml:space="preserve">git push</w:t>
-      </w:r>
-      <w:r>
-        <w:t xml:space="preserve"> </w:t>
-      </w:r>
-      <w:r>
-        <w:t xml:space="preserve">at session end — that is everything that matters.</w:t>
-      </w:r>
-      <w:r>
-        <w:t xml:space="preserve"> </w:t>
-      </w:r>
-      <w:r>
-        <w:t xml:space="preserve">Config:</w:t>
-      </w:r>
-      <w:r>
-        <w:t xml:space="preserve"> </w:t>
-      </w:r>
-      <w:r>
-        <w:rPr>
-          <w:rStyle w:val="VerbatimChar"/>
-        </w:rPr>
-        <w:t xml:space="preserve">tar czf agentteam-conf.tgz -C ~ .config/agentteam</w:t>
-      </w:r>
-      <w:r>
-        <w:t xml:space="preserve"> </w:t>
-      </w:r>
-      <w:r>
-        <w:t xml:space="preserve">after conf</w:t>
-      </w:r>
-      <w:r>
-        <w:t xml:space="preserve"> </w:t>
-      </w:r>
-      <w:r>
-        <w:t xml:space="preserve">changes. Full machine snapshots are optional; the rebuild path (installer</w:t>
-      </w:r>
-      <w:r>
-        <w:t xml:space="preserve"> </w:t>
-      </w:r>
-      <w:r>
-        <w:t xml:space="preserve">+ five logins) is under an hour.</w:t>
-      </w:r>
-    </w:p>
-    <w:p>
-      <w:r>
-        <w:pict>
-          <v:rect style="width:0;height:1.5pt" o:hralign="center" o:hrstd="t" o:hr="t"/>
-        </w:pict>
-      </w:r>
-    </w:p>
-    <w:bookmarkEnd w:id="64"/>
-    <w:bookmarkEnd w:id="65"/>
-    <w:bookmarkStart w:id="72" w:name="troubleshooting"/>
-    <w:p>
-      <w:pPr>
-        <w:pStyle w:val="Heading2"/>
-      </w:pPr>
-      <w:r>
-        <w:t xml:space="preserve">14. Troubleshooting</w:t>
-      </w:r>
-    </w:p>
-    <w:bookmarkStart w:id="66" w:name="the-universal-4-step-diagnosis"/>
-    <w:p>
-      <w:pPr>
-        <w:pStyle w:val="Heading3"/>
-      </w:pPr>
-      <w:r>
-        <w:t xml:space="preserve">14.1 The universal 4-step diagnosis</w:t>
-      </w:r>
-    </w:p>
-    <w:p>
-      <w:pPr>
-        <w:pStyle w:val="FirstParagraph"/>
-      </w:pPr>
-      <w:r>
-        <w:t xml:space="preserve">Almost every problem yields to the same sequence:</w:t>
       </w:r>
     </w:p>
     <w:p>
@@ -9263,16 +8739,29 @@
         </w:numPr>
       </w:pPr>
       <w:r>
-        <w:rPr>
-          <w:rStyle w:val="VerbatimChar"/>
-        </w:rPr>
-        <w:t xml:space="preserve">frugal-flock status</w:t>
-      </w:r>
-      <w:r>
-        <w:t xml:space="preserve"> </w:t>
-      </w:r>
-      <w:r>
-        <w:t xml:space="preserve">— is STOP set? someone benched? something RUNNING?</w:t>
+        <w:t xml:space="preserve">The bench is</w:t>
+      </w:r>
+      <w:r>
+        <w:t xml:space="preserve"> </w:t>
+      </w:r>
+      <w:r>
+        <w:rPr>
+          <w:b/>
+          <w:bCs/>
+        </w:rPr>
+        <w:t xml:space="preserve">global across all your projects</w:t>
+      </w:r>
+      <w:r>
+        <w:t xml:space="preserve"> </w:t>
+      </w:r>
+      <w:r>
+        <w:t xml:space="preserve">— correct, because the</w:t>
+      </w:r>
+      <w:r>
+        <w:t xml:space="preserve"> </w:t>
+      </w:r>
+      <w:r>
+        <w:t xml:space="preserve">quota belongs to the subscription, not to a project.</w:t>
       </w:r>
     </w:p>
     <w:p>
@@ -9284,16 +8773,46 @@
         </w:numPr>
       </w:pPr>
       <w:r>
-        <w:rPr>
-          <w:rStyle w:val="VerbatimChar"/>
-        </w:rPr>
-        <w:t xml:space="preserve">frugal-flock agents</w:t>
-      </w:r>
-      <w:r>
-        <w:t xml:space="preserve"> </w:t>
-      </w:r>
-      <w:r>
-        <w:t xml:space="preserve">— is the binary there? is the agent benched?</w:t>
+        <w:t xml:space="preserve">A benched agent is refused work everywhere (</w:t>
+      </w:r>
+      <w:r>
+        <w:rPr>
+          <w:rStyle w:val="VerbatimChar"/>
+        </w:rPr>
+        <w:t xml:space="preserve">run</w:t>
+      </w:r>
+      <w:r>
+        <w:t xml:space="preserve">,</w:t>
+      </w:r>
+      <w:r>
+        <w:t xml:space="preserve"> </w:t>
+      </w:r>
+      <w:r>
+        <w:rPr>
+          <w:rStyle w:val="VerbatimChar"/>
+        </w:rPr>
+        <w:t xml:space="preserve">race</w:t>
+      </w:r>
+      <w:r>
+        <w:t xml:space="preserve">,</w:t>
+      </w:r>
+      <w:r>
+        <w:t xml:space="preserve"> </w:t>
+      </w:r>
+      <w:r>
+        <w:rPr>
+          <w:rStyle w:val="VerbatimChar"/>
+        </w:rPr>
+        <w:t xml:space="preserve">sabotage</w:t>
+      </w:r>
+      <w:r>
+        <w:t xml:space="preserve">),</w:t>
+      </w:r>
+      <w:r>
+        <w:t xml:space="preserve"> </w:t>
+      </w:r>
+      <w:r>
+        <w:t xml:space="preserve">and the foreman is instructed to reroute per its fallback table.</w:t>
       </w:r>
     </w:p>
     <w:p>
@@ -9305,40 +8824,95 @@
         </w:numPr>
       </w:pPr>
       <w:r>
-        <w:t xml:space="preserve">Read the END of the log:</w:t>
-      </w:r>
-      <w:r>
-        <w:t xml:space="preserve"> </w:t>
-      </w:r>
-      <w:r>
-        <w:rPr>
-          <w:rStyle w:val="VerbatimChar"/>
-        </w:rPr>
-        <w:t xml:space="preserve">frugal-flock tail &lt;task&gt;</w:t>
-      </w:r>
-      <w:r>
-        <w:t xml:space="preserve"> </w:t>
-      </w:r>
-      <w:r>
-        <w:t xml:space="preserve">(or open</w:t>
-      </w:r>
-      <w:r>
-        <w:t xml:space="preserve"> </w:t>
-      </w:r>
-      <w:r>
-        <w:rPr>
-          <w:rStyle w:val="VerbatimChar"/>
-        </w:rPr>
-        <w:t xml:space="preserve">coord/reports/&lt;task&gt;.log</w:t>
-      </w:r>
-      <w:r>
-        <w:t xml:space="preserve">). The last ten lines almost always name</w:t>
-      </w:r>
-      <w:r>
-        <w:t xml:space="preserve"> </w:t>
-      </w:r>
-      <w:r>
-        <w:t xml:space="preserve">the real problem: a login expired, a flag renamed, a question waiting.</w:t>
+        <w:rPr>
+          <w:b/>
+          <w:bCs/>
+        </w:rPr>
+        <w:t xml:space="preserve">Automatic detection:</w:t>
+      </w:r>
+      <w:r>
+        <w:t xml:space="preserve"> </w:t>
+      </w:r>
+      <w:r>
+        <w:t xml:space="preserve">when a run’s output mentions limit language</w:t>
+      </w:r>
+      <w:r>
+        <w:t xml:space="preserve"> </w:t>
+      </w:r>
+      <w:r>
+        <w:t xml:space="preserve">(</w:t>
+      </w:r>
+      <w:r>
+        <w:t xml:space="preserve">“usage limit”</w:t>
+      </w:r>
+      <w:r>
+        <w:t xml:space="preserve">,</w:t>
+      </w:r>
+      <w:r>
+        <w:t xml:space="preserve"> </w:t>
+      </w:r>
+      <w:r>
+        <w:t xml:space="preserve">“rate limit”</w:t>
+      </w:r>
+      <w:r>
+        <w:t xml:space="preserve">,</w:t>
+      </w:r>
+      <w:r>
+        <w:t xml:space="preserve"> </w:t>
+      </w:r>
+      <w:r>
+        <w:t xml:space="preserve">“quota”</w:t>
+      </w:r>
+      <w:r>
+        <w:t xml:space="preserve">,</w:t>
+      </w:r>
+      <w:r>
+        <w:t xml:space="preserve"> </w:t>
+      </w:r>
+      <w:r>
+        <w:t xml:space="preserve">“resets at”</w:t>
+      </w:r>
+      <w:r>
+        <w:t xml:space="preserve">…), Frugal Flock prints</w:t>
+      </w:r>
+      <w:r>
+        <w:t xml:space="preserve"> </w:t>
+      </w:r>
+      <w:r>
+        <w:t xml:space="preserve">the bench suggestion. With</w:t>
+      </w:r>
+      <w:r>
+        <w:t xml:space="preserve"> </w:t>
+      </w:r>
+      <w:r>
+        <w:rPr>
+          <w:rStyle w:val="VerbatimChar"/>
+        </w:rPr>
+        <w:t xml:space="preserve">AGENTTEAM_AUTO_OFF=1</w:t>
+      </w:r>
+      <w:r>
+        <w:t xml:space="preserve"> </w:t>
+      </w:r>
+      <w:r>
+        <w:t xml:space="preserve">it benches the agent</w:t>
+      </w:r>
+      <w:r>
+        <w:t xml:space="preserve"> </w:t>
+      </w:r>
+      <w:r>
+        <w:t xml:space="preserve">for 5h by itself — but only when the run actually FAILED, and never</w:t>
+      </w:r>
+      <w:r>
+        <w:t xml:space="preserve"> </w:t>
+      </w:r>
+      <w:r>
+        <w:t xml:space="preserve">when the task text itself is about rate limits (so building a rate</w:t>
+      </w:r>
+      <w:r>
+        <w:t xml:space="preserve"> </w:t>
+      </w:r>
+      <w:r>
+        <w:t xml:space="preserve">limiter cannot bench a healthy agent).</w:t>
       </w:r>
     </w:p>
     <w:p>
@@ -9350,25 +8924,195 @@
         </w:numPr>
       </w:pPr>
       <w:r>
-        <w:t xml:space="preserve">Read the report verdict:</w:t>
-      </w:r>
-      <w:r>
-        <w:t xml:space="preserve"> </w:t>
-      </w:r>
-      <w:r>
-        <w:rPr>
-          <w:rStyle w:val="VerbatimChar"/>
-        </w:rPr>
-        <w:t xml:space="preserve">frugal-flock report &lt;task&gt;</w:t>
-      </w:r>
-      <w:r>
-        <w:t xml:space="preserve">. Empty diff?</w:t>
-      </w:r>
-      <w:r>
-        <w:t xml:space="preserve"> </w:t>
-      </w:r>
-      <w:r>
-        <w:t xml:space="preserve">Uncommitted work? Wall language?</w:t>
+        <w:t xml:space="preserve">Boring work goes to the bench-warmers; interesting work</w:t>
+      </w:r>
+      <w:r>
+        <w:t xml:space="preserve"> </w:t>
+      </w:r>
+      <w:r>
+        <w:rPr>
+          <w:i/>
+          <w:iCs/>
+        </w:rPr>
+        <w:t xml:space="preserve">waits</w:t>
+      </w:r>
+      <w:r>
+        <w:t xml:space="preserve"> </w:t>
+      </w:r>
+      <w:r>
+        <w:t xml:space="preserve">for the</w:t>
+      </w:r>
+      <w:r>
+        <w:t xml:space="preserve"> </w:t>
+      </w:r>
+      <w:r>
+        <w:t xml:space="preserve">strong agents to come back.</w:t>
+      </w:r>
+    </w:p>
+    <w:p>
+      <w:pPr>
+        <w:pStyle w:val="Compact"/>
+        <w:numPr>
+          <w:ilvl w:val="0"/>
+          <w:numId w:val="1015"/>
+        </w:numPr>
+      </w:pPr>
+      <w:r>
+        <w:rPr>
+          <w:rStyle w:val="VerbatimChar"/>
+        </w:rPr>
+        <w:t xml:space="preserve">agents</w:t>
+      </w:r>
+      <w:r>
+        <w:t xml:space="preserve"> </w:t>
+      </w:r>
+      <w:r>
+        <w:t xml:space="preserve">is a local check only: it never runs an agent and never asks a</w:t>
+      </w:r>
+      <w:r>
+        <w:t xml:space="preserve"> </w:t>
+      </w:r>
+      <w:r>
+        <w:t xml:space="preserve">provider about login or quota, so authentication and capacity always</w:t>
+      </w:r>
+      <w:r>
+        <w:t xml:space="preserve"> </w:t>
+      </w:r>
+      <w:r>
+        <w:t xml:space="preserve">show as unknown. A bench time is the retry time you chose, not a</w:t>
+      </w:r>
+      <w:r>
+        <w:t xml:space="preserve"> </w:t>
+      </w:r>
+      <w:r>
+        <w:t xml:space="preserve">provider-confirmed reset. Conf lines that use shell syntax (the shipped</w:t>
+      </w:r>
+      <w:r>
+        <w:t xml:space="preserve"> </w:t>
+      </w:r>
+      <w:r>
+        <w:t xml:space="preserve">ones pass the task with</w:t>
+      </w:r>
+      <w:r>
+        <w:t xml:space="preserve"> </w:t>
+      </w:r>
+      <w:r>
+        <w:rPr>
+          <w:rStyle w:val="VerbatimChar"/>
+        </w:rPr>
+        <w:t xml:space="preserve">"$(cat "$TASKFILE")"</w:t>
+      </w:r>
+      <w:r>
+        <w:t xml:space="preserve">) show</w:t>
+      </w:r>
+      <w:r>
+        <w:t xml:space="preserve"> </w:t>
+      </w:r>
+      <w:r>
+        <w:rPr>
+          <w:rStyle w:val="VerbatimChar"/>
+        </w:rPr>
+        <w:t xml:space="preserve">installed=unknown</w:t>
+      </w:r>
+      <w:r>
+        <w:t xml:space="preserve">;</w:t>
+      </w:r>
+      <w:r>
+        <w:t xml:space="preserve"> </w:t>
+      </w:r>
+      <w:r>
+        <w:rPr>
+          <w:rStyle w:val="VerbatimChar"/>
+        </w:rPr>
+        <w:t xml:space="preserve">frugal-flock doctor</w:t>
+      </w:r>
+      <w:r>
+        <w:t xml:space="preserve"> </w:t>
+      </w:r>
+      <w:r>
+        <w:t xml:space="preserve">checks that each worker’s program exists.</w:t>
+      </w:r>
+    </w:p>
+    <w:p>
+      <w:r>
+        <w:pict>
+          <v:rect style="width:0;height:1.5pt" o:hralign="center" o:hrstd="t" o:hr="t"/>
+        </w:pict>
+      </w:r>
+    </w:p>
+    <w:bookmarkEnd w:id="55"/>
+    <w:bookmarkStart w:id="58" w:name="fleet-intelligence-who-earns-their-seat"/>
+    <w:p>
+      <w:pPr>
+        <w:pStyle w:val="Heading2"/>
+      </w:pPr>
+      <w:r>
+        <w:t xml:space="preserve">11. Fleet intelligence — who earns their seat</w:t>
+      </w:r>
+    </w:p>
+    <w:bookmarkStart w:id="56" w:name="frugal-flock-score"/>
+    <w:p>
+      <w:pPr>
+        <w:pStyle w:val="Heading3"/>
+      </w:pPr>
+      <w:r>
+        <w:t xml:space="preserve">11.1</w:t>
+      </w:r>
+      <w:r>
+        <w:t xml:space="preserve"> </w:t>
+      </w:r>
+      <w:r>
+        <w:rPr>
+          <w:rStyle w:val="VerbatimChar"/>
+        </w:rPr>
+        <w:t xml:space="preserve">frugal-flock score</w:t>
+      </w:r>
+    </w:p>
+    <w:p>
+      <w:pPr>
+        <w:pStyle w:val="SourceCode"/>
+      </w:pPr>
+      <w:r>
+        <w:rPr>
+          <w:rStyle w:val="VerbatimChar"/>
+        </w:rPr>
+        <w:t xml:space="preserve">$ frugal-flock score</w:t>
+      </w:r>
+      <w:r>
+        <w:br/>
+      </w:r>
+      <w:r>
+        <w:rPr>
+          <w:rStyle w:val="VerbatimChar"/>
+        </w:rPr>
+        <w:t xml:space="preserve">  worker          runs   ok  fail  walls   verify  merges  avg-dur</w:t>
+      </w:r>
+      <w:r>
+        <w:br/>
+      </w:r>
+      <w:r>
+        <w:rPr>
+          <w:rStyle w:val="VerbatimChar"/>
+        </w:rPr>
+        <w:t xml:space="preserve">  codex             14   13     1      1     12/13       6     311s</w:t>
+      </w:r>
+      <w:r>
+        <w:br/>
+      </w:r>
+      <w:r>
+        <w:rPr>
+          <w:rStyle w:val="VerbatimChar"/>
+        </w:rPr>
+        <w:t xml:space="preserve">  antigravity        6    5     1      0       4/5       2     540s</w:t>
+      </w:r>
+      <w:r>
+        <w:br/>
+      </w:r>
+      <w:r>
+        <w:rPr>
+          <w:rStyle w:val="VerbatimChar"/>
+        </w:rPr>
+        <w:t xml:space="preserve">  grok               5    3     2      1       2/4       0     220s</w:t>
       </w:r>
     </w:p>
     <w:p>
@@ -9376,24 +9120,41 @@
         <w:pStyle w:val="FirstParagraph"/>
       </w:pPr>
       <w:r>
-        <w:t xml:space="preserve">And remember the great divider:</w:t>
-      </w:r>
-      <w:r>
-        <w:t xml:space="preserve"> </w:t>
-      </w:r>
-      <w:r>
-        <w:rPr>
-          <w:rStyle w:val="VerbatimChar"/>
+        <w:t xml:space="preserve">Column by column:</w:t>
+      </w:r>
+      <w:r>
+        <w:t xml:space="preserve"> </w:t>
+      </w:r>
+      <w:r>
+        <w:rPr>
           <w:b/>
           <w:bCs/>
         </w:rPr>
-        <w:t xml:space="preserve">frugal-flock selftest</w:t>
+        <w:t xml:space="preserve">runs</w:t>
+      </w:r>
+      <w:r>
+        <w:t xml:space="preserve"> </w:t>
+      </w:r>
+      <w:r>
+        <w:t xml:space="preserve">(effort),</w:t>
+      </w:r>
+      <w:r>
+        <w:t xml:space="preserve"> </w:t>
       </w:r>
       <w:r>
         <w:rPr>
           <w:b/>
           <w:bCs/>
         </w:rPr>
+        <w:t xml:space="preserve">ok/fail</w:t>
+      </w:r>
+      <w:r>
+        <w:t xml:space="preserve"> </w:t>
+      </w:r>
+      <w:r>
+        <w:t xml:space="preserve">(exit results),</w:t>
+      </w:r>
+      <w:r>
         <w:t xml:space="preserve"> </w:t>
       </w:r>
       <w:r>
@@ -9401,13 +9162,37 @@
           <w:b/>
           <w:bCs/>
         </w:rPr>
-        <w:t xml:space="preserve">green means the</w:t>
+        <w:t xml:space="preserve">walls</w:t>
+      </w:r>
+      <w:r>
+        <w:t xml:space="preserve"> </w:t>
+      </w:r>
+      <w:r>
+        <w:t xml:space="preserve">(runs that hit quota/auth walls),</w:t>
+      </w:r>
+      <w:r>
+        <w:t xml:space="preserve"> </w:t>
       </w:r>
       <w:r>
         <w:rPr>
           <w:b/>
           <w:bCs/>
         </w:rPr>
+        <w:t xml:space="preserve">verify</w:t>
+      </w:r>
+      <w:r>
+        <w:t xml:space="preserve"> </w:t>
+      </w:r>
+      <w:r>
+        <w:t xml:space="preserve">(verify verdicts passed /</w:t>
+      </w:r>
+      <w:r>
+        <w:t xml:space="preserve"> </w:t>
+      </w:r>
+      <w:r>
+        <w:t xml:space="preserve">total — the honesty rate),</w:t>
+      </w:r>
+      <w:r>
         <w:t xml:space="preserve"> </w:t>
       </w:r>
       <w:r>
@@ -9415,6 +9200,1191 @@
           <w:b/>
           <w:bCs/>
         </w:rPr>
+        <w:t xml:space="preserve">merges</w:t>
+      </w:r>
+      <w:r>
+        <w:t xml:space="preserve"> </w:t>
+      </w:r>
+      <w:r>
+        <w:t xml:space="preserve">(branches you accepted — the only</w:t>
+      </w:r>
+      <w:r>
+        <w:t xml:space="preserve"> </w:t>
+      </w:r>
+      <w:r>
+        <w:t xml:space="preserve">column that is money),</w:t>
+      </w:r>
+      <w:r>
+        <w:t xml:space="preserve"> </w:t>
+      </w:r>
+      <w:r>
+        <w:rPr>
+          <w:b/>
+          <w:bCs/>
+        </w:rPr>
+        <w:t xml:space="preserve">avg-dur</w:t>
+      </w:r>
+      <w:r>
+        <w:t xml:space="preserve"> </w:t>
+      </w:r>
+      <w:r>
+        <w:t xml:space="preserve">(average run duration). Sorted by</w:t>
+      </w:r>
+      <w:r>
+        <w:t xml:space="preserve"> </w:t>
+      </w:r>
+      <w:r>
+        <w:t xml:space="preserve">merges: earners on top. Everything comes from</w:t>
+      </w:r>
+      <w:r>
+        <w:t xml:space="preserve"> </w:t>
+      </w:r>
+      <w:r>
+        <w:rPr>
+          <w:rStyle w:val="VerbatimChar"/>
+        </w:rPr>
+        <w:t xml:space="preserve">ledger.jsonl</w:t>
+      </w:r>
+      <w:r>
+        <w:t xml:space="preserve">; merges are</w:t>
+      </w:r>
+      <w:r>
+        <w:t xml:space="preserve"> </w:t>
+      </w:r>
+      <w:r>
+        <w:t xml:space="preserve">logged automatically by the post-merge hook.</w:t>
+      </w:r>
+    </w:p>
+    <w:p>
+      <w:pPr>
+        <w:pStyle w:val="BodyText"/>
+      </w:pPr>
+      <w:r>
+        <w:t xml:space="preserve">Use it weekly: an agent far below the leaders’ acceptance rate gets only</w:t>
+      </w:r>
+      <w:r>
+        <w:t xml:space="preserve"> </w:t>
+      </w:r>
+      <w:r>
+        <w:t xml:space="preserve">chores — or loses its seat, and its subscription money moves to a bigger</w:t>
+      </w:r>
+      <w:r>
+        <w:t xml:space="preserve"> </w:t>
+      </w:r>
+      <w:r>
+        <w:t xml:space="preserve">plan on a winner.</w:t>
+      </w:r>
+    </w:p>
+    <w:p>
+      <w:pPr>
+        <w:pStyle w:val="BodyText"/>
+      </w:pPr>
+      <w:r>
+        <w:t xml:space="preserve">The companion product</w:t>
+      </w:r>
+      <w:r>
+        <w:t xml:space="preserve"> </w:t>
+      </w:r>
+      <w:r>
+        <w:rPr>
+          <w:rStyle w:val="VerbatimChar"/>
+        </w:rPr>
+        <w:t xml:space="preserve">myapp &lt;project-root&gt;</w:t>
+      </w:r>
+      <w:r>
+        <w:t xml:space="preserve"> </w:t>
+      </w:r>
+      <w:r>
+        <w:t xml:space="preserve">remains the full scorecard,</w:t>
+      </w:r>
+      <w:r>
+        <w:t xml:space="preserve"> </w:t>
+      </w:r>
+      <w:r>
+        <w:t xml:space="preserve">including history from before the ledger existed.</w:t>
+      </w:r>
+    </w:p>
+    <w:bookmarkEnd w:id="56"/>
+    <w:bookmarkStart w:id="57" w:name="the-ledger-for-the-curious"/>
+    <w:p>
+      <w:pPr>
+        <w:pStyle w:val="Heading3"/>
+      </w:pPr>
+      <w:r>
+        <w:t xml:space="preserve">11.2 The ledger, for the curious</w:t>
+      </w:r>
+    </w:p>
+    <w:p>
+      <w:pPr>
+        <w:pStyle w:val="FirstParagraph"/>
+      </w:pPr>
+      <w:r>
+        <w:t xml:space="preserve">One JSON object per line in</w:t>
+      </w:r>
+      <w:r>
+        <w:t xml:space="preserve"> </w:t>
+      </w:r>
+      <w:r>
+        <w:rPr>
+          <w:rStyle w:val="VerbatimChar"/>
+        </w:rPr>
+        <w:t xml:space="preserve">coord/reports/ledger.jsonl</w:t>
+      </w:r>
+      <w:r>
+        <w:t xml:space="preserve">:</w:t>
+      </w:r>
+    </w:p>
+    <w:p>
+      <w:pPr>
+        <w:pStyle w:val="SourceCode"/>
+      </w:pPr>
+      <w:r>
+        <w:rPr>
+          <w:rStyle w:val="VerbatimChar"/>
+        </w:rPr>
+        <w:t xml:space="preserve">{"event":"run", "ts":..., "task":..., "worker":..., "agent":..., "exit":0,</w:t>
+      </w:r>
+      <w:r>
+        <w:br/>
+      </w:r>
+      <w:r>
+        <w:rPr>
+          <w:rStyle w:val="VerbatimChar"/>
+        </w:rPr>
+        <w:t xml:space="preserve"> "duration_s":214, "wall_s":214, "suspended":0, "snapshot_failed":0,</w:t>
+      </w:r>
+      <w:r>
+        <w:br/>
+      </w:r>
+      <w:r>
+        <w:rPr>
+          <w:rStyle w:val="VerbatimChar"/>
+        </w:rPr>
+        <w:t xml:space="preserve"> "commits":1, "files":2, "insertions":65, "deletions":0, "uncommitted":0,</w:t>
+      </w:r>
+      <w:r>
+        <w:br/>
+      </w:r>
+      <w:r>
+        <w:rPr>
+          <w:rStyle w:val="VerbatimChar"/>
+        </w:rPr>
+        <w:t xml:space="preserve"> "wall":0}</w:t>
+      </w:r>
+      <w:r>
+        <w:br/>
+      </w:r>
+      <w:r>
+        <w:rPr>
+          <w:rStyle w:val="VerbatimChar"/>
+        </w:rPr>
+        <w:t xml:space="preserve">{"event":"verify", ..., "scope":"OK", "validate_run":2, "validate_failed":0,</w:t>
+      </w:r>
+      <w:r>
+        <w:br/>
+      </w:r>
+      <w:r>
+        <w:rPr>
+          <w:rStyle w:val="VerbatimChar"/>
+        </w:rPr>
+        <w:t xml:space="preserve"> "commits":1, "empty":0, "verdict":"PASS"}</w:t>
+      </w:r>
+      <w:r>
+        <w:br/>
+      </w:r>
+      <w:r>
+        <w:rPr>
+          <w:rStyle w:val="VerbatimChar"/>
+        </w:rPr>
+        <w:t xml:space="preserve">{"event":"review", ..., "reviewer":"claude", "exit":0}</w:t>
+      </w:r>
+      <w:r>
+        <w:br/>
+      </w:r>
+      <w:r>
+        <w:rPr>
+          <w:rStyle w:val="VerbatimChar"/>
+        </w:rPr>
+        <w:t xml:space="preserve">{"event":"race",   ..., "workers":"codex grok"}</w:t>
+      </w:r>
+      <w:r>
+        <w:br/>
+      </w:r>
+      <w:r>
+        <w:rPr>
+          <w:rStyle w:val="VerbatimChar"/>
+        </w:rPr>
+        <w:t xml:space="preserve">{"event":"merge",  ..., "worker":"codex", "subject":"merge T7: ..."}</w:t>
+      </w:r>
+    </w:p>
+    <w:p>
+      <w:pPr>
+        <w:pStyle w:val="FirstParagraph"/>
+      </w:pPr>
+      <w:r>
+        <w:t xml:space="preserve">Append-only, machine-readable, and the raw feed for any future tooling.</w:t>
+      </w:r>
+      <w:r>
+        <w:t xml:space="preserve"> </w:t>
+      </w:r>
+      <w:r>
+        <w:rPr>
+          <w:rStyle w:val="VerbatimChar"/>
+        </w:rPr>
+        <w:t xml:space="preserve">snapshot_failed</w:t>
+      </w:r>
+      <w:r>
+        <w:t xml:space="preserve"> </w:t>
+      </w:r>
+      <w:r>
+        <w:t xml:space="preserve">is 1 when the workshop could not be fingerprinted after</w:t>
+      </w:r>
+      <w:r>
+        <w:t xml:space="preserve"> </w:t>
+      </w:r>
+      <w:r>
+        <w:t xml:space="preserve">the run (section 7.1); the review event’s</w:t>
+      </w:r>
+      <w:r>
+        <w:t xml:space="preserve"> </w:t>
+      </w:r>
+      <w:r>
+        <w:rPr>
+          <w:rStyle w:val="VerbatimChar"/>
+        </w:rPr>
+        <w:t xml:space="preserve">exit</w:t>
+      </w:r>
+      <w:r>
+        <w:t xml:space="preserve"> </w:t>
+      </w:r>
+      <w:r>
+        <w:t xml:space="preserve">is the reviewer</w:t>
+      </w:r>
+      <w:r>
+        <w:t xml:space="preserve"> </w:t>
+      </w:r>
+      <w:r>
+        <w:t xml:space="preserve">program’s exit code, not its verdict.</w:t>
+      </w:r>
+    </w:p>
+    <w:p>
+      <w:r>
+        <w:pict>
+          <v:rect style="width:0;height:1.5pt" o:hralign="center" o:hrstd="t" o:hr="t"/>
+        </w:pict>
+      </w:r>
+    </w:p>
+    <w:bookmarkEnd w:id="57"/>
+    <w:bookmarkEnd w:id="58"/>
+    <w:bookmarkStart w:id="62" w:name="advanced-plays"/>
+    <w:p>
+      <w:pPr>
+        <w:pStyle w:val="Heading2"/>
+      </w:pPr>
+      <w:r>
+        <w:t xml:space="preserve">12. Advanced plays</w:t>
+      </w:r>
+    </w:p>
+    <w:bookmarkStart w:id="59" w:name="race-the-bake-off"/>
+    <w:p>
+      <w:pPr>
+        <w:pStyle w:val="Heading3"/>
+      </w:pPr>
+      <w:r>
+        <w:t xml:space="preserve">12.1</w:t>
+      </w:r>
+      <w:r>
+        <w:t xml:space="preserve"> </w:t>
+      </w:r>
+      <w:r>
+        <w:rPr>
+          <w:rStyle w:val="VerbatimChar"/>
+        </w:rPr>
+        <w:t xml:space="preserve">race</w:t>
+      </w:r>
+      <w:r>
+        <w:t xml:space="preserve"> </w:t>
+      </w:r>
+      <w:r>
+        <w:t xml:space="preserve">— the bake-off</w:t>
+      </w:r>
+    </w:p>
+    <w:p>
+      <w:pPr>
+        <w:pStyle w:val="FirstParagraph"/>
+      </w:pPr>
+      <w:r>
+        <w:t xml:space="preserve">When you want head-to-head data (or just the best version of something</w:t>
+      </w:r>
+      <w:r>
+        <w:t xml:space="preserve"> </w:t>
+      </w:r>
+      <w:r>
+        <w:t xml:space="preserve">important), give the same task to several vendors at once:</w:t>
+      </w:r>
+    </w:p>
+    <w:p>
+      <w:pPr>
+        <w:pStyle w:val="SourceCode"/>
+      </w:pPr>
+      <w:r>
+        <w:rPr>
+          <w:rStyle w:val="VerbatimChar"/>
+        </w:rPr>
+        <w:t xml:space="preserve">$ frugal-flock race T9 codex grok</w:t>
+      </w:r>
+    </w:p>
+    <w:p>
+      <w:pPr>
+        <w:pStyle w:val="FirstParagraph"/>
+      </w:pPr>
+      <w:r>
+        <w:t xml:space="preserve">Frugal Flock copies</w:t>
+      </w:r>
+      <w:r>
+        <w:t xml:space="preserve"> </w:t>
+      </w:r>
+      <w:r>
+        <w:rPr>
+          <w:rStyle w:val="VerbatimChar"/>
+        </w:rPr>
+        <w:t xml:space="preserve">coord/tasks/T9.md</w:t>
+      </w:r>
+      <w:r>
+        <w:t xml:space="preserve"> </w:t>
+      </w:r>
+      <w:r>
+        <w:t xml:space="preserve">into</w:t>
+      </w:r>
+      <w:r>
+        <w:t xml:space="preserve"> </w:t>
+      </w:r>
+      <w:r>
+        <w:rPr>
+          <w:rStyle w:val="VerbatimChar"/>
+        </w:rPr>
+        <w:t xml:space="preserve">T9-codex.md</w:t>
+      </w:r>
+      <w:r>
+        <w:t xml:space="preserve"> </w:t>
+      </w:r>
+      <w:r>
+        <w:t xml:space="preserve">and</w:t>
+      </w:r>
+      <w:r>
+        <w:t xml:space="preserve"> </w:t>
+      </w:r>
+      <w:r>
+        <w:rPr>
+          <w:rStyle w:val="VerbatimChar"/>
+        </w:rPr>
+        <w:t xml:space="preserve">T9-grok.md</w:t>
+      </w:r>
+      <w:r>
+        <w:t xml:space="preserve"> </w:t>
+      </w:r>
+      <w:r>
+        <w:t xml:space="preserve">and dispatches both in the background (isolation makes this free). Then:</w:t>
+      </w:r>
+    </w:p>
+    <w:p>
+      <w:pPr>
+        <w:pStyle w:val="SourceCode"/>
+      </w:pPr>
+      <w:r>
+        <w:rPr>
+          <w:rStyle w:val="VerbatimChar"/>
+        </w:rPr>
+        <w:t xml:space="preserve">$ frugal-flock verify codex T9-codex     $ frugal-flock verify grok T9-grok</w:t>
+      </w:r>
+      <w:r>
+        <w:br/>
+      </w:r>
+      <w:r>
+        <w:rPr>
+          <w:rStyle w:val="VerbatimChar"/>
+        </w:rPr>
+        <w:t xml:space="preserve">$ frugal-flock diff codex                $ frugal-flock diff grok</w:t>
+      </w:r>
+    </w:p>
+    <w:p>
+      <w:pPr>
+        <w:pStyle w:val="FirstParagraph"/>
+      </w:pPr>
+      <w:r>
+        <w:t xml:space="preserve">Merge exactly</w:t>
+      </w:r>
+      <w:r>
+        <w:t xml:space="preserve"> </w:t>
+      </w:r>
+      <w:r>
+        <w:rPr>
+          <w:b/>
+          <w:bCs/>
+        </w:rPr>
+        <w:t xml:space="preserve">one</w:t>
+      </w:r>
+      <w:r>
+        <w:t xml:space="preserve"> </w:t>
+      </w:r>
+      <w:r>
+        <w:t xml:space="preserve">winner; reset the losers (</w:t>
+      </w:r>
+      <w:r>
+        <w:rPr>
+          <w:rStyle w:val="VerbatimChar"/>
+        </w:rPr>
+        <w:t xml:space="preserve">git -C ../wt/grok reset --hard dev</w:t>
+      </w:r>
+      <w:r>
+        <w:t xml:space="preserve">);</w:t>
+      </w:r>
+      <w:r>
+        <w:t xml:space="preserve"> </w:t>
+      </w:r>
+      <w:r>
+        <w:rPr>
+          <w:rStyle w:val="VerbatimChar"/>
+        </w:rPr>
+        <w:t xml:space="preserve">sync</w:t>
+      </w:r>
+      <w:r>
+        <w:t xml:space="preserve">. The race lands in the ledger — over time your</w:t>
+      </w:r>
+      <w:r>
+        <w:t xml:space="preserve"> </w:t>
+      </w:r>
+      <w:r>
+        <w:t xml:space="preserve">scorecard becomes controlled-experiment data, not anecdotes. Racers</w:t>
+      </w:r>
+      <w:r>
+        <w:t xml:space="preserve"> </w:t>
+      </w:r>
+      <w:r>
+        <w:t xml:space="preserve">deliberately share scope; that is the one sanctioned exception to the</w:t>
+      </w:r>
+      <w:r>
+        <w:t xml:space="preserve"> </w:t>
+      </w:r>
+      <w:r>
+        <w:t xml:space="preserve">disjoint-scope rule, because only one branch survives.</w:t>
+      </w:r>
+    </w:p>
+    <w:bookmarkEnd w:id="59"/>
+    <w:bookmarkStart w:id="60" w:name="sabotage-the-saboteur-seat"/>
+    <w:p>
+      <w:pPr>
+        <w:pStyle w:val="Heading3"/>
+      </w:pPr>
+      <w:r>
+        <w:t xml:space="preserve">12.2</w:t>
+      </w:r>
+      <w:r>
+        <w:t xml:space="preserve"> </w:t>
+      </w:r>
+      <w:r>
+        <w:rPr>
+          <w:rStyle w:val="VerbatimChar"/>
+        </w:rPr>
+        <w:t xml:space="preserve">sabotage</w:t>
+      </w:r>
+      <w:r>
+        <w:t xml:space="preserve"> </w:t>
+      </w:r>
+      <w:r>
+        <w:t xml:space="preserve">— the saboteur seat</w:t>
+      </w:r>
+    </w:p>
+    <w:p>
+      <w:pPr>
+        <w:pStyle w:val="FirstParagraph"/>
+      </w:pPr>
+      <w:r>
+        <w:t xml:space="preserve">Spare quota after a merge day? Convert it into a standing red team:</w:t>
+      </w:r>
+    </w:p>
+    <w:p>
+      <w:pPr>
+        <w:pStyle w:val="SourceCode"/>
+      </w:pPr>
+      <w:r>
+        <w:rPr>
+          <w:rStyle w:val="VerbatimChar"/>
+        </w:rPr>
+        <w:t xml:space="preserve">$ frugal-flock sabotage opencode</w:t>
+      </w:r>
+    </w:p>
+    <w:p>
+      <w:pPr>
+        <w:pStyle w:val="FirstParagraph"/>
+      </w:pPr>
+      <w:r>
+        <w:t xml:space="preserve">This syncs the worker (so it sees the latest merged work), generates a</w:t>
+      </w:r>
+      <w:r>
+        <w:t xml:space="preserve"> </w:t>
+      </w:r>
+      <w:r>
+        <w:rPr>
+          <w:rStyle w:val="VerbatimChar"/>
+        </w:rPr>
+        <w:t xml:space="preserve">SAB-&lt;timestamp&gt;</w:t>
+      </w:r>
+      <w:r>
+        <w:t xml:space="preserve"> </w:t>
+      </w:r>
+      <w:r>
+        <w:t xml:space="preserve">task from the saboteur template, and dispatches it in</w:t>
+      </w:r>
+      <w:r>
+        <w:t xml:space="preserve"> </w:t>
+      </w:r>
+      <w:r>
+        <w:t xml:space="preserve">the background. The saboteur’s job: find REAL defects in recently merged</w:t>
+      </w:r>
+      <w:r>
+        <w:t xml:space="preserve"> </w:t>
+      </w:r>
+      <w:r>
+        <w:t xml:space="preserve">work by writing tests that FAIL against the current base — edge cases,</w:t>
+      </w:r>
+      <w:r>
+        <w:t xml:space="preserve"> </w:t>
+      </w:r>
+      <w:r>
+        <w:t xml:space="preserve">boundary values, the paths existing tests never visit. It must not fix</w:t>
+      </w:r>
+      <w:r>
+        <w:t xml:space="preserve"> </w:t>
+      </w:r>
+      <w:r>
+        <w:t xml:space="preserve">anything; bugs exposed are the deliverable, each documented with WHERE /</w:t>
+      </w:r>
+      <w:r>
+        <w:t xml:space="preserve"> </w:t>
+      </w:r>
+      <w:r>
+        <w:t xml:space="preserve">REPRO / EXPECTED vs ACTUAL / SEVERITY. An honest</w:t>
+      </w:r>
+      <w:r>
+        <w:t xml:space="preserve"> </w:t>
+      </w:r>
+      <w:r>
+        <w:t xml:space="preserve">“found nothing”</w:t>
+      </w:r>
+      <w:r>
+        <w:t xml:space="preserve"> </w:t>
+      </w:r>
+      <w:r>
+        <w:t xml:space="preserve">with no</w:t>
+      </w:r>
+      <w:r>
+        <w:t xml:space="preserve"> </w:t>
+      </w:r>
+      <w:r>
+        <w:t xml:space="preserve">commits is a valid, good result. When it does find something, the fix is</w:t>
+      </w:r>
+      <w:r>
+        <w:t xml:space="preserve"> </w:t>
+      </w:r>
+      <w:r>
+        <w:t xml:space="preserve">a normal task on the next cycle — and the failing test joins the suite.</w:t>
+      </w:r>
+    </w:p>
+    <w:bookmarkEnd w:id="60"/>
+    <w:bookmarkStart w:id="61" w:name="doubling-a-strong-seat"/>
+    <w:p>
+      <w:pPr>
+        <w:pStyle w:val="Heading3"/>
+      </w:pPr>
+      <w:r>
+        <w:t xml:space="preserve">12.3 Doubling a strong seat</w:t>
+      </w:r>
+    </w:p>
+    <w:p>
+      <w:pPr>
+        <w:pStyle w:val="FirstParagraph"/>
+      </w:pPr>
+      <w:r>
+        <w:t xml:space="preserve">Worker names resolve to agents by the part before the first dash:</w:t>
+      </w:r>
+      <w:r>
+        <w:t xml:space="preserve"> </w:t>
+      </w:r>
+      <w:r>
+        <w:rPr>
+          <w:rStyle w:val="VerbatimChar"/>
+        </w:rPr>
+        <w:t xml:space="preserve">frugal-flock init codex-2</w:t>
+      </w:r>
+      <w:r>
+        <w:t xml:space="preserve"> </w:t>
+      </w:r>
+      <w:r>
+        <w:t xml:space="preserve">creates a second workshop that runs the same</w:t>
+      </w:r>
+      <w:r>
+        <w:t xml:space="preserve"> </w:t>
+      </w:r>
+      <w:r>
+        <w:t xml:space="preserve">codex CLI — two codex tasks in parallel when codex is your bottleneck.</w:t>
+      </w:r>
+    </w:p>
+    <w:p>
+      <w:r>
+        <w:pict>
+          <v:rect style="width:0;height:1.5pt" o:hralign="center" o:hrstd="t" o:hr="t"/>
+        </w:pict>
+      </w:r>
+    </w:p>
+    <w:bookmarkEnd w:id="61"/>
+    <w:bookmarkEnd w:id="62"/>
+    <w:bookmarkStart w:id="66" w:name="maintenance"/>
+    <w:p>
+      <w:pPr>
+        <w:pStyle w:val="Heading2"/>
+      </w:pPr>
+      <w:r>
+        <w:t xml:space="preserve">13. Maintenance</w:t>
+      </w:r>
+    </w:p>
+    <w:bookmarkStart w:id="63" w:name="updating-the-ai-clis"/>
+    <w:p>
+      <w:pPr>
+        <w:pStyle w:val="Heading3"/>
+      </w:pPr>
+      <w:r>
+        <w:t xml:space="preserve">13.1 Updating the AI CLIs</w:t>
+      </w:r>
+    </w:p>
+    <w:p>
+      <w:pPr>
+        <w:pStyle w:val="FirstParagraph"/>
+      </w:pPr>
+      <w:r>
+        <w:t xml:space="preserve">Frugal Flock bundles no AI — it calls whatever binaries are on your PATH, so</w:t>
+      </w:r>
+      <w:r>
+        <w:t xml:space="preserve"> </w:t>
+      </w:r>
+      <w:r>
+        <w:t xml:space="preserve">updating a CLI updates the fleet instantly:</w:t>
+      </w:r>
+    </w:p>
+    <w:p>
+      <w:pPr>
+        <w:pStyle w:val="SourceCode"/>
+      </w:pPr>
+      <w:r>
+        <w:rPr>
+          <w:rStyle w:val="VerbatimChar"/>
+        </w:rPr>
+        <w:t xml:space="preserve">$ claude update</w:t>
+      </w:r>
+      <w:r>
+        <w:br/>
+      </w:r>
+      <w:r>
+        <w:rPr>
+          <w:rStyle w:val="VerbatimChar"/>
+        </w:rPr>
+        <w:t xml:space="preserve">$ curl -fsSL https://chatgpt.com/codex/install.sh | sh</w:t>
+      </w:r>
+      <w:r>
+        <w:br/>
+      </w:r>
+      <w:r>
+        <w:rPr>
+          <w:rStyle w:val="VerbatimChar"/>
+        </w:rPr>
+        <w:t xml:space="preserve">$ agy update</w:t>
+      </w:r>
+      <w:r>
+        <w:br/>
+      </w:r>
+      <w:r>
+        <w:rPr>
+          <w:rStyle w:val="VerbatimChar"/>
+        </w:rPr>
+        <w:t xml:space="preserve">$ opencode upgrade</w:t>
+      </w:r>
+      <w:r>
+        <w:br/>
+      </w:r>
+      <w:r>
+        <w:rPr>
+          <w:rStyle w:val="VerbatimChar"/>
+        </w:rPr>
+        <w:t xml:space="preserve">$ curl -fsSL https://x.ai/cli/install.sh | bash</w:t>
+      </w:r>
+    </w:p>
+    <w:p>
+      <w:pPr>
+        <w:pStyle w:val="FirstParagraph"/>
+      </w:pPr>
+      <w:r>
+        <w:rPr>
+          <w:b/>
+          <w:bCs/>
+        </w:rPr>
+        <w:t xml:space="preserve">The post-update ritual (do not skip):</w:t>
+      </w:r>
+      <w:r>
+        <w:t xml:space="preserve"> </w:t>
+      </w:r>
+      <w:r>
+        <w:t xml:space="preserve">flags get renamed between</w:t>
+      </w:r>
+      <w:r>
+        <w:t xml:space="preserve"> </w:t>
+      </w:r>
+      <w:r>
+        <w:t xml:space="preserve">versions — it has already happened three times in this system’s life.</w:t>
+      </w:r>
+    </w:p>
+    <w:p>
+      <w:pPr>
+        <w:pStyle w:val="SourceCode"/>
+      </w:pPr>
+      <w:r>
+        <w:rPr>
+          <w:rStyle w:val="VerbatimChar"/>
+        </w:rPr>
+        <w:t xml:space="preserve">$ frugal-flock smoke</w:t>
+      </w:r>
+    </w:p>
+    <w:p>
+      <w:pPr>
+        <w:pStyle w:val="FirstParagraph"/>
+      </w:pPr>
+      <w:r>
+        <w:t xml:space="preserve">If a row FAILs with a usage/flag dump: run</w:t>
+      </w:r>
+      <w:r>
+        <w:t xml:space="preserve"> </w:t>
+      </w:r>
+      <w:r>
+        <w:rPr>
+          <w:rStyle w:val="VerbatimChar"/>
+        </w:rPr>
+        <w:t xml:space="preserve">&lt;binary&gt; --help</w:t>
+      </w:r>
+      <w:r>
+        <w:t xml:space="preserve">, find the</w:t>
+      </w:r>
+      <w:r>
+        <w:t xml:space="preserve"> </w:t>
+      </w:r>
+      <w:r>
+        <w:t xml:space="preserve">renamed flag, fix that one line in</w:t>
+      </w:r>
+      <w:r>
+        <w:t xml:space="preserve"> </w:t>
+      </w:r>
+      <w:r>
+        <w:rPr>
+          <w:rStyle w:val="VerbatimChar"/>
+        </w:rPr>
+        <w:t xml:space="preserve">agents.conf</w:t>
+      </w:r>
+      <w:r>
+        <w:t xml:space="preserve">. Two minutes.</w:t>
+      </w:r>
+    </w:p>
+    <w:bookmarkEnd w:id="63"/>
+    <w:bookmarkStart w:id="64" w:name="updating-frugal-flock-itself"/>
+    <w:p>
+      <w:pPr>
+        <w:pStyle w:val="Heading3"/>
+      </w:pPr>
+      <w:r>
+        <w:t xml:space="preserve">13.2 Updating Frugal Flock itself</w:t>
+      </w:r>
+    </w:p>
+    <w:p>
+      <w:pPr>
+        <w:pStyle w:val="FirstParagraph"/>
+      </w:pPr>
+      <w:r>
+        <w:t xml:space="preserve">Open a terminal inside your existing clone. Its local folder may still be</w:t>
+      </w:r>
+      <w:r>
+        <w:t xml:space="preserve"> </w:t>
+      </w:r>
+      <w:r>
+        <w:t xml:space="preserve">called</w:t>
+      </w:r>
+      <w:r>
+        <w:t xml:space="preserve"> </w:t>
+      </w:r>
+      <w:r>
+        <w:rPr>
+          <w:rStyle w:val="VerbatimChar"/>
+        </w:rPr>
+        <w:t xml:space="preserve">agentteam-docs</w:t>
+      </w:r>
+      <w:r>
+        <w:t xml:space="preserve">; it does not need to be renamed.</w:t>
+      </w:r>
+    </w:p>
+    <w:p>
+      <w:pPr>
+        <w:pStyle w:val="SourceCode"/>
+      </w:pPr>
+      <w:r>
+        <w:rPr>
+          <w:rStyle w:val="VerbatimChar"/>
+        </w:rPr>
+        <w:t xml:space="preserve">$ git remote set-url origin https://github.com/danielmevit/frugal-flock.git</w:t>
+      </w:r>
+      <w:r>
+        <w:br/>
+      </w:r>
+      <w:r>
+        <w:rPr>
+          <w:rStyle w:val="VerbatimChar"/>
+        </w:rPr>
+        <w:t xml:space="preserve">$ git pull --ff-only</w:t>
+      </w:r>
+      <w:r>
+        <w:br/>
+      </w:r>
+      <w:r>
+        <w:rPr>
+          <w:rStyle w:val="VerbatimChar"/>
+        </w:rPr>
+        <w:t xml:space="preserve">$ bash frugal-flock-install.sh     # never touches your agents.conf</w:t>
+      </w:r>
+      <w:r>
+        <w:br/>
+      </w:r>
+      <w:r>
+        <w:rPr>
+          <w:rStyle w:val="VerbatimChar"/>
+        </w:rPr>
+        <w:t xml:space="preserve">$ frugal-flock selftest            # mock-agent checks, zero quota</w:t>
+      </w:r>
+      <w:r>
+        <w:br/>
+      </w:r>
+      <w:r>
+        <w:rPr>
+          <w:rStyle w:val="VerbatimChar"/>
+        </w:rPr>
+        <w:t xml:space="preserve">$ frugal-flock version             # confirm what you now run</w:t>
+      </w:r>
+    </w:p>
+    <w:p>
+      <w:pPr>
+        <w:pStyle w:val="FirstParagraph"/>
+      </w:pPr>
+      <w:r>
+        <w:t xml:space="preserve">If Git reports a conflict or diverged history, stop and resolve it before</w:t>
+      </w:r>
+      <w:r>
+        <w:t xml:space="preserve"> </w:t>
+      </w:r>
+      <w:r>
+        <w:t xml:space="preserve">reinstalling; do not discard local work to force the update.</w:t>
+      </w:r>
+    </w:p>
+    <w:p>
+      <w:pPr>
+        <w:pStyle w:val="BodyText"/>
+      </w:pPr>
+      <w:r>
+        <w:t xml:space="preserve">Existing projects keep their old role cards; re-running</w:t>
+      </w:r>
+      <w:r>
+        <w:t xml:space="preserve"> </w:t>
+      </w:r>
+      <w:r>
+        <w:rPr>
+          <w:rStyle w:val="VerbatimChar"/>
+        </w:rPr>
+        <w:t xml:space="preserve">frugal-flock init &lt;worker&gt;</w:t>
+      </w:r>
+      <w:r>
+        <w:t xml:space="preserve"> </w:t>
+      </w:r>
+      <w:r>
+        <w:t xml:space="preserve">inside a project refreshes that worker’s card.</w:t>
+      </w:r>
+      <w:r>
+        <w:t xml:space="preserve"> </w:t>
+      </w:r>
+      <w:r>
+        <w:t xml:space="preserve">Big MASTER.md template changes: paste them into important projects by</w:t>
+      </w:r>
+      <w:r>
+        <w:t xml:space="preserve"> </w:t>
+      </w:r>
+      <w:r>
+        <w:t xml:space="preserve">hand if you want them.</w:t>
+      </w:r>
+    </w:p>
+    <w:bookmarkEnd w:id="64"/>
+    <w:bookmarkStart w:id="65" w:name="backups-standing-policy"/>
+    <w:p>
+      <w:pPr>
+        <w:pStyle w:val="Heading3"/>
+      </w:pPr>
+      <w:r>
+        <w:t xml:space="preserve">13.3 Backups, standing policy</w:t>
+      </w:r>
+    </w:p>
+    <w:p>
+      <w:pPr>
+        <w:pStyle w:val="FirstParagraph"/>
+      </w:pPr>
+      <w:r>
+        <w:t xml:space="preserve">Code:</w:t>
+      </w:r>
+      <w:r>
+        <w:t xml:space="preserve"> </w:t>
+      </w:r>
+      <w:r>
+        <w:rPr>
+          <w:rStyle w:val="VerbatimChar"/>
+        </w:rPr>
+        <w:t xml:space="preserve">git push</w:t>
+      </w:r>
+      <w:r>
+        <w:t xml:space="preserve"> </w:t>
+      </w:r>
+      <w:r>
+        <w:t xml:space="preserve">at session end — that is everything that matters.</w:t>
+      </w:r>
+      <w:r>
+        <w:t xml:space="preserve"> </w:t>
+      </w:r>
+      <w:r>
+        <w:t xml:space="preserve">Config:</w:t>
+      </w:r>
+      <w:r>
+        <w:t xml:space="preserve"> </w:t>
+      </w:r>
+      <w:r>
+        <w:rPr>
+          <w:rStyle w:val="VerbatimChar"/>
+        </w:rPr>
+        <w:t xml:space="preserve">tar czf agentteam-conf.tgz -C ~ .config/agentteam</w:t>
+      </w:r>
+      <w:r>
+        <w:t xml:space="preserve"> </w:t>
+      </w:r>
+      <w:r>
+        <w:t xml:space="preserve">after conf</w:t>
+      </w:r>
+      <w:r>
+        <w:t xml:space="preserve"> </w:t>
+      </w:r>
+      <w:r>
+        <w:t xml:space="preserve">changes. Full machine snapshots are optional; the rebuild path (installer</w:t>
+      </w:r>
+      <w:r>
+        <w:t xml:space="preserve"> </w:t>
+      </w:r>
+      <w:r>
+        <w:t xml:space="preserve">+ five logins) is under an hour.</w:t>
+      </w:r>
+    </w:p>
+    <w:p>
+      <w:r>
+        <w:pict>
+          <v:rect style="width:0;height:1.5pt" o:hralign="center" o:hrstd="t" o:hr="t"/>
+        </w:pict>
+      </w:r>
+    </w:p>
+    <w:bookmarkEnd w:id="65"/>
+    <w:bookmarkEnd w:id="66"/>
+    <w:bookmarkStart w:id="73" w:name="troubleshooting"/>
+    <w:p>
+      <w:pPr>
+        <w:pStyle w:val="Heading2"/>
+      </w:pPr>
+      <w:r>
+        <w:t xml:space="preserve">14. Troubleshooting</w:t>
+      </w:r>
+    </w:p>
+    <w:bookmarkStart w:id="67" w:name="the-universal-4-step-diagnosis"/>
+    <w:p>
+      <w:pPr>
+        <w:pStyle w:val="Heading3"/>
+      </w:pPr>
+      <w:r>
+        <w:t xml:space="preserve">14.1 The universal 4-step diagnosis</w:t>
+      </w:r>
+    </w:p>
+    <w:p>
+      <w:pPr>
+        <w:pStyle w:val="FirstParagraph"/>
+      </w:pPr>
+      <w:r>
+        <w:t xml:space="preserve">Almost every problem yields to the same sequence:</w:t>
+      </w:r>
+    </w:p>
+    <w:p>
+      <w:pPr>
+        <w:pStyle w:val="Compact"/>
+        <w:numPr>
+          <w:ilvl w:val="0"/>
+          <w:numId w:val="1016"/>
+        </w:numPr>
+      </w:pPr>
+      <w:r>
+        <w:rPr>
+          <w:rStyle w:val="VerbatimChar"/>
+        </w:rPr>
+        <w:t xml:space="preserve">frugal-flock status</w:t>
+      </w:r>
+      <w:r>
+        <w:t xml:space="preserve"> </w:t>
+      </w:r>
+      <w:r>
+        <w:t xml:space="preserve">— is STOP set? someone benched? something RUNNING?</w:t>
+      </w:r>
+    </w:p>
+    <w:p>
+      <w:pPr>
+        <w:pStyle w:val="Compact"/>
+        <w:numPr>
+          <w:ilvl w:val="0"/>
+          <w:numId w:val="1016"/>
+        </w:numPr>
+      </w:pPr>
+      <w:r>
+        <w:rPr>
+          <w:rStyle w:val="VerbatimChar"/>
+        </w:rPr>
+        <w:t xml:space="preserve">frugal-flock agents</w:t>
+      </w:r>
+      <w:r>
+        <w:t xml:space="preserve"> </w:t>
+      </w:r>
+      <w:r>
+        <w:t xml:space="preserve">— is the binary there? is the agent benched?</w:t>
+      </w:r>
+    </w:p>
+    <w:p>
+      <w:pPr>
+        <w:pStyle w:val="Compact"/>
+        <w:numPr>
+          <w:ilvl w:val="0"/>
+          <w:numId w:val="1016"/>
+        </w:numPr>
+      </w:pPr>
+      <w:r>
+        <w:t xml:space="preserve">Read the END of the log:</w:t>
+      </w:r>
+      <w:r>
+        <w:t xml:space="preserve"> </w:t>
+      </w:r>
+      <w:r>
+        <w:rPr>
+          <w:rStyle w:val="VerbatimChar"/>
+        </w:rPr>
+        <w:t xml:space="preserve">frugal-flock tail &lt;task&gt;</w:t>
+      </w:r>
+      <w:r>
+        <w:t xml:space="preserve"> </w:t>
+      </w:r>
+      <w:r>
+        <w:t xml:space="preserve">(or open</w:t>
+      </w:r>
+      <w:r>
+        <w:t xml:space="preserve"> </w:t>
+      </w:r>
+      <w:r>
+        <w:rPr>
+          <w:rStyle w:val="VerbatimChar"/>
+        </w:rPr>
+        <w:t xml:space="preserve">coord/reports/&lt;task&gt;.log</w:t>
+      </w:r>
+      <w:r>
+        <w:t xml:space="preserve">). The last ten lines almost always name</w:t>
+      </w:r>
+      <w:r>
+        <w:t xml:space="preserve"> </w:t>
+      </w:r>
+      <w:r>
+        <w:t xml:space="preserve">the real problem: a login expired, a flag renamed, a question waiting.</w:t>
+      </w:r>
+    </w:p>
+    <w:p>
+      <w:pPr>
+        <w:pStyle w:val="Compact"/>
+        <w:numPr>
+          <w:ilvl w:val="0"/>
+          <w:numId w:val="1016"/>
+        </w:numPr>
+      </w:pPr>
+      <w:r>
+        <w:t xml:space="preserve">Read the report verdict:</w:t>
+      </w:r>
+      <w:r>
+        <w:t xml:space="preserve"> </w:t>
+      </w:r>
+      <w:r>
+        <w:rPr>
+          <w:rStyle w:val="VerbatimChar"/>
+        </w:rPr>
+        <w:t xml:space="preserve">frugal-flock report &lt;task&gt;</w:t>
+      </w:r>
+      <w:r>
+        <w:t xml:space="preserve">. Empty diff?</w:t>
+      </w:r>
+      <w:r>
+        <w:t xml:space="preserve"> </w:t>
+      </w:r>
+      <w:r>
+        <w:t xml:space="preserve">Uncommitted work? Wall language?</w:t>
+      </w:r>
+    </w:p>
+    <w:p>
+      <w:pPr>
+        <w:pStyle w:val="FirstParagraph"/>
+      </w:pPr>
+      <w:r>
+        <w:t xml:space="preserve">And remember the great divider:</w:t>
+      </w:r>
+      <w:r>
+        <w:t xml:space="preserve"> </w:t>
+      </w:r>
+      <w:r>
+        <w:rPr>
+          <w:rStyle w:val="VerbatimChar"/>
+          <w:b/>
+          <w:bCs/>
+        </w:rPr>
+        <w:t xml:space="preserve">frugal-flock selftest</w:t>
+      </w:r>
+      <w:r>
+        <w:rPr>
+          <w:b/>
+          <w:bCs/>
+        </w:rPr>
+        <w:t xml:space="preserve"> </w:t>
+      </w:r>
+      <w:r>
+        <w:rPr>
+          <w:b/>
+          <w:bCs/>
+        </w:rPr>
+        <w:t xml:space="preserve">green means the</w:t>
+      </w:r>
+      <w:r>
+        <w:rPr>
+          <w:b/>
+          <w:bCs/>
+        </w:rPr>
+        <w:t xml:space="preserve"> </w:t>
+      </w:r>
+      <w:r>
+        <w:rPr>
+          <w:b/>
+          <w:bCs/>
+        </w:rPr>
         <w:t xml:space="preserve">machinery is fine</w:t>
       </w:r>
       <w:r>
@@ -9424,8 +10394,8 @@
         <w:t xml:space="preserve">— the problem is an agent, a login, or a task file.</w:t>
       </w:r>
     </w:p>
-    <w:bookmarkEnd w:id="66"/>
-    <w:bookmarkStart w:id="67" w:name="install-and-setup-problems"/>
+    <w:bookmarkEnd w:id="67"/>
+    <w:bookmarkStart w:id="68" w:name="install-and-setup-problems"/>
     <w:p>
       <w:pPr>
         <w:pStyle w:val="Heading3"/>
@@ -9651,24 +10621,30 @@
               <w:pStyle w:val="Compact"/>
             </w:pPr>
             <w:r>
-              <w:t xml:space="preserve">init:</w:t>
+              <w:t xml:space="preserve">“Python 3 is required before run/review/smoke”</w:t>
+            </w:r>
+          </w:p>
+        </w:tc>
+        <w:tc>
+          <w:tcPr/>
+          <w:p>
+            <w:pPr>
+              <w:pStyle w:val="Compact"/>
+            </w:pPr>
+            <w:r>
+              <w:t xml:space="preserve">Install it:</w:t>
             </w:r>
             <w:r>
               <w:t xml:space="preserve"> </w:t>
             </w:r>
             <w:r>
-              <w:t xml:space="preserve">“possible secrets tracked in git”</w:t>
-            </w:r>
-          </w:p>
-        </w:tc>
-        <w:tc>
-          <w:tcPr/>
-          <w:p>
-            <w:pPr>
-              <w:pStyle w:val="Compact"/>
-            </w:pPr>
-            <w:r>
-              <w:t xml:space="preserve">Working as intended — see section 5.3. Untrack the file, gitignore it, run init again.</w:t>
+              <w:rPr>
+                <w:rStyle w:val="VerbatimChar"/>
+              </w:rPr>
+              <w:t xml:space="preserve">sudo apt install python3</w:t>
+            </w:r>
+            <w:r>
+              <w:t xml:space="preserve">. Only the standard library is used; nothing else is downloaded.</w:t>
             </w:r>
           </w:p>
         </w:tc>
@@ -9681,36 +10657,24 @@
               <w:pStyle w:val="Compact"/>
             </w:pPr>
             <w:r>
-              <w:t xml:space="preserve">init warns</w:t>
+              <w:t xml:space="preserve">init:</w:t>
             </w:r>
             <w:r>
               <w:t xml:space="preserve"> </w:t>
             </w:r>
             <w:r>
-              <w:t xml:space="preserve">“no agents.conf entry for agent X”</w:t>
-            </w:r>
-          </w:p>
-        </w:tc>
-        <w:tc>
-          <w:tcPr/>
-          <w:p>
-            <w:pPr>
-              <w:pStyle w:val="Compact"/>
-            </w:pPr>
-            <w:r>
-              <w:t xml:space="preserve">You initialized a worker whose agent has no line in</w:t>
-            </w:r>
-            <w:r>
-              <w:t xml:space="preserve"> </w:t>
-            </w:r>
-            <w:r>
-              <w:rPr>
-                <w:rStyle w:val="VerbatimChar"/>
-              </w:rPr>
-              <w:t xml:space="preserve">agents.conf</w:t>
-            </w:r>
-            <w:r>
-              <w:t xml:space="preserve">. Add the line or ignore the seat.</w:t>
+              <w:t xml:space="preserve">“possible secrets tracked in git”</w:t>
+            </w:r>
+          </w:p>
+        </w:tc>
+        <w:tc>
+          <w:tcPr/>
+          <w:p>
+            <w:pPr>
+              <w:pStyle w:val="Compact"/>
+            </w:pPr>
+            <w:r>
+              <w:t xml:space="preserve">Working as intended — see section 5.3. Untrack the file, gitignore it, run init again.</w:t>
             </w:r>
           </w:p>
         </w:tc>
@@ -9723,33 +10687,36 @@
               <w:pStyle w:val="Compact"/>
             </w:pPr>
             <w:r>
-              <w:t xml:space="preserve">init:</w:t>
+              <w:t xml:space="preserve">init warns</w:t>
             </w:r>
             <w:r>
               <w:t xml:space="preserve"> </w:t>
             </w:r>
             <w:r>
-              <w:t xml:space="preserve">“this repo has no commits yet”</w:t>
-            </w:r>
-          </w:p>
-        </w:tc>
-        <w:tc>
-          <w:tcPr/>
-          <w:p>
-            <w:pPr>
-              <w:pStyle w:val="Compact"/>
-            </w:pPr>
-            <w:r>
-              <w:t xml:space="preserve">A worktree branches from a commit, so an empty repo cannot be scaffolded. Make one commit first (</w:t>
+              <w:t xml:space="preserve">“no agents.conf entry for agent X”</w:t>
+            </w:r>
+          </w:p>
+        </w:tc>
+        <w:tc>
+          <w:tcPr/>
+          <w:p>
+            <w:pPr>
+              <w:pStyle w:val="Compact"/>
+            </w:pPr>
+            <w:r>
+              <w:t xml:space="preserve">You initialized a worker whose agent has no line in</w:t>
+            </w:r>
+            <w:r>
+              <w:t xml:space="preserve"> </w:t>
             </w:r>
             <w:r>
               <w:rPr>
                 <w:rStyle w:val="VerbatimChar"/>
               </w:rPr>
-              <w:t xml:space="preserve">git commit --allow-empty -m "initial commit"</w:t>
-            </w:r>
-            <w:r>
-              <w:t xml:space="preserve">), then init.</w:t>
+              <w:t xml:space="preserve">agents.conf</w:t>
+            </w:r>
+            <w:r>
+              <w:t xml:space="preserve">. Add the line or ignore the seat.</w:t>
             </w:r>
           </w:p>
         </w:tc>
@@ -9762,6 +10729,45 @@
               <w:pStyle w:val="Compact"/>
             </w:pPr>
             <w:r>
+              <w:t xml:space="preserve">init:</w:t>
+            </w:r>
+            <w:r>
+              <w:t xml:space="preserve"> </w:t>
+            </w:r>
+            <w:r>
+              <w:t xml:space="preserve">“this repo has no commits yet”</w:t>
+            </w:r>
+          </w:p>
+        </w:tc>
+        <w:tc>
+          <w:tcPr/>
+          <w:p>
+            <w:pPr>
+              <w:pStyle w:val="Compact"/>
+            </w:pPr>
+            <w:r>
+              <w:t xml:space="preserve">A worktree branches from a commit, so an empty repo cannot be scaffolded. Make one commit first (</w:t>
+            </w:r>
+            <w:r>
+              <w:rPr>
+                <w:rStyle w:val="VerbatimChar"/>
+              </w:rPr>
+              <w:t xml:space="preserve">git commit --allow-empty -m "initial commit"</w:t>
+            </w:r>
+            <w:r>
+              <w:t xml:space="preserve">), then init.</w:t>
+            </w:r>
+          </w:p>
+        </w:tc>
+      </w:tr>
+      <w:tr>
+        <w:tc>
+          <w:tcPr/>
+          <w:p>
+            <w:pPr>
+              <w:pStyle w:val="Compact"/>
+            </w:pPr>
+            <w:r>
               <w:t xml:space="preserve">“worker/task name must not contain a path separator /</w:t>
             </w:r>
             <w:r>
@@ -9854,8 +10860,8 @@
         </w:tc>
       </w:tr>
     </w:tbl>
-    <w:bookmarkEnd w:id="67"/>
-    <w:bookmarkStart w:id="68" w:name="agent-problems"/>
+    <w:bookmarkEnd w:id="68"/>
+    <w:bookmarkStart w:id="69" w:name="agent-problems"/>
     <w:p>
       <w:pPr>
         <w:pStyle w:val="Heading3"/>
@@ -10164,8 +11170,8 @@
         </w:tc>
       </w:tr>
     </w:tbl>
-    <w:bookmarkEnd w:id="68"/>
-    <w:bookmarkStart w:id="69" w:name="run-problems"/>
+    <w:bookmarkEnd w:id="69"/>
+    <w:bookmarkStart w:id="70" w:name="run-problems"/>
     <w:p>
       <w:pPr>
         <w:pStyle w:val="Heading3"/>
@@ -10470,9 +11476,39 @@
           </w:p>
         </w:tc>
       </w:tr>
+      <w:tr>
+        <w:tc>
+          <w:tcPr/>
+          <w:p>
+            <w:pPr>
+              <w:pStyle w:val="Compact"/>
+            </w:pPr>
+            <w:r>
+              <w:t xml:space="preserve">run:</w:t>
+            </w:r>
+            <w:r>
+              <w:t xml:space="preserve"> </w:t>
+            </w:r>
+            <w:r>
+              <w:t xml:space="preserve">“post-run snapshot failed”</w:t>
+            </w:r>
+          </w:p>
+        </w:tc>
+        <w:tc>
+          <w:tcPr/>
+          <w:p>
+            <w:pPr>
+              <w:pStyle w:val="Compact"/>
+            </w:pPr>
+            <w:r>
+              <w:t xml:space="preserve">The worker left a FIFO, socket, device, nested repository or submodule in its workshop. The real exit code is recorded, but the result stays not ready. Remove the file and run again.</w:t>
+            </w:r>
+          </w:p>
+        </w:tc>
+      </w:tr>
     </w:tbl>
-    <w:bookmarkEnd w:id="69"/>
-    <w:bookmarkStart w:id="70" w:name="gate-problems-verify-diff-merge"/>
+    <w:bookmarkEnd w:id="70"/>
+    <w:bookmarkStart w:id="71" w:name="gate-problems-verify-diff-merge"/>
     <w:p>
       <w:pPr>
         <w:pStyle w:val="Heading3"/>
@@ -10674,18 +11710,7 @@
               <w:pStyle w:val="Compact"/>
             </w:pPr>
             <w:r>
-              <w:t xml:space="preserve">Report says done; diff shows uncommitted work</w:t>
-            </w:r>
-          </w:p>
-        </w:tc>
-        <w:tc>
-          <w:tcPr/>
-          <w:p>
-            <w:pPr>
-              <w:pStyle w:val="Compact"/>
-            </w:pPr>
-            <w:r>
-              <w:t xml:space="preserve">The worker forgot to commit. Commit it yourself in</w:t>
+              <w:t xml:space="preserve">verify:</w:t>
             </w:r>
             <w:r>
               <w:t xml:space="preserve"> </w:t>
@@ -10694,22 +11719,33 @@
               <w:rPr>
                 <w:rStyle w:val="VerbatimChar"/>
               </w:rPr>
-              <w:t xml:space="preserve">wt/&lt;w&gt;</w:t>
+              <w:t xml:space="preserve">INCOMPLETE</w:t>
             </w:r>
             <w:r>
               <w:t xml:space="preserve"> </w:t>
             </w:r>
             <w:r>
-              <w:t xml:space="preserve">or rerun with a sharper</w:t>
+              <w:t xml:space="preserve">with</w:t>
             </w:r>
             <w:r>
               <w:t xml:space="preserve"> </w:t>
             </w:r>
             <w:r>
-              <w:t xml:space="preserve">“Done means”</w:t>
-            </w:r>
-            <w:r>
-              <w:t xml:space="preserve">.</w:t>
+              <w:rPr>
+                <w:rStyle w:val="VerbatimChar"/>
+              </w:rPr>
+              <w:t xml:space="preserve">candidate_changed_during_validation</w:t>
+            </w:r>
+          </w:p>
+        </w:tc>
+        <w:tc>
+          <w:tcPr/>
+          <w:p>
+            <w:pPr>
+              <w:pStyle w:val="Compact"/>
+            </w:pPr>
+            <w:r>
+              <w:t xml:space="preserve">Something changed the workshop while the checks ran. Make sure nothing else writes there, then rerun verify.</w:t>
             </w:r>
           </w:p>
         </w:tc>
@@ -10722,18 +11758,42 @@
               <w:pStyle w:val="Compact"/>
             </w:pPr>
             <w:r>
-              <w:t xml:space="preserve">Report says done; diff looks wrong</w:t>
-            </w:r>
-          </w:p>
-        </w:tc>
-        <w:tc>
-          <w:tcPr/>
-          <w:p>
-            <w:pPr>
-              <w:pStyle w:val="Compact"/>
-            </w:pPr>
-            <w:r>
-              <w:t xml:space="preserve">Normal. Reject; the foreman re-briefs. The system working.</w:t>
+              <w:t xml:space="preserve">“unsupported assume-unchanged/skip-worktree index flags”</w:t>
+            </w:r>
+          </w:p>
+        </w:tc>
+        <w:tc>
+          <w:tcPr/>
+          <w:p>
+            <w:pPr>
+              <w:pStyle w:val="Compact"/>
+            </w:pPr>
+            <w:r>
+              <w:t xml:space="preserve">Those git flags hide edits from scope checks and review. Clear them (</w:t>
+            </w:r>
+            <w:r>
+              <w:rPr>
+                <w:rStyle w:val="VerbatimChar"/>
+              </w:rPr>
+              <w:t xml:space="preserve">git update-index --no-assume-unchanged --no-skip-worktree</w:t>
+            </w:r>
+            <w:r>
+              <w:t xml:space="preserve"> </w:t>
+            </w:r>
+            <w:r>
+              <w:t xml:space="preserve">on the named paths, or</w:t>
+            </w:r>
+            <w:r>
+              <w:t xml:space="preserve"> </w:t>
+            </w:r>
+            <w:r>
+              <w:rPr>
+                <w:rStyle w:val="VerbatimChar"/>
+              </w:rPr>
+              <w:t xml:space="preserve">git sparse-checkout disable</w:t>
+            </w:r>
+            <w:r>
+              <w:t xml:space="preserve">) and rerun.</w:t>
             </w:r>
           </w:p>
         </w:tc>
@@ -10746,30 +11806,24 @@
               <w:pStyle w:val="Compact"/>
             </w:pPr>
             <w:r>
-              <w:t xml:space="preserve">Two workers changed the same file</w:t>
-            </w:r>
-          </w:p>
-        </w:tc>
-        <w:tc>
-          <w:tcPr/>
-          <w:p>
-            <w:pPr>
-              <w:pStyle w:val="Compact"/>
-            </w:pPr>
-            <w:r>
-              <w:t xml:space="preserve">A scope overlap slipped through. Accept one, reject the other, fix disjointness. (Exception: a deliberate</w:t>
+              <w:t xml:space="preserve">review:</w:t>
             </w:r>
             <w:r>
               <w:t xml:space="preserve"> </w:t>
             </w:r>
             <w:r>
-              <w:rPr>
-                <w:rStyle w:val="VerbatimChar"/>
-              </w:rPr>
-              <w:t xml:space="preserve">race</w:t>
-            </w:r>
-            <w:r>
-              <w:t xml:space="preserve">.)</w:t>
+              <w:t xml:space="preserve">“requires current passed validation”</w:t>
+            </w:r>
+          </w:p>
+        </w:tc>
+        <w:tc>
+          <w:tcPr/>
+          <w:p>
+            <w:pPr>
+              <w:pStyle w:val="Compact"/>
+            </w:pPr>
+            <w:r>
+              <w:t xml:space="preserve">Run verify first. Any commit, file change or task edit since the last PASS makes that PASS stale.</w:t>
             </w:r>
           </w:p>
         </w:tc>
@@ -10782,6 +11836,198 @@
               <w:pStyle w:val="Compact"/>
             </w:pPr>
             <w:r>
+              <w:t xml:space="preserve">review:</w:t>
+            </w:r>
+            <w:r>
+              <w:t xml:space="preserve"> </w:t>
+            </w:r>
+            <w:r>
+              <w:t xml:space="preserve">“incomplete review material”</w:t>
+            </w:r>
+          </w:p>
+        </w:tc>
+        <w:tc>
+          <w:tcPr/>
+          <w:p>
+            <w:pPr>
+              <w:pStyle w:val="Compact"/>
+            </w:pPr>
+            <w:r>
+              <w:t xml:space="preserve">Commit all staged, unstaged and untracked work. Binary or oversized diffs cannot be reviewed this way — inspect them yourself.</w:t>
+            </w:r>
+          </w:p>
+        </w:tc>
+      </w:tr>
+      <w:tr>
+        <w:tc>
+          <w:tcPr/>
+          <w:p>
+            <w:pPr>
+              <w:pStyle w:val="Compact"/>
+            </w:pPr>
+            <w:r>
+              <w:t xml:space="preserve">review exit 2, verdict unknown</w:t>
+            </w:r>
+          </w:p>
+        </w:tc>
+        <w:tc>
+          <w:tcPr/>
+          <w:p>
+            <w:pPr>
+              <w:pStyle w:val="Compact"/>
+            </w:pPr>
+            <w:r>
+              <w:t xml:space="preserve">The reviewer did not end with exactly one</w:t>
+            </w:r>
+            <w:r>
+              <w:t xml:space="preserve"> </w:t>
+            </w:r>
+            <w:r>
+              <w:rPr>
+                <w:rStyle w:val="VerbatimChar"/>
+              </w:rPr>
+              <w:t xml:space="preserve">VERDICT: APPROVE</w:t>
+            </w:r>
+            <w:r>
+              <w:t xml:space="preserve"> </w:t>
+            </w:r>
+            <w:r>
+              <w:t xml:space="preserve">or</w:t>
+            </w:r>
+            <w:r>
+              <w:t xml:space="preserve"> </w:t>
+            </w:r>
+            <w:r>
+              <w:rPr>
+                <w:rStyle w:val="VerbatimChar"/>
+              </w:rPr>
+              <w:t xml:space="preserve">VERDICT: REQUEST-CHANGES</w:t>
+            </w:r>
+            <w:r>
+              <w:t xml:space="preserve"> </w:t>
+            </w:r>
+            <w:r>
+              <w:t xml:space="preserve">line. Rerun or ask another reviewer.</w:t>
+            </w:r>
+          </w:p>
+        </w:tc>
+      </w:tr>
+      <w:tr>
+        <w:tc>
+          <w:tcPr/>
+          <w:p>
+            <w:pPr>
+              <w:pStyle w:val="Compact"/>
+            </w:pPr>
+            <w:r>
+              <w:t xml:space="preserve">Report says done; diff shows uncommitted work</w:t>
+            </w:r>
+          </w:p>
+        </w:tc>
+        <w:tc>
+          <w:tcPr/>
+          <w:p>
+            <w:pPr>
+              <w:pStyle w:val="Compact"/>
+            </w:pPr>
+            <w:r>
+              <w:t xml:space="preserve">The worker forgot to commit. Commit it yourself in</w:t>
+            </w:r>
+            <w:r>
+              <w:t xml:space="preserve"> </w:t>
+            </w:r>
+            <w:r>
+              <w:rPr>
+                <w:rStyle w:val="VerbatimChar"/>
+              </w:rPr>
+              <w:t xml:space="preserve">wt/&lt;w&gt;</w:t>
+            </w:r>
+            <w:r>
+              <w:t xml:space="preserve"> </w:t>
+            </w:r>
+            <w:r>
+              <w:t xml:space="preserve">or rerun with a sharper</w:t>
+            </w:r>
+            <w:r>
+              <w:t xml:space="preserve"> </w:t>
+            </w:r>
+            <w:r>
+              <w:t xml:space="preserve">“Done means”</w:t>
+            </w:r>
+            <w:r>
+              <w:t xml:space="preserve">.</w:t>
+            </w:r>
+          </w:p>
+        </w:tc>
+      </w:tr>
+      <w:tr>
+        <w:tc>
+          <w:tcPr/>
+          <w:p>
+            <w:pPr>
+              <w:pStyle w:val="Compact"/>
+            </w:pPr>
+            <w:r>
+              <w:t xml:space="preserve">Report says done; diff looks wrong</w:t>
+            </w:r>
+          </w:p>
+        </w:tc>
+        <w:tc>
+          <w:tcPr/>
+          <w:p>
+            <w:pPr>
+              <w:pStyle w:val="Compact"/>
+            </w:pPr>
+            <w:r>
+              <w:t xml:space="preserve">Normal. Reject; the foreman re-briefs. The system working.</w:t>
+            </w:r>
+          </w:p>
+        </w:tc>
+      </w:tr>
+      <w:tr>
+        <w:tc>
+          <w:tcPr/>
+          <w:p>
+            <w:pPr>
+              <w:pStyle w:val="Compact"/>
+            </w:pPr>
+            <w:r>
+              <w:t xml:space="preserve">Two workers changed the same file</w:t>
+            </w:r>
+          </w:p>
+        </w:tc>
+        <w:tc>
+          <w:tcPr/>
+          <w:p>
+            <w:pPr>
+              <w:pStyle w:val="Compact"/>
+            </w:pPr>
+            <w:r>
+              <w:t xml:space="preserve">A scope overlap slipped through. Accept one, reject the other, fix disjointness. (Exception: a deliberate</w:t>
+            </w:r>
+            <w:r>
+              <w:t xml:space="preserve"> </w:t>
+            </w:r>
+            <w:r>
+              <w:rPr>
+                <w:rStyle w:val="VerbatimChar"/>
+              </w:rPr>
+              <w:t xml:space="preserve">race</w:t>
+            </w:r>
+            <w:r>
+              <w:t xml:space="preserve">.)</w:t>
+            </w:r>
+          </w:p>
+        </w:tc>
+      </w:tr>
+      <w:tr>
+        <w:tc>
+          <w:tcPr/>
+          <w:p>
+            <w:pPr>
+              <w:pStyle w:val="Compact"/>
+            </w:pPr>
+            <w:r>
               <w:t xml:space="preserve">Merge conflict when you merge</w:t>
             </w:r>
           </w:p>
@@ -10820,8 +12066,8 @@
         </w:tc>
       </w:tr>
     </w:tbl>
-    <w:bookmarkEnd w:id="70"/>
-    <w:bookmarkStart w:id="71" w:name="emergency"/>
+    <w:bookmarkEnd w:id="71"/>
+    <w:bookmarkStart w:id="72" w:name="emergency"/>
     <w:p>
       <w:pPr>
         <w:pStyle w:val="Heading3"/>
@@ -10940,9 +12186,9 @@
         </w:pict>
       </w:r>
     </w:p>
-    <w:bookmarkEnd w:id="71"/>
     <w:bookmarkEnd w:id="72"/>
-    <w:bookmarkStart w:id="73" w:name="command-reference-all-commands"/>
+    <w:bookmarkEnd w:id="73"/>
+    <w:bookmarkStart w:id="74" w:name="command-reference-all-commands"/>
     <w:p>
       <w:pPr>
         <w:pStyle w:val="Heading2"/>
@@ -11074,18 +12320,33 @@
               <w:rPr>
                 <w:rStyle w:val="VerbatimChar"/>
               </w:rPr>
-              <w:t xml:space="preserve">frugal-flock agents</w:t>
-            </w:r>
-          </w:p>
-        </w:tc>
-        <w:tc>
-          <w:tcPr/>
-          <w:p>
-            <w:pPr>
-              <w:pStyle w:val="Compact"/>
-            </w:pPr>
-            <w:r>
-              <w:t xml:space="preserve">Roll call: each agent — binary installed? on or benched?</w:t>
+              <w:t xml:space="preserve">frugal-flock agents [--json]</w:t>
+            </w:r>
+          </w:p>
+        </w:tc>
+        <w:tc>
+          <w:tcPr/>
+          <w:p>
+            <w:pPr>
+              <w:pStyle w:val="Compact"/>
+            </w:pPr>
+            <w:r>
+              <w:t xml:space="preserve">Roll call: each agent — program installed (yes / no / unknown)? on or benched? Local only; no login or quota check.</w:t>
+            </w:r>
+            <w:r>
+              <w:t xml:space="preserve"> </w:t>
+            </w:r>
+            <w:r>
+              <w:rPr>
+                <w:rStyle w:val="VerbatimChar"/>
+              </w:rPr>
+              <w:t xml:space="preserve">--json</w:t>
+            </w:r>
+            <w:r>
+              <w:t xml:space="preserve"> </w:t>
+            </w:r>
+            <w:r>
+              <w:t xml:space="preserve">= machine-readable.</w:t>
             </w:r>
           </w:p>
         </w:tc>
@@ -11432,7 +12693,7 @@
               <w:pStyle w:val="Compact"/>
             </w:pPr>
             <w:r>
-              <w:t xml:space="preserve">The mechanical gate: scope check + Validate re-run + commit sanity; verdict into report and ledger; exit code matches.</w:t>
+              <w:t xml:space="preserve">The mechanical gate: scope check + Validate re-run + commit sanity; verdict into report, ledger and result. Exit 0 PASS, 1 FAIL, 2 INCOMPLETE.</w:t>
             </w:r>
           </w:p>
         </w:tc>
@@ -11486,7 +12747,7 @@
               <w:pStyle w:val="Compact"/>
             </w:pPr>
             <w:r>
-              <w:t xml:space="preserve">A DIFFERENT vendor reviews the task order + diff; ends</w:t>
+              <w:t xml:space="preserve">After a current verify PASS, a DIFFERENT vendor reviews the task order + committed diff; ends</w:t>
             </w:r>
             <w:r>
               <w:t xml:space="preserve"> </w:t>
@@ -11513,7 +12774,73 @@
               <w:t xml:space="preserve">REQUEST-CHANGES</w:t>
             </w:r>
             <w:r>
-              <w:t xml:space="preserve">.</w:t>
+              <w:t xml:space="preserve">. Exit 0 approved, 1 changes or reviewer failed, 2 unknown or incomplete.</w:t>
+            </w:r>
+          </w:p>
+        </w:tc>
+      </w:tr>
+      <w:tr>
+        <w:tc>
+          <w:tcPr/>
+          <w:p>
+            <w:pPr>
+              <w:pStyle w:val="Compact"/>
+            </w:pPr>
+            <w:r>
+              <w:rPr>
+                <w:rStyle w:val="VerbatimChar"/>
+              </w:rPr>
+              <w:t xml:space="preserve">frugal-flock result &lt;w&gt; &lt;task&gt;</w:t>
+            </w:r>
+          </w:p>
+        </w:tc>
+        <w:tc>
+          <w:tcPr/>
+          <w:p>
+            <w:pPr>
+              <w:pStyle w:val="Compact"/>
+            </w:pPr>
+            <w:r>
+              <w:t xml:space="preserve">Print the task’s stored evidence as JSON (read-only, no AI call).</w:t>
+            </w:r>
+          </w:p>
+        </w:tc>
+      </w:tr>
+      <w:tr>
+        <w:tc>
+          <w:tcPr/>
+          <w:p>
+            <w:pPr>
+              <w:pStyle w:val="Compact"/>
+            </w:pPr>
+            <w:r>
+              <w:rPr>
+                <w:rStyle w:val="VerbatimChar"/>
+              </w:rPr>
+              <w:t xml:space="preserve">frugal-flock handoff &lt;w&gt; &lt;task&gt;</w:t>
+            </w:r>
+          </w:p>
+        </w:tc>
+        <w:tc>
+          <w:tcPr/>
+          <w:p>
+            <w:pPr>
+              <w:pStyle w:val="Compact"/>
+            </w:pPr>
+            <w:r>
+              <w:t xml:space="preserve">Write a context packet for the next AI under</w:t>
+            </w:r>
+            <w:r>
+              <w:t xml:space="preserve"> </w:t>
+            </w:r>
+            <w:r>
+              <w:rPr>
+                <w:rStyle w:val="VerbatimChar"/>
+              </w:rPr>
+              <w:t xml:space="preserve">coord/handoffs/</w:t>
+            </w:r>
+            <w:r>
+              <w:t xml:space="preserve">; not a backup.</w:t>
             </w:r>
           </w:p>
         </w:tc>
@@ -12057,8 +13384,8 @@
         </w:pict>
       </w:r>
     </w:p>
-    <w:bookmarkEnd w:id="73"/>
-    <w:bookmarkStart w:id="74" w:name="settings-reference-environment-variables"/>
+    <w:bookmarkEnd w:id="74"/>
+    <w:bookmarkStart w:id="75" w:name="settings-reference-environment-variables"/>
     <w:p>
       <w:pPr>
         <w:pStyle w:val="Heading2"/>
@@ -12587,8 +13914,8 @@
         </w:pict>
       </w:r>
     </w:p>
-    <w:bookmarkEnd w:id="74"/>
-    <w:bookmarkStart w:id="75" w:name="Xf610a011b9fbf7d21735c699f3813ef93303206"/>
+    <w:bookmarkEnd w:id="75"/>
+    <w:bookmarkStart w:id="76" w:name="Xf610a011b9fbf7d21735c699f3813ef93303206"/>
     <w:p>
       <w:pPr>
         <w:pStyle w:val="Heading2"/>
@@ -12643,7 +13970,7 @@
         <w:pStyle w:val="Compact"/>
         <w:numPr>
           <w:ilvl w:val="0"/>
-          <w:numId w:val="1016"/>
+          <w:numId w:val="1017"/>
         </w:numPr>
       </w:pPr>
       <w:r>
@@ -12661,7 +13988,7 @@
         <w:pStyle w:val="Compact"/>
         <w:numPr>
           <w:ilvl w:val="0"/>
-          <w:numId w:val="1016"/>
+          <w:numId w:val="1017"/>
         </w:numPr>
       </w:pPr>
       <w:r>
@@ -12679,7 +14006,7 @@
         <w:pStyle w:val="Compact"/>
         <w:numPr>
           <w:ilvl w:val="0"/>
-          <w:numId w:val="1016"/>
+          <w:numId w:val="1017"/>
         </w:numPr>
       </w:pPr>
       <w:r>
@@ -12691,7 +14018,7 @@
         <w:pStyle w:val="Compact"/>
         <w:numPr>
           <w:ilvl w:val="0"/>
-          <w:numId w:val="1016"/>
+          <w:numId w:val="1017"/>
         </w:numPr>
       </w:pPr>
       <w:r>
@@ -12709,7 +14036,7 @@
         <w:pStyle w:val="Compact"/>
         <w:numPr>
           <w:ilvl w:val="0"/>
-          <w:numId w:val="1016"/>
+          <w:numId w:val="1017"/>
         </w:numPr>
       </w:pPr>
       <w:r>
@@ -12727,7 +14054,7 @@
         <w:pStyle w:val="Compact"/>
         <w:numPr>
           <w:ilvl w:val="0"/>
-          <w:numId w:val="1016"/>
+          <w:numId w:val="1017"/>
         </w:numPr>
       </w:pPr>
       <w:r>
@@ -12745,7 +14072,7 @@
         <w:pStyle w:val="Compact"/>
         <w:numPr>
           <w:ilvl w:val="0"/>
-          <w:numId w:val="1016"/>
+          <w:numId w:val="1017"/>
         </w:numPr>
       </w:pPr>
       <w:r>
@@ -12757,7 +14084,7 @@
         <w:pStyle w:val="Compact"/>
         <w:numPr>
           <w:ilvl w:val="0"/>
-          <w:numId w:val="1016"/>
+          <w:numId w:val="1017"/>
         </w:numPr>
       </w:pPr>
       <w:r>
@@ -12775,7 +14102,7 @@
         <w:pStyle w:val="Compact"/>
         <w:numPr>
           <w:ilvl w:val="0"/>
-          <w:numId w:val="1016"/>
+          <w:numId w:val="1017"/>
         </w:numPr>
       </w:pPr>
       <w:r>
@@ -12787,7 +14114,7 @@
         <w:pStyle w:val="Compact"/>
         <w:numPr>
           <w:ilvl w:val="0"/>
-          <w:numId w:val="1016"/>
+          <w:numId w:val="1017"/>
         </w:numPr>
       </w:pPr>
       <w:r>
@@ -12826,7 +14153,7 @@
         <w:pStyle w:val="Compact"/>
         <w:numPr>
           <w:ilvl w:val="0"/>
-          <w:numId w:val="1016"/>
+          <w:numId w:val="1017"/>
         </w:numPr>
       </w:pPr>
       <w:r>
@@ -12850,7 +14177,7 @@
         <w:pStyle w:val="Compact"/>
         <w:numPr>
           <w:ilvl w:val="0"/>
-          <w:numId w:val="1016"/>
+          <w:numId w:val="1017"/>
         </w:numPr>
       </w:pPr>
       <w:r>
@@ -12864,8 +14191,8 @@
         </w:pict>
       </w:r>
     </w:p>
-    <w:bookmarkEnd w:id="75"/>
-    <w:bookmarkStart w:id="76" w:name="glossary"/>
+    <w:bookmarkEnd w:id="76"/>
+    <w:bookmarkStart w:id="77" w:name="glossary"/>
     <w:p>
       <w:pPr>
         <w:pStyle w:val="Heading2"/>
@@ -13282,18 +14609,33 @@
                 <w:b/>
                 <w:bCs/>
               </w:rPr>
-              <w:t xml:space="preserve">headless</w:t>
-            </w:r>
-          </w:p>
-        </w:tc>
-        <w:tc>
-          <w:tcPr/>
-          <w:p>
-            <w:pPr>
-              <w:pStyle w:val="Compact"/>
-            </w:pPr>
-            <w:r>
-              <w:t xml:space="preserve">Running non-interactively: one prompt in, work happens, output comes back, the program exits.</w:t>
+              <w:t xml:space="preserve">handoff packet</w:t>
+            </w:r>
+          </w:p>
+        </w:tc>
+        <w:tc>
+          <w:tcPr/>
+          <w:p>
+            <w:pPr>
+              <w:pStyle w:val="Compact"/>
+            </w:pPr>
+            <w:r>
+              <w:t xml:space="preserve">A folder written by</w:t>
+            </w:r>
+            <w:r>
+              <w:t xml:space="preserve"> </w:t>
+            </w:r>
+            <w:r>
+              <w:rPr>
+                <w:rStyle w:val="VerbatimChar"/>
+              </w:rPr>
+              <w:t xml:space="preserve">frugal-flock handoff</w:t>
+            </w:r>
+            <w:r>
+              <w:t xml:space="preserve"> </w:t>
+            </w:r>
+            <w:r>
+              <w:t xml:space="preserve">so another AI can continue in the same workshop: task, result, revision, changed files, next steps. Context, not a backup.</w:t>
             </w:r>
           </w:p>
         </w:tc>
@@ -13310,18 +14652,18 @@
                 <w:b/>
                 <w:bCs/>
               </w:rPr>
-              <w:t xml:space="preserve">hook</w:t>
-            </w:r>
-          </w:p>
-        </w:tc>
-        <w:tc>
-          <w:tcPr/>
-          <w:p>
-            <w:pPr>
-              <w:pStyle w:val="Compact"/>
-            </w:pPr>
-            <w:r>
-              <w:t xml:space="preserve">A small script git runs automatically around actions (commit, push, merge). Frugal Flock installs three guards.</w:t>
+              <w:t xml:space="preserve">headless</w:t>
+            </w:r>
+          </w:p>
+        </w:tc>
+        <w:tc>
+          <w:tcPr/>
+          <w:p>
+            <w:pPr>
+              <w:pStyle w:val="Compact"/>
+            </w:pPr>
+            <w:r>
+              <w:t xml:space="preserve">Running non-interactively: one prompt in, work happens, output comes back, the program exits.</w:t>
             </w:r>
           </w:p>
         </w:tc>
@@ -13338,72 +14680,18 @@
                 <w:b/>
                 <w:bCs/>
               </w:rPr>
-              <w:t xml:space="preserve">ledger</w:t>
-            </w:r>
-          </w:p>
-        </w:tc>
-        <w:tc>
-          <w:tcPr/>
-          <w:p>
-            <w:pPr>
-              <w:pStyle w:val="Compact"/>
-            </w:pPr>
-            <w:r>
-              <w:rPr>
-                <w:rStyle w:val="VerbatimChar"/>
-              </w:rPr>
-              <w:t xml:space="preserve">coord/reports/ledger.jsonl</w:t>
-            </w:r>
-            <w:r>
-              <w:t xml:space="preserve"> </w:t>
-            </w:r>
-            <w:r>
-              <w:t xml:space="preserve">— machine-readable history: one JSON line per run/verify/review/race/merge. Run timings are suspend-aware:</w:t>
-            </w:r>
-            <w:r>
-              <w:t xml:space="preserve"> </w:t>
-            </w:r>
-            <w:r>
-              <w:rPr>
-                <w:rStyle w:val="VerbatimChar"/>
-              </w:rPr>
-              <w:t xml:space="preserve">duration_s</w:t>
-            </w:r>
-            <w:r>
-              <w:t xml:space="preserve"> </w:t>
-            </w:r>
-            <w:r>
-              <w:t xml:space="preserve">counts only real working time,</w:t>
-            </w:r>
-            <w:r>
-              <w:t xml:space="preserve"> </w:t>
-            </w:r>
-            <w:r>
-              <w:rPr>
-                <w:rStyle w:val="VerbatimChar"/>
-              </w:rPr>
-              <w:t xml:space="preserve">wall_s</w:t>
-            </w:r>
-            <w:r>
-              <w:t xml:space="preserve"> </w:t>
-            </w:r>
-            <w:r>
-              <w:t xml:space="preserve">is clock time, and</w:t>
-            </w:r>
-            <w:r>
-              <w:t xml:space="preserve"> </w:t>
-            </w:r>
-            <w:r>
-              <w:rPr>
-                <w:rStyle w:val="VerbatimChar"/>
-              </w:rPr>
-              <w:t xml:space="preserve">suspended</w:t>
-            </w:r>
-            <w:r>
-              <w:t xml:space="preserve"> </w:t>
-            </w:r>
-            <w:r>
-              <w:t xml:space="preserve">marks a run the machine slept through.</w:t>
+              <w:t xml:space="preserve">hook</w:t>
+            </w:r>
+          </w:p>
+        </w:tc>
+        <w:tc>
+          <w:tcPr/>
+          <w:p>
+            <w:pPr>
+              <w:pStyle w:val="Compact"/>
+            </w:pPr>
+            <w:r>
+              <w:t xml:space="preserve">A small script git runs automatically around actions (commit, push, merge). Frugal Flock installs three guards.</w:t>
             </w:r>
           </w:p>
         </w:tc>
@@ -13420,39 +14708,72 @@
                 <w:b/>
                 <w:bCs/>
               </w:rPr>
-              <w:t xml:space="preserve">lock</w:t>
-            </w:r>
-          </w:p>
-        </w:tc>
-        <w:tc>
-          <w:tcPr/>
-          <w:p>
-            <w:pPr>
-              <w:pStyle w:val="Compact"/>
-            </w:pPr>
-            <w:r>
-              <w:t xml:space="preserve">The per-worker</w:t>
+              <w:t xml:space="preserve">ledger</w:t>
+            </w:r>
+          </w:p>
+        </w:tc>
+        <w:tc>
+          <w:tcPr/>
+          <w:p>
+            <w:pPr>
+              <w:pStyle w:val="Compact"/>
+            </w:pPr>
+            <w:r>
+              <w:rPr>
+                <w:rStyle w:val="VerbatimChar"/>
+              </w:rPr>
+              <w:t xml:space="preserve">coord/reports/ledger.jsonl</w:t>
             </w:r>
             <w:r>
               <w:t xml:space="preserve"> </w:t>
             </w:r>
             <w:r>
-              <w:t xml:space="preserve">“one run at a time”</w:t>
+              <w:t xml:space="preserve">— machine-readable history: one JSON line per run/verify/review/race/merge. Run timings are suspend-aware:</w:t>
             </w:r>
             <w:r>
               <w:t xml:space="preserve"> </w:t>
             </w:r>
             <w:r>
-              <w:t xml:space="preserve">guarantee (</w:t>
-            </w:r>
-            <w:r>
               <w:rPr>
                 <w:rStyle w:val="VerbatimChar"/>
               </w:rPr>
-              <w:t xml:space="preserve">coord/.locks/</w:t>
-            </w:r>
-            <w:r>
-              <w:t xml:space="preserve">).</w:t>
+              <w:t xml:space="preserve">duration_s</w:t>
+            </w:r>
+            <w:r>
+              <w:t xml:space="preserve"> </w:t>
+            </w:r>
+            <w:r>
+              <w:t xml:space="preserve">counts only real working time,</w:t>
+            </w:r>
+            <w:r>
+              <w:t xml:space="preserve"> </w:t>
+            </w:r>
+            <w:r>
+              <w:rPr>
+                <w:rStyle w:val="VerbatimChar"/>
+              </w:rPr>
+              <w:t xml:space="preserve">wall_s</w:t>
+            </w:r>
+            <w:r>
+              <w:t xml:space="preserve"> </w:t>
+            </w:r>
+            <w:r>
+              <w:t xml:space="preserve">is clock time, and</w:t>
+            </w:r>
+            <w:r>
+              <w:t xml:space="preserve"> </w:t>
+            </w:r>
+            <w:r>
+              <w:rPr>
+                <w:rStyle w:val="VerbatimChar"/>
+              </w:rPr>
+              <w:t xml:space="preserve">suspended</w:t>
+            </w:r>
+            <w:r>
+              <w:t xml:space="preserve"> </w:t>
+            </w:r>
+            <w:r>
+              <w:t xml:space="preserve">marks a run the machine slept through.</w:t>
             </w:r>
           </w:p>
         </w:tc>
@@ -13469,18 +14790,39 @@
                 <w:b/>
                 <w:bCs/>
               </w:rPr>
-              <w:t xml:space="preserve">merge</w:t>
-            </w:r>
-          </w:p>
-        </w:tc>
-        <w:tc>
-          <w:tcPr/>
-          <w:p>
-            <w:pPr>
-              <w:pStyle w:val="Compact"/>
-            </w:pPr>
-            <w:r>
-              <w:t xml:space="preserve">Bringing one branch’s commits into another. Yours alone.</w:t>
+              <w:t xml:space="preserve">lock</w:t>
+            </w:r>
+          </w:p>
+        </w:tc>
+        <w:tc>
+          <w:tcPr/>
+          <w:p>
+            <w:pPr>
+              <w:pStyle w:val="Compact"/>
+            </w:pPr>
+            <w:r>
+              <w:t xml:space="preserve">The per-worker</w:t>
+            </w:r>
+            <w:r>
+              <w:t xml:space="preserve"> </w:t>
+            </w:r>
+            <w:r>
+              <w:t xml:space="preserve">“one run at a time”</w:t>
+            </w:r>
+            <w:r>
+              <w:t xml:space="preserve"> </w:t>
+            </w:r>
+            <w:r>
+              <w:t xml:space="preserve">guarantee (</w:t>
+            </w:r>
+            <w:r>
+              <w:rPr>
+                <w:rStyle w:val="VerbatimChar"/>
+              </w:rPr>
+              <w:t xml:space="preserve">coord/.locks/</w:t>
+            </w:r>
+            <w:r>
+              <w:t xml:space="preserve">).</w:t>
             </w:r>
           </w:p>
         </w:tc>
@@ -13497,18 +14839,18 @@
                 <w:b/>
                 <w:bCs/>
               </w:rPr>
-              <w:t xml:space="preserve">PATH</w:t>
-            </w:r>
-          </w:p>
-        </w:tc>
-        <w:tc>
-          <w:tcPr/>
-          <w:p>
-            <w:pPr>
-              <w:pStyle w:val="Compact"/>
-            </w:pPr>
-            <w:r>
-              <w:t xml:space="preserve">The list of folders your terminal searches for programs.</w:t>
+              <w:t xml:space="preserve">merge</w:t>
+            </w:r>
+          </w:p>
+        </w:tc>
+        <w:tc>
+          <w:tcPr/>
+          <w:p>
+            <w:pPr>
+              <w:pStyle w:val="Compact"/>
+            </w:pPr>
+            <w:r>
+              <w:t xml:space="preserve">Bringing one branch’s commits into another. Yours alone.</w:t>
             </w:r>
           </w:p>
         </w:tc>
@@ -13525,18 +14867,18 @@
                 <w:b/>
                 <w:bCs/>
               </w:rPr>
-              <w:t xml:space="preserve">quota window</w:t>
-            </w:r>
-          </w:p>
-        </w:tc>
-        <w:tc>
-          <w:tcPr/>
-          <w:p>
-            <w:pPr>
-              <w:pStyle w:val="Compact"/>
-            </w:pPr>
-            <w:r>
-              <w:t xml:space="preserve">A subscription’s usage allowance period (commonly 5 hours, plus weekly caps).</w:t>
+              <w:t xml:space="preserve">PATH</w:t>
+            </w:r>
+          </w:p>
+        </w:tc>
+        <w:tc>
+          <w:tcPr/>
+          <w:p>
+            <w:pPr>
+              <w:pStyle w:val="Compact"/>
+            </w:pPr>
+            <w:r>
+              <w:t xml:space="preserve">The list of folders your terminal searches for programs.</w:t>
             </w:r>
           </w:p>
         </w:tc>
@@ -13553,18 +14895,18 @@
                 <w:b/>
                 <w:bCs/>
               </w:rPr>
-              <w:t xml:space="preserve">repo / repository</w:t>
-            </w:r>
-          </w:p>
-        </w:tc>
-        <w:tc>
-          <w:tcPr/>
-          <w:p>
-            <w:pPr>
-              <w:pStyle w:val="Compact"/>
-            </w:pPr>
-            <w:r>
-              <w:t xml:space="preserve">A project folder tracked by git, including its full history.</w:t>
+              <w:t xml:space="preserve">quota window</w:t>
+            </w:r>
+          </w:p>
+        </w:tc>
+        <w:tc>
+          <w:tcPr/>
+          <w:p>
+            <w:pPr>
+              <w:pStyle w:val="Compact"/>
+            </w:pPr>
+            <w:r>
+              <w:t xml:space="preserve">A subscription’s usage allowance period (commonly 5 hours, plus weekly caps).</w:t>
             </w:r>
           </w:p>
         </w:tc>
@@ -13581,33 +14923,18 @@
                 <w:b/>
                 <w:bCs/>
               </w:rPr>
-              <w:t xml:space="preserve">scope</w:t>
-            </w:r>
-          </w:p>
-        </w:tc>
-        <w:tc>
-          <w:tcPr/>
-          <w:p>
-            <w:pPr>
-              <w:pStyle w:val="Compact"/>
-            </w:pPr>
-            <w:r>
-              <w:t xml:space="preserve">The exhaustive list of files a task may touch — machine-enforced via the task’s</w:t>
-            </w:r>
-            <w:r>
-              <w:t xml:space="preserve"> </w:t>
-            </w:r>
-            <w:r>
-              <w:rPr>
-                <w:rStyle w:val="VerbatimChar"/>
-              </w:rPr>
-              <w:t xml:space="preserve">-</w:t>
-            </w:r>
-            <w:r>
-              <w:t xml:space="preserve"> </w:t>
-            </w:r>
-            <w:r>
-              <w:t xml:space="preserve">lines.</w:t>
+              <w:t xml:space="preserve">repo / repository</w:t>
+            </w:r>
+          </w:p>
+        </w:tc>
+        <w:tc>
+          <w:tcPr/>
+          <w:p>
+            <w:pPr>
+              <w:pStyle w:val="Compact"/>
+            </w:pPr>
+            <w:r>
+              <w:t xml:space="preserve">A project folder tracked by git, including its full history.</w:t>
             </w:r>
           </w:p>
         </w:tc>
@@ -13624,30 +14951,39 @@
                 <w:b/>
                 <w:bCs/>
               </w:rPr>
-              <w:t xml:space="preserve">smoke test</w:t>
-            </w:r>
-          </w:p>
-        </w:tc>
-        <w:tc>
-          <w:tcPr/>
-          <w:p>
-            <w:pPr>
-              <w:pStyle w:val="Compact"/>
-            </w:pPr>
-            <w:r>
-              <w:t xml:space="preserve">The cheapest possible</w:t>
+              <w:t xml:space="preserve">result</w:t>
+            </w:r>
+          </w:p>
+        </w:tc>
+        <w:tc>
+          <w:tcPr/>
+          <w:p>
+            <w:pPr>
+              <w:pStyle w:val="Compact"/>
+            </w:pPr>
+            <w:r>
+              <w:rPr>
+                <w:rStyle w:val="VerbatimChar"/>
+              </w:rPr>
+              <w:t xml:space="preserve">coord/results/&lt;worker&gt;/&lt;task&gt;.json</w:t>
             </w:r>
             <w:r>
               <w:t xml:space="preserve"> </w:t>
             </w:r>
             <w:r>
-              <w:t xml:space="preserve">“is it alive?”</w:t>
+              <w:t xml:space="preserve">— the task’s current evidence (process, validation, review), each tied to an exact revision. Printed by</w:t>
             </w:r>
             <w:r>
               <w:t xml:space="preserve"> </w:t>
             </w:r>
             <w:r>
-              <w:t xml:space="preserve">check — one tiny call per agent.</w:t>
+              <w:rPr>
+                <w:rStyle w:val="VerbatimChar"/>
+              </w:rPr>
+              <w:t xml:space="preserve">frugal-flock result</w:t>
+            </w:r>
+            <w:r>
+              <w:t xml:space="preserve">.</w:t>
             </w:r>
           </w:p>
         </w:tc>
@@ -13664,18 +15000,18 @@
                 <w:b/>
                 <w:bCs/>
               </w:rPr>
-              <w:t xml:space="preserve">task file</w:t>
-            </w:r>
-          </w:p>
-        </w:tc>
-        <w:tc>
-          <w:tcPr/>
-          <w:p>
-            <w:pPr>
-              <w:pStyle w:val="Compact"/>
-            </w:pPr>
-            <w:r>
-              <w:t xml:space="preserve">A self-contained work order in</w:t>
+              <w:t xml:space="preserve">scope</w:t>
+            </w:r>
+          </w:p>
+        </w:tc>
+        <w:tc>
+          <w:tcPr/>
+          <w:p>
+            <w:pPr>
+              <w:pStyle w:val="Compact"/>
+            </w:pPr>
+            <w:r>
+              <w:t xml:space="preserve">The exhaustive list of files a task may touch — machine-enforced via the task’s</w:t>
             </w:r>
             <w:r>
               <w:t xml:space="preserve"> </w:t>
@@ -13684,10 +15020,13 @@
               <w:rPr>
                 <w:rStyle w:val="VerbatimChar"/>
               </w:rPr>
-              <w:t xml:space="preserve">coord/tasks/</w:t>
-            </w:r>
-            <w:r>
-              <w:t xml:space="preserve">, one per task.</w:t>
+              <w:t xml:space="preserve">-</w:t>
+            </w:r>
+            <w:r>
+              <w:t xml:space="preserve"> </w:t>
+            </w:r>
+            <w:r>
+              <w:t xml:space="preserve">lines.</w:t>
             </w:r>
           </w:p>
         </w:tc>
@@ -13704,6 +15043,86 @@
                 <w:b/>
                 <w:bCs/>
               </w:rPr>
+              <w:t xml:space="preserve">smoke test</w:t>
+            </w:r>
+          </w:p>
+        </w:tc>
+        <w:tc>
+          <w:tcPr/>
+          <w:p>
+            <w:pPr>
+              <w:pStyle w:val="Compact"/>
+            </w:pPr>
+            <w:r>
+              <w:t xml:space="preserve">The cheapest possible</w:t>
+            </w:r>
+            <w:r>
+              <w:t xml:space="preserve"> </w:t>
+            </w:r>
+            <w:r>
+              <w:t xml:space="preserve">“is it alive?”</w:t>
+            </w:r>
+            <w:r>
+              <w:t xml:space="preserve"> </w:t>
+            </w:r>
+            <w:r>
+              <w:t xml:space="preserve">check — one tiny call per agent.</w:t>
+            </w:r>
+          </w:p>
+        </w:tc>
+      </w:tr>
+      <w:tr>
+        <w:tc>
+          <w:tcPr/>
+          <w:p>
+            <w:pPr>
+              <w:pStyle w:val="Compact"/>
+            </w:pPr>
+            <w:r>
+              <w:rPr>
+                <w:b/>
+                <w:bCs/>
+              </w:rPr>
+              <w:t xml:space="preserve">task file</w:t>
+            </w:r>
+          </w:p>
+        </w:tc>
+        <w:tc>
+          <w:tcPr/>
+          <w:p>
+            <w:pPr>
+              <w:pStyle w:val="Compact"/>
+            </w:pPr>
+            <w:r>
+              <w:t xml:space="preserve">A self-contained work order in</w:t>
+            </w:r>
+            <w:r>
+              <w:t xml:space="preserve"> </w:t>
+            </w:r>
+            <w:r>
+              <w:rPr>
+                <w:rStyle w:val="VerbatimChar"/>
+              </w:rPr>
+              <w:t xml:space="preserve">coord/tasks/</w:t>
+            </w:r>
+            <w:r>
+              <w:t xml:space="preserve">, one per task.</w:t>
+            </w:r>
+          </w:p>
+        </w:tc>
+      </w:tr>
+      <w:tr>
+        <w:tc>
+          <w:tcPr/>
+          <w:p>
+            <w:pPr>
+              <w:pStyle w:val="Compact"/>
+            </w:pPr>
+            <w:r>
+              <w:rPr>
+                <w:b/>
+                <w:bCs/>
+              </w:rPr>
               <w:t xml:space="preserve">verify</w:t>
             </w:r>
           </w:p>
@@ -13715,7 +15134,7 @@
               <w:pStyle w:val="Compact"/>
             </w:pPr>
             <w:r>
-              <w:t xml:space="preserve">The mechanical gate assist: scope + Validate + commit sanity.</w:t>
+              <w:t xml:space="preserve">The mechanical gate assist: scope + Validate + commit sanity. PASS, FAIL, or INCOMPLETE when evidence is missing.</w:t>
             </w:r>
           </w:p>
         </w:tc>
@@ -13793,8 +15212,8 @@
         </w:pict>
       </w:r>
     </w:p>
-    <w:bookmarkEnd w:id="76"/>
-    <w:bookmarkStart w:id="77" w:name="cheat-sheet-one-page"/>
+    <w:bookmarkEnd w:id="77"/>
+    <w:bookmarkStart w:id="78" w:name="cheat-sheet-one-page"/>
     <w:p>
       <w:pPr>
         <w:pStyle w:val="Heading2"/>
@@ -13884,6 +15303,24 @@
           <w:rStyle w:val="VerbatimChar"/>
         </w:rPr>
         <w:t xml:space="preserve">                      second opinion: frugal-flock review &lt;w&gt; &lt;task&gt;</w:t>
+      </w:r>
+      <w:r>
+        <w:br/>
+      </w:r>
+      <w:r>
+        <w:rPr>
+          <w:rStyle w:val="VerbatimChar"/>
+        </w:rPr>
+        <w:t xml:space="preserve">                      evidence: frugal-flock result &lt;w&gt; &lt;task&gt;</w:t>
+      </w:r>
+      <w:r>
+        <w:br/>
+      </w:r>
+      <w:r>
+        <w:rPr>
+          <w:rStyle w:val="VerbatimChar"/>
+        </w:rPr>
+        <w:t xml:space="preserve">HANDOFF               frugal-flock handoff &lt;w&gt; &lt;task&gt;   (context for the next AI)</w:t>
       </w:r>
       <w:r>
         <w:br/>
@@ -13965,8 +15402,8 @@
         </w:pict>
       </w:r>
     </w:p>
-    <w:bookmarkEnd w:id="77"/>
-    <w:bookmarkStart w:id="78" w:name="X86d3f2e3bdb119205e7ebdcca33a798a227f72c"/>
+    <w:bookmarkEnd w:id="78"/>
+    <w:bookmarkStart w:id="79" w:name="X86d3f2e3bdb119205e7ebdcca33a798a227f72c"/>
     <w:p>
       <w:pPr>
         <w:pStyle w:val="Heading2"/>
@@ -14463,8 +15900,8 @@
         </w:pict>
       </w:r>
     </w:p>
-    <w:bookmarkEnd w:id="78"/>
-    <w:bookmarkStart w:id="79" w:name="Xd2ce53bacab742f5947582be0741bf8aab6d7fa"/>
+    <w:bookmarkEnd w:id="79"/>
+    <w:bookmarkStart w:id="80" w:name="Xd2ce53bacab742f5947582be0741bf8aab6d7fa"/>
     <w:p>
       <w:pPr>
         <w:pStyle w:val="Heading2"/>
@@ -14803,8 +16240,8 @@
         </w:tc>
       </w:tr>
     </w:tbl>
-    <w:bookmarkEnd w:id="79"/>
     <w:bookmarkEnd w:id="80"/>
+    <w:bookmarkEnd w:id="81"/>
     <w:sectPr>
       <w:footerReference w:type="default" r:id="rId9"/>
       <w:footnotePr>
@@ -15250,6 +16687,9 @@
     <w:abstractNumId w:val="991"/>
   </w:num>
   <w:num w:numId="1015">
+    <w:abstractNumId w:val="991"/>
+  </w:num>
+  <w:num w:numId="1016">
     <w:abstractNumId w:val="99411"/>
     <w:lvlOverride w:ilvl="0">
       <w:startOverride w:val="1"/>
@@ -15279,7 +16719,7 @@
       <w:startOverride w:val="1"/>
     </w:lvlOverride>
   </w:num>
-  <w:num w:numId="1016">
+  <w:num w:numId="1017">
     <w:abstractNumId w:val="99411"/>
     <w:lvlOverride w:ilvl="0">
       <w:startOverride w:val="1"/>

--- a/docs/GUIDEBOOK.docx
+++ b/docs/GUIDEBOOK.docx
@@ -28,13 +28,13 @@
         </w:p>
       </w:sdtContent>
     </w:sdt>
-    <w:bookmarkStart w:id="81" w:name="frugal-flock-the-complete-guidebook"/>
+    <w:bookmarkStart w:id="81" w:name="unio-the-complete-guidebook"/>
     <w:p>
       <w:pPr>
         <w:pStyle w:val="Heading1"/>
       </w:pPr>
       <w:r>
-        <w:t xml:space="preserve">Frugal Flock — The Complete Guidebook</w:t>
+        <w:t xml:space="preserve">Unio — The Complete Guidebook</w:t>
       </w:r>
     </w:p>
     <w:p>
@@ -127,7 +127,7 @@
           <w:b/>
           <w:bCs/>
         </w:rPr>
-        <w:t xml:space="preserve">Covers Frugal Flock v0.3.1 plus the in-progress M1 quality changes (the runtime prints 0.4.0, which is not an accepted release) · written 2026-07-19, updated 2026-10-04 · for the complete beginner</w:t>
+        <w:t xml:space="preserve">Covers Unio v0.3.1 plus the in-progress M1 quality changes (the runtime prints 0.4.0, which is not an accepted release) · written 2026-07-19, updated 2026-10-04 · for the complete beginner</w:t>
       </w:r>
     </w:p>
     <w:p>
@@ -135,7 +135,7 @@
         <w:pStyle w:val="BodyText"/>
       </w:pPr>
       <w:r>
-        <w:t xml:space="preserve">This is the one book that explains everything: what Frugal Flock is, how to</w:t>
+        <w:t xml:space="preserve">This is the one book that explains everything: what Unio is, how to</w:t>
       </w:r>
       <w:r>
         <w:t xml:space="preserve"> </w:t>
@@ -197,7 +197,7 @@
           <w:b/>
           <w:bCs/>
         </w:rPr>
-        <w:t xml:space="preserve">Never used Frugal Flock before?</w:t>
+        <w:t xml:space="preserve">Never used Unio before?</w:t>
       </w:r>
       <w:r>
         <w:t xml:space="preserve"> </w:t>
@@ -321,7 +321,7 @@
         <w:rPr>
           <w:rStyle w:val="VerbatimChar"/>
         </w:rPr>
-        <w:t xml:space="preserve">$ frugal-flock status</w:t>
+        <w:t xml:space="preserve">$ unio status</w:t>
       </w:r>
     </w:p>
     <w:p>
@@ -364,13 +364,13 @@
       </w:r>
     </w:p>
     <w:bookmarkEnd w:id="9"/>
-    <w:bookmarkStart w:id="15" w:name="what-frugal-flock-is-and-what-it-is-not"/>
+    <w:bookmarkStart w:id="15" w:name="what-unio-is-and-what-it-is-not"/>
     <w:p>
       <w:pPr>
         <w:pStyle w:val="Heading2"/>
       </w:pPr>
       <w:r>
-        <w:t xml:space="preserve">2. What Frugal Flock is — and what it is not</w:t>
+        <w:t xml:space="preserve">2. What Unio is — and what it is not</w:t>
       </w:r>
     </w:p>
     <w:bookmarkStart w:id="10" w:name="the-idea-in-one-paragraph"/>
@@ -387,7 +387,7 @@
         <w:pStyle w:val="FirstParagraph"/>
       </w:pPr>
       <w:r>
-        <w:t xml:space="preserve">Frugal Flock turns five separate AI coding subscriptions — Claude, Codex</w:t>
+        <w:t xml:space="preserve">Unio turns five separate AI coding subscriptions — Claude, Codex</w:t>
       </w:r>
       <w:r>
         <w:t xml:space="preserve"> </w:t>
@@ -465,7 +465,7 @@
         <w:t xml:space="preserve"> </w:t>
       </w:r>
       <w:r>
-        <w:t xml:space="preserve">who can accept work into the real codebase. Frugal Flock itself is the</w:t>
+        <w:t xml:space="preserve">who can accept work into the real codebase. Unio itself is the</w:t>
       </w:r>
       <w:r>
         <w:t xml:space="preserve"> </w:t>
@@ -483,7 +483,7 @@
         <w:t xml:space="preserve"> </w:t>
       </w:r>
       <w:r>
-        <w:t xml:space="preserve">The intelligence is rented from your subscriptions; Frugal Flock only</w:t>
+        <w:t xml:space="preserve">The intelligence is rented from your subscriptions; Unio only</w:t>
       </w:r>
       <w:r>
         <w:t xml:space="preserve"> </w:t>
@@ -649,7 +649,7 @@
         <w:t xml:space="preserve"> </w:t>
       </w:r>
       <w:r>
-        <w:t xml:space="preserve">flat monthly subscription. Frugal Flock is built entirely on logins.</w:t>
+        <w:t xml:space="preserve">flat monthly subscription. Unio is built entirely on logins.</w:t>
       </w:r>
     </w:p>
     <w:p>
@@ -801,7 +801,7 @@
         <w:rPr>
           <w:rStyle w:val="VerbatimChar"/>
         </w:rPr>
-        <w:t xml:space="preserve">frugal-flock verify</w:t>
+        <w:t xml:space="preserve">unio verify</w:t>
       </w:r>
       <w:r>
         <w:t xml:space="preserve">) reads the receipts for you first.</w:t>
@@ -1243,7 +1243,7 @@
         <w:rPr>
           <w:rStyle w:val="VerbatimChar"/>
         </w:rPr>
-        <w:t xml:space="preserve"> FOREMAN: machine-checks first (frugal-flock verify), reads the diffs, recommends</w:t>
+        <w:t xml:space="preserve"> FOREMAN: machine-checks first (unio verify), reads the diffs, recommends</w:t>
       </w:r>
       <w:r>
         <w:br/>
@@ -1313,7 +1313,7 @@
         <w:rPr>
           <w:rStyle w:val="VerbatimChar"/>
         </w:rPr>
-        <w:t xml:space="preserve">frugal-flock init</w:t>
+        <w:t xml:space="preserve">unio init</w:t>
       </w:r>
       <w:r>
         <w:t xml:space="preserve"> </w:t>
@@ -1328,7 +1328,7 @@
         <w:rPr>
           <w:rStyle w:val="VerbatimChar"/>
         </w:rPr>
-        <w:t xml:space="preserve">frugal-flock new</w:t>
+        <w:t xml:space="preserve">unio new</w:t>
       </w:r>
       <w:r>
         <w:t xml:space="preserve">) builds this next to any repository</w:t>
@@ -1846,7 +1846,7 @@
               <w:rPr>
                 <w:rStyle w:val="VerbatimChar"/>
               </w:rPr>
-              <w:t xml:space="preserve">frugal-flock score</w:t>
+              <w:t xml:space="preserve">unio score</w:t>
             </w:r>
             <w:r>
               <w:t xml:space="preserve"> </w:t>
@@ -1967,7 +1967,7 @@
         <w:rPr>
           <w:rStyle w:val="VerbatimChar"/>
         </w:rPr>
-        <w:t xml:space="preserve">frugal-flock result</w:t>
+        <w:t xml:space="preserve">unio result</w:t>
       </w:r>
       <w:r>
         <w:t xml:space="preserve"> </w:t>
@@ -1997,7 +1997,7 @@
         <w:rPr>
           <w:rStyle w:val="VerbatimChar"/>
         </w:rPr>
-        <w:t xml:space="preserve">frugal-flock handoff</w:t>
+        <w:t xml:space="preserve">unio handoff</w:t>
       </w:r>
       <w:r>
         <w:t xml:space="preserve">.</w:t>
@@ -2021,7 +2021,7 @@
         <w:rPr>
           <w:rStyle w:val="VerbatimChar"/>
         </w:rPr>
-        <w:t xml:space="preserve">frugal-flock init</w:t>
+        <w:t xml:space="preserve">unio init</w:t>
       </w:r>
       <w:r>
         <w:t xml:space="preserve"> </w:t>
@@ -2173,7 +2173,7 @@
         <w:pStyle w:val="FirstParagraph"/>
       </w:pPr>
       <w:r>
-        <w:t xml:space="preserve">If your repository already has its own hooks, Frugal Flock leaves them</w:t>
+        <w:t xml:space="preserve">If your repository already has its own hooks, Unio leaves them</w:t>
       </w:r>
       <w:r>
         <w:t xml:space="preserve"> </w:t>
@@ -2339,13 +2339,13 @@
       </w:r>
     </w:p>
     <w:bookmarkEnd w:id="20"/>
-    <w:bookmarkStart w:id="22" w:name="install-frugal-flock-itself"/>
+    <w:bookmarkStart w:id="22" w:name="install-unio-itself"/>
     <w:p>
       <w:pPr>
         <w:pStyle w:val="Heading3"/>
       </w:pPr>
       <w:r>
-        <w:t xml:space="preserve">4.2 Install Frugal Flock itself</w:t>
+        <w:t xml:space="preserve">4.2 Install Unio itself</w:t>
       </w:r>
     </w:p>
     <w:p>
@@ -2363,7 +2363,7 @@
           <w:rPr>
             <w:rStyle w:val="Hyperlink"/>
           </w:rPr>
-          <w:t xml:space="preserve">Frugal Flock</w:t>
+          <w:t xml:space="preserve">Unio</w:t>
         </w:r>
       </w:hyperlink>
       <w:r>
@@ -2379,7 +2379,7 @@
         <w:rPr>
           <w:rStyle w:val="VerbatimChar"/>
         </w:rPr>
-        <w:t xml:space="preserve">agentteam-docs</w:t>
+        <w:t xml:space="preserve">unio-docs</w:t>
       </w:r>
       <w:r>
         <w:t xml:space="preserve">):</w:t>
@@ -2393,25 +2393,25 @@
         <w:rPr>
           <w:rStyle w:val="VerbatimChar"/>
         </w:rPr>
-        <w:t xml:space="preserve">$ bash frugal-flock-install.sh</w:t>
-      </w:r>
-      <w:r>
-        <w:br/>
-      </w:r>
-      <w:r>
-        <w:rPr>
-          <w:rStyle w:val="VerbatimChar"/>
-        </w:rPr>
-        <w:t xml:space="preserve">$ frugal-flock version</w:t>
-      </w:r>
-      <w:r>
-        <w:br/>
-      </w:r>
-      <w:r>
-        <w:rPr>
-          <w:rStyle w:val="VerbatimChar"/>
-        </w:rPr>
-        <w:t xml:space="preserve">Frugal Flock 0.3.1 (/home/you/.local/bin/frugal-flock)</w:t>
+        <w:t xml:space="preserve">$ bash unio-install.sh</w:t>
+      </w:r>
+      <w:r>
+        <w:br/>
+      </w:r>
+      <w:r>
+        <w:rPr>
+          <w:rStyle w:val="VerbatimChar"/>
+        </w:rPr>
+        <w:t xml:space="preserve">$ unio version</w:t>
+      </w:r>
+      <w:r>
+        <w:br/>
+      </w:r>
+      <w:r>
+        <w:rPr>
+          <w:rStyle w:val="VerbatimChar"/>
+        </w:rPr>
+        <w:t xml:space="preserve">Unio 0.3.1 (/home/you/.local/bin/unio)</w:t>
       </w:r>
       <w:r>
         <w:br/>
@@ -2429,7 +2429,7 @@
         <w:rPr>
           <w:rStyle w:val="VerbatimChar"/>
         </w:rPr>
-        <w:t xml:space="preserve">config: /home/you/.config/agentteam/agents.conf</w:t>
+        <w:t xml:space="preserve">config: /home/you/.config/unio/agents.conf</w:t>
       </w:r>
     </w:p>
     <w:p>
@@ -2538,7 +2538,7 @@
               <w:rPr>
                 <w:rStyle w:val="VerbatimChar"/>
               </w:rPr>
-              <w:t xml:space="preserve">~/.local/bin/agentteam</w:t>
+              <w:t xml:space="preserve">~/.local/bin/unio</w:t>
             </w:r>
           </w:p>
         </w:tc>
@@ -2565,7 +2565,7 @@
               <w:rPr>
                 <w:rStyle w:val="VerbatimChar"/>
               </w:rPr>
-              <w:t xml:space="preserve">~/.local/bin/frugal-flock</w:t>
+              <w:t xml:space="preserve">~/.local/bin/unio</w:t>
             </w:r>
             <w:r>
               <w:t xml:space="preserve">,</w:t>
@@ -2577,7 +2577,7 @@
               <w:rPr>
                 <w:rStyle w:val="VerbatimChar"/>
               </w:rPr>
-              <w:t xml:space="preserve">~/.local/bin/frgl-flc</w:t>
+              <w:t xml:space="preserve">~/.local/bin/unio</w:t>
             </w:r>
           </w:p>
         </w:tc>
@@ -2604,7 +2604,7 @@
               <w:rPr>
                 <w:rStyle w:val="VerbatimChar"/>
               </w:rPr>
-              <w:t xml:space="preserve">~/.config/agentteam/agents.conf</w:t>
+              <w:t xml:space="preserve">~/.config/unio/agents.conf</w:t>
             </w:r>
           </w:p>
         </w:tc>
@@ -2647,7 +2647,7 @@
               <w:rPr>
                 <w:rStyle w:val="VerbatimChar"/>
               </w:rPr>
-              <w:t xml:space="preserve">~/.config/agentteam/templates/</w:t>
+              <w:t xml:space="preserve">~/.config/unio/templates/</w:t>
             </w:r>
           </w:p>
         </w:tc>
@@ -2674,7 +2674,7 @@
               <w:rPr>
                 <w:rStyle w:val="VerbatimChar"/>
               </w:rPr>
-              <w:t xml:space="preserve">~/.config/agentteam/playbooks/</w:t>
+              <w:t xml:space="preserve">~/.config/unio/playbooks/</w:t>
             </w:r>
           </w:p>
         </w:tc>
@@ -2709,7 +2709,7 @@
               <w:rPr>
                 <w:rStyle w:val="VerbatimChar"/>
               </w:rPr>
-              <w:t xml:space="preserve">frugal-flock new</w:t>
+              <w:t xml:space="preserve">unio new</w:t>
             </w:r>
             <w:r>
               <w:t xml:space="preserve"> </w:t>
@@ -2731,7 +2731,7 @@
               <w:rPr>
                 <w:rStyle w:val="VerbatimChar"/>
               </w:rPr>
-              <w:t xml:space="preserve">~/.local/share/bash-completion/completions/agentteam</w:t>
+              <w:t xml:space="preserve">~/.local/share/bash-completion/completions/unio</w:t>
             </w:r>
           </w:p>
         </w:tc>
@@ -2751,7 +2751,7 @@
               <w:rPr>
                 <w:rStyle w:val="VerbatimChar"/>
               </w:rPr>
-              <w:t xml:space="preserve">frugal-flock</w:t>
+              <w:t xml:space="preserve">unio</w:t>
             </w:r>
             <w:r>
               <w:t xml:space="preserve"> </w:t>
@@ -2766,7 +2766,7 @@
               <w:rPr>
                 <w:rStyle w:val="VerbatimChar"/>
               </w:rPr>
-              <w:t xml:space="preserve">frgl-flc</w:t>
+              <w:t xml:space="preserve">unio</w:t>
             </w:r>
             <w:r>
               <w:t xml:space="preserve"> </w:t>
@@ -2792,7 +2792,7 @@
         <w:rPr>
           <w:rStyle w:val="VerbatimChar"/>
         </w:rPr>
-        <w:t xml:space="preserve">frugal-flock ru&lt;TAB&gt;</w:t>
+        <w:t xml:space="preserve">unio ru&lt;TAB&gt;</w:t>
       </w:r>
       <w:r>
         <w:t xml:space="preserve"> </w:t>
@@ -2813,7 +2813,7 @@
         <w:rPr>
           <w:rStyle w:val="VerbatimChar"/>
         </w:rPr>
-        <w:t xml:space="preserve">frugal-flock run &lt;TAB&gt;</w:t>
+        <w:t xml:space="preserve">unio run &lt;TAB&gt;</w:t>
       </w:r>
       <w:r>
         <w:t xml:space="preserve"> </w:t>
@@ -3312,7 +3312,7 @@
         <w:rPr>
           <w:rStyle w:val="VerbatimChar"/>
         </w:rPr>
-        <w:t xml:space="preserve">~/.config/agentteam/agents.conf</w:t>
+        <w:t xml:space="preserve">~/.config/unio/agents.conf</w:t>
       </w:r>
       <w:r>
         <w:t xml:space="preserve"> </w:t>
@@ -3417,7 +3417,7 @@
         <w:t xml:space="preserve"> </w:t>
       </w:r>
       <w:r>
-        <w:t xml:space="preserve">is filled in by Frugal Flock at run time.</w:t>
+        <w:t xml:space="preserve">is filled in by Unio at run time.</w:t>
       </w:r>
       <w:r>
         <w:t xml:space="preserve"> </w:t>
@@ -3519,7 +3519,7 @@
         <w:rPr>
           <w:rStyle w:val="VerbatimChar"/>
         </w:rPr>
-        <w:t xml:space="preserve">frugal-flock off</w:t>
+        <w:t xml:space="preserve">unio off</w:t>
       </w:r>
       <w:r>
         <w:t xml:space="preserve"> </w:t>
@@ -3546,16 +3546,16 @@
         <w:rPr>
           <w:rStyle w:val="VerbatimChar"/>
         </w:rPr>
-        <w:t xml:space="preserve">$ frugal-flock selftest</w:t>
-      </w:r>
-      <w:r>
-        <w:br/>
-      </w:r>
-      <w:r>
-        <w:rPr>
-          <w:rStyle w:val="VerbatimChar"/>
-        </w:rPr>
-        <w:t xml:space="preserve">== frugal-flock selftest — sandbox: /tmp/tmp.XXXX ==</w:t>
+        <w:t xml:space="preserve">$ unio selftest</w:t>
+      </w:r>
+      <w:r>
+        <w:br/>
+      </w:r>
+      <w:r>
+        <w:rPr>
+          <w:rStyle w:val="VerbatimChar"/>
+        </w:rPr>
+        <w:t xml:space="preserve">== unio selftest — sandbox: /tmp/tmp.XXXX ==</w:t>
       </w:r>
       <w:r>
         <w:br/>
@@ -3648,13 +3648,13 @@
         <w:t xml:space="preserve"> </w:t>
       </w:r>
       <w:r>
-        <w:t xml:space="preserve">it after every Frugal Flock update. If it is green, the machinery works and</w:t>
-      </w:r>
-      <w:r>
-        <w:t xml:space="preserve"> </w:t>
-      </w:r>
-      <w:r>
-        <w:t xml:space="preserve">any problem you hit later is an agent problem, not a Frugal Flock problem —</w:t>
+        <w:t xml:space="preserve">it after every Unio update. If it is green, the machinery works and</w:t>
+      </w:r>
+      <w:r>
+        <w:t xml:space="preserve"> </w:t>
+      </w:r>
+      <w:r>
+        <w:t xml:space="preserve">any problem you hit later is an agent problem, not a Unio problem —</w:t>
       </w:r>
       <w:r>
         <w:t xml:space="preserve"> </w:t>
@@ -3679,16 +3679,16 @@
         <w:rPr>
           <w:rStyle w:val="VerbatimChar"/>
         </w:rPr>
-        <w:t xml:space="preserve">$ frugal-flock agents      # is each binary installed? benched or on?</w:t>
-      </w:r>
-      <w:r>
-        <w:br/>
-      </w:r>
-      <w:r>
-        <w:rPr>
-          <w:rStyle w:val="VerbatimChar"/>
-        </w:rPr>
-        <w:t xml:space="preserve">$ frugal-flock smoke       # one tiny LIVE call per agent: OK / WARN / FAIL</w:t>
+        <w:t xml:space="preserve">$ unio agents      # is each binary installed? benched or on?</w:t>
+      </w:r>
+      <w:r>
+        <w:br/>
+      </w:r>
+      <w:r>
+        <w:rPr>
+          <w:rStyle w:val="VerbatimChar"/>
+        </w:rPr>
+        <w:t xml:space="preserve">$ unio smoke       # one tiny LIVE call per agent: OK / WARN / FAIL</w:t>
       </w:r>
     </w:p>
     <w:p>
@@ -3705,7 +3705,7 @@
         <w:rPr>
           <w:rStyle w:val="VerbatimChar"/>
         </w:rPr>
-        <w:t xml:space="preserve">frugal-flock doctor</w:t>
+        <w:t xml:space="preserve">unio doctor</w:t>
       </w:r>
       <w:r>
         <w:t xml:space="preserve"> </w:t>
@@ -3826,7 +3826,7 @@
         <w:rPr>
           <w:rStyle w:val="VerbatimChar"/>
         </w:rPr>
-        <w:t xml:space="preserve">$ bash examples/demo.sh /tmp/agentteam-demo</w:t>
+        <w:t xml:space="preserve">$ bash examples/demo.sh /tmp/unio-demo</w:t>
       </w:r>
     </w:p>
     <w:p>
@@ -3921,7 +3921,7 @@
         <w:rPr>
           <w:rStyle w:val="VerbatimChar"/>
         </w:rPr>
-        <w:t xml:space="preserve">$ frugal-flock new https://github.com/you/yourproject.git myproj</w:t>
+        <w:t xml:space="preserve">$ unio new https://github.com/you/yourproject.git myproj</w:t>
       </w:r>
     </w:p>
     <w:p>
@@ -3980,7 +3980,7 @@
         <w:rPr>
           <w:rStyle w:val="VerbatimChar"/>
         </w:rPr>
-        <w:t xml:space="preserve">frugal-flock init</w:t>
+        <w:t xml:space="preserve">unio init</w:t>
       </w:r>
       <w:r>
         <w:t xml:space="preserve"> </w:t>
@@ -4001,7 +4001,7 @@
         <w:rPr>
           <w:rStyle w:val="VerbatimChar"/>
         </w:rPr>
-        <w:t xml:space="preserve">~/.config/agentteam/playbooks/</w:t>
+        <w:t xml:space="preserve">~/.config/unio/playbooks/</w:t>
       </w:r>
       <w:r>
         <w:t xml:space="preserve"> </w:t>
@@ -4045,7 +4045,7 @@
         <w:rPr>
           <w:rStyle w:val="VerbatimChar"/>
         </w:rPr>
-        <w:t xml:space="preserve">start       : cd myproj/repo &amp;&amp; frugal-flock agents</w:t>
+        <w:t xml:space="preserve">start       : cd myproj/repo &amp;&amp; unio agents</w:t>
       </w:r>
     </w:p>
     <w:p>
@@ -4062,7 +4062,7 @@
         <w:rPr>
           <w:rStyle w:val="VerbatimChar"/>
         </w:rPr>
-        <w:t xml:space="preserve">frugal-flock new &lt;url&gt; myproj codex grok</w:t>
+        <w:t xml:space="preserve">unio new &lt;url&gt; myproj codex grok</w:t>
       </w:r>
       <w:r>
         <w:t xml:space="preserve">.</w:t>
@@ -4113,7 +4113,7 @@
         <w:rPr>
           <w:rStyle w:val="VerbatimChar"/>
         </w:rPr>
-        <w:t xml:space="preserve">$ frugal-flock init codex antigravity opencode grok</w:t>
+        <w:t xml:space="preserve">$ unio init codex antigravity opencode grok</w:t>
       </w:r>
     </w:p>
     <w:p>
@@ -4139,7 +4139,7 @@
         <w:rPr>
           <w:rStyle w:val="VerbatimChar"/>
         </w:rPr>
-        <w:t xml:space="preserve">frugal-flock init claude</w:t>
+        <w:t xml:space="preserve">unio init claude</w:t>
       </w:r>
       <w:r>
         <w:t xml:space="preserve"> </w:t>
@@ -4241,16 +4241,16 @@
         <w:rPr>
           <w:rStyle w:val="VerbatimChar"/>
         </w:rPr>
-        <w:t xml:space="preserve">frugal-flock: possible secrets tracked in git (above) — untrack/gitignore</w:t>
-      </w:r>
-      <w:r>
-        <w:br/>
-      </w:r>
-      <w:r>
-        <w:rPr>
-          <w:rStyle w:val="VerbatimChar"/>
-        </w:rPr>
-        <w:t xml:space="preserve">them first, or rerun with AGENTTEAM_ALLOW_SECRETS=1</w:t>
+        <w:t xml:space="preserve">unio: possible secrets tracked in git (above) — untrack/gitignore</w:t>
+      </w:r>
+      <w:r>
+        <w:br/>
+      </w:r>
+      <w:r>
+        <w:rPr>
+          <w:rStyle w:val="VerbatimChar"/>
+        </w:rPr>
+        <w:t xml:space="preserve">them first, or rerun with UNIO_ALLOW_SECRETS=1</w:t>
       </w:r>
     </w:p>
     <w:p>
@@ -4296,7 +4296,7 @@
         <w:rPr>
           <w:rStyle w:val="VerbatimChar"/>
         </w:rPr>
-        <w:t xml:space="preserve">$ frugal-flock init ...</w:t>
+        <w:t xml:space="preserve">$ unio init ...</w:t>
       </w:r>
     </w:p>
     <w:p>
@@ -5006,7 +5006,7 @@
         <w:rPr>
           <w:rStyle w:val="VerbatimChar"/>
         </w:rPr>
-        <w:t xml:space="preserve">frugal-flock verify</w:t>
+        <w:t xml:space="preserve">unio verify</w:t>
       </w:r>
       <w:r>
         <w:t xml:space="preserve"> </w:t>
@@ -5160,7 +5160,7 @@
         <w:rPr>
           <w:rStyle w:val="VerbatimChar"/>
         </w:rPr>
-        <w:t xml:space="preserve">frugal-flock verify</w:t>
+        <w:t xml:space="preserve">unio verify</w:t>
       </w:r>
       <w:r>
         <w:t xml:space="preserve"> </w:t>
@@ -5616,7 +5616,7 @@
         <w:rPr>
           <w:rStyle w:val="VerbatimChar"/>
         </w:rPr>
-        <w:t xml:space="preserve">$ frugal-flock run codex T7-codex</w:t>
+        <w:t xml:space="preserve">$ unio run codex T7-codex</w:t>
       </w:r>
       <w:r>
         <w:br/>
@@ -5643,7 +5643,7 @@
         <w:rPr>
           <w:rStyle w:val="VerbatimChar"/>
         </w:rPr>
-        <w:t xml:space="preserve">next: frugal-flock verify codex T7-codex   then: frugal-flock diff codex</w:t>
+        <w:t xml:space="preserve">next: unio verify codex T7-codex   then: unio diff codex</w:t>
       </w:r>
     </w:p>
     <w:p>
@@ -5651,7 +5651,7 @@
         <w:pStyle w:val="FirstParagraph"/>
       </w:pPr>
       <w:r>
-        <w:t xml:space="preserve">What happened: Frugal Flock checked the STOP switch, the agent’s bench</w:t>
+        <w:t xml:space="preserve">What happened: Unio checked the STOP switch, the agent’s bench</w:t>
       </w:r>
       <w:r>
         <w:t xml:space="preserve"> </w:t>
@@ -5672,7 +5672,7 @@
         <w:rPr>
           <w:rStyle w:val="VerbatimChar"/>
         </w:rPr>
-        <w:t xml:space="preserve">AGENTTEAM_AUTO_SYNC=1</w:t>
+        <w:t xml:space="preserve">UNIO_AUTO_SYNC=1</w:t>
       </w:r>
       <w:r>
         <w:t xml:space="preserve"> </w:t>
@@ -5720,7 +5720,7 @@
         <w:rPr>
           <w:rStyle w:val="VerbatimChar"/>
         </w:rPr>
-        <w:t xml:space="preserve">AGENTTEAM_TIMEOUT</w:t>
+        <w:t xml:space="preserve">UNIO_TIMEOUT</w:t>
       </w:r>
       <w:r>
         <w:t xml:space="preserve"> </w:t>
@@ -5836,16 +5836,16 @@
         <w:rPr>
           <w:rStyle w:val="VerbatimChar"/>
         </w:rPr>
-        <w:t xml:space="preserve">$ frugal-flock run -b antigravity T8-antigravity</w:t>
-      </w:r>
-      <w:r>
-        <w:br/>
-      </w:r>
-      <w:r>
-        <w:rPr>
-          <w:rStyle w:val="VerbatimChar"/>
-        </w:rPr>
-        <w:t xml:space="preserve">started in background — poll: frugal-flock status   live: frugal-flock tail T8-antigravity   abort: frugal-flock kill T8-antigravity</w:t>
+        <w:t xml:space="preserve">$ unio run -b antigravity T8-antigravity</w:t>
+      </w:r>
+      <w:r>
+        <w:br/>
+      </w:r>
+      <w:r>
+        <w:rPr>
+          <w:rStyle w:val="VerbatimChar"/>
+        </w:rPr>
+        <w:t xml:space="preserve">started in background — poll: unio status   live: unio tail T8-antigravity   abort: unio kill T8-antigravity</w:t>
       </w:r>
     </w:p>
     <w:p>
@@ -5860,7 +5860,7 @@
         <w:rPr>
           <w:rStyle w:val="VerbatimChar"/>
         </w:rPr>
-        <w:t xml:space="preserve">frugal-flock status</w:t>
+        <w:t xml:space="preserve">unio status</w:t>
       </w:r>
       <w:r>
         <w:t xml:space="preserve"> </w:t>
@@ -5924,7 +5924,7 @@
         <w:rPr>
           <w:rStyle w:val="VerbatimChar"/>
         </w:rPr>
-        <w:t xml:space="preserve">frugal-flock tail T8-antigravity</w:t>
+        <w:t xml:space="preserve">unio tail T8-antigravity</w:t>
       </w:r>
       <w:r>
         <w:t xml:space="preserve"> </w:t>
@@ -5960,7 +5960,7 @@
         <w:rPr>
           <w:rStyle w:val="VerbatimChar"/>
         </w:rPr>
-        <w:t xml:space="preserve">frugal-flock tail</w:t>
+        <w:t xml:space="preserve">unio tail</w:t>
       </w:r>
       <w:r>
         <w:t xml:space="preserve"> </w:t>
@@ -5987,7 +5987,7 @@
         <w:rPr>
           <w:rStyle w:val="VerbatimChar"/>
         </w:rPr>
-        <w:t xml:space="preserve">frugal-flock kill T8-antigravity</w:t>
+        <w:t xml:space="preserve">unio kill T8-antigravity</w:t>
       </w:r>
       <w:r>
         <w:t xml:space="preserve"> </w:t>
@@ -6259,16 +6259,16 @@
         <w:rPr>
           <w:rStyle w:val="VerbatimChar"/>
         </w:rPr>
-        <w:t xml:space="preserve">$ frugal-flock report T7-codex          # last 60 lines</w:t>
-      </w:r>
-      <w:r>
-        <w:br/>
-      </w:r>
-      <w:r>
-        <w:rPr>
-          <w:rStyle w:val="VerbatimChar"/>
-        </w:rPr>
-        <w:t xml:space="preserve">$ frugal-flock report T7-codex 200      # more history</w:t>
+        <w:t xml:space="preserve">$ unio report T7-codex          # last 60 lines</w:t>
+      </w:r>
+      <w:r>
+        <w:br/>
+      </w:r>
+      <w:r>
+        <w:rPr>
+          <w:rStyle w:val="VerbatimChar"/>
+        </w:rPr>
+        <w:t xml:space="preserve">$ unio report T7-codex 200      # more history</w:t>
       </w:r>
     </w:p>
     <w:bookmarkEnd w:id="40"/>
@@ -6304,7 +6304,7 @@
         <w:rPr>
           <w:rStyle w:val="VerbatimChar"/>
         </w:rPr>
-        <w:t xml:space="preserve">$ frugal-flock verify codex T7-codex</w:t>
+        <w:t xml:space="preserve">$ unio verify codex T7-codex</w:t>
       </w:r>
       <w:r>
         <w:br/>
@@ -6728,7 +6728,7 @@
         <w:rPr>
           <w:rStyle w:val="VerbatimChar"/>
         </w:rPr>
-        <w:t xml:space="preserve">AGENTTEAM_AUTO_VERIFY=1</w:t>
+        <w:t xml:space="preserve">UNIO_AUTO_VERIFY=1</w:t>
       </w:r>
       <w:r>
         <w:t xml:space="preserve"> </w:t>
@@ -6788,16 +6788,16 @@
         <w:rPr>
           <w:rStyle w:val="VerbatimChar"/>
         </w:rPr>
-        <w:t xml:space="preserve">$ frugal-flock diff codex --stat     # just the file list: your scope check</w:t>
-      </w:r>
-      <w:r>
-        <w:br/>
-      </w:r>
-      <w:r>
-        <w:rPr>
-          <w:rStyle w:val="VerbatimChar"/>
-        </w:rPr>
-        <w:t xml:space="preserve">$ frugal-flock diff codex            # every changed line: your real review</w:t>
+        <w:t xml:space="preserve">$ unio diff codex --stat     # just the file list: your scope check</w:t>
+      </w:r>
+      <w:r>
+        <w:br/>
+      </w:r>
+      <w:r>
+        <w:rPr>
+          <w:rStyle w:val="VerbatimChar"/>
+        </w:rPr>
+        <w:t xml:space="preserve">$ unio diff codex            # every changed line: your real review</w:t>
       </w:r>
     </w:p>
     <w:p>
@@ -6853,7 +6853,7 @@
         <w:rPr>
           <w:rStyle w:val="VerbatimChar"/>
         </w:rPr>
-        <w:t xml:space="preserve">$ frugal-flock review codex T7-codex</w:t>
+        <w:t xml:space="preserve">$ unio review codex T7-codex</w:t>
       </w:r>
     </w:p>
     <w:p>
@@ -6910,7 +6910,7 @@
         <w:t xml:space="preserve">VERDICT: REQUEST-CHANGES</w:t>
       </w:r>
       <w:r>
-        <w:t xml:space="preserve">. Frugal Flock picks the</w:t>
+        <w:t xml:space="preserve">. Unio picks the</w:t>
       </w:r>
       <w:r>
         <w:t xml:space="preserve"> </w:t>
@@ -7288,7 +7288,7 @@
         <w:rPr>
           <w:rStyle w:val="VerbatimChar"/>
         </w:rPr>
-        <w:t xml:space="preserve">$ frugal-flock sync</w:t>
+        <w:t xml:space="preserve">$ unio sync</w:t>
       </w:r>
       <w:r>
         <w:br/>
@@ -7516,16 +7516,16 @@
         <w:rPr>
           <w:rStyle w:val="VerbatimChar"/>
         </w:rPr>
-        <w:t xml:space="preserve">$ frugal-flock result codex T7-codex       # JSON on screen; changes nothing</w:t>
-      </w:r>
-      <w:r>
-        <w:br/>
-      </w:r>
-      <w:r>
-        <w:rPr>
-          <w:rStyle w:val="VerbatimChar"/>
-        </w:rPr>
-        <w:t xml:space="preserve">$ frugal-flock handoff codex T7-codex      # writes a packet, prints its folder</w:t>
+        <w:t xml:space="preserve">$ unio result codex T7-codex       # JSON on screen; changes nothing</w:t>
+      </w:r>
+      <w:r>
+        <w:br/>
+      </w:r>
+      <w:r>
+        <w:rPr>
+          <w:rStyle w:val="VerbatimChar"/>
+        </w:rPr>
+        <w:t xml:space="preserve">$ unio handoff codex T7-codex      # writes a packet, prints its folder</w:t>
       </w:r>
     </w:p>
     <w:p>
@@ -7832,7 +7832,7 @@
         <w:rPr>
           <w:rStyle w:val="VerbatimChar"/>
         </w:rPr>
-        <w:t xml:space="preserve">$ bash examples/demo.sh /tmp/agentteam-demo</w:t>
+        <w:t xml:space="preserve">$ bash examples/demo.sh /tmp/unio-demo</w:t>
       </w:r>
     </w:p>
     <w:p>
@@ -8005,25 +8005,25 @@
         <w:rPr>
           <w:rStyle w:val="VerbatimChar"/>
         </w:rPr>
-        <w:t xml:space="preserve">$ frugal-flock status          # where did I leave off? benched agents? queue?</w:t>
-      </w:r>
-      <w:r>
-        <w:br/>
-      </w:r>
-      <w:r>
-        <w:rPr>
-          <w:rStyle w:val="VerbatimChar"/>
-        </w:rPr>
-        <w:t xml:space="preserve">$ frugal-flock doctor          # anything that would waste a run? (base, agents, stale)</w:t>
-      </w:r>
-      <w:r>
-        <w:br/>
-      </w:r>
-      <w:r>
-        <w:rPr>
-          <w:rStyle w:val="VerbatimChar"/>
-        </w:rPr>
-        <w:t xml:space="preserve">$ frugal-flock smoke           # after CLI updates or days away</w:t>
+        <w:t xml:space="preserve">$ unio status          # where did I leave off? benched agents? queue?</w:t>
+      </w:r>
+      <w:r>
+        <w:br/>
+      </w:r>
+      <w:r>
+        <w:rPr>
+          <w:rStyle w:val="VerbatimChar"/>
+        </w:rPr>
+        <w:t xml:space="preserve">$ unio doctor          # anything that would waste a run? (base, agents, stale)</w:t>
+      </w:r>
+      <w:r>
+        <w:br/>
+      </w:r>
+      <w:r>
+        <w:rPr>
+          <w:rStyle w:val="VerbatimChar"/>
+        </w:rPr>
+        <w:t xml:space="preserve">$ unio smoke           # after CLI updates or days away</w:t>
       </w:r>
       <w:r>
         <w:br/>
@@ -8298,16 +8298,16 @@
         <w:rPr>
           <w:rStyle w:val="VerbatimChar"/>
         </w:rPr>
-        <w:t xml:space="preserve">$ frugal-flock status      # 1. "running: (none)" — never leave -b runs going</w:t>
-      </w:r>
-      <w:r>
-        <w:br/>
-      </w:r>
-      <w:r>
-        <w:rPr>
-          <w:rStyle w:val="VerbatimChar"/>
-        </w:rPr>
-        <w:t xml:space="preserve">                        #    (stragglers: frugal-flock kill &lt;task&gt;)</w:t>
+        <w:t xml:space="preserve">$ unio status      # 1. "running: (none)" — never leave -b runs going</w:t>
+      </w:r>
+      <w:r>
+        <w:br/>
+      </w:r>
+      <w:r>
+        <w:rPr>
+          <w:rStyle w:val="VerbatimChar"/>
+        </w:rPr>
+        <w:t xml:space="preserve">                        #    (stragglers: unio kill &lt;task&gt;)</w:t>
       </w:r>
     </w:p>
     <w:p>
@@ -8345,7 +8345,7 @@
         <w:rPr>
           <w:rStyle w:val="VerbatimChar"/>
         </w:rPr>
-        <w:t xml:space="preserve">frugal-flock score</w:t>
+        <w:t xml:space="preserve">unio score</w:t>
       </w:r>
       <w:r>
         <w:t xml:space="preserve"> </w:t>
@@ -8625,7 +8625,7 @@
               <w:rPr>
                 <w:rStyle w:val="VerbatimChar"/>
               </w:rPr>
-              <w:t xml:space="preserve">~/.config/agentteam/off/</w:t>
+              <w:t xml:space="preserve">~/.config/unio/off/</w:t>
             </w:r>
             <w:r>
               <w:t xml:space="preserve">)</w:t>
@@ -8657,7 +8657,7 @@
         <w:pStyle w:val="FirstParagraph"/>
       </w:pPr>
       <w:r>
-        <w:t xml:space="preserve">Subscriptions have 5-hour windows and weekly caps. Frugal Flock treats that</w:t>
+        <w:t xml:space="preserve">Subscriptions have 5-hour windows and weekly caps. Unio treats that</w:t>
       </w:r>
       <w:r>
         <w:t xml:space="preserve"> </w:t>
@@ -8674,52 +8674,52 @@
         <w:rPr>
           <w:rStyle w:val="VerbatimChar"/>
         </w:rPr>
-        <w:t xml:space="preserve">$ frugal-flock off codex 5h     # window burned: benched, auto-returns in 5h</w:t>
-      </w:r>
-      <w:r>
-        <w:br/>
-      </w:r>
-      <w:r>
-        <w:rPr>
-          <w:rStyle w:val="VerbatimChar"/>
-        </w:rPr>
-        <w:t xml:space="preserve">$ frugal-flock off grok 7d      # weekly cap: benched for a week</w:t>
-      </w:r>
-      <w:r>
-        <w:br/>
-      </w:r>
-      <w:r>
-        <w:rPr>
-          <w:rStyle w:val="VerbatimChar"/>
-        </w:rPr>
-        <w:t xml:space="preserve">$ frugal-flock off opencode     # benched until you say otherwise</w:t>
-      </w:r>
-      <w:r>
-        <w:br/>
-      </w:r>
-      <w:r>
-        <w:rPr>
-          <w:rStyle w:val="VerbatimChar"/>
-        </w:rPr>
-        <w:t xml:space="preserve">$ frugal-flock on codex         # manual return anytime</w:t>
-      </w:r>
-      <w:r>
-        <w:br/>
-      </w:r>
-      <w:r>
-        <w:rPr>
-          <w:rStyle w:val="VerbatimChar"/>
-        </w:rPr>
-        <w:t xml:space="preserve">$ frugal-flock agents           # installed? on/OFF, with your chosen retry time</w:t>
-      </w:r>
-      <w:r>
-        <w:br/>
-      </w:r>
-      <w:r>
-        <w:rPr>
-          <w:rStyle w:val="VerbatimChar"/>
-        </w:rPr>
-        <w:t xml:space="preserve">$ frugal-flock agents --json    # the same, machine-readable</w:t>
+        <w:t xml:space="preserve">$ unio off codex 5h     # window burned: benched, auto-returns in 5h</w:t>
+      </w:r>
+      <w:r>
+        <w:br/>
+      </w:r>
+      <w:r>
+        <w:rPr>
+          <w:rStyle w:val="VerbatimChar"/>
+        </w:rPr>
+        <w:t xml:space="preserve">$ unio off grok 7d      # weekly cap: benched for a week</w:t>
+      </w:r>
+      <w:r>
+        <w:br/>
+      </w:r>
+      <w:r>
+        <w:rPr>
+          <w:rStyle w:val="VerbatimChar"/>
+        </w:rPr>
+        <w:t xml:space="preserve">$ unio off opencode     # benched until you say otherwise</w:t>
+      </w:r>
+      <w:r>
+        <w:br/>
+      </w:r>
+      <w:r>
+        <w:rPr>
+          <w:rStyle w:val="VerbatimChar"/>
+        </w:rPr>
+        <w:t xml:space="preserve">$ unio on codex         # manual return anytime</w:t>
+      </w:r>
+      <w:r>
+        <w:br/>
+      </w:r>
+      <w:r>
+        <w:rPr>
+          <w:rStyle w:val="VerbatimChar"/>
+        </w:rPr>
+        <w:t xml:space="preserve">$ unio agents           # installed? on/OFF, with your chosen retry time</w:t>
+      </w:r>
+      <w:r>
+        <w:br/>
+      </w:r>
+      <w:r>
+        <w:rPr>
+          <w:rStyle w:val="VerbatimChar"/>
+        </w:rPr>
+        <w:t xml:space="preserve">$ unio agents --json    # the same, machine-readable</w:t>
       </w:r>
     </w:p>
     <w:p>
@@ -8873,7 +8873,7 @@
         <w:t xml:space="preserve">“resets at”</w:t>
       </w:r>
       <w:r>
-        <w:t xml:space="preserve">…), Frugal Flock prints</w:t>
+        <w:t xml:space="preserve">…), Unio prints</w:t>
       </w:r>
       <w:r>
         <w:t xml:space="preserve"> </w:t>
@@ -8888,7 +8888,7 @@
         <w:rPr>
           <w:rStyle w:val="VerbatimChar"/>
         </w:rPr>
-        <w:t xml:space="preserve">AGENTTEAM_AUTO_OFF=1</w:t>
+        <w:t xml:space="preserve">UNIO_AUTO_OFF=1</w:t>
       </w:r>
       <w:r>
         <w:t xml:space="preserve"> </w:t>
@@ -9024,7 +9024,7 @@
         <w:rPr>
           <w:rStyle w:val="VerbatimChar"/>
         </w:rPr>
-        <w:t xml:space="preserve">frugal-flock doctor</w:t>
+        <w:t xml:space="preserve">unio doctor</w:t>
       </w:r>
       <w:r>
         <w:t xml:space="preserve"> </w:t>
@@ -9050,7 +9050,7 @@
         <w:t xml:space="preserve">11. Fleet intelligence — who earns their seat</w:t>
       </w:r>
     </w:p>
-    <w:bookmarkStart w:id="56" w:name="frugal-flock-score"/>
+    <w:bookmarkStart w:id="56" w:name="unio-score"/>
     <w:p>
       <w:pPr>
         <w:pStyle w:val="Heading3"/>
@@ -9065,7 +9065,7 @@
         <w:rPr>
           <w:rStyle w:val="VerbatimChar"/>
         </w:rPr>
-        <w:t xml:space="preserve">frugal-flock score</w:t>
+        <w:t xml:space="preserve">unio score</w:t>
       </w:r>
     </w:p>
     <w:p>
@@ -9076,7 +9076,7 @@
         <w:rPr>
           <w:rStyle w:val="VerbatimChar"/>
         </w:rPr>
-        <w:t xml:space="preserve">$ frugal-flock score</w:t>
+        <w:t xml:space="preserve">$ unio score</w:t>
       </w:r>
       <w:r>
         <w:br/>
@@ -9531,7 +9531,7 @@
         <w:rPr>
           <w:rStyle w:val="VerbatimChar"/>
         </w:rPr>
-        <w:t xml:space="preserve">$ frugal-flock race T9 codex grok</w:t>
+        <w:t xml:space="preserve">$ unio race T9 codex grok</w:t>
       </w:r>
     </w:p>
     <w:p>
@@ -9539,7 +9539,7 @@
         <w:pStyle w:val="FirstParagraph"/>
       </w:pPr>
       <w:r>
-        <w:t xml:space="preserve">Frugal Flock copies</w:t>
+        <w:t xml:space="preserve">Unio copies</w:t>
       </w:r>
       <w:r>
         <w:t xml:space="preserve"> </w:t>
@@ -9595,16 +9595,16 @@
         <w:rPr>
           <w:rStyle w:val="VerbatimChar"/>
         </w:rPr>
-        <w:t xml:space="preserve">$ frugal-flock verify codex T9-codex     $ frugal-flock verify grok T9-grok</w:t>
-      </w:r>
-      <w:r>
-        <w:br/>
-      </w:r>
-      <w:r>
-        <w:rPr>
-          <w:rStyle w:val="VerbatimChar"/>
-        </w:rPr>
-        <w:t xml:space="preserve">$ frugal-flock diff codex                $ frugal-flock diff grok</w:t>
+        <w:t xml:space="preserve">$ unio verify codex T9-codex     $ unio verify grok T9-grok</w:t>
+      </w:r>
+      <w:r>
+        <w:br/>
+      </w:r>
+      <w:r>
+        <w:rPr>
+          <w:rStyle w:val="VerbatimChar"/>
+        </w:rPr>
+        <w:t xml:space="preserve">$ unio diff codex                $ unio diff grok</w:t>
       </w:r>
     </w:p>
     <w:p>
@@ -9711,7 +9711,7 @@
         <w:rPr>
           <w:rStyle w:val="VerbatimChar"/>
         </w:rPr>
-        <w:t xml:space="preserve">$ frugal-flock sabotage opencode</w:t>
+        <w:t xml:space="preserve">$ unio sabotage opencode</w:t>
       </w:r>
     </w:p>
     <w:p>
@@ -9815,7 +9815,7 @@
         <w:rPr>
           <w:rStyle w:val="VerbatimChar"/>
         </w:rPr>
-        <w:t xml:space="preserve">frugal-flock init codex-2</w:t>
+        <w:t xml:space="preserve">unio init codex-2</w:t>
       </w:r>
       <w:r>
         <w:t xml:space="preserve"> </w:t>
@@ -9862,7 +9862,7 @@
         <w:pStyle w:val="FirstParagraph"/>
       </w:pPr>
       <w:r>
-        <w:t xml:space="preserve">Frugal Flock bundles no AI — it calls whatever binaries are on your PATH, so</w:t>
+        <w:t xml:space="preserve">Unio bundles no AI — it calls whatever binaries are on your PATH, so</w:t>
       </w:r>
       <w:r>
         <w:t xml:space="preserve"> </w:t>
@@ -9950,7 +9950,7 @@
         <w:rPr>
           <w:rStyle w:val="VerbatimChar"/>
         </w:rPr>
-        <w:t xml:space="preserve">$ frugal-flock smoke</w:t>
+        <w:t xml:space="preserve">$ unio smoke</w:t>
       </w:r>
     </w:p>
     <w:p>
@@ -9992,13 +9992,13 @@
       </w:r>
     </w:p>
     <w:bookmarkEnd w:id="63"/>
-    <w:bookmarkStart w:id="64" w:name="updating-frugal-flock-itself"/>
+    <w:bookmarkStart w:id="64" w:name="updating-unio-itself"/>
     <w:p>
       <w:pPr>
         <w:pStyle w:val="Heading3"/>
       </w:pPr>
       <w:r>
-        <w:t xml:space="preserve">13.2 Updating Frugal Flock itself</w:t>
+        <w:t xml:space="preserve">13.2 Updating Unio itself</w:t>
       </w:r>
     </w:p>
     <w:p>
@@ -10021,7 +10021,7 @@
         <w:rPr>
           <w:rStyle w:val="VerbatimChar"/>
         </w:rPr>
-        <w:t xml:space="preserve">agentteam-docs</w:t>
+        <w:t xml:space="preserve">unio-docs</w:t>
       </w:r>
       <w:r>
         <w:t xml:space="preserve">; it does not need to be renamed.</w:t>
@@ -10035,7 +10035,7 @@
         <w:rPr>
           <w:rStyle w:val="VerbatimChar"/>
         </w:rPr>
-        <w:t xml:space="preserve">$ git remote set-url origin https://github.com/danielmevit/frugal-flock.git</w:t>
+        <w:t xml:space="preserve">$ git remote set-url origin https://github.com/danielmevit/unio.git</w:t>
       </w:r>
       <w:r>
         <w:br/>
@@ -10053,25 +10053,25 @@
         <w:rPr>
           <w:rStyle w:val="VerbatimChar"/>
         </w:rPr>
-        <w:t xml:space="preserve">$ bash frugal-flock-install.sh     # never touches your agents.conf</w:t>
-      </w:r>
-      <w:r>
-        <w:br/>
-      </w:r>
-      <w:r>
-        <w:rPr>
-          <w:rStyle w:val="VerbatimChar"/>
-        </w:rPr>
-        <w:t xml:space="preserve">$ frugal-flock selftest            # mock-agent checks, zero quota</w:t>
-      </w:r>
-      <w:r>
-        <w:br/>
-      </w:r>
-      <w:r>
-        <w:rPr>
-          <w:rStyle w:val="VerbatimChar"/>
-        </w:rPr>
-        <w:t xml:space="preserve">$ frugal-flock version             # confirm what you now run</w:t>
+        <w:t xml:space="preserve">$ bash unio-install.sh     # never touches your agents.conf</w:t>
+      </w:r>
+      <w:r>
+        <w:br/>
+      </w:r>
+      <w:r>
+        <w:rPr>
+          <w:rStyle w:val="VerbatimChar"/>
+        </w:rPr>
+        <w:t xml:space="preserve">$ unio selftest            # mock-agent checks, zero quota</w:t>
+      </w:r>
+      <w:r>
+        <w:br/>
+      </w:r>
+      <w:r>
+        <w:rPr>
+          <w:rStyle w:val="VerbatimChar"/>
+        </w:rPr>
+        <w:t xml:space="preserve">$ unio version             # confirm what you now run</w:t>
       </w:r>
     </w:p>
     <w:p>
@@ -10102,7 +10102,7 @@
         <w:rPr>
           <w:rStyle w:val="VerbatimChar"/>
         </w:rPr>
-        <w:t xml:space="preserve">frugal-flock init &lt;worker&gt;</w:t>
+        <w:t xml:space="preserve">unio init &lt;worker&gt;</w:t>
       </w:r>
       <w:r>
         <w:t xml:space="preserve"> </w:t>
@@ -10168,7 +10168,7 @@
         <w:rPr>
           <w:rStyle w:val="VerbatimChar"/>
         </w:rPr>
-        <w:t xml:space="preserve">tar czf agentteam-conf.tgz -C ~ .config/agentteam</w:t>
+        <w:t xml:space="preserve">tar czf unio-conf.tgz -C ~ .config/unio</w:t>
       </w:r>
       <w:r>
         <w:t xml:space="preserve"> </w:t>
@@ -10236,7 +10236,7 @@
         <w:rPr>
           <w:rStyle w:val="VerbatimChar"/>
         </w:rPr>
-        <w:t xml:space="preserve">frugal-flock status</w:t>
+        <w:t xml:space="preserve">unio status</w:t>
       </w:r>
       <w:r>
         <w:t xml:space="preserve"> </w:t>
@@ -10257,7 +10257,7 @@
         <w:rPr>
           <w:rStyle w:val="VerbatimChar"/>
         </w:rPr>
-        <w:t xml:space="preserve">frugal-flock agents</w:t>
+        <w:t xml:space="preserve">unio agents</w:t>
       </w:r>
       <w:r>
         <w:t xml:space="preserve"> </w:t>
@@ -10284,7 +10284,7 @@
         <w:rPr>
           <w:rStyle w:val="VerbatimChar"/>
         </w:rPr>
-        <w:t xml:space="preserve">frugal-flock tail &lt;task&gt;</w:t>
+        <w:t xml:space="preserve">unio tail &lt;task&gt;</w:t>
       </w:r>
       <w:r>
         <w:t xml:space="preserve"> </w:t>
@@ -10329,7 +10329,7 @@
         <w:rPr>
           <w:rStyle w:val="VerbatimChar"/>
         </w:rPr>
-        <w:t xml:space="preserve">frugal-flock report &lt;task&gt;</w:t>
+        <w:t xml:space="preserve">unio report &lt;task&gt;</w:t>
       </w:r>
       <w:r>
         <w:t xml:space="preserve">. Empty diff?</w:t>
@@ -10357,7 +10357,7 @@
           <w:b/>
           <w:bCs/>
         </w:rPr>
-        <w:t xml:space="preserve">frugal-flock selftest</w:t>
+        <w:t xml:space="preserve">unio selftest</w:t>
       </w:r>
       <w:r>
         <w:rPr>
@@ -10453,7 +10453,7 @@
               <w:rPr>
                 <w:rStyle w:val="VerbatimChar"/>
               </w:rPr>
-              <w:t xml:space="preserve">frugal-flock: command not found</w:t>
+              <w:t xml:space="preserve">unio: command not found</w:t>
             </w:r>
           </w:p>
         </w:tc>
@@ -10498,7 +10498,7 @@
               <w:rPr>
                 <w:rStyle w:val="VerbatimChar"/>
               </w:rPr>
-              <w:t xml:space="preserve">not inside a Frugal Flock project</w:t>
+              <w:t xml:space="preserve">not inside a Unio project</w:t>
             </w:r>
           </w:p>
         </w:tc>
@@ -10960,7 +10960,7 @@
               <w:rPr>
                 <w:rStyle w:val="VerbatimChar"/>
               </w:rPr>
-              <w:t xml:space="preserve">frugal-flock smoke</w:t>
+              <w:t xml:space="preserve">unio smoke</w:t>
             </w:r>
             <w:r>
               <w:t xml:space="preserve"> </w:t>
@@ -11044,7 +11044,7 @@
               <w:rPr>
                 <w:rStyle w:val="VerbatimChar"/>
               </w:rPr>
-              <w:t xml:space="preserve">frugal-flock kill &lt;task&gt;</w:t>
+              <w:t xml:space="preserve">unio kill &lt;task&gt;</w:t>
             </w:r>
             <w:r>
               <w:t xml:space="preserve">.</w:t>
@@ -11080,7 +11080,7 @@
               <w:rPr>
                 <w:rStyle w:val="VerbatimChar"/>
               </w:rPr>
-              <w:t xml:space="preserve">frugal-flock off &lt;agent&gt; 5h</w:t>
+              <w:t xml:space="preserve">unio off &lt;agent&gt; 5h</w:t>
             </w:r>
             <w:r>
               <w:t xml:space="preserve"> </w:t>
@@ -11249,7 +11249,7 @@
               <w:rPr>
                 <w:rStyle w:val="VerbatimChar"/>
               </w:rPr>
-              <w:t xml:space="preserve">frugal-flock status</w:t>
+              <w:t xml:space="preserve">unio status</w:t>
             </w:r>
             <w:r>
               <w:t xml:space="preserve"> </w:t>
@@ -11264,7 +11264,7 @@
               <w:rPr>
                 <w:rStyle w:val="VerbatimChar"/>
               </w:rPr>
-              <w:t xml:space="preserve">frugal-flock kill &lt;task&gt;</w:t>
+              <w:t xml:space="preserve">unio kill &lt;task&gt;</w:t>
             </w:r>
             <w:r>
               <w:t xml:space="preserve">.</w:t>
@@ -11303,7 +11303,7 @@
               <w:rPr>
                 <w:rStyle w:val="VerbatimChar"/>
               </w:rPr>
-              <w:t xml:space="preserve">frugal-flock resume</w:t>
+              <w:t xml:space="preserve">unio resume</w:t>
             </w:r>
             <w:r>
               <w:t xml:space="preserve"> </w:t>
@@ -11345,7 +11345,7 @@
               <w:rPr>
                 <w:rStyle w:val="VerbatimChar"/>
               </w:rPr>
-              <w:t xml:space="preserve">frugal-flock on x</w:t>
+              <w:t xml:space="preserve">unio on x</w:t>
             </w:r>
             <w:r>
               <w:t xml:space="preserve">.</w:t>
@@ -11465,7 +11465,7 @@
               <w:rPr>
                 <w:rStyle w:val="VerbatimChar"/>
               </w:rPr>
-              <w:t xml:space="preserve">frugal-flock run</w:t>
+              <w:t xml:space="preserve">unio run</w:t>
             </w:r>
             <w:r>
               <w:t xml:space="preserve"> </w:t>
@@ -12090,7 +12090,7 @@
         <w:rPr>
           <w:rStyle w:val="VerbatimChar"/>
         </w:rPr>
-        <w:t xml:space="preserve">frugal-flock stop</w:t>
+        <w:t xml:space="preserve">unio stop</w:t>
       </w:r>
       <w:r>
         <w:t xml:space="preserve"> </w:t>
@@ -12111,7 +12111,7 @@
         <w:rPr>
           <w:rStyle w:val="VerbatimChar"/>
         </w:rPr>
-        <w:t xml:space="preserve">frugal-flock status</w:t>
+        <w:t xml:space="preserve">unio status</w:t>
       </w:r>
       <w:r>
         <w:t xml:space="preserve"> </w:t>
@@ -12126,7 +12126,7 @@
         <w:rPr>
           <w:rStyle w:val="VerbatimChar"/>
         </w:rPr>
-        <w:t xml:space="preserve">frugal-flock resume</w:t>
+        <w:t xml:space="preserve">unio resume</w:t>
       </w:r>
       <w:r>
         <w:t xml:space="preserve"> </w:t>
@@ -12254,7 +12254,7 @@
               <w:rPr>
                 <w:rStyle w:val="VerbatimChar"/>
               </w:rPr>
-              <w:t xml:space="preserve">frugal-flock new &lt;repo-url&gt; [name] [workers...]</w:t>
+              <w:t xml:space="preserve">unio new &lt;repo-url&gt; [name] [workers...]</w:t>
             </w:r>
           </w:p>
         </w:tc>
@@ -12274,7 +12274,7 @@
               <w:rPr>
                 <w:rStyle w:val="VerbatimChar"/>
               </w:rPr>
-              <w:t xml:space="preserve">~/.config/agentteam/playbooks/</w:t>
+              <w:t xml:space="preserve">~/.config/unio/playbooks/</w:t>
             </w:r>
             <w:r>
               <w:t xml:space="preserve">.</w:t>
@@ -12293,7 +12293,7 @@
               <w:rPr>
                 <w:rStyle w:val="VerbatimChar"/>
               </w:rPr>
-              <w:t xml:space="preserve">frugal-flock init [w1 w2 ...]</w:t>
+              <w:t xml:space="preserve">unio init [w1 w2 ...]</w:t>
             </w:r>
           </w:p>
         </w:tc>
@@ -12320,7 +12320,7 @@
               <w:rPr>
                 <w:rStyle w:val="VerbatimChar"/>
               </w:rPr>
-              <w:t xml:space="preserve">frugal-flock agents [--json]</w:t>
+              <w:t xml:space="preserve">unio agents [--json]</w:t>
             </w:r>
           </w:p>
         </w:tc>
@@ -12362,7 +12362,7 @@
               <w:rPr>
                 <w:rStyle w:val="VerbatimChar"/>
               </w:rPr>
-              <w:t xml:space="preserve">frugal-flock smoke</w:t>
+              <w:t xml:space="preserve">unio smoke</w:t>
             </w:r>
           </w:p>
         </w:tc>
@@ -12389,7 +12389,7 @@
               <w:rPr>
                 <w:rStyle w:val="VerbatimChar"/>
               </w:rPr>
-              <w:t xml:space="preserve">frugal-flock selftest</w:t>
+              <w:t xml:space="preserve">unio selftest</w:t>
             </w:r>
           </w:p>
         </w:tc>
@@ -12416,7 +12416,7 @@
               <w:rPr>
                 <w:rStyle w:val="VerbatimChar"/>
               </w:rPr>
-              <w:t xml:space="preserve">frugal-flock doctor</w:t>
+              <w:t xml:space="preserve">unio doctor</w:t>
             </w:r>
           </w:p>
         </w:tc>
@@ -12443,7 +12443,7 @@
               <w:rPr>
                 <w:rStyle w:val="VerbatimChar"/>
               </w:rPr>
-              <w:t xml:space="preserve">frugal-flock version</w:t>
+              <w:t xml:space="preserve">unio version</w:t>
             </w:r>
           </w:p>
         </w:tc>
@@ -12517,7 +12517,7 @@
               <w:rPr>
                 <w:rStyle w:val="VerbatimChar"/>
               </w:rPr>
-              <w:t xml:space="preserve">frugal-flock run &lt;w&gt; &lt;task&gt;</w:t>
+              <w:t xml:space="preserve">unio run &lt;w&gt; &lt;task&gt;</w:t>
             </w:r>
           </w:p>
         </w:tc>
@@ -12574,7 +12574,7 @@
               <w:rPr>
                 <w:rStyle w:val="VerbatimChar"/>
               </w:rPr>
-              <w:t xml:space="preserve">frugal-flock run -b &lt;w&gt; &lt;task&gt;</w:t>
+              <w:t xml:space="preserve">unio run -b &lt;w&gt; &lt;task&gt;</w:t>
             </w:r>
           </w:p>
         </w:tc>
@@ -12601,7 +12601,7 @@
               <w:rPr>
                 <w:rStyle w:val="VerbatimChar"/>
               </w:rPr>
-              <w:t xml:space="preserve">frugal-flock tail [task]</w:t>
+              <w:t xml:space="preserve">unio tail [task]</w:t>
             </w:r>
           </w:p>
         </w:tc>
@@ -12628,7 +12628,7 @@
               <w:rPr>
                 <w:rStyle w:val="VerbatimChar"/>
               </w:rPr>
-              <w:t xml:space="preserve">frugal-flock kill &lt;task&gt;</w:t>
+              <w:t xml:space="preserve">unio kill &lt;task&gt;</w:t>
             </w:r>
           </w:p>
         </w:tc>
@@ -12655,7 +12655,7 @@
               <w:rPr>
                 <w:rStyle w:val="VerbatimChar"/>
               </w:rPr>
-              <w:t xml:space="preserve">frugal-flock report &lt;task&gt; [lines]</w:t>
+              <w:t xml:space="preserve">unio report &lt;task&gt; [lines]</w:t>
             </w:r>
           </w:p>
         </w:tc>
@@ -12682,7 +12682,7 @@
               <w:rPr>
                 <w:rStyle w:val="VerbatimChar"/>
               </w:rPr>
-              <w:t xml:space="preserve">frugal-flock verify &lt;w&gt; &lt;task&gt;</w:t>
+              <w:t xml:space="preserve">unio verify &lt;w&gt; &lt;task&gt;</w:t>
             </w:r>
           </w:p>
         </w:tc>
@@ -12709,7 +12709,7 @@
               <w:rPr>
                 <w:rStyle w:val="VerbatimChar"/>
               </w:rPr>
-              <w:t xml:space="preserve">frugal-flock diff &lt;w&gt; [--stat]</w:t>
+              <w:t xml:space="preserve">unio diff &lt;w&gt; [--stat]</w:t>
             </w:r>
           </w:p>
         </w:tc>
@@ -12736,7 +12736,7 @@
               <w:rPr>
                 <w:rStyle w:val="VerbatimChar"/>
               </w:rPr>
-              <w:t xml:space="preserve">frugal-flock review &lt;w&gt; &lt;task&gt; [agent]</w:t>
+              <w:t xml:space="preserve">unio review &lt;w&gt; &lt;task&gt; [agent]</w:t>
             </w:r>
           </w:p>
         </w:tc>
@@ -12790,7 +12790,7 @@
               <w:rPr>
                 <w:rStyle w:val="VerbatimChar"/>
               </w:rPr>
-              <w:t xml:space="preserve">frugal-flock result &lt;w&gt; &lt;task&gt;</w:t>
+              <w:t xml:space="preserve">unio result &lt;w&gt; &lt;task&gt;</w:t>
             </w:r>
           </w:p>
         </w:tc>
@@ -12817,7 +12817,7 @@
               <w:rPr>
                 <w:rStyle w:val="VerbatimChar"/>
               </w:rPr>
-              <w:t xml:space="preserve">frugal-flock handoff &lt;w&gt; &lt;task&gt;</w:t>
+              <w:t xml:space="preserve">unio handoff &lt;w&gt; &lt;task&gt;</w:t>
             </w:r>
           </w:p>
         </w:tc>
@@ -12856,7 +12856,7 @@
               <w:rPr>
                 <w:rStyle w:val="VerbatimChar"/>
               </w:rPr>
-              <w:t xml:space="preserve">frugal-flock sync [w]</w:t>
+              <w:t xml:space="preserve">unio sync [w]</w:t>
             </w:r>
           </w:p>
         </w:tc>
@@ -12930,7 +12930,7 @@
               <w:rPr>
                 <w:rStyle w:val="VerbatimChar"/>
               </w:rPr>
-              <w:t xml:space="preserve">frugal-flock race &lt;task&gt; &lt;w1&gt; &lt;w2&gt; [...]</w:t>
+              <w:t xml:space="preserve">unio race &lt;task&gt; &lt;w1&gt; &lt;w2&gt; [...]</w:t>
             </w:r>
           </w:p>
         </w:tc>
@@ -12957,7 +12957,7 @@
               <w:rPr>
                 <w:rStyle w:val="VerbatimChar"/>
               </w:rPr>
-              <w:t xml:space="preserve">frugal-flock sabotage [worker]</w:t>
+              <w:t xml:space="preserve">unio sabotage [worker]</w:t>
             </w:r>
           </w:p>
         </w:tc>
@@ -12984,7 +12984,7 @@
               <w:rPr>
                 <w:rStyle w:val="VerbatimChar"/>
               </w:rPr>
-              <w:t xml:space="preserve">frugal-flock sabotage --all</w:t>
+              <w:t xml:space="preserve">unio sabotage --all</w:t>
             </w:r>
           </w:p>
         </w:tc>
@@ -13011,7 +13011,7 @@
               <w:rPr>
                 <w:rStyle w:val="VerbatimChar"/>
               </w:rPr>
-              <w:t xml:space="preserve">frugal-flock score [project-root]</w:t>
+              <w:t xml:space="preserve">unio score [project-root]</w:t>
             </w:r>
           </w:p>
         </w:tc>
@@ -13085,7 +13085,7 @@
               <w:rPr>
                 <w:rStyle w:val="VerbatimChar"/>
               </w:rPr>
-              <w:t xml:space="preserve">frugal-flock status</w:t>
+              <w:t xml:space="preserve">unio status</w:t>
             </w:r>
           </w:p>
         </w:tc>
@@ -13112,7 +13112,7 @@
               <w:rPr>
                 <w:rStyle w:val="VerbatimChar"/>
               </w:rPr>
-              <w:t xml:space="preserve">frugal-flock off &lt;agent&gt; [30m\|5h\|7d]</w:t>
+              <w:t xml:space="preserve">unio off &lt;agent&gt; [30m\|5h\|7d]</w:t>
             </w:r>
           </w:p>
         </w:tc>
@@ -13151,7 +13151,7 @@
               <w:rPr>
                 <w:rStyle w:val="VerbatimChar"/>
               </w:rPr>
-              <w:t xml:space="preserve">frugal-flock on &lt;agent&gt;</w:t>
+              <w:t xml:space="preserve">unio on &lt;agent&gt;</w:t>
             </w:r>
           </w:p>
         </w:tc>
@@ -13178,7 +13178,7 @@
               <w:rPr>
                 <w:rStyle w:val="VerbatimChar"/>
               </w:rPr>
-              <w:t xml:space="preserve">frugal-flock stop</w:t>
+              <w:t xml:space="preserve">unio stop</w:t>
             </w:r>
             <w:r>
               <w:t xml:space="preserve"> </w:t>
@@ -13193,7 +13193,7 @@
               <w:rPr>
                 <w:rStyle w:val="VerbatimChar"/>
               </w:rPr>
-              <w:t xml:space="preserve">frugal-flock resume</w:t>
+              <w:t xml:space="preserve">unio resume</w:t>
             </w:r>
           </w:p>
         </w:tc>
@@ -13220,7 +13220,7 @@
               <w:rPr>
                 <w:rStyle w:val="VerbatimChar"/>
               </w:rPr>
-              <w:t xml:space="preserve">frugal-flock help</w:t>
+              <w:t xml:space="preserve">unio help</w:t>
             </w:r>
           </w:p>
         </w:tc>
@@ -13405,7 +13405,7 @@
         <w:rPr>
           <w:rStyle w:val="VerbatimChar"/>
         </w:rPr>
-        <w:t xml:space="preserve">AGENTTEAM_TIMEOUT=7200 frugal-flock run …</w:t>
+        <w:t xml:space="preserve">UNIO_TIMEOUT=7200 unio run …</w:t>
       </w:r>
       <w:r>
         <w:t xml:space="preserve">)</w:t>
@@ -13493,7 +13493,7 @@
               <w:rPr>
                 <w:rStyle w:val="VerbatimChar"/>
               </w:rPr>
-              <w:t xml:space="preserve">AGENTTEAM_TIMEOUT</w:t>
+              <w:t xml:space="preserve">UNIO_TIMEOUT</w:t>
             </w:r>
           </w:p>
         </w:tc>
@@ -13531,7 +13531,7 @@
               <w:rPr>
                 <w:rStyle w:val="VerbatimChar"/>
               </w:rPr>
-              <w:t xml:space="preserve">AGENTTEAM_VERIFY_TIMEOUT</w:t>
+              <w:t xml:space="preserve">UNIO_VERIFY_TIMEOUT</w:t>
             </w:r>
           </w:p>
         </w:tc>
@@ -13581,7 +13581,7 @@
               <w:rPr>
                 <w:rStyle w:val="VerbatimChar"/>
               </w:rPr>
-              <w:t xml:space="preserve">AGENTTEAM_REVIEW_TIMEOUT</w:t>
+              <w:t xml:space="preserve">UNIO_REVIEW_TIMEOUT</w:t>
             </w:r>
           </w:p>
         </w:tc>
@@ -13634,7 +13634,7 @@
               <w:rPr>
                 <w:rStyle w:val="VerbatimChar"/>
               </w:rPr>
-              <w:t xml:space="preserve">AGENTTEAM_AUTO_OFF</w:t>
+              <w:t xml:space="preserve">UNIO_AUTO_OFF</w:t>
             </w:r>
           </w:p>
         </w:tc>
@@ -13681,7 +13681,7 @@
               <w:rPr>
                 <w:rStyle w:val="VerbatimChar"/>
               </w:rPr>
-              <w:t xml:space="preserve">AGENTTEAM_AUTO_VERIFY</w:t>
+              <w:t xml:space="preserve">UNIO_AUTO_VERIFY</w:t>
             </w:r>
           </w:p>
         </w:tc>
@@ -13728,7 +13728,7 @@
               <w:rPr>
                 <w:rStyle w:val="VerbatimChar"/>
               </w:rPr>
-              <w:t xml:space="preserve">AGENTTEAM_AUTO_SYNC</w:t>
+              <w:t xml:space="preserve">UNIO_AUTO_SYNC</w:t>
             </w:r>
           </w:p>
         </w:tc>
@@ -13790,7 +13790,7 @@
               <w:rPr>
                 <w:rStyle w:val="VerbatimChar"/>
               </w:rPr>
-              <w:t xml:space="preserve">AGENTTEAM_ALLOW_SECRETS</w:t>
+              <w:t xml:space="preserve">UNIO_ALLOW_SECRETS</w:t>
             </w:r>
           </w:p>
         </w:tc>
@@ -14629,7 +14629,7 @@
               <w:rPr>
                 <w:rStyle w:val="VerbatimChar"/>
               </w:rPr>
-              <w:t xml:space="preserve">frugal-flock handoff</w:t>
+              <w:t xml:space="preserve">unio handoff</w:t>
             </w:r>
             <w:r>
               <w:t xml:space="preserve"> </w:t>
@@ -14691,7 +14691,7 @@
               <w:pStyle w:val="Compact"/>
             </w:pPr>
             <w:r>
-              <w:t xml:space="preserve">A small script git runs automatically around actions (commit, push, merge). Frugal Flock installs three guards.</w:t>
+              <w:t xml:space="preserve">A small script git runs automatically around actions (commit, push, merge). Unio installs three guards.</w:t>
             </w:r>
           </w:p>
         </w:tc>
@@ -14980,7 +14980,7 @@
               <w:rPr>
                 <w:rStyle w:val="VerbatimChar"/>
               </w:rPr>
-              <w:t xml:space="preserve">frugal-flock result</w:t>
+              <w:t xml:space="preserve">unio result</w:t>
             </w:r>
             <w:r>
               <w:t xml:space="preserve">.</w:t>
@@ -15230,106 +15230,106 @@
         <w:rPr>
           <w:rStyle w:val="VerbatimChar"/>
         </w:rPr>
-        <w:t xml:space="preserve">SETUP (once)          bash frugal-flock-install.sh ; frugal-flock selftest</w:t>
-      </w:r>
-      <w:r>
-        <w:br/>
-      </w:r>
-      <w:r>
-        <w:rPr>
-          <w:rStyle w:val="VerbatimChar"/>
-        </w:rPr>
-        <w:t xml:space="preserve">                      log in each CLI once ; frugal-flock agents ; frugal-flock smoke</w:t>
-      </w:r>
-      <w:r>
-        <w:br/>
-      </w:r>
-      <w:r>
-        <w:rPr>
-          <w:rStyle w:val="VerbatimChar"/>
-        </w:rPr>
-        <w:t xml:space="preserve">NEW PROJECT           cd ~/code &amp;&amp; frugal-flock new &lt;repo-url&gt; myproj</w:t>
-      </w:r>
-      <w:r>
-        <w:br/>
-      </w:r>
-      <w:r>
-        <w:rPr>
-          <w:rStyle w:val="VerbatimChar"/>
-        </w:rPr>
-        <w:t xml:space="preserve">SESSION START         frugal-flock status ; frugal-flock doctor ; claude</w:t>
-      </w:r>
-      <w:r>
-        <w:br/>
-      </w:r>
-      <w:r>
-        <w:rPr>
-          <w:rStyle w:val="VerbatimChar"/>
-        </w:rPr>
-        <w:t xml:space="preserve">HEALTH CHECK          frugal-flock doctor    (before dispatching: catches waste)</w:t>
-      </w:r>
-      <w:r>
-        <w:br/>
-      </w:r>
-      <w:r>
-        <w:rPr>
-          <w:rStyle w:val="VerbatimChar"/>
-        </w:rPr>
-        <w:t xml:space="preserve">DISPATCH              frugal-flock run -b &lt;worker&gt; &lt;task&gt;</w:t>
-      </w:r>
-      <w:r>
-        <w:br/>
-      </w:r>
-      <w:r>
-        <w:rPr>
-          <w:rStyle w:val="VerbatimChar"/>
-        </w:rPr>
-        <w:t xml:space="preserve">WATCH                 frugal-flock status | tail &lt;task&gt; | kill &lt;task&gt;</w:t>
-      </w:r>
-      <w:r>
-        <w:br/>
-      </w:r>
-      <w:r>
-        <w:rPr>
-          <w:rStyle w:val="VerbatimChar"/>
-        </w:rPr>
-        <w:t xml:space="preserve">JUDGE                 frugal-flock verify &lt;w&gt; &lt;task&gt; ; frugal-flock diff &lt;w&gt;</w:t>
-      </w:r>
-      <w:r>
-        <w:br/>
-      </w:r>
-      <w:r>
-        <w:rPr>
-          <w:rStyle w:val="VerbatimChar"/>
-        </w:rPr>
-        <w:t xml:space="preserve">                      second opinion: frugal-flock review &lt;w&gt; &lt;task&gt;</w:t>
-      </w:r>
-      <w:r>
-        <w:br/>
-      </w:r>
-      <w:r>
-        <w:rPr>
-          <w:rStyle w:val="VerbatimChar"/>
-        </w:rPr>
-        <w:t xml:space="preserve">                      evidence: frugal-flock result &lt;w&gt; &lt;task&gt;</w:t>
-      </w:r>
-      <w:r>
-        <w:br/>
-      </w:r>
-      <w:r>
-        <w:rPr>
-          <w:rStyle w:val="VerbatimChar"/>
-        </w:rPr>
-        <w:t xml:space="preserve">HANDOFF               frugal-flock handoff &lt;w&gt; &lt;task&gt;   (context for the next AI)</w:t>
-      </w:r>
-      <w:r>
-        <w:br/>
-      </w:r>
-      <w:r>
-        <w:rPr>
-          <w:rStyle w:val="VerbatimChar"/>
-        </w:rPr>
-        <w:t xml:space="preserve">ACCEPT                git merge --no-ff agent/&lt;w&gt; -m "merge T7: ..." ; frugal-flock sync</w:t>
+        <w:t xml:space="preserve">SETUP (once)          bash unio-install.sh ; unio selftest</w:t>
+      </w:r>
+      <w:r>
+        <w:br/>
+      </w:r>
+      <w:r>
+        <w:rPr>
+          <w:rStyle w:val="VerbatimChar"/>
+        </w:rPr>
+        <w:t xml:space="preserve">                      log in each CLI once ; unio agents ; unio smoke</w:t>
+      </w:r>
+      <w:r>
+        <w:br/>
+      </w:r>
+      <w:r>
+        <w:rPr>
+          <w:rStyle w:val="VerbatimChar"/>
+        </w:rPr>
+        <w:t xml:space="preserve">NEW PROJECT           cd ~/code &amp;&amp; unio new &lt;repo-url&gt; myproj</w:t>
+      </w:r>
+      <w:r>
+        <w:br/>
+      </w:r>
+      <w:r>
+        <w:rPr>
+          <w:rStyle w:val="VerbatimChar"/>
+        </w:rPr>
+        <w:t xml:space="preserve">SESSION START         unio status ; unio doctor ; claude</w:t>
+      </w:r>
+      <w:r>
+        <w:br/>
+      </w:r>
+      <w:r>
+        <w:rPr>
+          <w:rStyle w:val="VerbatimChar"/>
+        </w:rPr>
+        <w:t xml:space="preserve">HEALTH CHECK          unio doctor    (before dispatching: catches waste)</w:t>
+      </w:r>
+      <w:r>
+        <w:br/>
+      </w:r>
+      <w:r>
+        <w:rPr>
+          <w:rStyle w:val="VerbatimChar"/>
+        </w:rPr>
+        <w:t xml:space="preserve">DISPATCH              unio run -b &lt;worker&gt; &lt;task&gt;</w:t>
+      </w:r>
+      <w:r>
+        <w:br/>
+      </w:r>
+      <w:r>
+        <w:rPr>
+          <w:rStyle w:val="VerbatimChar"/>
+        </w:rPr>
+        <w:t xml:space="preserve">WATCH                 unio status | tail &lt;task&gt; | kill &lt;task&gt;</w:t>
+      </w:r>
+      <w:r>
+        <w:br/>
+      </w:r>
+      <w:r>
+        <w:rPr>
+          <w:rStyle w:val="VerbatimChar"/>
+        </w:rPr>
+        <w:t xml:space="preserve">JUDGE                 unio verify &lt;w&gt; &lt;task&gt; ; unio diff &lt;w&gt;</w:t>
+      </w:r>
+      <w:r>
+        <w:br/>
+      </w:r>
+      <w:r>
+        <w:rPr>
+          <w:rStyle w:val="VerbatimChar"/>
+        </w:rPr>
+        <w:t xml:space="preserve">                      second opinion: unio review &lt;w&gt; &lt;task&gt;</w:t>
+      </w:r>
+      <w:r>
+        <w:br/>
+      </w:r>
+      <w:r>
+        <w:rPr>
+          <w:rStyle w:val="VerbatimChar"/>
+        </w:rPr>
+        <w:t xml:space="preserve">                      evidence: unio result &lt;w&gt; &lt;task&gt;</w:t>
+      </w:r>
+      <w:r>
+        <w:br/>
+      </w:r>
+      <w:r>
+        <w:rPr>
+          <w:rStyle w:val="VerbatimChar"/>
+        </w:rPr>
+        <w:t xml:space="preserve">HANDOFF               unio handoff &lt;w&gt; &lt;task&gt;   (context for the next AI)</w:t>
+      </w:r>
+      <w:r>
+        <w:br/>
+      </w:r>
+      <w:r>
+        <w:rPr>
+          <w:rStyle w:val="VerbatimChar"/>
+        </w:rPr>
+        <w:t xml:space="preserve">ACCEPT                git merge --no-ff agent/&lt;w&gt; -m "merge T7: ..." ; unio sync</w:t>
       </w:r>
       <w:r>
         <w:br/>
@@ -15347,34 +15347,34 @@
         <w:rPr>
           <w:rStyle w:val="VerbatimChar"/>
         </w:rPr>
-        <w:t xml:space="preserve">QUOTA                 frugal-flock off &lt;agent&gt; 5h|7d ; frugal-flock on &lt;agent&gt;</w:t>
-      </w:r>
-      <w:r>
-        <w:br/>
-      </w:r>
-      <w:r>
-        <w:rPr>
-          <w:rStyle w:val="VerbatimChar"/>
-        </w:rPr>
-        <w:t xml:space="preserve">PANIC                 frugal-flock stop  ...  frugal-flock resume</w:t>
-      </w:r>
-      <w:r>
-        <w:br/>
-      </w:r>
-      <w:r>
-        <w:rPr>
-          <w:rStyle w:val="VerbatimChar"/>
-        </w:rPr>
-        <w:t xml:space="preserve">SCOREBOARD            frugal-flock score</w:t>
-      </w:r>
-      <w:r>
-        <w:br/>
-      </w:r>
-      <w:r>
-        <w:rPr>
-          <w:rStyle w:val="VerbatimChar"/>
-        </w:rPr>
-        <w:t xml:space="preserve">EXTRA PLAYS           frugal-flock race &lt;task&gt; w1 w2 ; frugal-flock sabotage &lt;w&gt;</w:t>
+        <w:t xml:space="preserve">QUOTA                 unio off &lt;agent&gt; 5h|7d ; unio on &lt;agent&gt;</w:t>
+      </w:r>
+      <w:r>
+        <w:br/>
+      </w:r>
+      <w:r>
+        <w:rPr>
+          <w:rStyle w:val="VerbatimChar"/>
+        </w:rPr>
+        <w:t xml:space="preserve">PANIC                 unio stop  ...  unio resume</w:t>
+      </w:r>
+      <w:r>
+        <w:br/>
+      </w:r>
+      <w:r>
+        <w:rPr>
+          <w:rStyle w:val="VerbatimChar"/>
+        </w:rPr>
+        <w:t xml:space="preserve">SCOREBOARD            unio score</w:t>
+      </w:r>
+      <w:r>
+        <w:br/>
+      </w:r>
+      <w:r>
+        <w:rPr>
+          <w:rStyle w:val="VerbatimChar"/>
+        </w:rPr>
+        <w:t xml:space="preserve">EXTRA PLAYS           unio race &lt;task&gt; w1 w2 ; unio sabotage &lt;w&gt;</w:t>
       </w:r>
       <w:r>
         <w:br/>
@@ -15392,7 +15392,7 @@
         <w:rPr>
           <w:rStyle w:val="VerbatimChar"/>
         </w:rPr>
-        <w:t xml:space="preserve">AFTER ANY UPDATE      frugal-flock smoke ; after frugal-flock updates: selftest + version</w:t>
+        <w:t xml:space="preserve">AFTER ANY UPDATE      unio smoke ; after unio updates: selftest + version</w:t>
       </w:r>
     </w:p>
     <w:p>
@@ -15621,7 +15621,7 @@
         <w:rPr>
           <w:rStyle w:val="VerbatimChar"/>
         </w:rPr>
-        <w:t xml:space="preserve">pandoc docs/GUIDEBOOK.md -o agentteam-guidebook.docx --toc --toc-depth=2</w:t>
+        <w:t xml:space="preserve">pandoc docs/GUIDEBOOK.md -o unio-guidebook.docx --toc --toc-depth=2</w:t>
       </w:r>
     </w:p>
     <w:p>
@@ -16196,7 +16196,7 @@
               <w:rPr>
                 <w:rStyle w:val="VerbatimChar"/>
               </w:rPr>
-              <w:t xml:space="preserve">frugal-flock-install.sh</w:t>
+              <w:t xml:space="preserve">unio-install.sh</w:t>
             </w:r>
           </w:p>
         </w:tc>

--- a/docs/GUIDEBOOK.docx
+++ b/docs/GUIDEBOOK.docx
@@ -127,7 +127,27 @@
           <w:b/>
           <w:bCs/>
         </w:rPr>
-        <w:t xml:space="preserve">Covers Unio v0.3.1 plus the in-progress M1 quality changes (the runtime prints 0.4.0, which is not an accepted release) · written 2026-07-19, updated 2026-10-04 · for the complete beginner</w:t>
+        <w:t xml:space="preserve">Covers Unio 0.5.0 source, including the owner-accepted M1 quality changes · written 2026-07-19, updated 2026-10-05 · for the complete beginner</w:t>
+      </w:r>
+    </w:p>
+    <w:p>
+      <w:pPr>
+        <w:pStyle w:val="BodyText"/>
+      </w:pPr>
+      <w:r>
+        <w:t xml:space="preserve">The rename is not yet a published release or global installation. This</w:t>
+      </w:r>
+      <w:r>
+        <w:t xml:space="preserve"> </w:t>
+      </w:r>
+      <w:r>
+        <w:t xml:space="preserve">workspace builds it using the legacy installed Frugal Flock 0.4.0; the</w:t>
+      </w:r>
+      <w:r>
+        <w:t xml:space="preserve"> </w:t>
+      </w:r>
+      <w:r>
+        <w:t xml:space="preserve">owner must approve switching that global installation separately.</w:t>
       </w:r>
     </w:p>
     <w:p>
@@ -2370,16 +2390,16 @@
         <w:t xml:space="preserve"> </w:t>
       </w:r>
       <w:r>
-        <w:t xml:space="preserve">(formerly</w:t>
-      </w:r>
-      <w:r>
-        <w:t xml:space="preserve"> </w:t>
-      </w:r>
-      <w:r>
-        <w:rPr>
-          <w:rStyle w:val="VerbatimChar"/>
-        </w:rPr>
-        <w:t xml:space="preserve">unio-docs</w:t>
+        <w:t xml:space="preserve">(historically named Frugal Flock and</w:t>
+      </w:r>
+      <w:r>
+        <w:t xml:space="preserve"> </w:t>
+      </w:r>
+      <w:r>
+        <w:rPr>
+          <w:rStyle w:val="VerbatimChar"/>
+        </w:rPr>
+        <w:t xml:space="preserve">agentteam-docs</w:t>
       </w:r>
       <w:r>
         <w:t xml:space="preserve">):</w:t>
@@ -2411,7 +2431,7 @@
         <w:rPr>
           <w:rStyle w:val="VerbatimChar"/>
         </w:rPr>
-        <w:t xml:space="preserve">Unio 0.3.1 (/home/you/.local/bin/unio)</w:t>
+        <w:t xml:space="preserve">Unio 0.5.0 (/home/you/.local/bin/unio)</w:t>
       </w:r>
       <w:r>
         <w:br/>
@@ -2549,7 +2569,7 @@
               <w:pStyle w:val="Compact"/>
             </w:pPr>
             <w:r>
-              <w:t xml:space="preserve">Shared implementation and legacy command</w:t>
+              <w:t xml:space="preserve">The only installed command</w:t>
             </w:r>
           </w:p>
         </w:tc>
@@ -2565,30 +2585,34 @@
               <w:rPr>
                 <w:rStyle w:val="VerbatimChar"/>
               </w:rPr>
-              <w:t xml:space="preserve">~/.local/bin/unio</w:t>
-            </w:r>
-            <w:r>
-              <w:t xml:space="preserve">,</w:t>
+              <w:t xml:space="preserve">~/.config/unio/agents.conf</w:t>
+            </w:r>
+          </w:p>
+        </w:tc>
+        <w:tc>
+          <w:tcPr/>
+          <w:p>
+            <w:pPr>
+              <w:pStyle w:val="Compact"/>
+            </w:pPr>
+            <w:r>
+              <w:t xml:space="preserve">The agent config —</w:t>
             </w:r>
             <w:r>
               <w:t xml:space="preserve"> </w:t>
             </w:r>
             <w:r>
               <w:rPr>
-                <w:rStyle w:val="VerbatimChar"/>
-              </w:rPr>
-              <w:t xml:space="preserve">~/.local/bin/unio</w:t>
-            </w:r>
-          </w:p>
-        </w:tc>
-        <w:tc>
-          <w:tcPr/>
-          <w:p>
-            <w:pPr>
-              <w:pStyle w:val="Compact"/>
-            </w:pPr>
-            <w:r>
-              <w:t xml:space="preserve">Canonical and short commands; links to the shared implementation</w:t>
+                <w:b/>
+                <w:bCs/>
+              </w:rPr>
+              <w:t xml:space="preserve">the file you edit</w:t>
+            </w:r>
+            <w:r>
+              <w:t xml:space="preserve"> </w:t>
+            </w:r>
+            <w:r>
+              <w:t xml:space="preserve">(never overwritten by updates)</w:t>
             </w:r>
           </w:p>
         </w:tc>
@@ -2604,34 +2628,18 @@
               <w:rPr>
                 <w:rStyle w:val="VerbatimChar"/>
               </w:rPr>
-              <w:t xml:space="preserve">~/.config/unio/agents.conf</w:t>
-            </w:r>
-          </w:p>
-        </w:tc>
-        <w:tc>
-          <w:tcPr/>
-          <w:p>
-            <w:pPr>
-              <w:pStyle w:val="Compact"/>
-            </w:pPr>
-            <w:r>
-              <w:t xml:space="preserve">The agent config —</w:t>
-            </w:r>
-            <w:r>
-              <w:t xml:space="preserve"> </w:t>
-            </w:r>
-            <w:r>
-              <w:rPr>
-                <w:b/>
-                <w:bCs/>
-              </w:rPr>
-              <w:t xml:space="preserve">the file you edit</w:t>
-            </w:r>
-            <w:r>
-              <w:t xml:space="preserve"> </w:t>
-            </w:r>
-            <w:r>
-              <w:t xml:space="preserve">(never overwritten by updates)</w:t>
+              <w:t xml:space="preserve">~/.config/unio/templates/</w:t>
+            </w:r>
+          </w:p>
+        </w:tc>
+        <w:tc>
+          <w:tcPr/>
+          <w:p>
+            <w:pPr>
+              <w:pStyle w:val="Compact"/>
+            </w:pPr>
+            <w:r>
+              <w:t xml:space="preserve">Role cards and task templates stamped into every new project</w:t>
             </w:r>
           </w:p>
         </w:tc>
@@ -2647,18 +2655,48 @@
               <w:rPr>
                 <w:rStyle w:val="VerbatimChar"/>
               </w:rPr>
-              <w:t xml:space="preserve">~/.config/unio/templates/</w:t>
-            </w:r>
-          </w:p>
-        </w:tc>
-        <w:tc>
-          <w:tcPr/>
-          <w:p>
-            <w:pPr>
-              <w:pStyle w:val="Compact"/>
-            </w:pPr>
-            <w:r>
-              <w:t xml:space="preserve">Role cards and task templates stamped into every new project</w:t>
+              <w:t xml:space="preserve">~/.config/unio/playbooks/</w:t>
+            </w:r>
+          </w:p>
+        </w:tc>
+        <w:tc>
+          <w:tcPr/>
+          <w:p>
+            <w:pPr>
+              <w:pStyle w:val="Compact"/>
+            </w:pPr>
+            <w:r>
+              <w:t xml:space="preserve">Drop your standard</w:t>
+            </w:r>
+            <w:r>
+              <w:t xml:space="preserve"> </w:t>
+            </w:r>
+            <w:r>
+              <w:rPr>
+                <w:rStyle w:val="VerbatimChar"/>
+              </w:rPr>
+              <w:t xml:space="preserve">ai-*.md</w:t>
+            </w:r>
+            <w:r>
+              <w:t xml:space="preserve"> </w:t>
+            </w:r>
+            <w:r>
+              <w:t xml:space="preserve">playbooks here once;</w:t>
+            </w:r>
+            <w:r>
+              <w:t xml:space="preserve"> </w:t>
+            </w:r>
+            <w:r>
+              <w:rPr>
+                <w:rStyle w:val="VerbatimChar"/>
+              </w:rPr>
+              <w:t xml:space="preserve">unio new</w:t>
+            </w:r>
+            <w:r>
+              <w:t xml:space="preserve"> </w:t>
+            </w:r>
+            <w:r>
+              <w:t xml:space="preserve">copies them into every project</w:t>
             </w:r>
           </w:p>
         </w:tc>
@@ -2674,63 +2712,6 @@
               <w:rPr>
                 <w:rStyle w:val="VerbatimChar"/>
               </w:rPr>
-              <w:t xml:space="preserve">~/.config/unio/playbooks/</w:t>
-            </w:r>
-          </w:p>
-        </w:tc>
-        <w:tc>
-          <w:tcPr/>
-          <w:p>
-            <w:pPr>
-              <w:pStyle w:val="Compact"/>
-            </w:pPr>
-            <w:r>
-              <w:t xml:space="preserve">Drop your standard</w:t>
-            </w:r>
-            <w:r>
-              <w:t xml:space="preserve"> </w:t>
-            </w:r>
-            <w:r>
-              <w:rPr>
-                <w:rStyle w:val="VerbatimChar"/>
-              </w:rPr>
-              <w:t xml:space="preserve">ai-*.md</w:t>
-            </w:r>
-            <w:r>
-              <w:t xml:space="preserve"> </w:t>
-            </w:r>
-            <w:r>
-              <w:t xml:space="preserve">playbooks here once;</w:t>
-            </w:r>
-            <w:r>
-              <w:t xml:space="preserve"> </w:t>
-            </w:r>
-            <w:r>
-              <w:rPr>
-                <w:rStyle w:val="VerbatimChar"/>
-              </w:rPr>
-              <w:t xml:space="preserve">unio new</w:t>
-            </w:r>
-            <w:r>
-              <w:t xml:space="preserve"> </w:t>
-            </w:r>
-            <w:r>
-              <w:t xml:space="preserve">copies them into every project</w:t>
-            </w:r>
-          </w:p>
-        </w:tc>
-      </w:tr>
-      <w:tr>
-        <w:tc>
-          <w:tcPr/>
-          <w:p>
-            <w:pPr>
-              <w:pStyle w:val="Compact"/>
-            </w:pPr>
-            <w:r>
-              <w:rPr>
-                <w:rStyle w:val="VerbatimChar"/>
-              </w:rPr>
               <w:t xml:space="preserve">~/.local/share/bash-completion/completions/unio</w:t>
             </w:r>
           </w:p>
@@ -2742,22 +2723,7 @@
               <w:pStyle w:val="Compact"/>
             </w:pPr>
             <w:r>
-              <w:t xml:space="preserve">Shared tab-completion, with links for</w:t>
-            </w:r>
-            <w:r>
-              <w:t xml:space="preserve"> </w:t>
-            </w:r>
-            <w:r>
-              <w:rPr>
-                <w:rStyle w:val="VerbatimChar"/>
-              </w:rPr>
-              <w:t xml:space="preserve">unio</w:t>
-            </w:r>
-            <w:r>
-              <w:t xml:space="preserve"> </w:t>
-            </w:r>
-            <w:r>
-              <w:t xml:space="preserve">and</w:t>
+              <w:t xml:space="preserve">Tab-completion for</w:t>
             </w:r>
             <w:r>
               <w:t xml:space="preserve"> </w:t>
@@ -10021,10 +9987,46 @@
         <w:rPr>
           <w:rStyle w:val="VerbatimChar"/>
         </w:rPr>
-        <w:t xml:space="preserve">unio-docs</w:t>
-      </w:r>
-      <w:r>
-        <w:t xml:space="preserve">; it does not need to be renamed.</w:t>
+        <w:t xml:space="preserve">frugal-flock</w:t>
+      </w:r>
+      <w:r>
+        <w:t xml:space="preserve"> </w:t>
+      </w:r>
+      <w:r>
+        <w:t xml:space="preserve">or the historical</w:t>
+      </w:r>
+      <w:r>
+        <w:t xml:space="preserve"> </w:t>
+      </w:r>
+      <w:r>
+        <w:rPr>
+          <w:rStyle w:val="VerbatimChar"/>
+        </w:rPr>
+        <w:t xml:space="preserve">agentteam-docs</w:t>
+      </w:r>
+      <w:r>
+        <w:t xml:space="preserve">; it does not need</w:t>
+      </w:r>
+      <w:r>
+        <w:t xml:space="preserve"> </w:t>
+      </w:r>
+      <w:r>
+        <w:t xml:space="preserve">to be renamed. The legacy local workspace path</w:t>
+      </w:r>
+      <w:r>
+        <w:t xml:space="preserve"> </w:t>
+      </w:r>
+      <w:r>
+        <w:rPr>
+          <w:rStyle w:val="VerbatimChar"/>
+        </w:rPr>
+        <w:t xml:space="preserve">/mnt/d/Vibe Coding/_vm/frugal-flock</w:t>
+      </w:r>
+      <w:r>
+        <w:t xml:space="preserve"> </w:t>
+      </w:r>
+      <w:r>
+        <w:t xml:space="preserve">stays intact to preserve worktree links.</w:t>
       </w:r>
     </w:p>
     <w:p>

--- a/docs/GUIDEBOOK.docx
+++ b/docs/GUIDEBOOK.docx
@@ -759,7 +759,25 @@
         <w:t xml:space="preserve"> </w:t>
       </w:r>
       <w:r>
-        <w:t xml:space="preserve">workers physically cannot overwrite each other’s files.</w:t>
+        <w:t xml:space="preserve">workers normally edit separate files. These workshops are coordination</w:t>
+      </w:r>
+      <w:r>
+        <w:t xml:space="preserve"> </w:t>
+      </w:r>
+      <w:r>
+        <w:t xml:space="preserve">boundaries, not OS sandboxes: configured commands retain host access</w:t>
+      </w:r>
+      <w:r>
+        <w:t xml:space="preserve"> </w:t>
+      </w:r>
+      <w:r>
+        <w:t xml:space="preserve">and can reach other worktrees or files. Review and scope checks judge</w:t>
+      </w:r>
+      <w:r>
+        <w:t xml:space="preserve"> </w:t>
+      </w:r>
+      <w:r>
+        <w:t xml:space="preserve">changes; they do not restrict filesystem access.</w:t>
       </w:r>
     </w:p>
     <w:p>
@@ -3389,29 +3407,25 @@
         <w:t xml:space="preserve"> </w:t>
       </w:r>
       <w:r>
-        <w:t xml:space="preserve">The auto-approve flags are safe</w:t>
-      </w:r>
-      <w:r>
-        <w:t xml:space="preserve"> </w:t>
-      </w:r>
-      <w:r>
-        <w:rPr>
-          <w:b/>
-          <w:bCs/>
-        </w:rPr>
-        <w:t xml:space="preserve">because</w:t>
-      </w:r>
-      <w:r>
-        <w:t xml:space="preserve"> </w:t>
-      </w:r>
-      <w:r>
-        <w:t xml:space="preserve">of the workshops and your</w:t>
-      </w:r>
-      <w:r>
-        <w:t xml:space="preserve"> </w:t>
-      </w:r>
-      <w:r>
-        <w:t xml:space="preserve">merge gate — a worker can only damage its own disposable copy.</w:t>
+        <w:t xml:space="preserve">Auto-approve gives the configured command host-level permissions. Separate</w:t>
+      </w:r>
+      <w:r>
+        <w:t xml:space="preserve"> </w:t>
+      </w:r>
+      <w:r>
+        <w:t xml:space="preserve">worktrees and the merge gate help coordinate and review changes, but they</w:t>
+      </w:r>
+      <w:r>
+        <w:t xml:space="preserve"> </w:t>
+      </w:r>
+      <w:r>
+        <w:t xml:space="preserve">do not contain filesystem damage. Use these defaults only on a trusted</w:t>
+      </w:r>
+      <w:r>
+        <w:t xml:space="preserve"> </w:t>
+      </w:r>
+      <w:r>
+        <w:t xml:space="preserve">host with workloads and permissions the owner has explicitly accepted.</w:t>
       </w:r>
     </w:p>
     <w:p>

--- a/docs/GUIDEBOOK.docx
+++ b/docs/GUIDEBOOK.docx
@@ -7777,13 +7777,25 @@
         <w:t xml:space="preserve"> </w:t>
       </w:r>
       <w:r>
-        <w:t xml:space="preserve">is a real transcript of everything chapter 7</w:t>
-      </w:r>
-      <w:r>
-        <w:t xml:space="preserve"> </w:t>
-      </w:r>
-      <w:r>
-        <w:t xml:space="preserve">described — a feature built, verified, reviewed, merged, and synced; a</w:t>
+        <w:t xml:space="preserve">adapts a historical Frugal Flock transcript to</w:t>
+      </w:r>
+      <w:r>
+        <w:t xml:space="preserve"> </w:t>
+      </w:r>
+      <w:r>
+        <w:t xml:space="preserve">current Unio commands. Its retained run IDs and output describe the older</w:t>
+      </w:r>
+      <w:r>
+        <w:t xml:space="preserve"> </w:t>
+      </w:r>
+      <w:r>
+        <w:t xml:space="preserve">run, not newly measured Unio output. It illustrates chapter 7: a feature</w:t>
+      </w:r>
+      <w:r>
+        <w:t xml:space="preserve"> </w:t>
+      </w:r>
+      <w:r>
+        <w:t xml:space="preserve">built, verified, reviewed, merged, and synced; a</w:t>
       </w:r>
       <w:r>
         <w:t xml:space="preserve"> </w:t>

--- a/docs/GUIDEBOOK.docx
+++ b/docs/GUIDEBOOK.docx
@@ -16079,7 +16079,7 @@
               <w:pStyle w:val="Compact"/>
             </w:pPr>
             <w:r>
-              <w:t xml:space="preserve">Real transcript of every feature; replay with</w:t>
+              <w:t xml:space="preserve">Historical transcript adapted to current Unio commands; retained output is from the older run. Replay with</w:t>
             </w:r>
             <w:r>
               <w:t xml:space="preserve"> </w:t>

--- a/docs/GUIDEBOOK.docx
+++ b/docs/GUIDEBOOK.docx
@@ -8820,91 +8820,121 @@
           <w:b/>
           <w:bCs/>
         </w:rPr>
-        <w:t xml:space="preserve">Automatic detection:</w:t>
-      </w:r>
-      <w:r>
-        <w:t xml:space="preserve"> </w:t>
-      </w:r>
-      <w:r>
-        <w:t xml:space="preserve">when a run’s output mentions limit language</w:t>
-      </w:r>
-      <w:r>
-        <w:t xml:space="preserve"> </w:t>
-      </w:r>
-      <w:r>
-        <w:t xml:space="preserve">(</w:t>
-      </w:r>
-      <w:r>
-        <w:t xml:space="preserve">“usage limit”</w:t>
-      </w:r>
-      <w:r>
-        <w:t xml:space="preserve">,</w:t>
-      </w:r>
-      <w:r>
-        <w:t xml:space="preserve"> </w:t>
-      </w:r>
-      <w:r>
-        <w:t xml:space="preserve">“rate limit”</w:t>
-      </w:r>
-      <w:r>
-        <w:t xml:space="preserve">,</w:t>
-      </w:r>
-      <w:r>
-        <w:t xml:space="preserve"> </w:t>
-      </w:r>
-      <w:r>
-        <w:t xml:space="preserve">“quota”</w:t>
-      </w:r>
-      <w:r>
-        <w:t xml:space="preserve">,</w:t>
-      </w:r>
-      <w:r>
-        <w:t xml:space="preserve"> </w:t>
-      </w:r>
-      <w:r>
-        <w:t xml:space="preserve">“resets at”</w:t>
-      </w:r>
-      <w:r>
-        <w:t xml:space="preserve">…), Unio prints</w:t>
-      </w:r>
-      <w:r>
-        <w:t xml:space="preserve"> </w:t>
-      </w:r>
-      <w:r>
-        <w:t xml:space="preserve">the bench suggestion. With</w:t>
-      </w:r>
-      <w:r>
-        <w:t xml:space="preserve"> </w:t>
-      </w:r>
-      <w:r>
-        <w:rPr>
-          <w:rStyle w:val="VerbatimChar"/>
-        </w:rPr>
-        <w:t xml:space="preserve">UNIO_AUTO_OFF=1</w:t>
-      </w:r>
-      <w:r>
-        <w:t xml:space="preserve"> </w:t>
-      </w:r>
-      <w:r>
-        <w:t xml:space="preserve">it benches the agent</w:t>
-      </w:r>
-      <w:r>
-        <w:t xml:space="preserve"> </w:t>
-      </w:r>
-      <w:r>
-        <w:t xml:space="preserve">for 5h by itself — but only when the run actually FAILED, and never</w:t>
-      </w:r>
-      <w:r>
-        <w:t xml:space="preserve"> </w:t>
-      </w:r>
-      <w:r>
-        <w:t xml:space="preserve">when the task text itself is about rate limits (so building a rate</w:t>
-      </w:r>
-      <w:r>
-        <w:t xml:space="preserve"> </w:t>
-      </w:r>
-      <w:r>
-        <w:t xml:space="preserve">limiter cannot bench a healthy agent).</w:t>
+        <w:t xml:space="preserve">Limit observations:</w:t>
+      </w:r>
+      <w:r>
+        <w:t xml:space="preserve"> </w:t>
+      </w:r>
+      <w:r>
+        <w:t xml:space="preserve">a failed run’s normalized final 60 log lines</w:t>
+      </w:r>
+      <w:r>
+        <w:t xml:space="preserve"> </w:t>
+      </w:r>
+      <w:r>
+        <w:t xml:space="preserve">can trigger a warning and a suggested bench command. Failure for this</w:t>
+      </w:r>
+      <w:r>
+        <w:t xml:space="preserve"> </w:t>
+      </w:r>
+      <w:r>
+        <w:t xml:space="preserve">helper means a nonzero actual exit or no commits and no uncommitted</w:t>
+      </w:r>
+      <w:r>
+        <w:t xml:space="preserve"> </w:t>
+      </w:r>
+      <w:r>
+        <w:t xml:space="preserve">files. The warning and ledger</w:t>
+      </w:r>
+      <w:r>
+        <w:t xml:space="preserve"> </w:t>
+      </w:r>
+      <w:r>
+        <w:rPr>
+          <w:rStyle w:val="VerbatimChar"/>
+        </w:rPr>
+        <w:t xml:space="preserve">wall=1</w:t>
+      </w:r>
+      <w:r>
+        <w:t xml:space="preserve"> </w:t>
+      </w:r>
+      <w:r>
+        <w:t xml:space="preserve">mean suspected limit language;</w:t>
+      </w:r>
+      <w:r>
+        <w:t xml:space="preserve"> </w:t>
+      </w:r>
+      <w:r>
+        <w:t xml:space="preserve">printed file text can also match. The raw log keeps the evidence.</w:t>
+      </w:r>
+      <w:r>
+        <w:t xml:space="preserve"> </w:t>
+      </w:r>
+      <w:r>
+        <w:t xml:space="preserve">Worker output never benches an agent.</w:t>
+      </w:r>
+      <w:r>
+        <w:t xml:space="preserve"> </w:t>
+      </w:r>
+      <w:r>
+        <w:rPr>
+          <w:rStyle w:val="VerbatimChar"/>
+        </w:rPr>
+        <w:t xml:space="preserve">UNIO_AUTO_OFF</w:t>
+      </w:r>
+      <w:r>
+        <w:t xml:space="preserve"> </w:t>
+      </w:r>
+      <w:r>
+        <w:t xml:space="preserve">is retained for</w:t>
+      </w:r>
+      <w:r>
+        <w:t xml:space="preserve"> </w:t>
+      </w:r>
+      <w:r>
+        <w:t xml:space="preserve">compatibility with no effect; use</w:t>
+      </w:r>
+      <w:r>
+        <w:t xml:space="preserve"> </w:t>
+      </w:r>
+      <w:r>
+        <w:rPr>
+          <w:rStyle w:val="VerbatimChar"/>
+        </w:rPr>
+        <w:t xml:space="preserve">unio off</w:t>
+      </w:r>
+      <w:r>
+        <w:t xml:space="preserve"> </w:t>
+      </w:r>
+      <w:r>
+        <w:t xml:space="preserve">explicitly after checking</w:t>
+      </w:r>
+      <w:r>
+        <w:t xml:space="preserve"> </w:t>
+      </w:r>
+      <w:r>
+        <w:t xml:space="preserve">the provider’s actual state. Successful work stays</w:t>
+      </w:r>
+      <w:r>
+        <w:t xml:space="preserve"> </w:t>
+      </w:r>
+      <w:r>
+        <w:rPr>
+          <w:rStyle w:val="VerbatimChar"/>
+        </w:rPr>
+        <w:t xml:space="preserve">wall=0</w:t>
+      </w:r>
+      <w:r>
+        <w:t xml:space="preserve"> </w:t>
+      </w:r>
+      <w:r>
+        <w:t xml:space="preserve">regardless</w:t>
+      </w:r>
+      <w:r>
+        <w:t xml:space="preserve"> </w:t>
+      </w:r>
+      <w:r>
+        <w:t xml:space="preserve">of printed limit phrases, and receipts retain the real exit.</w:t>
       </w:r>
     </w:p>
     <w:p>
@@ -13673,27 +13703,45 @@
               <w:pStyle w:val="Compact"/>
             </w:pPr>
             <w:r>
-              <w:t xml:space="preserve">off</w:t>
-            </w:r>
-          </w:p>
-        </w:tc>
-        <w:tc>
-          <w:tcPr/>
-          <w:p>
-            <w:pPr>
-              <w:pStyle w:val="Compact"/>
-            </w:pPr>
+              <w:t xml:space="preserve">ignored</w:t>
+            </w:r>
+          </w:p>
+        </w:tc>
+        <w:tc>
+          <w:tcPr/>
+          <w:p>
+            <w:pPr>
+              <w:pStyle w:val="Compact"/>
+            </w:pPr>
+            <w:r>
+              <w:t xml:space="preserve">Accepted for compatibility; worker output never changes availability. Use explicit</w:t>
+            </w:r>
+            <w:r>
+              <w:t xml:space="preserve"> </w:t>
+            </w:r>
             <w:r>
               <w:rPr>
                 <w:rStyle w:val="VerbatimChar"/>
               </w:rPr>
-              <w:t xml:space="preserve">1</w:t>
+              <w:t xml:space="preserve">unio off</w:t>
             </w:r>
             <w:r>
               <w:t xml:space="preserve"> </w:t>
             </w:r>
             <w:r>
-              <w:t xml:space="preserve">= auto-bench an agent 5h when a FAILED run mentions usage limits (suppressed when the task itself is about limits).</w:t>
+              <w:t xml:space="preserve">/</w:t>
+            </w:r>
+            <w:r>
+              <w:t xml:space="preserve"> </w:t>
+            </w:r>
+            <w:r>
+              <w:rPr>
+                <w:rStyle w:val="VerbatimChar"/>
+              </w:rPr>
+              <w:t xml:space="preserve">unio on</w:t>
+            </w:r>
+            <w:r>
+              <w:t xml:space="preserve">.</w:t>
             </w:r>
           </w:p>
         </w:tc>
